--- a/aurix-brief/AURIX_три_площадки_справка.docx
+++ b/aurix-brief/AURIX_три_площадки_справка.docx
@@ -2398,6 +2398,7 @@
       <w:pPr>
         <w:keepNext/>
         <w:keepLines/>
+        <w:pageBreakBefore/>
         <w:pBdr>
           <w:bottom w:val="single" w:color="A9762F" w:sz="10" w:space="8"/>
         </w:pBdr>
@@ -2414,7 +2415,3568 @@
           <w:sz w:val="36"/>
           <w:szCs w:val="36"/>
         </w:rPr>
-        <w:t xml:space="preserve">Три площадки</w:t>
+        <w:t xml:space="preserve">Большая Ордынка, 25</w:t>
+      </w:r>
+    </w:p>
+    <w:p>
+      <w:pPr>
+        <w:spacing w:after="150" w:line="258" w:lineRule="auto"/>
+        <w:ind w:right="1560"/>
+      </w:pPr>
+      <w:r>
+        <w:rPr>
+          <w:rFonts w:ascii="Arial" w:cs="Arial" w:eastAsia="Arial" w:hAnsi="Arial"/>
+          <w:b w:val="false"/>
+          <w:bCs w:val="false"/>
+          <w:i w:val="false"/>
+          <w:iCs w:val="false"/>
+          <w:color w:val="2A2E38"/>
+          <w:sz w:val="19"/>
+          <w:szCs w:val="19"/>
+        </w:rPr>
+        <w:t xml:space="preserve">Самая крупная и самая продвинутая по документам площадка из трёх. Класс делюкс, концепцию согласовала ГЗК Москвы в марте 2026 года.</w:t>
+      </w:r>
+    </w:p>
+    <w:p>
+      <w:pPr>
+        <w:spacing w:after="34"/>
+        <w:jc w:val="center"/>
+      </w:pPr>
+      <w:r>
+        <w:drawing>
+          <wp:inline distT="0" distB="0" distL="0" distR="0">
+            <wp:extent cx="6124575" cy="2114550"/>
+            <wp:effectExtent t="0" r="0" b="0" l="0"/>
+            <wp:docPr id="1" name="" descr="" title=""/>
+            <wp:cNvGraphicFramePr>
+              <a:graphicFrameLocks xmlns:a="http://schemas.openxmlformats.org/drawingml/2006/main" noChangeAspect="1"/>
+            </wp:cNvGraphicFramePr>
+            <a:graphic xmlns:a="http://schemas.openxmlformats.org/drawingml/2006/main">
+              <a:graphicData uri="http://schemas.openxmlformats.org/drawingml/2006/picture">
+                <pic:pic xmlns:pic="http://schemas.openxmlformats.org/drawingml/2006/picture">
+                  <pic:nvPicPr>
+                    <pic:cNvPr id="0" name="" descr=""/>
+                    <pic:cNvPicPr>
+                      <a:picLocks noChangeAspect="1" noChangeArrowheads="1"/>
+                    </pic:cNvPicPr>
+                  </pic:nvPicPr>
+                  <pic:blipFill>
+                    <a:blip r:embed="rId9" cstate="none"/>
+                    <a:srcRect/>
+                    <a:stretch>
+                      <a:fillRect/>
+                    </a:stretch>
+                  </pic:blipFill>
+                  <pic:spPr bwMode="auto">
+                    <a:xfrm>
+                      <a:off x="0" y="0"/>
+                      <a:ext cx="6124575" cy="2114550"/>
+                    </a:xfrm>
+                    <a:prstGeom prst="rect">
+                      <a:avLst/>
+                    </a:prstGeom>
+                  </pic:spPr>
+                </pic:pic>
+              </a:graphicData>
+            </a:graphic>
+          </wp:inline>
+        </w:drawing>
+      </w:r>
+    </w:p>
+    <w:p>
+      <w:pPr>
+        <w:spacing w:after="220"/>
+        <w:ind w:right="1560"/>
+      </w:pPr>
+      <w:r>
+        <w:rPr>
+          <w:rFonts w:ascii="Arial" w:cs="Arial" w:eastAsia="Arial" w:hAnsi="Arial"/>
+          <w:b w:val="false"/>
+          <w:bCs w:val="false"/>
+          <w:i/>
+          <w:iCs/>
+          <w:color w:val="70788A"/>
+          <w:sz w:val="16"/>
+          <w:szCs w:val="16"/>
+        </w:rPr>
+        <w:t xml:space="preserve">Главный ракурс с улицы: семь этажей, светлый камень, скруглённые эркеры и мансардный уровень.</w:t>
+      </w:r>
+    </w:p>
+    <w:p>
+      <w:pPr>
+        <w:spacing w:after="34"/>
+      </w:pPr>
+      <w:r>
+        <w:rPr>
+          <w:rFonts w:ascii="Arial" w:cs="Arial" w:eastAsia="Arial" w:hAnsi="Arial"/>
+          <w:b w:val="false"/>
+          <w:bCs w:val="false"/>
+          <w:i w:val="false"/>
+          <w:iCs w:val="false"/>
+          <w:color w:val="2A2E38"/>
+          <w:sz w:val="19"/>
+          <w:szCs w:val="19"/>
+        </w:rPr>
+        <w:t xml:space="preserve"/>
+      </w:r>
+    </w:p>
+    <w:tbl>
+      <w:tblPr>
+        <w:tblW w:type="dxa" w:w="9520"/>
+        <w:tblBorders>
+          <w:top w:val="single" w:color="auto" w:sz="4"/>
+          <w:left w:val="single" w:color="auto" w:sz="4"/>
+          <w:bottom w:val="single" w:color="auto" w:sz="4"/>
+          <w:right w:val="single" w:color="auto" w:sz="4"/>
+          <w:insideH w:val="single" w:color="auto" w:sz="4"/>
+          <w:insideV w:val="single" w:color="auto" w:sz="4"/>
+        </w:tblBorders>
+      </w:tblPr>
+      <w:tblGrid>
+        <w:gridCol w:w="4760"/>
+        <w:gridCol w:w="4760"/>
+      </w:tblGrid>
+      <w:tr>
+        <w:tc>
+          <w:tcPr>
+            <w:tcW w:type="dxa" w:w="4760"/>
+            <w:tcBorders>
+              <w:top w:val="none" w:color="auto" w:sz="0"/>
+              <w:left w:val="none" w:color="auto" w:sz="0"/>
+              <w:bottom w:val="none" w:color="auto" w:sz="0"/>
+              <w:right w:val="none" w:color="auto" w:sz="0"/>
+            </w:tcBorders>
+            <w:tcMar>
+              <w:top w:type="dxa" w:w="0"/>
+              <w:left w:type="dxa" w:w="0"/>
+              <w:bottom w:type="dxa" w:w="0"/>
+              <w:right w:type="dxa" w:w="110"/>
+            </w:tcMar>
+          </w:tcPr>
+          <w:p>
+            <w:pPr>
+              <w:spacing w:after="60"/>
+            </w:pPr>
+            <w:r>
+              <w:drawing>
+                <wp:inline distT="0" distB="0" distL="0" distR="0">
+                  <wp:extent cx="2952750" cy="1657350"/>
+                  <wp:effectExtent t="0" r="0" b="0" l="0"/>
+                  <wp:docPr id="1" name="" descr="" title=""/>
+                  <wp:cNvGraphicFramePr>
+                    <a:graphicFrameLocks xmlns:a="http://schemas.openxmlformats.org/drawingml/2006/main" noChangeAspect="1"/>
+                  </wp:cNvGraphicFramePr>
+                  <a:graphic xmlns:a="http://schemas.openxmlformats.org/drawingml/2006/main">
+                    <a:graphicData uri="http://schemas.openxmlformats.org/drawingml/2006/picture">
+                      <pic:pic xmlns:pic="http://schemas.openxmlformats.org/drawingml/2006/picture">
+                        <pic:nvPicPr>
+                          <pic:cNvPr id="0" name="" descr=""/>
+                          <pic:cNvPicPr>
+                            <a:picLocks noChangeAspect="1" noChangeArrowheads="1"/>
+                          </pic:cNvPicPr>
+                        </pic:nvPicPr>
+                        <pic:blipFill>
+                          <a:blip r:embed="rId10" cstate="none"/>
+                          <a:srcRect/>
+                          <a:stretch>
+                            <a:fillRect/>
+                          </a:stretch>
+                        </pic:blipFill>
+                        <pic:spPr bwMode="auto">
+                          <a:xfrm>
+                            <a:off x="0" y="0"/>
+                            <a:ext cx="2952750" cy="1657350"/>
+                          </a:xfrm>
+                          <a:prstGeom prst="rect">
+                            <a:avLst/>
+                          </a:prstGeom>
+                        </pic:spPr>
+                      </pic:pic>
+                    </a:graphicData>
+                  </a:graphic>
+                </wp:inline>
+              </w:drawing>
+            </w:r>
+          </w:p>
+          <w:p>
+            <w:pPr>
+              <w:spacing w:after="0" w:line="220" w:lineRule="auto"/>
+            </w:pPr>
+            <w:r>
+              <w:rPr>
+                <w:rFonts w:ascii="Arial" w:cs="Arial" w:eastAsia="Arial" w:hAnsi="Arial"/>
+                <w:b w:val="false"/>
+                <w:bCs w:val="false"/>
+                <w:i/>
+                <w:iCs/>
+                <w:color w:val="70788A"/>
+                <w:sz w:val="15"/>
+                <w:szCs w:val="15"/>
+              </w:rPr>
+              <w:t xml:space="preserve">Фасад по улице: витражное остекление и первые этажи под коммерцию.</w:t>
+            </w:r>
+          </w:p>
+        </w:tc>
+        <w:tc>
+          <w:tcPr>
+            <w:tcW w:type="dxa" w:w="4760"/>
+            <w:tcBorders>
+              <w:top w:val="none" w:color="auto" w:sz="0"/>
+              <w:left w:val="none" w:color="auto" w:sz="0"/>
+              <w:bottom w:val="none" w:color="auto" w:sz="0"/>
+              <w:right w:val="none" w:color="auto" w:sz="0"/>
+            </w:tcBorders>
+            <w:tcMar>
+              <w:top w:type="dxa" w:w="0"/>
+              <w:left w:type="dxa" w:w="110"/>
+              <w:bottom w:type="dxa" w:w="0"/>
+              <w:right w:type="dxa" w:w="0"/>
+            </w:tcMar>
+          </w:tcPr>
+          <w:p>
+            <w:pPr>
+              <w:spacing w:after="60"/>
+            </w:pPr>
+            <w:r>
+              <w:drawing>
+                <wp:inline distT="0" distB="0" distL="0" distR="0">
+                  <wp:extent cx="2952750" cy="1657350"/>
+                  <wp:effectExtent t="0" r="0" b="0" l="0"/>
+                  <wp:docPr id="1" name="" descr="" title=""/>
+                  <wp:cNvGraphicFramePr>
+                    <a:graphicFrameLocks xmlns:a="http://schemas.openxmlformats.org/drawingml/2006/main" noChangeAspect="1"/>
+                  </wp:cNvGraphicFramePr>
+                  <a:graphic xmlns:a="http://schemas.openxmlformats.org/drawingml/2006/main">
+                    <a:graphicData uri="http://schemas.openxmlformats.org/drawingml/2006/picture">
+                      <pic:pic xmlns:pic="http://schemas.openxmlformats.org/drawingml/2006/picture">
+                        <pic:nvPicPr>
+                          <pic:cNvPr id="0" name="" descr=""/>
+                          <pic:cNvPicPr>
+                            <a:picLocks noChangeAspect="1" noChangeArrowheads="1"/>
+                          </pic:cNvPicPr>
+                        </pic:nvPicPr>
+                        <pic:blipFill>
+                          <a:blip r:embed="rId11" cstate="none"/>
+                          <a:srcRect/>
+                          <a:stretch>
+                            <a:fillRect/>
+                          </a:stretch>
+                        </pic:blipFill>
+                        <pic:spPr bwMode="auto">
+                          <a:xfrm>
+                            <a:off x="0" y="0"/>
+                            <a:ext cx="2952750" cy="1657350"/>
+                          </a:xfrm>
+                          <a:prstGeom prst="rect">
+                            <a:avLst/>
+                          </a:prstGeom>
+                        </pic:spPr>
+                      </pic:pic>
+                    </a:graphicData>
+                  </a:graphic>
+                </wp:inline>
+              </w:drawing>
+            </w:r>
+          </w:p>
+          <w:p>
+            <w:pPr>
+              <w:spacing w:after="0" w:line="220" w:lineRule="auto"/>
+            </w:pPr>
+            <w:r>
+              <w:rPr>
+                <w:rFonts w:ascii="Arial" w:cs="Arial" w:eastAsia="Arial" w:hAnsi="Arial"/>
+                <w:b w:val="false"/>
+                <w:bCs w:val="false"/>
+                <w:i/>
+                <w:iCs/>
+                <w:color w:val="70788A"/>
+                <w:sz w:val="15"/>
+                <w:szCs w:val="15"/>
+              </w:rPr>
+              <w:t xml:space="preserve">Внутренний двор — закрытый, с озеленением и вечерним светом.</w:t>
+            </w:r>
+          </w:p>
+        </w:tc>
+      </w:tr>
+    </w:tbl>
+    <w:p>
+      <w:pPr>
+        <w:spacing w:after="36"/>
+      </w:pPr>
+      <w:r>
+        <w:rPr>
+          <w:rFonts w:ascii="Arial" w:cs="Arial" w:eastAsia="Arial" w:hAnsi="Arial"/>
+          <w:b w:val="false"/>
+          <w:bCs w:val="false"/>
+          <w:i w:val="false"/>
+          <w:iCs w:val="false"/>
+          <w:color w:val="2A2E38"/>
+          <w:sz w:val="19"/>
+          <w:szCs w:val="19"/>
+        </w:rPr>
+        <w:t xml:space="preserve"/>
+      </w:r>
+    </w:p>
+    <w:tbl>
+      <w:tblPr>
+        <w:tblW w:type="dxa" w:w="9638"/>
+        <w:tblBorders>
+          <w:top w:val="single" w:color="auto" w:sz="4"/>
+          <w:left w:val="single" w:color="auto" w:sz="4"/>
+          <w:bottom w:val="single" w:color="auto" w:sz="4"/>
+          <w:right w:val="single" w:color="auto" w:sz="4"/>
+          <w:insideH w:val="single" w:color="auto" w:sz="4"/>
+          <w:insideV w:val="single" w:color="auto" w:sz="4"/>
+        </w:tblBorders>
+      </w:tblPr>
+      <w:tblGrid>
+        <w:gridCol w:w="1900"/>
+        <w:gridCol w:w="2919"/>
+        <w:gridCol w:w="1900"/>
+        <w:gridCol w:w="2919"/>
+      </w:tblGrid>
+      <w:tr>
+        <w:tc>
+          <w:tcPr>
+            <w:tcW w:type="dxa" w:w="1900"/>
+            <w:tcBorders>
+              <w:top w:val="none" w:color="auto" w:sz="0"/>
+              <w:left w:val="none" w:color="auto" w:sz="0"/>
+              <w:bottom w:val="none" w:color="auto" w:sz="0"/>
+              <w:right w:val="none" w:color="auto" w:sz="0"/>
+            </w:tcBorders>
+            <w:shd w:fill="FAF8F5" w:color="auto" w:val="clear"/>
+            <w:tcMar>
+              <w:top w:type="dxa" w:w="58"/>
+              <w:left w:type="dxa" w:w="170"/>
+              <w:bottom w:type="dxa" w:w="58"/>
+              <w:right w:type="dxa" w:w="60"/>
+            </w:tcMar>
+            <w:vAlign w:val="center"/>
+          </w:tcPr>
+          <w:p>
+            <w:pPr>
+              <w:spacing w:after="0" w:line="220" w:lineRule="auto"/>
+            </w:pPr>
+            <w:r>
+              <w:rPr>
+                <w:rFonts w:ascii="Arial" w:cs="Arial" w:eastAsia="Arial" w:hAnsi="Arial"/>
+                <w:b w:val="false"/>
+                <w:bCs w:val="false"/>
+                <w:i w:val="false"/>
+                <w:iCs w:val="false"/>
+                <w:caps/>
+                <w:color w:val="70788A"/>
+                <w:spacing w:val="16"/>
+                <w:sz w:val="14"/>
+                <w:szCs w:val="14"/>
+              </w:rPr>
+              <w:t xml:space="preserve">Адрес</w:t>
+            </w:r>
+          </w:p>
+        </w:tc>
+        <w:tc>
+          <w:tcPr>
+            <w:tcW w:type="dxa" w:w="2919"/>
+            <w:tcBorders>
+              <w:top w:val="none" w:color="auto" w:sz="0"/>
+              <w:left w:val="none" w:color="auto" w:sz="0"/>
+              <w:bottom w:val="none" w:color="auto" w:sz="0"/>
+              <w:right w:val="none" w:color="auto" w:sz="0"/>
+            </w:tcBorders>
+            <w:shd w:fill="FAF8F5" w:color="auto" w:val="clear"/>
+            <w:tcMar>
+              <w:top w:type="dxa" w:w="58"/>
+              <w:left w:type="dxa" w:w="60"/>
+              <w:bottom w:type="dxa" w:w="58"/>
+              <w:right w:type="dxa" w:w="60"/>
+            </w:tcMar>
+            <w:vAlign w:val="center"/>
+          </w:tcPr>
+          <w:p>
+            <w:pPr>
+              <w:spacing w:after="0" w:line="220" w:lineRule="auto"/>
+            </w:pPr>
+            <w:r>
+              <w:rPr>
+                <w:rFonts w:ascii="Arial" w:cs="Arial" w:eastAsia="Arial" w:hAnsi="Arial"/>
+                <w:b/>
+                <w:bCs/>
+                <w:i w:val="false"/>
+                <w:iCs w:val="false"/>
+                <w:color w:val="1F2A44"/>
+                <w:sz w:val="17"/>
+                <w:szCs w:val="17"/>
+              </w:rPr>
+              <w:t xml:space="preserve">ул. Большая Ордынка, 25, стр. 1 и 4</w:t>
+            </w:r>
+          </w:p>
+        </w:tc>
+        <w:tc>
+          <w:tcPr>
+            <w:tcW w:type="dxa" w:w="1900"/>
+            <w:tcBorders>
+              <w:top w:val="none" w:color="auto" w:sz="0"/>
+              <w:left w:val="none" w:color="auto" w:sz="0"/>
+              <w:bottom w:val="none" w:color="auto" w:sz="0"/>
+              <w:right w:val="none" w:color="auto" w:sz="0"/>
+            </w:tcBorders>
+            <w:shd w:fill="FAF8F5" w:color="auto" w:val="clear"/>
+            <w:tcMar>
+              <w:top w:type="dxa" w:w="58"/>
+              <w:left w:type="dxa" w:w="220"/>
+              <w:bottom w:type="dxa" w:w="58"/>
+              <w:right w:type="dxa" w:w="60"/>
+            </w:tcMar>
+            <w:vAlign w:val="center"/>
+          </w:tcPr>
+          <w:p>
+            <w:pPr>
+              <w:spacing w:after="0" w:line="220" w:lineRule="auto"/>
+            </w:pPr>
+            <w:r>
+              <w:rPr>
+                <w:rFonts w:ascii="Arial" w:cs="Arial" w:eastAsia="Arial" w:hAnsi="Arial"/>
+                <w:b w:val="false"/>
+                <w:bCs w:val="false"/>
+                <w:i w:val="false"/>
+                <w:iCs w:val="false"/>
+                <w:caps/>
+                <w:color w:val="70788A"/>
+                <w:spacing w:val="16"/>
+                <w:sz w:val="14"/>
+                <w:szCs w:val="14"/>
+              </w:rPr>
+              <w:t xml:space="preserve">Район</w:t>
+            </w:r>
+          </w:p>
+        </w:tc>
+        <w:tc>
+          <w:tcPr>
+            <w:tcW w:type="dxa" w:w="2919"/>
+            <w:tcBorders>
+              <w:top w:val="none" w:color="auto" w:sz="0"/>
+              <w:left w:val="none" w:color="auto" w:sz="0"/>
+              <w:bottom w:val="none" w:color="auto" w:sz="0"/>
+              <w:right w:val="none" w:color="auto" w:sz="0"/>
+            </w:tcBorders>
+            <w:shd w:fill="FAF8F5" w:color="auto" w:val="clear"/>
+            <w:tcMar>
+              <w:top w:type="dxa" w:w="58"/>
+              <w:left w:type="dxa" w:w="60"/>
+              <w:bottom w:type="dxa" w:w="58"/>
+              <w:right w:type="dxa" w:w="170"/>
+            </w:tcMar>
+            <w:vAlign w:val="center"/>
+          </w:tcPr>
+          <w:p>
+            <w:pPr>
+              <w:spacing w:after="0" w:line="220" w:lineRule="auto"/>
+            </w:pPr>
+            <w:r>
+              <w:rPr>
+                <w:rFonts w:ascii="Arial" w:cs="Arial" w:eastAsia="Arial" w:hAnsi="Arial"/>
+                <w:b/>
+                <w:bCs/>
+                <w:i w:val="false"/>
+                <w:iCs w:val="false"/>
+                <w:color w:val="1F2A44"/>
+                <w:sz w:val="17"/>
+                <w:szCs w:val="17"/>
+              </w:rPr>
+              <w:t xml:space="preserve">ЦАО, Замоскворечье · м. «Третьяковская»</w:t>
+            </w:r>
+          </w:p>
+        </w:tc>
+      </w:tr>
+      <w:tr>
+        <w:tc>
+          <w:tcPr>
+            <w:tcW w:type="dxa" w:w="1900"/>
+            <w:tcBorders>
+              <w:top w:val="none" w:color="auto" w:sz="0"/>
+              <w:left w:val="none" w:color="auto" w:sz="0"/>
+              <w:bottom w:val="none" w:color="auto" w:sz="0"/>
+              <w:right w:val="none" w:color="auto" w:sz="0"/>
+            </w:tcBorders>
+            <w:tcMar>
+              <w:top w:type="dxa" w:w="58"/>
+              <w:left w:type="dxa" w:w="170"/>
+              <w:bottom w:type="dxa" w:w="58"/>
+              <w:right w:type="dxa" w:w="60"/>
+            </w:tcMar>
+            <w:vAlign w:val="center"/>
+          </w:tcPr>
+          <w:p>
+            <w:pPr>
+              <w:spacing w:after="0" w:line="220" w:lineRule="auto"/>
+            </w:pPr>
+            <w:r>
+              <w:rPr>
+                <w:rFonts w:ascii="Arial" w:cs="Arial" w:eastAsia="Arial" w:hAnsi="Arial"/>
+                <w:b w:val="false"/>
+                <w:bCs w:val="false"/>
+                <w:i w:val="false"/>
+                <w:iCs w:val="false"/>
+                <w:caps/>
+                <w:color w:val="70788A"/>
+                <w:spacing w:val="16"/>
+                <w:sz w:val="14"/>
+                <w:szCs w:val="14"/>
+              </w:rPr>
+              <w:t xml:space="preserve">Что было</w:t>
+            </w:r>
+          </w:p>
+        </w:tc>
+        <w:tc>
+          <w:tcPr>
+            <w:tcW w:type="dxa" w:w="2919"/>
+            <w:tcBorders>
+              <w:top w:val="none" w:color="auto" w:sz="0"/>
+              <w:left w:val="none" w:color="auto" w:sz="0"/>
+              <w:bottom w:val="none" w:color="auto" w:sz="0"/>
+              <w:right w:val="none" w:color="auto" w:sz="0"/>
+            </w:tcBorders>
+            <w:tcMar>
+              <w:top w:type="dxa" w:w="58"/>
+              <w:left w:type="dxa" w:w="60"/>
+              <w:bottom w:type="dxa" w:w="58"/>
+              <w:right w:type="dxa" w:w="60"/>
+            </w:tcMar>
+            <w:vAlign w:val="center"/>
+          </w:tcPr>
+          <w:p>
+            <w:pPr>
+              <w:spacing w:after="0" w:line="220" w:lineRule="auto"/>
+            </w:pPr>
+            <w:r>
+              <w:rPr>
+                <w:rFonts w:ascii="Arial" w:cs="Arial" w:eastAsia="Arial" w:hAnsi="Arial"/>
+                <w:b/>
+                <w:bCs/>
+                <w:i w:val="false"/>
+                <w:iCs w:val="false"/>
+                <w:color w:val="1F2A44"/>
+                <w:sz w:val="17"/>
+                <w:szCs w:val="17"/>
+              </w:rPr>
+              <w:t xml:space="preserve">Первая московская АТС, 1927 год</w:t>
+            </w:r>
+          </w:p>
+        </w:tc>
+        <w:tc>
+          <w:tcPr>
+            <w:tcW w:type="dxa" w:w="1900"/>
+            <w:tcBorders>
+              <w:top w:val="none" w:color="auto" w:sz="0"/>
+              <w:left w:val="none" w:color="auto" w:sz="0"/>
+              <w:bottom w:val="none" w:color="auto" w:sz="0"/>
+              <w:right w:val="none" w:color="auto" w:sz="0"/>
+            </w:tcBorders>
+            <w:tcMar>
+              <w:top w:type="dxa" w:w="58"/>
+              <w:left w:type="dxa" w:w="220"/>
+              <w:bottom w:type="dxa" w:w="58"/>
+              <w:right w:type="dxa" w:w="60"/>
+            </w:tcMar>
+            <w:vAlign w:val="center"/>
+          </w:tcPr>
+          <w:p>
+            <w:pPr>
+              <w:spacing w:after="0" w:line="220" w:lineRule="auto"/>
+            </w:pPr>
+            <w:r>
+              <w:rPr>
+                <w:rFonts w:ascii="Arial" w:cs="Arial" w:eastAsia="Arial" w:hAnsi="Arial"/>
+                <w:b w:val="false"/>
+                <w:bCs w:val="false"/>
+                <w:i w:val="false"/>
+                <w:iCs w:val="false"/>
+                <w:caps/>
+                <w:color w:val="70788A"/>
+                <w:spacing w:val="16"/>
+                <w:sz w:val="14"/>
+                <w:szCs w:val="14"/>
+              </w:rPr>
+              <w:t xml:space="preserve">Площадь проекта</w:t>
+            </w:r>
+          </w:p>
+        </w:tc>
+        <w:tc>
+          <w:tcPr>
+            <w:tcW w:type="dxa" w:w="2919"/>
+            <w:tcBorders>
+              <w:top w:val="none" w:color="auto" w:sz="0"/>
+              <w:left w:val="none" w:color="auto" w:sz="0"/>
+              <w:bottom w:val="none" w:color="auto" w:sz="0"/>
+              <w:right w:val="none" w:color="auto" w:sz="0"/>
+            </w:tcBorders>
+            <w:tcMar>
+              <w:top w:type="dxa" w:w="58"/>
+              <w:left w:type="dxa" w:w="60"/>
+              <w:bottom w:type="dxa" w:w="58"/>
+              <w:right w:type="dxa" w:w="170"/>
+            </w:tcMar>
+            <w:vAlign w:val="center"/>
+          </w:tcPr>
+          <w:p>
+            <w:pPr>
+              <w:spacing w:after="0" w:line="220" w:lineRule="auto"/>
+            </w:pPr>
+            <w:r>
+              <w:rPr>
+                <w:rFonts w:ascii="Arial" w:cs="Arial" w:eastAsia="Arial" w:hAnsi="Arial"/>
+                <w:b/>
+                <w:bCs/>
+                <w:i w:val="false"/>
+                <w:iCs w:val="false"/>
+                <w:color w:val="1F2A44"/>
+                <w:sz w:val="17"/>
+                <w:szCs w:val="17"/>
+              </w:rPr>
+              <w:t xml:space="preserve">17 300 м²</w:t>
+            </w:r>
+          </w:p>
+        </w:tc>
+      </w:tr>
+      <w:tr>
+        <w:tc>
+          <w:tcPr>
+            <w:tcW w:type="dxa" w:w="1900"/>
+            <w:tcBorders>
+              <w:top w:val="none" w:color="auto" w:sz="0"/>
+              <w:left w:val="none" w:color="auto" w:sz="0"/>
+              <w:bottom w:val="none" w:color="auto" w:sz="0"/>
+              <w:right w:val="none" w:color="auto" w:sz="0"/>
+            </w:tcBorders>
+            <w:shd w:fill="FAF8F5" w:color="auto" w:val="clear"/>
+            <w:tcMar>
+              <w:top w:type="dxa" w:w="58"/>
+              <w:left w:type="dxa" w:w="170"/>
+              <w:bottom w:type="dxa" w:w="58"/>
+              <w:right w:type="dxa" w:w="60"/>
+            </w:tcMar>
+            <w:vAlign w:val="center"/>
+          </w:tcPr>
+          <w:p>
+            <w:pPr>
+              <w:spacing w:after="0" w:line="220" w:lineRule="auto"/>
+            </w:pPr>
+            <w:r>
+              <w:rPr>
+                <w:rFonts w:ascii="Arial" w:cs="Arial" w:eastAsia="Arial" w:hAnsi="Arial"/>
+                <w:b w:val="false"/>
+                <w:bCs w:val="false"/>
+                <w:i w:val="false"/>
+                <w:iCs w:val="false"/>
+                <w:caps/>
+                <w:color w:val="70788A"/>
+                <w:spacing w:val="16"/>
+                <w:sz w:val="14"/>
+                <w:szCs w:val="14"/>
+              </w:rPr>
+              <w:t xml:space="preserve">Этажность</w:t>
+            </w:r>
+          </w:p>
+        </w:tc>
+        <w:tc>
+          <w:tcPr>
+            <w:tcW w:type="dxa" w:w="2919"/>
+            <w:tcBorders>
+              <w:top w:val="none" w:color="auto" w:sz="0"/>
+              <w:left w:val="none" w:color="auto" w:sz="0"/>
+              <w:bottom w:val="none" w:color="auto" w:sz="0"/>
+              <w:right w:val="none" w:color="auto" w:sz="0"/>
+            </w:tcBorders>
+            <w:shd w:fill="FAF8F5" w:color="auto" w:val="clear"/>
+            <w:tcMar>
+              <w:top w:type="dxa" w:w="58"/>
+              <w:left w:type="dxa" w:w="60"/>
+              <w:bottom w:type="dxa" w:w="58"/>
+              <w:right w:type="dxa" w:w="60"/>
+            </w:tcMar>
+            <w:vAlign w:val="center"/>
+          </w:tcPr>
+          <w:p>
+            <w:pPr>
+              <w:spacing w:after="0" w:line="220" w:lineRule="auto"/>
+            </w:pPr>
+            <w:r>
+              <w:rPr>
+                <w:rFonts w:ascii="Arial" w:cs="Arial" w:eastAsia="Arial" w:hAnsi="Arial"/>
+                <w:b/>
+                <w:bCs/>
+                <w:i w:val="false"/>
+                <w:iCs w:val="false"/>
+                <w:color w:val="1F2A44"/>
+                <w:sz w:val="17"/>
+                <w:szCs w:val="17"/>
+              </w:rPr>
+              <w:t xml:space="preserve">7 этажей и мансардный уровень</w:t>
+            </w:r>
+          </w:p>
+        </w:tc>
+        <w:tc>
+          <w:tcPr>
+            <w:tcW w:type="dxa" w:w="1900"/>
+            <w:tcBorders>
+              <w:top w:val="none" w:color="auto" w:sz="0"/>
+              <w:left w:val="none" w:color="auto" w:sz="0"/>
+              <w:bottom w:val="none" w:color="auto" w:sz="0"/>
+              <w:right w:val="none" w:color="auto" w:sz="0"/>
+            </w:tcBorders>
+            <w:shd w:fill="FAF8F5" w:color="auto" w:val="clear"/>
+            <w:tcMar>
+              <w:top w:type="dxa" w:w="58"/>
+              <w:left w:type="dxa" w:w="220"/>
+              <w:bottom w:type="dxa" w:w="58"/>
+              <w:right w:type="dxa" w:w="60"/>
+            </w:tcMar>
+            <w:vAlign w:val="center"/>
+          </w:tcPr>
+          <w:p>
+            <w:pPr>
+              <w:spacing w:after="0" w:line="220" w:lineRule="auto"/>
+            </w:pPr>
+            <w:r>
+              <w:rPr>
+                <w:rFonts w:ascii="Arial" w:cs="Arial" w:eastAsia="Arial" w:hAnsi="Arial"/>
+                <w:b w:val="false"/>
+                <w:bCs w:val="false"/>
+                <w:i w:val="false"/>
+                <w:iCs w:val="false"/>
+                <w:caps/>
+                <w:color w:val="70788A"/>
+                <w:spacing w:val="16"/>
+                <w:sz w:val="14"/>
+                <w:szCs w:val="14"/>
+              </w:rPr>
+              <w:t xml:space="preserve">Квартир</w:t>
+            </w:r>
+          </w:p>
+        </w:tc>
+        <w:tc>
+          <w:tcPr>
+            <w:tcW w:type="dxa" w:w="2919"/>
+            <w:tcBorders>
+              <w:top w:val="none" w:color="auto" w:sz="0"/>
+              <w:left w:val="none" w:color="auto" w:sz="0"/>
+              <w:bottom w:val="none" w:color="auto" w:sz="0"/>
+              <w:right w:val="none" w:color="auto" w:sz="0"/>
+            </w:tcBorders>
+            <w:shd w:fill="FAF8F5" w:color="auto" w:val="clear"/>
+            <w:tcMar>
+              <w:top w:type="dxa" w:w="58"/>
+              <w:left w:type="dxa" w:w="60"/>
+              <w:bottom w:type="dxa" w:w="58"/>
+              <w:right w:type="dxa" w:w="170"/>
+            </w:tcMar>
+            <w:vAlign w:val="center"/>
+          </w:tcPr>
+          <w:p>
+            <w:pPr>
+              <w:spacing w:after="0" w:line="220" w:lineRule="auto"/>
+            </w:pPr>
+            <w:r>
+              <w:rPr>
+                <w:rFonts w:ascii="Arial" w:cs="Arial" w:eastAsia="Arial" w:hAnsi="Arial"/>
+                <w:b/>
+                <w:bCs/>
+                <w:i w:val="false"/>
+                <w:iCs w:val="false"/>
+                <w:color w:val="1F2A44"/>
+                <w:sz w:val="17"/>
+                <w:szCs w:val="17"/>
+              </w:rPr>
+              <w:t xml:space="preserve">Не раскрыто</w:t>
+            </w:r>
+          </w:p>
+        </w:tc>
+      </w:tr>
+      <w:tr>
+        <w:tc>
+          <w:tcPr>
+            <w:tcW w:type="dxa" w:w="1900"/>
+            <w:tcBorders>
+              <w:top w:val="none" w:color="auto" w:sz="0"/>
+              <w:left w:val="none" w:color="auto" w:sz="0"/>
+              <w:bottom w:val="none" w:color="auto" w:sz="0"/>
+              <w:right w:val="none" w:color="auto" w:sz="0"/>
+            </w:tcBorders>
+            <w:tcMar>
+              <w:top w:type="dxa" w:w="58"/>
+              <w:left w:type="dxa" w:w="170"/>
+              <w:bottom w:type="dxa" w:w="58"/>
+              <w:right w:type="dxa" w:w="60"/>
+            </w:tcMar>
+            <w:vAlign w:val="center"/>
+          </w:tcPr>
+          <w:p>
+            <w:pPr>
+              <w:spacing w:after="0" w:line="220" w:lineRule="auto"/>
+            </w:pPr>
+            <w:r>
+              <w:rPr>
+                <w:rFonts w:ascii="Arial" w:cs="Arial" w:eastAsia="Arial" w:hAnsi="Arial"/>
+                <w:b w:val="false"/>
+                <w:bCs w:val="false"/>
+                <w:i w:val="false"/>
+                <w:iCs w:val="false"/>
+                <w:caps/>
+                <w:color w:val="70788A"/>
+                <w:spacing w:val="16"/>
+                <w:sz w:val="14"/>
+                <w:szCs w:val="14"/>
+              </w:rPr>
+              <w:t xml:space="preserve">Класс и отделка</w:t>
+            </w:r>
+          </w:p>
+        </w:tc>
+        <w:tc>
+          <w:tcPr>
+            <w:tcW w:type="dxa" w:w="2919"/>
+            <w:tcBorders>
+              <w:top w:val="none" w:color="auto" w:sz="0"/>
+              <w:left w:val="none" w:color="auto" w:sz="0"/>
+              <w:bottom w:val="none" w:color="auto" w:sz="0"/>
+              <w:right w:val="none" w:color="auto" w:sz="0"/>
+            </w:tcBorders>
+            <w:tcMar>
+              <w:top w:type="dxa" w:w="58"/>
+              <w:left w:type="dxa" w:w="60"/>
+              <w:bottom w:type="dxa" w:w="58"/>
+              <w:right w:type="dxa" w:w="60"/>
+            </w:tcMar>
+            <w:vAlign w:val="center"/>
+          </w:tcPr>
+          <w:p>
+            <w:pPr>
+              <w:spacing w:after="0" w:line="220" w:lineRule="auto"/>
+            </w:pPr>
+            <w:r>
+              <w:rPr>
+                <w:rFonts w:ascii="Arial" w:cs="Arial" w:eastAsia="Arial" w:hAnsi="Arial"/>
+                <w:b/>
+                <w:bCs/>
+                <w:i w:val="false"/>
+                <w:iCs w:val="false"/>
+                <w:color w:val="1F2A44"/>
+                <w:sz w:val="17"/>
+                <w:szCs w:val="17"/>
+              </w:rPr>
+              <w:t xml:space="preserve">Делюкс · white box, опция полной отделки</w:t>
+            </w:r>
+          </w:p>
+        </w:tc>
+        <w:tc>
+          <w:tcPr>
+            <w:tcW w:type="dxa" w:w="1900"/>
+            <w:tcBorders>
+              <w:top w:val="none" w:color="auto" w:sz="0"/>
+              <w:left w:val="none" w:color="auto" w:sz="0"/>
+              <w:bottom w:val="none" w:color="auto" w:sz="0"/>
+              <w:right w:val="none" w:color="auto" w:sz="0"/>
+            </w:tcBorders>
+            <w:tcMar>
+              <w:top w:type="dxa" w:w="58"/>
+              <w:left w:type="dxa" w:w="220"/>
+              <w:bottom w:type="dxa" w:w="58"/>
+              <w:right w:type="dxa" w:w="60"/>
+            </w:tcMar>
+            <w:vAlign w:val="center"/>
+          </w:tcPr>
+          <w:p>
+            <w:pPr>
+              <w:spacing w:after="0" w:line="220" w:lineRule="auto"/>
+            </w:pPr>
+            <w:r>
+              <w:rPr>
+                <w:rFonts w:ascii="Arial" w:cs="Arial" w:eastAsia="Arial" w:hAnsi="Arial"/>
+                <w:b w:val="false"/>
+                <w:bCs w:val="false"/>
+                <w:i w:val="false"/>
+                <w:iCs w:val="false"/>
+                <w:caps/>
+                <w:color w:val="70788A"/>
+                <w:spacing w:val="16"/>
+                <w:sz w:val="14"/>
+                <w:szCs w:val="14"/>
+              </w:rPr>
+              <w:t xml:space="preserve">Архитектура</w:t>
+            </w:r>
+          </w:p>
+        </w:tc>
+        <w:tc>
+          <w:tcPr>
+            <w:tcW w:type="dxa" w:w="2919"/>
+            <w:tcBorders>
+              <w:top w:val="none" w:color="auto" w:sz="0"/>
+              <w:left w:val="none" w:color="auto" w:sz="0"/>
+              <w:bottom w:val="none" w:color="auto" w:sz="0"/>
+              <w:right w:val="none" w:color="auto" w:sz="0"/>
+            </w:tcBorders>
+            <w:tcMar>
+              <w:top w:type="dxa" w:w="58"/>
+              <w:left w:type="dxa" w:w="60"/>
+              <w:bottom w:type="dxa" w:w="58"/>
+              <w:right w:type="dxa" w:w="170"/>
+            </w:tcMar>
+            <w:vAlign w:val="center"/>
+          </w:tcPr>
+          <w:p>
+            <w:pPr>
+              <w:spacing w:after="0" w:line="220" w:lineRule="auto"/>
+            </w:pPr>
+            <w:r>
+              <w:rPr>
+                <w:rFonts w:ascii="Arial" w:cs="Arial" w:eastAsia="Arial" w:hAnsi="Arial"/>
+                <w:b/>
+                <w:bCs/>
+                <w:i w:val="false"/>
+                <w:iCs w:val="false"/>
+                <w:color w:val="1F2A44"/>
+                <w:sz w:val="17"/>
+                <w:szCs w:val="17"/>
+              </w:rPr>
+              <w:t xml:space="preserve">Бюро «ЭталонПроект», концепция 2025 года</w:t>
+            </w:r>
+          </w:p>
+        </w:tc>
+      </w:tr>
+      <w:tr>
+        <w:tc>
+          <w:tcPr>
+            <w:tcW w:type="dxa" w:w="1900"/>
+            <w:tcBorders>
+              <w:top w:val="none" w:color="auto" w:sz="0"/>
+              <w:left w:val="none" w:color="auto" w:sz="0"/>
+              <w:bottom w:val="none" w:color="auto" w:sz="0"/>
+              <w:right w:val="none" w:color="auto" w:sz="0"/>
+            </w:tcBorders>
+            <w:shd w:fill="FAF8F5" w:color="auto" w:val="clear"/>
+            <w:tcMar>
+              <w:top w:type="dxa" w:w="58"/>
+              <w:left w:type="dxa" w:w="170"/>
+              <w:bottom w:type="dxa" w:w="58"/>
+              <w:right w:type="dxa" w:w="60"/>
+            </w:tcMar>
+            <w:vAlign w:val="center"/>
+          </w:tcPr>
+          <w:p>
+            <w:pPr>
+              <w:spacing w:after="0" w:line="220" w:lineRule="auto"/>
+            </w:pPr>
+            <w:r>
+              <w:rPr>
+                <w:rFonts w:ascii="Arial" w:cs="Arial" w:eastAsia="Arial" w:hAnsi="Arial"/>
+                <w:b w:val="false"/>
+                <w:bCs w:val="false"/>
+                <w:i w:val="false"/>
+                <w:iCs w:val="false"/>
+                <w:caps/>
+                <w:color w:val="70788A"/>
+                <w:spacing w:val="16"/>
+                <w:sz w:val="14"/>
+                <w:szCs w:val="14"/>
+              </w:rPr>
+              <w:t xml:space="preserve">Статус</w:t>
+            </w:r>
+          </w:p>
+        </w:tc>
+        <w:tc>
+          <w:tcPr>
+            <w:tcW w:type="dxa" w:w="2919"/>
+            <w:tcBorders>
+              <w:top w:val="none" w:color="auto" w:sz="0"/>
+              <w:left w:val="none" w:color="auto" w:sz="0"/>
+              <w:bottom w:val="none" w:color="auto" w:sz="0"/>
+              <w:right w:val="none" w:color="auto" w:sz="0"/>
+            </w:tcBorders>
+            <w:shd w:fill="FAF8F5" w:color="auto" w:val="clear"/>
+            <w:tcMar>
+              <w:top w:type="dxa" w:w="58"/>
+              <w:left w:type="dxa" w:w="60"/>
+              <w:bottom w:type="dxa" w:w="58"/>
+              <w:right w:type="dxa" w:w="60"/>
+            </w:tcMar>
+            <w:vAlign w:val="center"/>
+          </w:tcPr>
+          <w:p>
+            <w:pPr>
+              <w:spacing w:after="0" w:line="220" w:lineRule="auto"/>
+            </w:pPr>
+            <w:r>
+              <w:rPr>
+                <w:rFonts w:ascii="Arial" w:cs="Arial" w:eastAsia="Arial" w:hAnsi="Arial"/>
+                <w:b/>
+                <w:bCs/>
+                <w:i w:val="false"/>
+                <w:iCs w:val="false"/>
+                <w:color w:val="1F2A44"/>
+                <w:sz w:val="17"/>
+                <w:szCs w:val="17"/>
+              </w:rPr>
+              <w:t xml:space="preserve">Концепцию согласовала ГЗК в марте 2026 года</w:t>
+            </w:r>
+          </w:p>
+        </w:tc>
+        <w:tc>
+          <w:tcPr>
+            <w:tcW w:type="dxa" w:w="1900"/>
+            <w:tcBorders>
+              <w:top w:val="none" w:color="auto" w:sz="0"/>
+              <w:left w:val="none" w:color="auto" w:sz="0"/>
+              <w:bottom w:val="none" w:color="auto" w:sz="0"/>
+              <w:right w:val="none" w:color="auto" w:sz="0"/>
+            </w:tcBorders>
+            <w:shd w:fill="FAF8F5" w:color="auto" w:val="clear"/>
+            <w:tcMar>
+              <w:top w:type="dxa" w:w="58"/>
+              <w:left w:type="dxa" w:w="220"/>
+              <w:bottom w:type="dxa" w:w="58"/>
+              <w:right w:type="dxa" w:w="60"/>
+            </w:tcMar>
+            <w:vAlign w:val="center"/>
+          </w:tcPr>
+          <w:p>
+            <w:pPr>
+              <w:spacing w:after="0" w:line="220" w:lineRule="auto"/>
+            </w:pPr>
+            <w:r>
+              <w:rPr>
+                <w:rFonts w:ascii="Arial" w:cs="Arial" w:eastAsia="Arial" w:hAnsi="Arial"/>
+                <w:b w:val="false"/>
+                <w:bCs w:val="false"/>
+                <w:i w:val="false"/>
+                <w:iCs w:val="false"/>
+                <w:caps/>
+                <w:color w:val="70788A"/>
+                <w:spacing w:val="16"/>
+                <w:sz w:val="14"/>
+                <w:szCs w:val="14"/>
+              </w:rPr>
+              <w:t xml:space="preserve">Сдача</w:t>
+            </w:r>
+          </w:p>
+        </w:tc>
+        <w:tc>
+          <w:tcPr>
+            <w:tcW w:type="dxa" w:w="2919"/>
+            <w:tcBorders>
+              <w:top w:val="none" w:color="auto" w:sz="0"/>
+              <w:left w:val="none" w:color="auto" w:sz="0"/>
+              <w:bottom w:val="none" w:color="auto" w:sz="0"/>
+              <w:right w:val="none" w:color="auto" w:sz="0"/>
+            </w:tcBorders>
+            <w:shd w:fill="FAF8F5" w:color="auto" w:val="clear"/>
+            <w:tcMar>
+              <w:top w:type="dxa" w:w="58"/>
+              <w:left w:type="dxa" w:w="60"/>
+              <w:bottom w:type="dxa" w:w="58"/>
+              <w:right w:type="dxa" w:w="170"/>
+            </w:tcMar>
+            <w:vAlign w:val="center"/>
+          </w:tcPr>
+          <w:p>
+            <w:pPr>
+              <w:spacing w:after="0" w:line="220" w:lineRule="auto"/>
+            </w:pPr>
+            <w:r>
+              <w:rPr>
+                <w:rFonts w:ascii="Arial" w:cs="Arial" w:eastAsia="Arial" w:hAnsi="Arial"/>
+                <w:b/>
+                <w:bCs/>
+                <w:i w:val="false"/>
+                <w:iCs w:val="false"/>
+                <w:color w:val="1F2A44"/>
+                <w:sz w:val="17"/>
+                <w:szCs w:val="17"/>
+              </w:rPr>
+              <w:t xml:space="preserve">IV квартал 2031 года — по данным брокера</w:t>
+            </w:r>
+          </w:p>
+        </w:tc>
+      </w:tr>
+    </w:tbl>
+    <w:p>
+      <w:pPr>
+        <w:spacing w:after="34"/>
+      </w:pPr>
+      <w:r>
+        <w:rPr>
+          <w:rFonts w:ascii="Arial" w:cs="Arial" w:eastAsia="Arial" w:hAnsi="Arial"/>
+          <w:b w:val="false"/>
+          <w:bCs w:val="false"/>
+          <w:i w:val="false"/>
+          <w:iCs w:val="false"/>
+          <w:color w:val="2A2E38"/>
+          <w:sz w:val="19"/>
+          <w:szCs w:val="19"/>
+        </w:rPr>
+        <w:t xml:space="preserve"/>
+      </w:r>
+    </w:p>
+    <w:p>
+      <w:pPr>
+        <w:spacing w:after="34"/>
+        <w:jc w:val="center"/>
+      </w:pPr>
+      <w:r>
+        <w:drawing>
+          <wp:inline distT="0" distB="0" distL="0" distR="0">
+            <wp:extent cx="6124575" cy="1790700"/>
+            <wp:effectExtent t="0" r="0" b="0" l="0"/>
+            <wp:docPr id="1" name="" descr="" title=""/>
+            <wp:cNvGraphicFramePr>
+              <a:graphicFrameLocks xmlns:a="http://schemas.openxmlformats.org/drawingml/2006/main" noChangeAspect="1"/>
+            </wp:cNvGraphicFramePr>
+            <a:graphic xmlns:a="http://schemas.openxmlformats.org/drawingml/2006/main">
+              <a:graphicData uri="http://schemas.openxmlformats.org/drawingml/2006/picture">
+                <pic:pic xmlns:pic="http://schemas.openxmlformats.org/drawingml/2006/picture">
+                  <pic:nvPicPr>
+                    <pic:cNvPr id="0" name="" descr=""/>
+                    <pic:cNvPicPr>
+                      <a:picLocks noChangeAspect="1" noChangeArrowheads="1"/>
+                    </pic:cNvPicPr>
+                  </pic:nvPicPr>
+                  <pic:blipFill>
+                    <a:blip r:embed="rId12" cstate="none"/>
+                    <a:srcRect/>
+                    <a:stretch>
+                      <a:fillRect/>
+                    </a:stretch>
+                  </pic:blipFill>
+                  <pic:spPr bwMode="auto">
+                    <a:xfrm>
+                      <a:off x="0" y="0"/>
+                      <a:ext cx="6124575" cy="1790700"/>
+                    </a:xfrm>
+                    <a:prstGeom prst="rect">
+                      <a:avLst/>
+                    </a:prstGeom>
+                  </pic:spPr>
+                </pic:pic>
+              </a:graphicData>
+            </a:graphic>
+          </wp:inline>
+        </w:drawing>
+      </w:r>
+    </w:p>
+    <w:p>
+      <w:pPr>
+        <w:spacing w:after="60" w:line="230" w:lineRule="auto"/>
+        <w:ind w:right="1560"/>
+      </w:pPr>
+      <w:r>
+        <w:rPr>
+          <w:rFonts w:ascii="Arial" w:cs="Arial" w:eastAsia="Arial" w:hAnsi="Arial"/>
+          <w:b w:val="false"/>
+          <w:bCs w:val="false"/>
+          <w:i w:val="false"/>
+          <w:iCs w:val="false"/>
+          <w:color w:val="70788A"/>
+          <w:sz w:val="15"/>
+          <w:szCs w:val="15"/>
+        </w:rPr>
+        <w:t xml:space="preserve">Участок — в трёхстах метрах от Третьяковской галереи и в двух минутах от метро. Концепция построена как композиция городских усадеб с отсылкой к купеческому Замоскворечью XVII–XVIII веков; на фасадах авторы предложили разместить двенадцать мозаик утраченных церквей района. Материалы — натуральный камень и металл.</w:t>
+      </w:r>
+    </w:p>
+    <w:p>
+      <w:pPr>
+        <w:keepNext/>
+        <w:keepLines/>
+        <w:pageBreakBefore/>
+        <w:pBdr>
+          <w:bottom w:val="single" w:color="A9762F" w:sz="10" w:space="8"/>
+        </w:pBdr>
+        <w:spacing w:after="160"/>
+      </w:pPr>
+      <w:r>
+        <w:rPr>
+          <w:rFonts w:ascii="Georgia" w:cs="Georgia" w:eastAsia="Georgia" w:hAnsi="Georgia"/>
+          <w:b/>
+          <w:bCs/>
+          <w:i w:val="false"/>
+          <w:iCs w:val="false"/>
+          <w:color w:val="1F2A44"/>
+          <w:sz w:val="36"/>
+          <w:szCs w:val="36"/>
+        </w:rPr>
+        <w:t xml:space="preserve">Земледельческий переулок, 15</w:t>
+      </w:r>
+    </w:p>
+    <w:p>
+      <w:pPr>
+        <w:spacing w:after="150" w:line="258" w:lineRule="auto"/>
+        <w:ind w:right="1560"/>
+      </w:pPr>
+      <w:r>
+        <w:rPr>
+          <w:rFonts w:ascii="Arial" w:cs="Arial" w:eastAsia="Arial" w:hAnsi="Arial"/>
+          <w:b w:val="false"/>
+          <w:bCs w:val="false"/>
+          <w:i w:val="false"/>
+          <w:iCs w:val="false"/>
+          <w:color w:val="2A2E38"/>
+          <w:sz w:val="19"/>
+          <w:szCs w:val="19"/>
+        </w:rPr>
+        <w:t xml:space="preserve">Самая «мелкая» по формату площадка: 77 квартир средней площадью около 104 м². По сути это верхний премиум, а не элитка.</w:t>
+      </w:r>
+    </w:p>
+    <w:p>
+      <w:pPr>
+        <w:spacing w:after="34"/>
+        <w:jc w:val="center"/>
+      </w:pPr>
+      <w:r>
+        <w:drawing>
+          <wp:inline distT="0" distB="0" distL="0" distR="0">
+            <wp:extent cx="6124575" cy="2114550"/>
+            <wp:effectExtent t="0" r="0" b="0" l="0"/>
+            <wp:docPr id="1" name="" descr="" title=""/>
+            <wp:cNvGraphicFramePr>
+              <a:graphicFrameLocks xmlns:a="http://schemas.openxmlformats.org/drawingml/2006/main" noChangeAspect="1"/>
+            </wp:cNvGraphicFramePr>
+            <a:graphic xmlns:a="http://schemas.openxmlformats.org/drawingml/2006/main">
+              <a:graphicData uri="http://schemas.openxmlformats.org/drawingml/2006/picture">
+                <pic:pic xmlns:pic="http://schemas.openxmlformats.org/drawingml/2006/picture">
+                  <pic:nvPicPr>
+                    <pic:cNvPr id="0" name="" descr=""/>
+                    <pic:cNvPicPr>
+                      <a:picLocks noChangeAspect="1" noChangeArrowheads="1"/>
+                    </pic:cNvPicPr>
+                  </pic:nvPicPr>
+                  <pic:blipFill>
+                    <a:blip r:embed="rId13" cstate="none"/>
+                    <a:srcRect/>
+                    <a:stretch>
+                      <a:fillRect/>
+                    </a:stretch>
+                  </pic:blipFill>
+                  <pic:spPr bwMode="auto">
+                    <a:xfrm>
+                      <a:off x="0" y="0"/>
+                      <a:ext cx="6124575" cy="2114550"/>
+                    </a:xfrm>
+                    <a:prstGeom prst="rect">
+                      <a:avLst/>
+                    </a:prstGeom>
+                  </pic:spPr>
+                </pic:pic>
+              </a:graphicData>
+            </a:graphic>
+          </wp:inline>
+        </w:drawing>
+      </w:r>
+    </w:p>
+    <w:p>
+      <w:pPr>
+        <w:spacing w:after="220"/>
+        <w:ind w:right="1560"/>
+      </w:pPr>
+      <w:r>
+        <w:rPr>
+          <w:rFonts w:ascii="Arial" w:cs="Arial" w:eastAsia="Arial" w:hAnsi="Arial"/>
+          <w:b w:val="false"/>
+          <w:bCs w:val="false"/>
+          <w:i/>
+          <w:iCs/>
+          <w:color w:val="70788A"/>
+          <w:sz w:val="16"/>
+          <w:szCs w:val="16"/>
+        </w:rPr>
+        <w:t xml:space="preserve">Входная группа со стороны двора: барельеф на глухой стене, скруглённый объём, тёмное благоустройство.</w:t>
+      </w:r>
+    </w:p>
+    <w:p>
+      <w:pPr>
+        <w:spacing w:after="34"/>
+      </w:pPr>
+      <w:r>
+        <w:rPr>
+          <w:rFonts w:ascii="Arial" w:cs="Arial" w:eastAsia="Arial" w:hAnsi="Arial"/>
+          <w:b w:val="false"/>
+          <w:bCs w:val="false"/>
+          <w:i w:val="false"/>
+          <w:iCs w:val="false"/>
+          <w:color w:val="2A2E38"/>
+          <w:sz w:val="19"/>
+          <w:szCs w:val="19"/>
+        </w:rPr>
+        <w:t xml:space="preserve"/>
+      </w:r>
+    </w:p>
+    <w:tbl>
+      <w:tblPr>
+        <w:tblW w:type="dxa" w:w="9520"/>
+        <w:tblBorders>
+          <w:top w:val="single" w:color="auto" w:sz="4"/>
+          <w:left w:val="single" w:color="auto" w:sz="4"/>
+          <w:bottom w:val="single" w:color="auto" w:sz="4"/>
+          <w:right w:val="single" w:color="auto" w:sz="4"/>
+          <w:insideH w:val="single" w:color="auto" w:sz="4"/>
+          <w:insideV w:val="single" w:color="auto" w:sz="4"/>
+        </w:tblBorders>
+      </w:tblPr>
+      <w:tblGrid>
+        <w:gridCol w:w="4760"/>
+        <w:gridCol w:w="4760"/>
+      </w:tblGrid>
+      <w:tr>
+        <w:tc>
+          <w:tcPr>
+            <w:tcW w:type="dxa" w:w="4760"/>
+            <w:tcBorders>
+              <w:top w:val="none" w:color="auto" w:sz="0"/>
+              <w:left w:val="none" w:color="auto" w:sz="0"/>
+              <w:bottom w:val="none" w:color="auto" w:sz="0"/>
+              <w:right w:val="none" w:color="auto" w:sz="0"/>
+            </w:tcBorders>
+            <w:tcMar>
+              <w:top w:type="dxa" w:w="0"/>
+              <w:left w:type="dxa" w:w="0"/>
+              <w:bottom w:type="dxa" w:w="0"/>
+              <w:right w:type="dxa" w:w="110"/>
+            </w:tcMar>
+          </w:tcPr>
+          <w:p>
+            <w:pPr>
+              <w:spacing w:after="60"/>
+            </w:pPr>
+            <w:r>
+              <w:drawing>
+                <wp:inline distT="0" distB="0" distL="0" distR="0">
+                  <wp:extent cx="2952750" cy="1657350"/>
+                  <wp:effectExtent t="0" r="0" b="0" l="0"/>
+                  <wp:docPr id="1" name="" descr="" title=""/>
+                  <wp:cNvGraphicFramePr>
+                    <a:graphicFrameLocks xmlns:a="http://schemas.openxmlformats.org/drawingml/2006/main" noChangeAspect="1"/>
+                  </wp:cNvGraphicFramePr>
+                  <a:graphic xmlns:a="http://schemas.openxmlformats.org/drawingml/2006/main">
+                    <a:graphicData uri="http://schemas.openxmlformats.org/drawingml/2006/picture">
+                      <pic:pic xmlns:pic="http://schemas.openxmlformats.org/drawingml/2006/picture">
+                        <pic:nvPicPr>
+                          <pic:cNvPr id="0" name="" descr=""/>
+                          <pic:cNvPicPr>
+                            <a:picLocks noChangeAspect="1" noChangeArrowheads="1"/>
+                          </pic:cNvPicPr>
+                        </pic:nvPicPr>
+                        <pic:blipFill>
+                          <a:blip r:embed="rId14" cstate="none"/>
+                          <a:srcRect/>
+                          <a:stretch>
+                            <a:fillRect/>
+                          </a:stretch>
+                        </pic:blipFill>
+                        <pic:spPr bwMode="auto">
+                          <a:xfrm>
+                            <a:off x="0" y="0"/>
+                            <a:ext cx="2952750" cy="1657350"/>
+                          </a:xfrm>
+                          <a:prstGeom prst="rect">
+                            <a:avLst/>
+                          </a:prstGeom>
+                        </pic:spPr>
+                      </pic:pic>
+                    </a:graphicData>
+                  </a:graphic>
+                </wp:inline>
+              </w:drawing>
+            </w:r>
+          </w:p>
+          <w:p>
+            <w:pPr>
+              <w:spacing w:after="0" w:line="220" w:lineRule="auto"/>
+            </w:pPr>
+            <w:r>
+              <w:rPr>
+                <w:rFonts w:ascii="Arial" w:cs="Arial" w:eastAsia="Arial" w:hAnsi="Arial"/>
+                <w:b w:val="false"/>
+                <w:bCs w:val="false"/>
+                <w:i/>
+                <w:iCs/>
+                <w:color w:val="70788A"/>
+                <w:sz w:val="15"/>
+                <w:szCs w:val="15"/>
+              </w:rPr>
+              <w:t xml:space="preserve">Башня с ленточными балконами — единственный опубликованный ракурс с улицы.</w:t>
+            </w:r>
+          </w:p>
+        </w:tc>
+        <w:tc>
+          <w:tcPr>
+            <w:tcW w:type="dxa" w:w="4760"/>
+            <w:tcBorders>
+              <w:top w:val="none" w:color="auto" w:sz="0"/>
+              <w:left w:val="none" w:color="auto" w:sz="0"/>
+              <w:bottom w:val="none" w:color="auto" w:sz="0"/>
+              <w:right w:val="none" w:color="auto" w:sz="0"/>
+            </w:tcBorders>
+            <w:tcMar>
+              <w:top w:type="dxa" w:w="0"/>
+              <w:left w:type="dxa" w:w="110"/>
+              <w:bottom w:type="dxa" w:w="0"/>
+              <w:right w:type="dxa" w:w="0"/>
+            </w:tcMar>
+          </w:tcPr>
+          <w:p>
+            <w:pPr>
+              <w:spacing w:after="60"/>
+            </w:pPr>
+            <w:r>
+              <w:drawing>
+                <wp:inline distT="0" distB="0" distL="0" distR="0">
+                  <wp:extent cx="2952750" cy="1657350"/>
+                  <wp:effectExtent t="0" r="0" b="0" l="0"/>
+                  <wp:docPr id="1" name="" descr="" title=""/>
+                  <wp:cNvGraphicFramePr>
+                    <a:graphicFrameLocks xmlns:a="http://schemas.openxmlformats.org/drawingml/2006/main" noChangeAspect="1"/>
+                  </wp:cNvGraphicFramePr>
+                  <a:graphic xmlns:a="http://schemas.openxmlformats.org/drawingml/2006/main">
+                    <a:graphicData uri="http://schemas.openxmlformats.org/drawingml/2006/picture">
+                      <pic:pic xmlns:pic="http://schemas.openxmlformats.org/drawingml/2006/picture">
+                        <pic:nvPicPr>
+                          <pic:cNvPr id="0" name="" descr=""/>
+                          <pic:cNvPicPr>
+                            <a:picLocks noChangeAspect="1" noChangeArrowheads="1"/>
+                          </pic:cNvPicPr>
+                        </pic:nvPicPr>
+                        <pic:blipFill>
+                          <a:blip r:embed="rId15" cstate="none"/>
+                          <a:srcRect/>
+                          <a:stretch>
+                            <a:fillRect/>
+                          </a:stretch>
+                        </pic:blipFill>
+                        <pic:spPr bwMode="auto">
+                          <a:xfrm>
+                            <a:off x="0" y="0"/>
+                            <a:ext cx="2952750" cy="1657350"/>
+                          </a:xfrm>
+                          <a:prstGeom prst="rect">
+                            <a:avLst/>
+                          </a:prstGeom>
+                        </pic:spPr>
+                      </pic:pic>
+                    </a:graphicData>
+                  </a:graphic>
+                </wp:inline>
+              </w:drawing>
+            </w:r>
+          </w:p>
+          <w:p>
+            <w:pPr>
+              <w:spacing w:after="0" w:line="220" w:lineRule="auto"/>
+            </w:pPr>
+            <w:r>
+              <w:rPr>
+                <w:rFonts w:ascii="Arial" w:cs="Arial" w:eastAsia="Arial" w:hAnsi="Arial"/>
+                <w:b w:val="false"/>
+                <w:bCs w:val="false"/>
+                <w:i/>
+                <w:iCs/>
+                <w:color w:val="70788A"/>
+                <w:sz w:val="15"/>
+                <w:szCs w:val="15"/>
+              </w:rPr>
+              <w:t xml:space="preserve">Венчание объёма: те же скруглённые линии, что и по всей высоте.</w:t>
+            </w:r>
+          </w:p>
+        </w:tc>
+      </w:tr>
+    </w:tbl>
+    <w:p>
+      <w:pPr>
+        <w:spacing w:after="36"/>
+      </w:pPr>
+      <w:r>
+        <w:rPr>
+          <w:rFonts w:ascii="Arial" w:cs="Arial" w:eastAsia="Arial" w:hAnsi="Arial"/>
+          <w:b w:val="false"/>
+          <w:bCs w:val="false"/>
+          <w:i w:val="false"/>
+          <w:iCs w:val="false"/>
+          <w:color w:val="2A2E38"/>
+          <w:sz w:val="19"/>
+          <w:szCs w:val="19"/>
+        </w:rPr>
+        <w:t xml:space="preserve"/>
+      </w:r>
+    </w:p>
+    <w:tbl>
+      <w:tblPr>
+        <w:tblW w:type="dxa" w:w="9638"/>
+        <w:tblBorders>
+          <w:top w:val="single" w:color="auto" w:sz="4"/>
+          <w:left w:val="single" w:color="auto" w:sz="4"/>
+          <w:bottom w:val="single" w:color="auto" w:sz="4"/>
+          <w:right w:val="single" w:color="auto" w:sz="4"/>
+          <w:insideH w:val="single" w:color="auto" w:sz="4"/>
+          <w:insideV w:val="single" w:color="auto" w:sz="4"/>
+        </w:tblBorders>
+      </w:tblPr>
+      <w:tblGrid>
+        <w:gridCol w:w="1900"/>
+        <w:gridCol w:w="2919"/>
+        <w:gridCol w:w="1900"/>
+        <w:gridCol w:w="2919"/>
+      </w:tblGrid>
+      <w:tr>
+        <w:tc>
+          <w:tcPr>
+            <w:tcW w:type="dxa" w:w="1900"/>
+            <w:tcBorders>
+              <w:top w:val="none" w:color="auto" w:sz="0"/>
+              <w:left w:val="none" w:color="auto" w:sz="0"/>
+              <w:bottom w:val="none" w:color="auto" w:sz="0"/>
+              <w:right w:val="none" w:color="auto" w:sz="0"/>
+            </w:tcBorders>
+            <w:shd w:fill="FAF8F5" w:color="auto" w:val="clear"/>
+            <w:tcMar>
+              <w:top w:type="dxa" w:w="58"/>
+              <w:left w:type="dxa" w:w="170"/>
+              <w:bottom w:type="dxa" w:w="58"/>
+              <w:right w:type="dxa" w:w="60"/>
+            </w:tcMar>
+            <w:vAlign w:val="center"/>
+          </w:tcPr>
+          <w:p>
+            <w:pPr>
+              <w:spacing w:after="0" w:line="220" w:lineRule="auto"/>
+            </w:pPr>
+            <w:r>
+              <w:rPr>
+                <w:rFonts w:ascii="Arial" w:cs="Arial" w:eastAsia="Arial" w:hAnsi="Arial"/>
+                <w:b w:val="false"/>
+                <w:bCs w:val="false"/>
+                <w:i w:val="false"/>
+                <w:iCs w:val="false"/>
+                <w:caps/>
+                <w:color w:val="70788A"/>
+                <w:spacing w:val="16"/>
+                <w:sz w:val="14"/>
+                <w:szCs w:val="14"/>
+              </w:rPr>
+              <w:t xml:space="preserve">Адрес</w:t>
+            </w:r>
+          </w:p>
+        </w:tc>
+        <w:tc>
+          <w:tcPr>
+            <w:tcW w:type="dxa" w:w="2919"/>
+            <w:tcBorders>
+              <w:top w:val="none" w:color="auto" w:sz="0"/>
+              <w:left w:val="none" w:color="auto" w:sz="0"/>
+              <w:bottom w:val="none" w:color="auto" w:sz="0"/>
+              <w:right w:val="none" w:color="auto" w:sz="0"/>
+            </w:tcBorders>
+            <w:shd w:fill="FAF8F5" w:color="auto" w:val="clear"/>
+            <w:tcMar>
+              <w:top w:type="dxa" w:w="58"/>
+              <w:left w:type="dxa" w:w="60"/>
+              <w:bottom w:type="dxa" w:w="58"/>
+              <w:right w:type="dxa" w:w="60"/>
+            </w:tcMar>
+            <w:vAlign w:val="center"/>
+          </w:tcPr>
+          <w:p>
+            <w:pPr>
+              <w:spacing w:after="0" w:line="220" w:lineRule="auto"/>
+            </w:pPr>
+            <w:r>
+              <w:rPr>
+                <w:rFonts w:ascii="Arial" w:cs="Arial" w:eastAsia="Arial" w:hAnsi="Arial"/>
+                <w:b/>
+                <w:bCs/>
+                <w:i w:val="false"/>
+                <w:iCs w:val="false"/>
+                <w:color w:val="1F2A44"/>
+                <w:sz w:val="17"/>
+                <w:szCs w:val="17"/>
+              </w:rPr>
+              <w:t xml:space="preserve">Земледельческий переулок, 15</w:t>
+            </w:r>
+          </w:p>
+        </w:tc>
+        <w:tc>
+          <w:tcPr>
+            <w:tcW w:type="dxa" w:w="1900"/>
+            <w:tcBorders>
+              <w:top w:val="none" w:color="auto" w:sz="0"/>
+              <w:left w:val="none" w:color="auto" w:sz="0"/>
+              <w:bottom w:val="none" w:color="auto" w:sz="0"/>
+              <w:right w:val="none" w:color="auto" w:sz="0"/>
+            </w:tcBorders>
+            <w:shd w:fill="FAF8F5" w:color="auto" w:val="clear"/>
+            <w:tcMar>
+              <w:top w:type="dxa" w:w="58"/>
+              <w:left w:type="dxa" w:w="220"/>
+              <w:bottom w:type="dxa" w:w="58"/>
+              <w:right w:type="dxa" w:w="60"/>
+            </w:tcMar>
+            <w:vAlign w:val="center"/>
+          </w:tcPr>
+          <w:p>
+            <w:pPr>
+              <w:spacing w:after="0" w:line="220" w:lineRule="auto"/>
+            </w:pPr>
+            <w:r>
+              <w:rPr>
+                <w:rFonts w:ascii="Arial" w:cs="Arial" w:eastAsia="Arial" w:hAnsi="Arial"/>
+                <w:b w:val="false"/>
+                <w:bCs w:val="false"/>
+                <w:i w:val="false"/>
+                <w:iCs w:val="false"/>
+                <w:caps/>
+                <w:color w:val="70788A"/>
+                <w:spacing w:val="16"/>
+                <w:sz w:val="14"/>
+                <w:szCs w:val="14"/>
+              </w:rPr>
+              <w:t xml:space="preserve">Район</w:t>
+            </w:r>
+          </w:p>
+        </w:tc>
+        <w:tc>
+          <w:tcPr>
+            <w:tcW w:type="dxa" w:w="2919"/>
+            <w:tcBorders>
+              <w:top w:val="none" w:color="auto" w:sz="0"/>
+              <w:left w:val="none" w:color="auto" w:sz="0"/>
+              <w:bottom w:val="none" w:color="auto" w:sz="0"/>
+              <w:right w:val="none" w:color="auto" w:sz="0"/>
+            </w:tcBorders>
+            <w:shd w:fill="FAF8F5" w:color="auto" w:val="clear"/>
+            <w:tcMar>
+              <w:top w:type="dxa" w:w="58"/>
+              <w:left w:type="dxa" w:w="60"/>
+              <w:bottom w:type="dxa" w:w="58"/>
+              <w:right w:type="dxa" w:w="170"/>
+            </w:tcMar>
+            <w:vAlign w:val="center"/>
+          </w:tcPr>
+          <w:p>
+            <w:pPr>
+              <w:spacing w:after="0" w:line="220" w:lineRule="auto"/>
+            </w:pPr>
+            <w:r>
+              <w:rPr>
+                <w:rFonts w:ascii="Arial" w:cs="Arial" w:eastAsia="Arial" w:hAnsi="Arial"/>
+                <w:b/>
+                <w:bCs/>
+                <w:i w:val="false"/>
+                <w:iCs w:val="false"/>
+                <w:color w:val="1F2A44"/>
+                <w:sz w:val="17"/>
+                <w:szCs w:val="17"/>
+              </w:rPr>
+              <w:t xml:space="preserve">ЦАО, Хамовники · м. «Смоленская», 1 км</w:t>
+            </w:r>
+          </w:p>
+        </w:tc>
+      </w:tr>
+      <w:tr>
+        <w:tc>
+          <w:tcPr>
+            <w:tcW w:type="dxa" w:w="1900"/>
+            <w:tcBorders>
+              <w:top w:val="none" w:color="auto" w:sz="0"/>
+              <w:left w:val="none" w:color="auto" w:sz="0"/>
+              <w:bottom w:val="none" w:color="auto" w:sz="0"/>
+              <w:right w:val="none" w:color="auto" w:sz="0"/>
+            </w:tcBorders>
+            <w:tcMar>
+              <w:top w:type="dxa" w:w="58"/>
+              <w:left w:type="dxa" w:w="170"/>
+              <w:bottom w:type="dxa" w:w="58"/>
+              <w:right w:type="dxa" w:w="60"/>
+            </w:tcMar>
+            <w:vAlign w:val="center"/>
+          </w:tcPr>
+          <w:p>
+            <w:pPr>
+              <w:spacing w:after="0" w:line="220" w:lineRule="auto"/>
+            </w:pPr>
+            <w:r>
+              <w:rPr>
+                <w:rFonts w:ascii="Arial" w:cs="Arial" w:eastAsia="Arial" w:hAnsi="Arial"/>
+                <w:b w:val="false"/>
+                <w:bCs w:val="false"/>
+                <w:i w:val="false"/>
+                <w:iCs w:val="false"/>
+                <w:caps/>
+                <w:color w:val="70788A"/>
+                <w:spacing w:val="16"/>
+                <w:sz w:val="14"/>
+                <w:szCs w:val="14"/>
+              </w:rPr>
+              <w:t xml:space="preserve">Что было</w:t>
+            </w:r>
+          </w:p>
+        </w:tc>
+        <w:tc>
+          <w:tcPr>
+            <w:tcW w:type="dxa" w:w="2919"/>
+            <w:tcBorders>
+              <w:top w:val="none" w:color="auto" w:sz="0"/>
+              <w:left w:val="none" w:color="auto" w:sz="0"/>
+              <w:bottom w:val="none" w:color="auto" w:sz="0"/>
+              <w:right w:val="none" w:color="auto" w:sz="0"/>
+            </w:tcBorders>
+            <w:tcMar>
+              <w:top w:type="dxa" w:w="58"/>
+              <w:left w:type="dxa" w:w="60"/>
+              <w:bottom w:type="dxa" w:w="58"/>
+              <w:right w:type="dxa" w:w="60"/>
+            </w:tcMar>
+            <w:vAlign w:val="center"/>
+          </w:tcPr>
+          <w:p>
+            <w:pPr>
+              <w:spacing w:after="0" w:line="220" w:lineRule="auto"/>
+            </w:pPr>
+            <w:r>
+              <w:rPr>
+                <w:rFonts w:ascii="Arial" w:cs="Arial" w:eastAsia="Arial" w:hAnsi="Arial"/>
+                <w:b/>
+                <w:bCs/>
+                <w:i w:val="false"/>
+                <w:iCs w:val="false"/>
+                <w:color w:val="1F2A44"/>
+                <w:sz w:val="17"/>
+                <w:szCs w:val="17"/>
+              </w:rPr>
+              <w:t xml:space="preserve">АТС, затем административное здание 1975 года</w:t>
+            </w:r>
+          </w:p>
+        </w:tc>
+        <w:tc>
+          <w:tcPr>
+            <w:tcW w:type="dxa" w:w="1900"/>
+            <w:tcBorders>
+              <w:top w:val="none" w:color="auto" w:sz="0"/>
+              <w:left w:val="none" w:color="auto" w:sz="0"/>
+              <w:bottom w:val="none" w:color="auto" w:sz="0"/>
+              <w:right w:val="none" w:color="auto" w:sz="0"/>
+            </w:tcBorders>
+            <w:tcMar>
+              <w:top w:type="dxa" w:w="58"/>
+              <w:left w:type="dxa" w:w="220"/>
+              <w:bottom w:type="dxa" w:w="58"/>
+              <w:right w:type="dxa" w:w="60"/>
+            </w:tcMar>
+            <w:vAlign w:val="center"/>
+          </w:tcPr>
+          <w:p>
+            <w:pPr>
+              <w:spacing w:after="0" w:line="220" w:lineRule="auto"/>
+            </w:pPr>
+            <w:r>
+              <w:rPr>
+                <w:rFonts w:ascii="Arial" w:cs="Arial" w:eastAsia="Arial" w:hAnsi="Arial"/>
+                <w:b w:val="false"/>
+                <w:bCs w:val="false"/>
+                <w:i w:val="false"/>
+                <w:iCs w:val="false"/>
+                <w:caps/>
+                <w:color w:val="70788A"/>
+                <w:spacing w:val="16"/>
+                <w:sz w:val="14"/>
+                <w:szCs w:val="14"/>
+              </w:rPr>
+              <w:t xml:space="preserve">Жилая площадь</w:t>
+            </w:r>
+          </w:p>
+        </w:tc>
+        <w:tc>
+          <w:tcPr>
+            <w:tcW w:type="dxa" w:w="2919"/>
+            <w:tcBorders>
+              <w:top w:val="none" w:color="auto" w:sz="0"/>
+              <w:left w:val="none" w:color="auto" w:sz="0"/>
+              <w:bottom w:val="none" w:color="auto" w:sz="0"/>
+              <w:right w:val="none" w:color="auto" w:sz="0"/>
+            </w:tcBorders>
+            <w:tcMar>
+              <w:top w:type="dxa" w:w="58"/>
+              <w:left w:type="dxa" w:w="60"/>
+              <w:bottom w:type="dxa" w:w="58"/>
+              <w:right w:type="dxa" w:w="170"/>
+            </w:tcMar>
+            <w:vAlign w:val="center"/>
+          </w:tcPr>
+          <w:p>
+            <w:pPr>
+              <w:spacing w:after="0" w:line="220" w:lineRule="auto"/>
+            </w:pPr>
+            <w:r>
+              <w:rPr>
+                <w:rFonts w:ascii="Arial" w:cs="Arial" w:eastAsia="Arial" w:hAnsi="Arial"/>
+                <w:b/>
+                <w:bCs/>
+                <w:i w:val="false"/>
+                <w:iCs w:val="false"/>
+                <w:color w:val="1F2A44"/>
+                <w:sz w:val="17"/>
+                <w:szCs w:val="17"/>
+              </w:rPr>
+              <w:t xml:space="preserve">8 000 м² — согласовано в мае 2026 года</w:t>
+            </w:r>
+          </w:p>
+        </w:tc>
+      </w:tr>
+      <w:tr>
+        <w:tc>
+          <w:tcPr>
+            <w:tcW w:type="dxa" w:w="1900"/>
+            <w:tcBorders>
+              <w:top w:val="none" w:color="auto" w:sz="0"/>
+              <w:left w:val="none" w:color="auto" w:sz="0"/>
+              <w:bottom w:val="none" w:color="auto" w:sz="0"/>
+              <w:right w:val="none" w:color="auto" w:sz="0"/>
+            </w:tcBorders>
+            <w:shd w:fill="FAF8F5" w:color="auto" w:val="clear"/>
+            <w:tcMar>
+              <w:top w:type="dxa" w:w="58"/>
+              <w:left w:type="dxa" w:w="170"/>
+              <w:bottom w:type="dxa" w:w="58"/>
+              <w:right w:type="dxa" w:w="60"/>
+            </w:tcMar>
+            <w:vAlign w:val="center"/>
+          </w:tcPr>
+          <w:p>
+            <w:pPr>
+              <w:spacing w:after="0" w:line="220" w:lineRule="auto"/>
+            </w:pPr>
+            <w:r>
+              <w:rPr>
+                <w:rFonts w:ascii="Arial" w:cs="Arial" w:eastAsia="Arial" w:hAnsi="Arial"/>
+                <w:b w:val="false"/>
+                <w:bCs w:val="false"/>
+                <w:i w:val="false"/>
+                <w:iCs w:val="false"/>
+                <w:caps/>
+                <w:color w:val="70788A"/>
+                <w:spacing w:val="16"/>
+                <w:sz w:val="14"/>
+                <w:szCs w:val="14"/>
+              </w:rPr>
+              <w:t xml:space="preserve">Квартир</w:t>
+            </w:r>
+          </w:p>
+        </w:tc>
+        <w:tc>
+          <w:tcPr>
+            <w:tcW w:type="dxa" w:w="2919"/>
+            <w:tcBorders>
+              <w:top w:val="none" w:color="auto" w:sz="0"/>
+              <w:left w:val="none" w:color="auto" w:sz="0"/>
+              <w:bottom w:val="none" w:color="auto" w:sz="0"/>
+              <w:right w:val="none" w:color="auto" w:sz="0"/>
+            </w:tcBorders>
+            <w:shd w:fill="FAF8F5" w:color="auto" w:val="clear"/>
+            <w:tcMar>
+              <w:top w:type="dxa" w:w="58"/>
+              <w:left w:type="dxa" w:w="60"/>
+              <w:bottom w:type="dxa" w:w="58"/>
+              <w:right w:type="dxa" w:w="60"/>
+            </w:tcMar>
+            <w:vAlign w:val="center"/>
+          </w:tcPr>
+          <w:p>
+            <w:pPr>
+              <w:spacing w:after="0" w:line="220" w:lineRule="auto"/>
+            </w:pPr>
+            <w:r>
+              <w:rPr>
+                <w:rFonts w:ascii="Arial" w:cs="Arial" w:eastAsia="Arial" w:hAnsi="Arial"/>
+                <w:b/>
+                <w:bCs/>
+                <w:i w:val="false"/>
+                <w:iCs w:val="false"/>
+                <w:color w:val="1F2A44"/>
+                <w:sz w:val="17"/>
+                <w:szCs w:val="17"/>
+              </w:rPr>
+              <w:t xml:space="preserve">77</w:t>
+            </w:r>
+          </w:p>
+        </w:tc>
+        <w:tc>
+          <w:tcPr>
+            <w:tcW w:type="dxa" w:w="1900"/>
+            <w:tcBorders>
+              <w:top w:val="none" w:color="auto" w:sz="0"/>
+              <w:left w:val="none" w:color="auto" w:sz="0"/>
+              <w:bottom w:val="none" w:color="auto" w:sz="0"/>
+              <w:right w:val="none" w:color="auto" w:sz="0"/>
+            </w:tcBorders>
+            <w:shd w:fill="FAF8F5" w:color="auto" w:val="clear"/>
+            <w:tcMar>
+              <w:top w:type="dxa" w:w="58"/>
+              <w:left w:type="dxa" w:w="220"/>
+              <w:bottom w:type="dxa" w:w="58"/>
+              <w:right w:type="dxa" w:w="60"/>
+            </w:tcMar>
+            <w:vAlign w:val="center"/>
+          </w:tcPr>
+          <w:p>
+            <w:pPr>
+              <w:spacing w:after="0" w:line="220" w:lineRule="auto"/>
+            </w:pPr>
+            <w:r>
+              <w:rPr>
+                <w:rFonts w:ascii="Arial" w:cs="Arial" w:eastAsia="Arial" w:hAnsi="Arial"/>
+                <w:b w:val="false"/>
+                <w:bCs w:val="false"/>
+                <w:i w:val="false"/>
+                <w:iCs w:val="false"/>
+                <w:caps/>
+                <w:color w:val="70788A"/>
+                <w:spacing w:val="16"/>
+                <w:sz w:val="14"/>
+                <w:szCs w:val="14"/>
+              </w:rPr>
+              <w:t xml:space="preserve">Средняя квартира</w:t>
+            </w:r>
+          </w:p>
+        </w:tc>
+        <w:tc>
+          <w:tcPr>
+            <w:tcW w:type="dxa" w:w="2919"/>
+            <w:tcBorders>
+              <w:top w:val="none" w:color="auto" w:sz="0"/>
+              <w:left w:val="none" w:color="auto" w:sz="0"/>
+              <w:bottom w:val="none" w:color="auto" w:sz="0"/>
+              <w:right w:val="none" w:color="auto" w:sz="0"/>
+            </w:tcBorders>
+            <w:shd w:fill="FAF8F5" w:color="auto" w:val="clear"/>
+            <w:tcMar>
+              <w:top w:type="dxa" w:w="58"/>
+              <w:left w:type="dxa" w:w="60"/>
+              <w:bottom w:type="dxa" w:w="58"/>
+              <w:right w:type="dxa" w:w="170"/>
+            </w:tcMar>
+            <w:vAlign w:val="center"/>
+          </w:tcPr>
+          <w:p>
+            <w:pPr>
+              <w:spacing w:after="0" w:line="220" w:lineRule="auto"/>
+            </w:pPr>
+            <w:r>
+              <w:rPr>
+                <w:rFonts w:ascii="Arial" w:cs="Arial" w:eastAsia="Arial" w:hAnsi="Arial"/>
+                <w:b/>
+                <w:bCs/>
+                <w:i w:val="false"/>
+                <w:iCs w:val="false"/>
+                <w:color w:val="1F2A44"/>
+                <w:sz w:val="17"/>
+                <w:szCs w:val="17"/>
+              </w:rPr>
+              <w:t xml:space="preserve">≈ 104 м² — расчёт по двум цифрам выше</w:t>
+            </w:r>
+          </w:p>
+        </w:tc>
+      </w:tr>
+      <w:tr>
+        <w:tc>
+          <w:tcPr>
+            <w:tcW w:type="dxa" w:w="1900"/>
+            <w:tcBorders>
+              <w:top w:val="none" w:color="auto" w:sz="0"/>
+              <w:left w:val="none" w:color="auto" w:sz="0"/>
+              <w:bottom w:val="none" w:color="auto" w:sz="0"/>
+              <w:right w:val="none" w:color="auto" w:sz="0"/>
+            </w:tcBorders>
+            <w:tcMar>
+              <w:top w:type="dxa" w:w="58"/>
+              <w:left w:type="dxa" w:w="170"/>
+              <w:bottom w:type="dxa" w:w="58"/>
+              <w:right w:type="dxa" w:w="60"/>
+            </w:tcMar>
+            <w:vAlign w:val="center"/>
+          </w:tcPr>
+          <w:p>
+            <w:pPr>
+              <w:spacing w:after="0" w:line="220" w:lineRule="auto"/>
+            </w:pPr>
+            <w:r>
+              <w:rPr>
+                <w:rFonts w:ascii="Arial" w:cs="Arial" w:eastAsia="Arial" w:hAnsi="Arial"/>
+                <w:b w:val="false"/>
+                <w:bCs w:val="false"/>
+                <w:i w:val="false"/>
+                <w:iCs w:val="false"/>
+                <w:caps/>
+                <w:color w:val="70788A"/>
+                <w:spacing w:val="16"/>
+                <w:sz w:val="14"/>
+                <w:szCs w:val="14"/>
+              </w:rPr>
+              <w:t xml:space="preserve">Участок</w:t>
+            </w:r>
+          </w:p>
+        </w:tc>
+        <w:tc>
+          <w:tcPr>
+            <w:tcW w:type="dxa" w:w="2919"/>
+            <w:tcBorders>
+              <w:top w:val="none" w:color="auto" w:sz="0"/>
+              <w:left w:val="none" w:color="auto" w:sz="0"/>
+              <w:bottom w:val="none" w:color="auto" w:sz="0"/>
+              <w:right w:val="none" w:color="auto" w:sz="0"/>
+            </w:tcBorders>
+            <w:tcMar>
+              <w:top w:type="dxa" w:w="58"/>
+              <w:left w:type="dxa" w:w="60"/>
+              <w:bottom w:type="dxa" w:w="58"/>
+              <w:right w:type="dxa" w:w="60"/>
+            </w:tcMar>
+            <w:vAlign w:val="center"/>
+          </w:tcPr>
+          <w:p>
+            <w:pPr>
+              <w:spacing w:after="0" w:line="220" w:lineRule="auto"/>
+            </w:pPr>
+            <w:r>
+              <w:rPr>
+                <w:rFonts w:ascii="Arial" w:cs="Arial" w:eastAsia="Arial" w:hAnsi="Arial"/>
+                <w:b/>
+                <w:bCs/>
+                <w:i w:val="false"/>
+                <w:iCs w:val="false"/>
+                <w:color w:val="1F2A44"/>
+                <w:sz w:val="17"/>
+                <w:szCs w:val="17"/>
+              </w:rPr>
+              <w:t xml:space="preserve">0,3 га · монолитно-кирпичный дом</w:t>
+            </w:r>
+          </w:p>
+        </w:tc>
+        <w:tc>
+          <w:tcPr>
+            <w:tcW w:type="dxa" w:w="1900"/>
+            <w:tcBorders>
+              <w:top w:val="none" w:color="auto" w:sz="0"/>
+              <w:left w:val="none" w:color="auto" w:sz="0"/>
+              <w:bottom w:val="none" w:color="auto" w:sz="0"/>
+              <w:right w:val="none" w:color="auto" w:sz="0"/>
+            </w:tcBorders>
+            <w:tcMar>
+              <w:top w:type="dxa" w:w="58"/>
+              <w:left w:type="dxa" w:w="220"/>
+              <w:bottom w:type="dxa" w:w="58"/>
+              <w:right w:type="dxa" w:w="60"/>
+            </w:tcMar>
+            <w:vAlign w:val="center"/>
+          </w:tcPr>
+          <w:p>
+            <w:pPr>
+              <w:spacing w:after="0" w:line="220" w:lineRule="auto"/>
+            </w:pPr>
+            <w:r>
+              <w:rPr>
+                <w:rFonts w:ascii="Arial" w:cs="Arial" w:eastAsia="Arial" w:hAnsi="Arial"/>
+                <w:b w:val="false"/>
+                <w:bCs w:val="false"/>
+                <w:i w:val="false"/>
+                <w:iCs w:val="false"/>
+                <w:caps/>
+                <w:color w:val="70788A"/>
+                <w:spacing w:val="16"/>
+                <w:sz w:val="14"/>
+                <w:szCs w:val="14"/>
+              </w:rPr>
+              <w:t xml:space="preserve">Этажность</w:t>
+            </w:r>
+          </w:p>
+        </w:tc>
+        <w:tc>
+          <w:tcPr>
+            <w:tcW w:type="dxa" w:w="2919"/>
+            <w:tcBorders>
+              <w:top w:val="none" w:color="auto" w:sz="0"/>
+              <w:left w:val="none" w:color="auto" w:sz="0"/>
+              <w:bottom w:val="none" w:color="auto" w:sz="0"/>
+              <w:right w:val="none" w:color="auto" w:sz="0"/>
+            </w:tcBorders>
+            <w:tcMar>
+              <w:top w:type="dxa" w:w="58"/>
+              <w:left w:type="dxa" w:w="60"/>
+              <w:bottom w:type="dxa" w:w="58"/>
+              <w:right w:type="dxa" w:w="170"/>
+            </w:tcMar>
+            <w:vAlign w:val="center"/>
+          </w:tcPr>
+          <w:p>
+            <w:pPr>
+              <w:spacing w:after="0" w:line="220" w:lineRule="auto"/>
+            </w:pPr>
+            <w:r>
+              <w:rPr>
+                <w:rFonts w:ascii="Arial" w:cs="Arial" w:eastAsia="Arial" w:hAnsi="Arial"/>
+                <w:b/>
+                <w:bCs/>
+                <w:i w:val="false"/>
+                <w:iCs w:val="false"/>
+                <w:color w:val="1F2A44"/>
+                <w:sz w:val="17"/>
+                <w:szCs w:val="17"/>
+              </w:rPr>
+              <w:t xml:space="preserve">Не раскрыта</w:t>
+            </w:r>
+          </w:p>
+        </w:tc>
+      </w:tr>
+      <w:tr>
+        <w:tc>
+          <w:tcPr>
+            <w:tcW w:type="dxa" w:w="1900"/>
+            <w:tcBorders>
+              <w:top w:val="none" w:color="auto" w:sz="0"/>
+              <w:left w:val="none" w:color="auto" w:sz="0"/>
+              <w:bottom w:val="none" w:color="auto" w:sz="0"/>
+              <w:right w:val="none" w:color="auto" w:sz="0"/>
+            </w:tcBorders>
+            <w:shd w:fill="FAF8F5" w:color="auto" w:val="clear"/>
+            <w:tcMar>
+              <w:top w:type="dxa" w:w="58"/>
+              <w:left w:type="dxa" w:w="170"/>
+              <w:bottom w:type="dxa" w:w="58"/>
+              <w:right w:type="dxa" w:w="60"/>
+            </w:tcMar>
+            <w:vAlign w:val="center"/>
+          </w:tcPr>
+          <w:p>
+            <w:pPr>
+              <w:spacing w:after="0" w:line="220" w:lineRule="auto"/>
+            </w:pPr>
+            <w:r>
+              <w:rPr>
+                <w:rFonts w:ascii="Arial" w:cs="Arial" w:eastAsia="Arial" w:hAnsi="Arial"/>
+                <w:b w:val="false"/>
+                <w:bCs w:val="false"/>
+                <w:i w:val="false"/>
+                <w:iCs w:val="false"/>
+                <w:caps/>
+                <w:color w:val="70788A"/>
+                <w:spacing w:val="16"/>
+                <w:sz w:val="14"/>
+                <w:szCs w:val="14"/>
+              </w:rPr>
+              <w:t xml:space="preserve">Статус</w:t>
+            </w:r>
+          </w:p>
+        </w:tc>
+        <w:tc>
+          <w:tcPr>
+            <w:tcW w:type="dxa" w:w="2919"/>
+            <w:tcBorders>
+              <w:top w:val="none" w:color="auto" w:sz="0"/>
+              <w:left w:val="none" w:color="auto" w:sz="0"/>
+              <w:bottom w:val="none" w:color="auto" w:sz="0"/>
+              <w:right w:val="none" w:color="auto" w:sz="0"/>
+            </w:tcBorders>
+            <w:shd w:fill="FAF8F5" w:color="auto" w:val="clear"/>
+            <w:tcMar>
+              <w:top w:type="dxa" w:w="58"/>
+              <w:left w:type="dxa" w:w="60"/>
+              <w:bottom w:type="dxa" w:w="58"/>
+              <w:right w:type="dxa" w:w="60"/>
+            </w:tcMar>
+            <w:vAlign w:val="center"/>
+          </w:tcPr>
+          <w:p>
+            <w:pPr>
+              <w:spacing w:after="0" w:line="220" w:lineRule="auto"/>
+            </w:pPr>
+            <w:r>
+              <w:rPr>
+                <w:rFonts w:ascii="Arial" w:cs="Arial" w:eastAsia="Arial" w:hAnsi="Arial"/>
+                <w:b/>
+                <w:bCs/>
+                <w:i w:val="false"/>
+                <w:iCs w:val="false"/>
+                <w:color w:val="1F2A44"/>
+                <w:sz w:val="17"/>
+                <w:szCs w:val="17"/>
+              </w:rPr>
+              <w:t xml:space="preserve">Проектирование, показатели согласованы</w:t>
+            </w:r>
+          </w:p>
+        </w:tc>
+        <w:tc>
+          <w:tcPr>
+            <w:tcW w:type="dxa" w:w="1900"/>
+            <w:tcBorders>
+              <w:top w:val="none" w:color="auto" w:sz="0"/>
+              <w:left w:val="none" w:color="auto" w:sz="0"/>
+              <w:bottom w:val="none" w:color="auto" w:sz="0"/>
+              <w:right w:val="none" w:color="auto" w:sz="0"/>
+            </w:tcBorders>
+            <w:shd w:fill="FAF8F5" w:color="auto" w:val="clear"/>
+            <w:tcMar>
+              <w:top w:type="dxa" w:w="58"/>
+              <w:left w:type="dxa" w:w="220"/>
+              <w:bottom w:type="dxa" w:w="58"/>
+              <w:right w:type="dxa" w:w="60"/>
+            </w:tcMar>
+            <w:vAlign w:val="center"/>
+          </w:tcPr>
+          <w:p>
+            <w:pPr>
+              <w:spacing w:after="0" w:line="220" w:lineRule="auto"/>
+            </w:pPr>
+            <w:r>
+              <w:rPr>
+                <w:rFonts w:ascii="Arial" w:cs="Arial" w:eastAsia="Arial" w:hAnsi="Arial"/>
+                <w:b w:val="false"/>
+                <w:bCs w:val="false"/>
+                <w:i w:val="false"/>
+                <w:iCs w:val="false"/>
+                <w:caps/>
+                <w:color w:val="70788A"/>
+                <w:spacing w:val="16"/>
+                <w:sz w:val="14"/>
+                <w:szCs w:val="14"/>
+              </w:rPr>
+              <w:t xml:space="preserve">Сдача</w:t>
+            </w:r>
+          </w:p>
+        </w:tc>
+        <w:tc>
+          <w:tcPr>
+            <w:tcW w:type="dxa" w:w="2919"/>
+            <w:tcBorders>
+              <w:top w:val="none" w:color="auto" w:sz="0"/>
+              <w:left w:val="none" w:color="auto" w:sz="0"/>
+              <w:bottom w:val="none" w:color="auto" w:sz="0"/>
+              <w:right w:val="none" w:color="auto" w:sz="0"/>
+            </w:tcBorders>
+            <w:shd w:fill="FAF8F5" w:color="auto" w:val="clear"/>
+            <w:tcMar>
+              <w:top w:type="dxa" w:w="58"/>
+              <w:left w:type="dxa" w:w="60"/>
+              <w:bottom w:type="dxa" w:w="58"/>
+              <w:right w:type="dxa" w:w="170"/>
+            </w:tcMar>
+            <w:vAlign w:val="center"/>
+          </w:tcPr>
+          <w:p>
+            <w:pPr>
+              <w:spacing w:after="0" w:line="220" w:lineRule="auto"/>
+            </w:pPr>
+            <w:r>
+              <w:rPr>
+                <w:rFonts w:ascii="Arial" w:cs="Arial" w:eastAsia="Arial" w:hAnsi="Arial"/>
+                <w:b/>
+                <w:bCs/>
+                <w:i w:val="false"/>
+                <w:iCs w:val="false"/>
+                <w:color w:val="1F2A44"/>
+                <w:sz w:val="17"/>
+                <w:szCs w:val="17"/>
+              </w:rPr>
+              <w:t xml:space="preserve">Не объявлена</w:t>
+            </w:r>
+          </w:p>
+        </w:tc>
+      </w:tr>
+    </w:tbl>
+    <w:p>
+      <w:pPr>
+        <w:spacing w:after="34"/>
+      </w:pPr>
+      <w:r>
+        <w:rPr>
+          <w:rFonts w:ascii="Arial" w:cs="Arial" w:eastAsia="Arial" w:hAnsi="Arial"/>
+          <w:b w:val="false"/>
+          <w:bCs w:val="false"/>
+          <w:i w:val="false"/>
+          <w:iCs w:val="false"/>
+          <w:color w:val="2A2E38"/>
+          <w:sz w:val="19"/>
+          <w:szCs w:val="19"/>
+        </w:rPr>
+        <w:t xml:space="preserve"/>
+      </w:r>
+    </w:p>
+    <w:p>
+      <w:pPr>
+        <w:spacing w:after="34"/>
+        <w:jc w:val="center"/>
+      </w:pPr>
+      <w:r>
+        <w:drawing>
+          <wp:inline distT="0" distB="0" distL="0" distR="0">
+            <wp:extent cx="6124575" cy="1790700"/>
+            <wp:effectExtent t="0" r="0" b="0" l="0"/>
+            <wp:docPr id="1" name="" descr="" title=""/>
+            <wp:cNvGraphicFramePr>
+              <a:graphicFrameLocks xmlns:a="http://schemas.openxmlformats.org/drawingml/2006/main" noChangeAspect="1"/>
+            </wp:cNvGraphicFramePr>
+            <a:graphic xmlns:a="http://schemas.openxmlformats.org/drawingml/2006/main">
+              <a:graphicData uri="http://schemas.openxmlformats.org/drawingml/2006/picture">
+                <pic:pic xmlns:pic="http://schemas.openxmlformats.org/drawingml/2006/picture">
+                  <pic:nvPicPr>
+                    <pic:cNvPr id="0" name="" descr=""/>
+                    <pic:cNvPicPr>
+                      <a:picLocks noChangeAspect="1" noChangeArrowheads="1"/>
+                    </pic:cNvPicPr>
+                  </pic:nvPicPr>
+                  <pic:blipFill>
+                    <a:blip r:embed="rId16" cstate="none"/>
+                    <a:srcRect/>
+                    <a:stretch>
+                      <a:fillRect/>
+                    </a:stretch>
+                  </pic:blipFill>
+                  <pic:spPr bwMode="auto">
+                    <a:xfrm>
+                      <a:off x="0" y="0"/>
+                      <a:ext cx="6124575" cy="1790700"/>
+                    </a:xfrm>
+                    <a:prstGeom prst="rect">
+                      <a:avLst/>
+                    </a:prstGeom>
+                  </pic:spPr>
+                </pic:pic>
+              </a:graphicData>
+            </a:graphic>
+          </wp:inline>
+        </w:drawing>
+      </w:r>
+    </w:p>
+    <w:p>
+      <w:pPr>
+        <w:spacing w:after="60" w:line="230" w:lineRule="auto"/>
+        <w:ind w:right="1560"/>
+      </w:pPr>
+      <w:r>
+        <w:rPr>
+          <w:rFonts w:ascii="Arial" w:cs="Arial" w:eastAsia="Arial" w:hAnsi="Arial"/>
+          <w:b w:val="false"/>
+          <w:bCs w:val="false"/>
+          <w:i w:val="false"/>
+          <w:iCs w:val="false"/>
+          <w:color w:val="70788A"/>
+          <w:sz w:val="15"/>
+          <w:szCs w:val="15"/>
+        </w:rPr>
+        <w:t xml:space="preserve">Это единственные опубликованные визуализации проекта: собственной страницы у него нет ни у застройщика, ни в портфолио бюро. Кадры — из отраслевой публикации от 25.08.2026, где три проекта AURIX показаны вместе. Архитектор, этажность и срок сдачи не раскрыты.</w:t>
+      </w:r>
+    </w:p>
+    <w:p>
+      <w:pPr>
+        <w:keepNext/>
+        <w:keepLines/>
+        <w:pageBreakBefore/>
+        <w:pBdr>
+          <w:bottom w:val="single" w:color="A9762F" w:sz="10" w:space="8"/>
+        </w:pBdr>
+        <w:spacing w:after="160"/>
+      </w:pPr>
+      <w:r>
+        <w:rPr>
+          <w:rFonts w:ascii="Georgia" w:cs="Georgia" w:eastAsia="Georgia" w:hAnsi="Georgia"/>
+          <w:b/>
+          <w:bCs/>
+          <w:i w:val="false"/>
+          <w:iCs w:val="false"/>
+          <w:color w:val="1F2A44"/>
+          <w:sz w:val="36"/>
+          <w:szCs w:val="36"/>
+        </w:rPr>
+        <w:t xml:space="preserve">Малая Полянка, 3</w:t>
+      </w:r>
+    </w:p>
+    <w:p>
+      <w:pPr>
+        <w:spacing w:after="150" w:line="258" w:lineRule="auto"/>
+        <w:ind w:right="1560"/>
+      </w:pPr>
+      <w:r>
+        <w:rPr>
+          <w:rFonts w:ascii="Arial" w:cs="Arial" w:eastAsia="Arial" w:hAnsi="Arial"/>
+          <w:b w:val="false"/>
+          <w:bCs w:val="false"/>
+          <w:i w:val="false"/>
+          <w:iCs w:val="false"/>
+          <w:color w:val="2A2E38"/>
+          <w:sz w:val="19"/>
+          <w:szCs w:val="19"/>
+        </w:rPr>
+        <w:t xml:space="preserve">Самая маленькая площадка и самый крупный формат квартиры: 34 резиденции средней площадью около 144 м².</w:t>
+      </w:r>
+    </w:p>
+    <w:p>
+      <w:pPr>
+        <w:spacing w:after="34"/>
+        <w:jc w:val="center"/>
+      </w:pPr>
+      <w:r>
+        <w:drawing>
+          <wp:inline distT="0" distB="0" distL="0" distR="0">
+            <wp:extent cx="6124575" cy="2114550"/>
+            <wp:effectExtent t="0" r="0" b="0" l="0"/>
+            <wp:docPr id="1" name="" descr="" title=""/>
+            <wp:cNvGraphicFramePr>
+              <a:graphicFrameLocks xmlns:a="http://schemas.openxmlformats.org/drawingml/2006/main" noChangeAspect="1"/>
+            </wp:cNvGraphicFramePr>
+            <a:graphic xmlns:a="http://schemas.openxmlformats.org/drawingml/2006/main">
+              <a:graphicData uri="http://schemas.openxmlformats.org/drawingml/2006/picture">
+                <pic:pic xmlns:pic="http://schemas.openxmlformats.org/drawingml/2006/picture">
+                  <pic:nvPicPr>
+                    <pic:cNvPr id="0" name="" descr=""/>
+                    <pic:cNvPicPr>
+                      <a:picLocks noChangeAspect="1" noChangeArrowheads="1"/>
+                    </pic:cNvPicPr>
+                  </pic:nvPicPr>
+                  <pic:blipFill>
+                    <a:blip r:embed="rId17" cstate="none"/>
+                    <a:srcRect/>
+                    <a:stretch>
+                      <a:fillRect/>
+                    </a:stretch>
+                  </pic:blipFill>
+                  <pic:spPr bwMode="auto">
+                    <a:xfrm>
+                      <a:off x="0" y="0"/>
+                      <a:ext cx="6124575" cy="2114550"/>
+                    </a:xfrm>
+                    <a:prstGeom prst="rect">
+                      <a:avLst/>
+                    </a:prstGeom>
+                  </pic:spPr>
+                </pic:pic>
+              </a:graphicData>
+            </a:graphic>
+          </wp:inline>
+        </w:drawing>
+      </w:r>
+    </w:p>
+    <w:p>
+      <w:pPr>
+        <w:spacing w:after="220"/>
+        <w:ind w:right="1560"/>
+      </w:pPr>
+      <w:r>
+        <w:rPr>
+          <w:rFonts w:ascii="Arial" w:cs="Arial" w:eastAsia="Arial" w:hAnsi="Arial"/>
+          <w:b w:val="false"/>
+          <w:bCs w:val="false"/>
+          <w:i/>
+          <w:iCs/>
+          <w:color w:val="70788A"/>
+          <w:sz w:val="16"/>
+          <w:szCs w:val="16"/>
+        </w:rPr>
+        <w:t xml:space="preserve">Уличный ракурс: девять этажей, белые фасады, скруглённые углы и аркада по первому этажу.</w:t>
+      </w:r>
+    </w:p>
+    <w:p>
+      <w:pPr>
+        <w:spacing w:after="34"/>
+      </w:pPr>
+      <w:r>
+        <w:rPr>
+          <w:rFonts w:ascii="Arial" w:cs="Arial" w:eastAsia="Arial" w:hAnsi="Arial"/>
+          <w:b w:val="false"/>
+          <w:bCs w:val="false"/>
+          <w:i w:val="false"/>
+          <w:iCs w:val="false"/>
+          <w:color w:val="2A2E38"/>
+          <w:sz w:val="19"/>
+          <w:szCs w:val="19"/>
+        </w:rPr>
+        <w:t xml:space="preserve"/>
+      </w:r>
+    </w:p>
+    <w:tbl>
+      <w:tblPr>
+        <w:tblW w:type="dxa" w:w="9520"/>
+        <w:tblBorders>
+          <w:top w:val="single" w:color="auto" w:sz="4"/>
+          <w:left w:val="single" w:color="auto" w:sz="4"/>
+          <w:bottom w:val="single" w:color="auto" w:sz="4"/>
+          <w:right w:val="single" w:color="auto" w:sz="4"/>
+          <w:insideH w:val="single" w:color="auto" w:sz="4"/>
+          <w:insideV w:val="single" w:color="auto" w:sz="4"/>
+        </w:tblBorders>
+      </w:tblPr>
+      <w:tblGrid>
+        <w:gridCol w:w="4760"/>
+        <w:gridCol w:w="4760"/>
+      </w:tblGrid>
+      <w:tr>
+        <w:tc>
+          <w:tcPr>
+            <w:tcW w:type="dxa" w:w="4760"/>
+            <w:tcBorders>
+              <w:top w:val="none" w:color="auto" w:sz="0"/>
+              <w:left w:val="none" w:color="auto" w:sz="0"/>
+              <w:bottom w:val="none" w:color="auto" w:sz="0"/>
+              <w:right w:val="none" w:color="auto" w:sz="0"/>
+            </w:tcBorders>
+            <w:tcMar>
+              <w:top w:type="dxa" w:w="0"/>
+              <w:left w:type="dxa" w:w="0"/>
+              <w:bottom w:type="dxa" w:w="0"/>
+              <w:right w:type="dxa" w:w="110"/>
+            </w:tcMar>
+          </w:tcPr>
+          <w:p>
+            <w:pPr>
+              <w:spacing w:after="60"/>
+            </w:pPr>
+            <w:r>
+              <w:drawing>
+                <wp:inline distT="0" distB="0" distL="0" distR="0">
+                  <wp:extent cx="2952750" cy="1657350"/>
+                  <wp:effectExtent t="0" r="0" b="0" l="0"/>
+                  <wp:docPr id="1" name="" descr="" title=""/>
+                  <wp:cNvGraphicFramePr>
+                    <a:graphicFrameLocks xmlns:a="http://schemas.openxmlformats.org/drawingml/2006/main" noChangeAspect="1"/>
+                  </wp:cNvGraphicFramePr>
+                  <a:graphic xmlns:a="http://schemas.openxmlformats.org/drawingml/2006/main">
+                    <a:graphicData uri="http://schemas.openxmlformats.org/drawingml/2006/picture">
+                      <pic:pic xmlns:pic="http://schemas.openxmlformats.org/drawingml/2006/picture">
+                        <pic:nvPicPr>
+                          <pic:cNvPr id="0" name="" descr=""/>
+                          <pic:cNvPicPr>
+                            <a:picLocks noChangeAspect="1" noChangeArrowheads="1"/>
+                          </pic:cNvPicPr>
+                        </pic:nvPicPr>
+                        <pic:blipFill>
+                          <a:blip r:embed="rId18" cstate="none"/>
+                          <a:srcRect/>
+                          <a:stretch>
+                            <a:fillRect/>
+                          </a:stretch>
+                        </pic:blipFill>
+                        <pic:spPr bwMode="auto">
+                          <a:xfrm>
+                            <a:off x="0" y="0"/>
+                            <a:ext cx="2952750" cy="1657350"/>
+                          </a:xfrm>
+                          <a:prstGeom prst="rect">
+                            <a:avLst/>
+                          </a:prstGeom>
+                        </pic:spPr>
+                      </pic:pic>
+                    </a:graphicData>
+                  </a:graphic>
+                </wp:inline>
+              </w:drawing>
+            </w:r>
+          </w:p>
+          <w:p>
+            <w:pPr>
+              <w:spacing w:after="0" w:line="220" w:lineRule="auto"/>
+            </w:pPr>
+            <w:r>
+              <w:rPr>
+                <w:rFonts w:ascii="Arial" w:cs="Arial" w:eastAsia="Arial" w:hAnsi="Arial"/>
+                <w:b w:val="false"/>
+                <w:bCs w:val="false"/>
+                <w:i/>
+                <w:iCs/>
+                <w:color w:val="70788A"/>
+                <w:sz w:val="15"/>
+                <w:szCs w:val="15"/>
+              </w:rPr>
+              <w:t xml:space="preserve">Аркада первого этажа: изумрудная керамика в цоколе и узор на фасаде.</w:t>
+            </w:r>
+          </w:p>
+        </w:tc>
+        <w:tc>
+          <w:tcPr>
+            <w:tcW w:type="dxa" w:w="4760"/>
+            <w:tcBorders>
+              <w:top w:val="none" w:color="auto" w:sz="0"/>
+              <w:left w:val="none" w:color="auto" w:sz="0"/>
+              <w:bottom w:val="none" w:color="auto" w:sz="0"/>
+              <w:right w:val="none" w:color="auto" w:sz="0"/>
+            </w:tcBorders>
+            <w:tcMar>
+              <w:top w:type="dxa" w:w="0"/>
+              <w:left w:type="dxa" w:w="110"/>
+              <w:bottom w:type="dxa" w:w="0"/>
+              <w:right w:type="dxa" w:w="0"/>
+            </w:tcMar>
+          </w:tcPr>
+          <w:p>
+            <w:pPr>
+              <w:spacing w:after="60"/>
+            </w:pPr>
+            <w:r>
+              <w:drawing>
+                <wp:inline distT="0" distB="0" distL="0" distR="0">
+                  <wp:extent cx="2952750" cy="1657350"/>
+                  <wp:effectExtent t="0" r="0" b="0" l="0"/>
+                  <wp:docPr id="1" name="" descr="" title=""/>
+                  <wp:cNvGraphicFramePr>
+                    <a:graphicFrameLocks xmlns:a="http://schemas.openxmlformats.org/drawingml/2006/main" noChangeAspect="1"/>
+                  </wp:cNvGraphicFramePr>
+                  <a:graphic xmlns:a="http://schemas.openxmlformats.org/drawingml/2006/main">
+                    <a:graphicData uri="http://schemas.openxmlformats.org/drawingml/2006/picture">
+                      <pic:pic xmlns:pic="http://schemas.openxmlformats.org/drawingml/2006/picture">
+                        <pic:nvPicPr>
+                          <pic:cNvPr id="0" name="" descr=""/>
+                          <pic:cNvPicPr>
+                            <a:picLocks noChangeAspect="1" noChangeArrowheads="1"/>
+                          </pic:cNvPicPr>
+                        </pic:nvPicPr>
+                        <pic:blipFill>
+                          <a:blip r:embed="rId19" cstate="none"/>
+                          <a:srcRect/>
+                          <a:stretch>
+                            <a:fillRect/>
+                          </a:stretch>
+                        </pic:blipFill>
+                        <pic:spPr bwMode="auto">
+                          <a:xfrm>
+                            <a:off x="0" y="0"/>
+                            <a:ext cx="2952750" cy="1657350"/>
+                          </a:xfrm>
+                          <a:prstGeom prst="rect">
+                            <a:avLst/>
+                          </a:prstGeom>
+                        </pic:spPr>
+                      </pic:pic>
+                    </a:graphicData>
+                  </a:graphic>
+                </wp:inline>
+              </w:drawing>
+            </w:r>
+          </w:p>
+          <w:p>
+            <w:pPr>
+              <w:spacing w:after="0" w:line="220" w:lineRule="auto"/>
+            </w:pPr>
+            <w:r>
+              <w:rPr>
+                <w:rFonts w:ascii="Arial" w:cs="Arial" w:eastAsia="Arial" w:hAnsi="Arial"/>
+                <w:b w:val="false"/>
+                <w:bCs w:val="false"/>
+                <w:i/>
+                <w:iCs/>
+                <w:color w:val="70788A"/>
+                <w:sz w:val="15"/>
+                <w:szCs w:val="15"/>
+              </w:rPr>
+              <w:t xml:space="preserve">Двор: «зелёная чешуя», тёмное мощение и подсветка по мотивам Врубеля.</w:t>
+            </w:r>
+          </w:p>
+        </w:tc>
+      </w:tr>
+    </w:tbl>
+    <w:p>
+      <w:pPr>
+        <w:spacing w:after="36"/>
+      </w:pPr>
+      <w:r>
+        <w:rPr>
+          <w:rFonts w:ascii="Arial" w:cs="Arial" w:eastAsia="Arial" w:hAnsi="Arial"/>
+          <w:b w:val="false"/>
+          <w:bCs w:val="false"/>
+          <w:i w:val="false"/>
+          <w:iCs w:val="false"/>
+          <w:color w:val="2A2E38"/>
+          <w:sz w:val="19"/>
+          <w:szCs w:val="19"/>
+        </w:rPr>
+        <w:t xml:space="preserve"/>
+      </w:r>
+    </w:p>
+    <w:tbl>
+      <w:tblPr>
+        <w:tblW w:type="dxa" w:w="9638"/>
+        <w:tblBorders>
+          <w:top w:val="single" w:color="auto" w:sz="4"/>
+          <w:left w:val="single" w:color="auto" w:sz="4"/>
+          <w:bottom w:val="single" w:color="auto" w:sz="4"/>
+          <w:right w:val="single" w:color="auto" w:sz="4"/>
+          <w:insideH w:val="single" w:color="auto" w:sz="4"/>
+          <w:insideV w:val="single" w:color="auto" w:sz="4"/>
+        </w:tblBorders>
+      </w:tblPr>
+      <w:tblGrid>
+        <w:gridCol w:w="1900"/>
+        <w:gridCol w:w="2919"/>
+        <w:gridCol w:w="1900"/>
+        <w:gridCol w:w="2919"/>
+      </w:tblGrid>
+      <w:tr>
+        <w:tc>
+          <w:tcPr>
+            <w:tcW w:type="dxa" w:w="1900"/>
+            <w:tcBorders>
+              <w:top w:val="none" w:color="auto" w:sz="0"/>
+              <w:left w:val="none" w:color="auto" w:sz="0"/>
+              <w:bottom w:val="none" w:color="auto" w:sz="0"/>
+              <w:right w:val="none" w:color="auto" w:sz="0"/>
+            </w:tcBorders>
+            <w:shd w:fill="FAF8F5" w:color="auto" w:val="clear"/>
+            <w:tcMar>
+              <w:top w:type="dxa" w:w="58"/>
+              <w:left w:type="dxa" w:w="170"/>
+              <w:bottom w:type="dxa" w:w="58"/>
+              <w:right w:type="dxa" w:w="60"/>
+            </w:tcMar>
+            <w:vAlign w:val="center"/>
+          </w:tcPr>
+          <w:p>
+            <w:pPr>
+              <w:spacing w:after="0" w:line="220" w:lineRule="auto"/>
+            </w:pPr>
+            <w:r>
+              <w:rPr>
+                <w:rFonts w:ascii="Arial" w:cs="Arial" w:eastAsia="Arial" w:hAnsi="Arial"/>
+                <w:b w:val="false"/>
+                <w:bCs w:val="false"/>
+                <w:i w:val="false"/>
+                <w:iCs w:val="false"/>
+                <w:caps/>
+                <w:color w:val="70788A"/>
+                <w:spacing w:val="16"/>
+                <w:sz w:val="14"/>
+                <w:szCs w:val="14"/>
+              </w:rPr>
+              <w:t xml:space="preserve">Адрес</w:t>
+            </w:r>
+          </w:p>
+        </w:tc>
+        <w:tc>
+          <w:tcPr>
+            <w:tcW w:type="dxa" w:w="2919"/>
+            <w:tcBorders>
+              <w:top w:val="none" w:color="auto" w:sz="0"/>
+              <w:left w:val="none" w:color="auto" w:sz="0"/>
+              <w:bottom w:val="none" w:color="auto" w:sz="0"/>
+              <w:right w:val="none" w:color="auto" w:sz="0"/>
+            </w:tcBorders>
+            <w:shd w:fill="FAF8F5" w:color="auto" w:val="clear"/>
+            <w:tcMar>
+              <w:top w:type="dxa" w:w="58"/>
+              <w:left w:type="dxa" w:w="60"/>
+              <w:bottom w:type="dxa" w:w="58"/>
+              <w:right w:type="dxa" w:w="60"/>
+            </w:tcMar>
+            <w:vAlign w:val="center"/>
+          </w:tcPr>
+          <w:p>
+            <w:pPr>
+              <w:spacing w:after="0" w:line="220" w:lineRule="auto"/>
+            </w:pPr>
+            <w:r>
+              <w:rPr>
+                <w:rFonts w:ascii="Arial" w:cs="Arial" w:eastAsia="Arial" w:hAnsi="Arial"/>
+                <w:b/>
+                <w:bCs/>
+                <w:i w:val="false"/>
+                <w:iCs w:val="false"/>
+                <w:color w:val="1F2A44"/>
+                <w:sz w:val="17"/>
+                <w:szCs w:val="17"/>
+              </w:rPr>
+              <w:t xml:space="preserve">улица Малая Полянка, владение 3</w:t>
+            </w:r>
+          </w:p>
+        </w:tc>
+        <w:tc>
+          <w:tcPr>
+            <w:tcW w:type="dxa" w:w="1900"/>
+            <w:tcBorders>
+              <w:top w:val="none" w:color="auto" w:sz="0"/>
+              <w:left w:val="none" w:color="auto" w:sz="0"/>
+              <w:bottom w:val="none" w:color="auto" w:sz="0"/>
+              <w:right w:val="none" w:color="auto" w:sz="0"/>
+            </w:tcBorders>
+            <w:shd w:fill="FAF8F5" w:color="auto" w:val="clear"/>
+            <w:tcMar>
+              <w:top w:type="dxa" w:w="58"/>
+              <w:left w:type="dxa" w:w="220"/>
+              <w:bottom w:type="dxa" w:w="58"/>
+              <w:right w:type="dxa" w:w="60"/>
+            </w:tcMar>
+            <w:vAlign w:val="center"/>
+          </w:tcPr>
+          <w:p>
+            <w:pPr>
+              <w:spacing w:after="0" w:line="220" w:lineRule="auto"/>
+            </w:pPr>
+            <w:r>
+              <w:rPr>
+                <w:rFonts w:ascii="Arial" w:cs="Arial" w:eastAsia="Arial" w:hAnsi="Arial"/>
+                <w:b w:val="false"/>
+                <w:bCs w:val="false"/>
+                <w:i w:val="false"/>
+                <w:iCs w:val="false"/>
+                <w:caps/>
+                <w:color w:val="70788A"/>
+                <w:spacing w:val="16"/>
+                <w:sz w:val="14"/>
+                <w:szCs w:val="14"/>
+              </w:rPr>
+              <w:t xml:space="preserve">Район</w:t>
+            </w:r>
+          </w:p>
+        </w:tc>
+        <w:tc>
+          <w:tcPr>
+            <w:tcW w:type="dxa" w:w="2919"/>
+            <w:tcBorders>
+              <w:top w:val="none" w:color="auto" w:sz="0"/>
+              <w:left w:val="none" w:color="auto" w:sz="0"/>
+              <w:bottom w:val="none" w:color="auto" w:sz="0"/>
+              <w:right w:val="none" w:color="auto" w:sz="0"/>
+            </w:tcBorders>
+            <w:shd w:fill="FAF8F5" w:color="auto" w:val="clear"/>
+            <w:tcMar>
+              <w:top w:type="dxa" w:w="58"/>
+              <w:left w:type="dxa" w:w="60"/>
+              <w:bottom w:type="dxa" w:w="58"/>
+              <w:right w:type="dxa" w:w="170"/>
+            </w:tcMar>
+            <w:vAlign w:val="center"/>
+          </w:tcPr>
+          <w:p>
+            <w:pPr>
+              <w:spacing w:after="0" w:line="220" w:lineRule="auto"/>
+            </w:pPr>
+            <w:r>
+              <w:rPr>
+                <w:rFonts w:ascii="Arial" w:cs="Arial" w:eastAsia="Arial" w:hAnsi="Arial"/>
+                <w:b/>
+                <w:bCs/>
+                <w:i w:val="false"/>
+                <w:iCs w:val="false"/>
+                <w:color w:val="1F2A44"/>
+                <w:sz w:val="17"/>
+                <w:szCs w:val="17"/>
+              </w:rPr>
+              <w:t xml:space="preserve">ЦАО, Якиманка · м. «Полянка»</w:t>
+            </w:r>
+          </w:p>
+        </w:tc>
+      </w:tr>
+      <w:tr>
+        <w:tc>
+          <w:tcPr>
+            <w:tcW w:type="dxa" w:w="1900"/>
+            <w:tcBorders>
+              <w:top w:val="none" w:color="auto" w:sz="0"/>
+              <w:left w:val="none" w:color="auto" w:sz="0"/>
+              <w:bottom w:val="none" w:color="auto" w:sz="0"/>
+              <w:right w:val="none" w:color="auto" w:sz="0"/>
+            </w:tcBorders>
+            <w:tcMar>
+              <w:top w:type="dxa" w:w="58"/>
+              <w:left w:type="dxa" w:w="170"/>
+              <w:bottom w:type="dxa" w:w="58"/>
+              <w:right w:type="dxa" w:w="60"/>
+            </w:tcMar>
+            <w:vAlign w:val="center"/>
+          </w:tcPr>
+          <w:p>
+            <w:pPr>
+              <w:spacing w:after="0" w:line="220" w:lineRule="auto"/>
+            </w:pPr>
+            <w:r>
+              <w:rPr>
+                <w:rFonts w:ascii="Arial" w:cs="Arial" w:eastAsia="Arial" w:hAnsi="Arial"/>
+                <w:b w:val="false"/>
+                <w:bCs w:val="false"/>
+                <w:i w:val="false"/>
+                <w:iCs w:val="false"/>
+                <w:caps/>
+                <w:color w:val="70788A"/>
+                <w:spacing w:val="16"/>
+                <w:sz w:val="14"/>
+                <w:szCs w:val="14"/>
+              </w:rPr>
+              <w:t xml:space="preserve">Что было</w:t>
+            </w:r>
+          </w:p>
+        </w:tc>
+        <w:tc>
+          <w:tcPr>
+            <w:tcW w:type="dxa" w:w="2919"/>
+            <w:tcBorders>
+              <w:top w:val="none" w:color="auto" w:sz="0"/>
+              <w:left w:val="none" w:color="auto" w:sz="0"/>
+              <w:bottom w:val="none" w:color="auto" w:sz="0"/>
+              <w:right w:val="none" w:color="auto" w:sz="0"/>
+            </w:tcBorders>
+            <w:tcMar>
+              <w:top w:type="dxa" w:w="58"/>
+              <w:left w:type="dxa" w:w="60"/>
+              <w:bottom w:type="dxa" w:w="58"/>
+              <w:right w:type="dxa" w:w="60"/>
+            </w:tcMar>
+            <w:vAlign w:val="center"/>
+          </w:tcPr>
+          <w:p>
+            <w:pPr>
+              <w:spacing w:after="0" w:line="220" w:lineRule="auto"/>
+            </w:pPr>
+            <w:r>
+              <w:rPr>
+                <w:rFonts w:ascii="Arial" w:cs="Arial" w:eastAsia="Arial" w:hAnsi="Arial"/>
+                <w:b/>
+                <w:bCs/>
+                <w:i w:val="false"/>
+                <w:iCs w:val="false"/>
+                <w:color w:val="1F2A44"/>
+                <w:sz w:val="17"/>
+                <w:szCs w:val="17"/>
+              </w:rPr>
+              <w:t xml:space="preserve">АТС</w:t>
+            </w:r>
+          </w:p>
+        </w:tc>
+        <w:tc>
+          <w:tcPr>
+            <w:tcW w:type="dxa" w:w="1900"/>
+            <w:tcBorders>
+              <w:top w:val="none" w:color="auto" w:sz="0"/>
+              <w:left w:val="none" w:color="auto" w:sz="0"/>
+              <w:bottom w:val="none" w:color="auto" w:sz="0"/>
+              <w:right w:val="none" w:color="auto" w:sz="0"/>
+            </w:tcBorders>
+            <w:tcMar>
+              <w:top w:type="dxa" w:w="58"/>
+              <w:left w:type="dxa" w:w="220"/>
+              <w:bottom w:type="dxa" w:w="58"/>
+              <w:right w:type="dxa" w:w="60"/>
+            </w:tcMar>
+            <w:vAlign w:val="center"/>
+          </w:tcPr>
+          <w:p>
+            <w:pPr>
+              <w:spacing w:after="0" w:line="220" w:lineRule="auto"/>
+            </w:pPr>
+            <w:r>
+              <w:rPr>
+                <w:rFonts w:ascii="Arial" w:cs="Arial" w:eastAsia="Arial" w:hAnsi="Arial"/>
+                <w:b w:val="false"/>
+                <w:bCs w:val="false"/>
+                <w:i w:val="false"/>
+                <w:iCs w:val="false"/>
+                <w:caps/>
+                <w:color w:val="70788A"/>
+                <w:spacing w:val="16"/>
+                <w:sz w:val="14"/>
+                <w:szCs w:val="14"/>
+              </w:rPr>
+              <w:t xml:space="preserve">Площадь проекта</w:t>
+            </w:r>
+          </w:p>
+        </w:tc>
+        <w:tc>
+          <w:tcPr>
+            <w:tcW w:type="dxa" w:w="2919"/>
+            <w:tcBorders>
+              <w:top w:val="none" w:color="auto" w:sz="0"/>
+              <w:left w:val="none" w:color="auto" w:sz="0"/>
+              <w:bottom w:val="none" w:color="auto" w:sz="0"/>
+              <w:right w:val="none" w:color="auto" w:sz="0"/>
+            </w:tcBorders>
+            <w:tcMar>
+              <w:top w:type="dxa" w:w="58"/>
+              <w:left w:type="dxa" w:w="60"/>
+              <w:bottom w:type="dxa" w:w="58"/>
+              <w:right w:type="dxa" w:w="170"/>
+            </w:tcMar>
+            <w:vAlign w:val="center"/>
+          </w:tcPr>
+          <w:p>
+            <w:pPr>
+              <w:spacing w:after="0" w:line="220" w:lineRule="auto"/>
+            </w:pPr>
+            <w:r>
+              <w:rPr>
+                <w:rFonts w:ascii="Arial" w:cs="Arial" w:eastAsia="Arial" w:hAnsi="Arial"/>
+                <w:b/>
+                <w:bCs/>
+                <w:i w:val="false"/>
+                <w:iCs w:val="false"/>
+                <w:color w:val="1F2A44"/>
+                <w:sz w:val="17"/>
+                <w:szCs w:val="17"/>
+              </w:rPr>
+              <w:t xml:space="preserve">7 941 м², из них квартир ≈ 4 900 м²</w:t>
+            </w:r>
+          </w:p>
+        </w:tc>
+      </w:tr>
+      <w:tr>
+        <w:tc>
+          <w:tcPr>
+            <w:tcW w:type="dxa" w:w="1900"/>
+            <w:tcBorders>
+              <w:top w:val="none" w:color="auto" w:sz="0"/>
+              <w:left w:val="none" w:color="auto" w:sz="0"/>
+              <w:bottom w:val="none" w:color="auto" w:sz="0"/>
+              <w:right w:val="none" w:color="auto" w:sz="0"/>
+            </w:tcBorders>
+            <w:shd w:fill="FAF8F5" w:color="auto" w:val="clear"/>
+            <w:tcMar>
+              <w:top w:type="dxa" w:w="58"/>
+              <w:left w:type="dxa" w:w="170"/>
+              <w:bottom w:type="dxa" w:w="58"/>
+              <w:right w:type="dxa" w:w="60"/>
+            </w:tcMar>
+            <w:vAlign w:val="center"/>
+          </w:tcPr>
+          <w:p>
+            <w:pPr>
+              <w:spacing w:after="0" w:line="220" w:lineRule="auto"/>
+            </w:pPr>
+            <w:r>
+              <w:rPr>
+                <w:rFonts w:ascii="Arial" w:cs="Arial" w:eastAsia="Arial" w:hAnsi="Arial"/>
+                <w:b w:val="false"/>
+                <w:bCs w:val="false"/>
+                <w:i w:val="false"/>
+                <w:iCs w:val="false"/>
+                <w:caps/>
+                <w:color w:val="70788A"/>
+                <w:spacing w:val="16"/>
+                <w:sz w:val="14"/>
+                <w:szCs w:val="14"/>
+              </w:rPr>
+              <w:t xml:space="preserve">Квартир</w:t>
+            </w:r>
+          </w:p>
+        </w:tc>
+        <w:tc>
+          <w:tcPr>
+            <w:tcW w:type="dxa" w:w="2919"/>
+            <w:tcBorders>
+              <w:top w:val="none" w:color="auto" w:sz="0"/>
+              <w:left w:val="none" w:color="auto" w:sz="0"/>
+              <w:bottom w:val="none" w:color="auto" w:sz="0"/>
+              <w:right w:val="none" w:color="auto" w:sz="0"/>
+            </w:tcBorders>
+            <w:shd w:fill="FAF8F5" w:color="auto" w:val="clear"/>
+            <w:tcMar>
+              <w:top w:type="dxa" w:w="58"/>
+              <w:left w:type="dxa" w:w="60"/>
+              <w:bottom w:type="dxa" w:w="58"/>
+              <w:right w:type="dxa" w:w="60"/>
+            </w:tcMar>
+            <w:vAlign w:val="center"/>
+          </w:tcPr>
+          <w:p>
+            <w:pPr>
+              <w:spacing w:after="0" w:line="220" w:lineRule="auto"/>
+            </w:pPr>
+            <w:r>
+              <w:rPr>
+                <w:rFonts w:ascii="Arial" w:cs="Arial" w:eastAsia="Arial" w:hAnsi="Arial"/>
+                <w:b/>
+                <w:bCs/>
+                <w:i w:val="false"/>
+                <w:iCs w:val="false"/>
+                <w:color w:val="1F2A44"/>
+                <w:sz w:val="17"/>
+                <w:szCs w:val="17"/>
+              </w:rPr>
+              <w:t xml:space="preserve">34</w:t>
+            </w:r>
+          </w:p>
+        </w:tc>
+        <w:tc>
+          <w:tcPr>
+            <w:tcW w:type="dxa" w:w="1900"/>
+            <w:tcBorders>
+              <w:top w:val="none" w:color="auto" w:sz="0"/>
+              <w:left w:val="none" w:color="auto" w:sz="0"/>
+              <w:bottom w:val="none" w:color="auto" w:sz="0"/>
+              <w:right w:val="none" w:color="auto" w:sz="0"/>
+            </w:tcBorders>
+            <w:shd w:fill="FAF8F5" w:color="auto" w:val="clear"/>
+            <w:tcMar>
+              <w:top w:type="dxa" w:w="58"/>
+              <w:left w:type="dxa" w:w="220"/>
+              <w:bottom w:type="dxa" w:w="58"/>
+              <w:right w:type="dxa" w:w="60"/>
+            </w:tcMar>
+            <w:vAlign w:val="center"/>
+          </w:tcPr>
+          <w:p>
+            <w:pPr>
+              <w:spacing w:after="0" w:line="220" w:lineRule="auto"/>
+            </w:pPr>
+            <w:r>
+              <w:rPr>
+                <w:rFonts w:ascii="Arial" w:cs="Arial" w:eastAsia="Arial" w:hAnsi="Arial"/>
+                <w:b w:val="false"/>
+                <w:bCs w:val="false"/>
+                <w:i w:val="false"/>
+                <w:iCs w:val="false"/>
+                <w:caps/>
+                <w:color w:val="70788A"/>
+                <w:spacing w:val="16"/>
+                <w:sz w:val="14"/>
+                <w:szCs w:val="14"/>
+              </w:rPr>
+              <w:t xml:space="preserve">Средняя квартира</w:t>
+            </w:r>
+          </w:p>
+        </w:tc>
+        <w:tc>
+          <w:tcPr>
+            <w:tcW w:type="dxa" w:w="2919"/>
+            <w:tcBorders>
+              <w:top w:val="none" w:color="auto" w:sz="0"/>
+              <w:left w:val="none" w:color="auto" w:sz="0"/>
+              <w:bottom w:val="none" w:color="auto" w:sz="0"/>
+              <w:right w:val="none" w:color="auto" w:sz="0"/>
+            </w:tcBorders>
+            <w:shd w:fill="FAF8F5" w:color="auto" w:val="clear"/>
+            <w:tcMar>
+              <w:top w:type="dxa" w:w="58"/>
+              <w:left w:type="dxa" w:w="60"/>
+              <w:bottom w:type="dxa" w:w="58"/>
+              <w:right w:type="dxa" w:w="170"/>
+            </w:tcMar>
+            <w:vAlign w:val="center"/>
+          </w:tcPr>
+          <w:p>
+            <w:pPr>
+              <w:spacing w:after="0" w:line="220" w:lineRule="auto"/>
+            </w:pPr>
+            <w:r>
+              <w:rPr>
+                <w:rFonts w:ascii="Arial" w:cs="Arial" w:eastAsia="Arial" w:hAnsi="Arial"/>
+                <w:b/>
+                <w:bCs/>
+                <w:i w:val="false"/>
+                <w:iCs w:val="false"/>
+                <w:color w:val="1F2A44"/>
+                <w:sz w:val="17"/>
+                <w:szCs w:val="17"/>
+              </w:rPr>
+              <w:t xml:space="preserve">≈ 144 м²</w:t>
+            </w:r>
+          </w:p>
+        </w:tc>
+      </w:tr>
+      <w:tr>
+        <w:tc>
+          <w:tcPr>
+            <w:tcW w:type="dxa" w:w="1900"/>
+            <w:tcBorders>
+              <w:top w:val="none" w:color="auto" w:sz="0"/>
+              <w:left w:val="none" w:color="auto" w:sz="0"/>
+              <w:bottom w:val="none" w:color="auto" w:sz="0"/>
+              <w:right w:val="none" w:color="auto" w:sz="0"/>
+            </w:tcBorders>
+            <w:tcMar>
+              <w:top w:type="dxa" w:w="58"/>
+              <w:left w:type="dxa" w:w="170"/>
+              <w:bottom w:type="dxa" w:w="58"/>
+              <w:right w:type="dxa" w:w="60"/>
+            </w:tcMar>
+            <w:vAlign w:val="center"/>
+          </w:tcPr>
+          <w:p>
+            <w:pPr>
+              <w:spacing w:after="0" w:line="220" w:lineRule="auto"/>
+            </w:pPr>
+            <w:r>
+              <w:rPr>
+                <w:rFonts w:ascii="Arial" w:cs="Arial" w:eastAsia="Arial" w:hAnsi="Arial"/>
+                <w:b w:val="false"/>
+                <w:bCs w:val="false"/>
+                <w:i w:val="false"/>
+                <w:iCs w:val="false"/>
+                <w:caps/>
+                <w:color w:val="70788A"/>
+                <w:spacing w:val="16"/>
+                <w:sz w:val="14"/>
+                <w:szCs w:val="14"/>
+              </w:rPr>
+              <w:t xml:space="preserve">Этажность</w:t>
+            </w:r>
+          </w:p>
+        </w:tc>
+        <w:tc>
+          <w:tcPr>
+            <w:tcW w:type="dxa" w:w="2919"/>
+            <w:tcBorders>
+              <w:top w:val="none" w:color="auto" w:sz="0"/>
+              <w:left w:val="none" w:color="auto" w:sz="0"/>
+              <w:bottom w:val="none" w:color="auto" w:sz="0"/>
+              <w:right w:val="none" w:color="auto" w:sz="0"/>
+            </w:tcBorders>
+            <w:tcMar>
+              <w:top w:type="dxa" w:w="58"/>
+              <w:left w:type="dxa" w:w="60"/>
+              <w:bottom w:type="dxa" w:w="58"/>
+              <w:right w:type="dxa" w:w="60"/>
+            </w:tcMar>
+            <w:vAlign w:val="center"/>
+          </w:tcPr>
+          <w:p>
+            <w:pPr>
+              <w:spacing w:after="0" w:line="220" w:lineRule="auto"/>
+            </w:pPr>
+            <w:r>
+              <w:rPr>
+                <w:rFonts w:ascii="Arial" w:cs="Arial" w:eastAsia="Arial" w:hAnsi="Arial"/>
+                <w:b/>
+                <w:bCs/>
+                <w:i w:val="false"/>
+                <w:iCs w:val="false"/>
+                <w:color w:val="1F2A44"/>
+                <w:sz w:val="17"/>
+                <w:szCs w:val="17"/>
+              </w:rPr>
+              <w:t xml:space="preserve">9 этажей</w:t>
+            </w:r>
+          </w:p>
+        </w:tc>
+        <w:tc>
+          <w:tcPr>
+            <w:tcW w:type="dxa" w:w="1900"/>
+            <w:tcBorders>
+              <w:top w:val="none" w:color="auto" w:sz="0"/>
+              <w:left w:val="none" w:color="auto" w:sz="0"/>
+              <w:bottom w:val="none" w:color="auto" w:sz="0"/>
+              <w:right w:val="none" w:color="auto" w:sz="0"/>
+            </w:tcBorders>
+            <w:tcMar>
+              <w:top w:type="dxa" w:w="58"/>
+              <w:left w:type="dxa" w:w="220"/>
+              <w:bottom w:type="dxa" w:w="58"/>
+              <w:right w:type="dxa" w:w="60"/>
+            </w:tcMar>
+            <w:vAlign w:val="center"/>
+          </w:tcPr>
+          <w:p>
+            <w:pPr>
+              <w:spacing w:after="0" w:line="220" w:lineRule="auto"/>
+            </w:pPr>
+            <w:r>
+              <w:rPr>
+                <w:rFonts w:ascii="Arial" w:cs="Arial" w:eastAsia="Arial" w:hAnsi="Arial"/>
+                <w:b w:val="false"/>
+                <w:bCs w:val="false"/>
+                <w:i w:val="false"/>
+                <w:iCs w:val="false"/>
+                <w:caps/>
+                <w:color w:val="70788A"/>
+                <w:spacing w:val="16"/>
+                <w:sz w:val="14"/>
+                <w:szCs w:val="14"/>
+              </w:rPr>
+              <w:t xml:space="preserve">Паркинг</w:t>
+            </w:r>
+          </w:p>
+        </w:tc>
+        <w:tc>
+          <w:tcPr>
+            <w:tcW w:type="dxa" w:w="2919"/>
+            <w:tcBorders>
+              <w:top w:val="none" w:color="auto" w:sz="0"/>
+              <w:left w:val="none" w:color="auto" w:sz="0"/>
+              <w:bottom w:val="none" w:color="auto" w:sz="0"/>
+              <w:right w:val="none" w:color="auto" w:sz="0"/>
+            </w:tcBorders>
+            <w:tcMar>
+              <w:top w:type="dxa" w:w="58"/>
+              <w:left w:type="dxa" w:w="60"/>
+              <w:bottom w:type="dxa" w:w="58"/>
+              <w:right w:type="dxa" w:w="170"/>
+            </w:tcMar>
+            <w:vAlign w:val="center"/>
+          </w:tcPr>
+          <w:p>
+            <w:pPr>
+              <w:spacing w:after="0" w:line="220" w:lineRule="auto"/>
+            </w:pPr>
+            <w:r>
+              <w:rPr>
+                <w:rFonts w:ascii="Arial" w:cs="Arial" w:eastAsia="Arial" w:hAnsi="Arial"/>
+                <w:b/>
+                <w:bCs/>
+                <w:i w:val="false"/>
+                <w:iCs w:val="false"/>
+                <w:color w:val="1F2A44"/>
+                <w:sz w:val="17"/>
+                <w:szCs w:val="17"/>
+              </w:rPr>
+              <w:t xml:space="preserve">36 машино-мест — 1,06 на квартиру</w:t>
+            </w:r>
+          </w:p>
+        </w:tc>
+      </w:tr>
+      <w:tr>
+        <w:tc>
+          <w:tcPr>
+            <w:tcW w:type="dxa" w:w="1900"/>
+            <w:tcBorders>
+              <w:top w:val="none" w:color="auto" w:sz="0"/>
+              <w:left w:val="none" w:color="auto" w:sz="0"/>
+              <w:bottom w:val="none" w:color="auto" w:sz="0"/>
+              <w:right w:val="none" w:color="auto" w:sz="0"/>
+            </w:tcBorders>
+            <w:shd w:fill="FAF8F5" w:color="auto" w:val="clear"/>
+            <w:tcMar>
+              <w:top w:type="dxa" w:w="58"/>
+              <w:left w:type="dxa" w:w="170"/>
+              <w:bottom w:type="dxa" w:w="58"/>
+              <w:right w:type="dxa" w:w="60"/>
+            </w:tcMar>
+            <w:vAlign w:val="center"/>
+          </w:tcPr>
+          <w:p>
+            <w:pPr>
+              <w:spacing w:after="0" w:line="220" w:lineRule="auto"/>
+            </w:pPr>
+            <w:r>
+              <w:rPr>
+                <w:rFonts w:ascii="Arial" w:cs="Arial" w:eastAsia="Arial" w:hAnsi="Arial"/>
+                <w:b w:val="false"/>
+                <w:bCs w:val="false"/>
+                <w:i w:val="false"/>
+                <w:iCs w:val="false"/>
+                <w:caps/>
+                <w:color w:val="70788A"/>
+                <w:spacing w:val="16"/>
+                <w:sz w:val="14"/>
+                <w:szCs w:val="14"/>
+              </w:rPr>
+              <w:t xml:space="preserve">Архитектура</w:t>
+            </w:r>
+          </w:p>
+        </w:tc>
+        <w:tc>
+          <w:tcPr>
+            <w:tcW w:type="dxa" w:w="2919"/>
+            <w:tcBorders>
+              <w:top w:val="none" w:color="auto" w:sz="0"/>
+              <w:left w:val="none" w:color="auto" w:sz="0"/>
+              <w:bottom w:val="none" w:color="auto" w:sz="0"/>
+              <w:right w:val="none" w:color="auto" w:sz="0"/>
+            </w:tcBorders>
+            <w:shd w:fill="FAF8F5" w:color="auto" w:val="clear"/>
+            <w:tcMar>
+              <w:top w:type="dxa" w:w="58"/>
+              <w:left w:type="dxa" w:w="60"/>
+              <w:bottom w:type="dxa" w:w="58"/>
+              <w:right w:type="dxa" w:w="60"/>
+            </w:tcMar>
+            <w:vAlign w:val="center"/>
+          </w:tcPr>
+          <w:p>
+            <w:pPr>
+              <w:spacing w:after="0" w:line="220" w:lineRule="auto"/>
+            </w:pPr>
+            <w:r>
+              <w:rPr>
+                <w:rFonts w:ascii="Arial" w:cs="Arial" w:eastAsia="Arial" w:hAnsi="Arial"/>
+                <w:b/>
+                <w:bCs/>
+                <w:i w:val="false"/>
+                <w:iCs w:val="false"/>
+                <w:color w:val="1F2A44"/>
+                <w:sz w:val="17"/>
+                <w:szCs w:val="17"/>
+              </w:rPr>
+              <w:t xml:space="preserve">Бюро «ЭталонПроект», концепция 2025 года</w:t>
+            </w:r>
+          </w:p>
+        </w:tc>
+        <w:tc>
+          <w:tcPr>
+            <w:tcW w:type="dxa" w:w="1900"/>
+            <w:tcBorders>
+              <w:top w:val="none" w:color="auto" w:sz="0"/>
+              <w:left w:val="none" w:color="auto" w:sz="0"/>
+              <w:bottom w:val="none" w:color="auto" w:sz="0"/>
+              <w:right w:val="none" w:color="auto" w:sz="0"/>
+            </w:tcBorders>
+            <w:shd w:fill="FAF8F5" w:color="auto" w:val="clear"/>
+            <w:tcMar>
+              <w:top w:type="dxa" w:w="58"/>
+              <w:left w:type="dxa" w:w="220"/>
+              <w:bottom w:type="dxa" w:w="58"/>
+              <w:right w:type="dxa" w:w="60"/>
+            </w:tcMar>
+            <w:vAlign w:val="center"/>
+          </w:tcPr>
+          <w:p>
+            <w:pPr>
+              <w:spacing w:after="0" w:line="220" w:lineRule="auto"/>
+            </w:pPr>
+            <w:r>
+              <w:rPr>
+                <w:rFonts w:ascii="Arial" w:cs="Arial" w:eastAsia="Arial" w:hAnsi="Arial"/>
+                <w:b w:val="false"/>
+                <w:bCs w:val="false"/>
+                <w:i w:val="false"/>
+                <w:iCs w:val="false"/>
+                <w:caps/>
+                <w:color w:val="70788A"/>
+                <w:spacing w:val="16"/>
+                <w:sz w:val="14"/>
+                <w:szCs w:val="14"/>
+              </w:rPr>
+              <w:t xml:space="preserve">Статус</w:t>
+            </w:r>
+          </w:p>
+        </w:tc>
+        <w:tc>
+          <w:tcPr>
+            <w:tcW w:type="dxa" w:w="2919"/>
+            <w:tcBorders>
+              <w:top w:val="none" w:color="auto" w:sz="0"/>
+              <w:left w:val="none" w:color="auto" w:sz="0"/>
+              <w:bottom w:val="none" w:color="auto" w:sz="0"/>
+              <w:right w:val="none" w:color="auto" w:sz="0"/>
+            </w:tcBorders>
+            <w:shd w:fill="FAF8F5" w:color="auto" w:val="clear"/>
+            <w:tcMar>
+              <w:top w:type="dxa" w:w="58"/>
+              <w:left w:type="dxa" w:w="60"/>
+              <w:bottom w:type="dxa" w:w="58"/>
+              <w:right w:type="dxa" w:w="170"/>
+            </w:tcMar>
+            <w:vAlign w:val="center"/>
+          </w:tcPr>
+          <w:p>
+            <w:pPr>
+              <w:spacing w:after="0" w:line="220" w:lineRule="auto"/>
+            </w:pPr>
+            <w:r>
+              <w:rPr>
+                <w:rFonts w:ascii="Arial" w:cs="Arial" w:eastAsia="Arial" w:hAnsi="Arial"/>
+                <w:b/>
+                <w:bCs/>
+                <w:i w:val="false"/>
+                <w:iCs w:val="false"/>
+                <w:color w:val="1F2A44"/>
+                <w:sz w:val="17"/>
+                <w:szCs w:val="17"/>
+              </w:rPr>
+              <w:t xml:space="preserve">Концепция, на согласование вышла в ноябре 2025</w:t>
+            </w:r>
+          </w:p>
+        </w:tc>
+      </w:tr>
+    </w:tbl>
+    <w:p>
+      <w:pPr>
+        <w:spacing w:after="34"/>
+      </w:pPr>
+      <w:r>
+        <w:rPr>
+          <w:rFonts w:ascii="Arial" w:cs="Arial" w:eastAsia="Arial" w:hAnsi="Arial"/>
+          <w:b w:val="false"/>
+          <w:bCs w:val="false"/>
+          <w:i w:val="false"/>
+          <w:iCs w:val="false"/>
+          <w:color w:val="2A2E38"/>
+          <w:sz w:val="19"/>
+          <w:szCs w:val="19"/>
+        </w:rPr>
+        <w:t xml:space="preserve"/>
+      </w:r>
+    </w:p>
+    <w:p>
+      <w:pPr>
+        <w:spacing w:after="34"/>
+        <w:jc w:val="center"/>
+      </w:pPr>
+      <w:r>
+        <w:drawing>
+          <wp:inline distT="0" distB="0" distL="0" distR="0">
+            <wp:extent cx="6124575" cy="1790700"/>
+            <wp:effectExtent t="0" r="0" b="0" l="0"/>
+            <wp:docPr id="1" name="" descr="" title=""/>
+            <wp:cNvGraphicFramePr>
+              <a:graphicFrameLocks xmlns:a="http://schemas.openxmlformats.org/drawingml/2006/main" noChangeAspect="1"/>
+            </wp:cNvGraphicFramePr>
+            <a:graphic xmlns:a="http://schemas.openxmlformats.org/drawingml/2006/main">
+              <a:graphicData uri="http://schemas.openxmlformats.org/drawingml/2006/picture">
+                <pic:pic xmlns:pic="http://schemas.openxmlformats.org/drawingml/2006/picture">
+                  <pic:nvPicPr>
+                    <pic:cNvPr id="0" name="" descr=""/>
+                    <pic:cNvPicPr>
+                      <a:picLocks noChangeAspect="1" noChangeArrowheads="1"/>
+                    </pic:cNvPicPr>
+                  </pic:nvPicPr>
+                  <pic:blipFill>
+                    <a:blip r:embed="rId20" cstate="none"/>
+                    <a:srcRect/>
+                    <a:stretch>
+                      <a:fillRect/>
+                    </a:stretch>
+                  </pic:blipFill>
+                  <pic:spPr bwMode="auto">
+                    <a:xfrm>
+                      <a:off x="0" y="0"/>
+                      <a:ext cx="6124575" cy="1790700"/>
+                    </a:xfrm>
+                    <a:prstGeom prst="rect">
+                      <a:avLst/>
+                    </a:prstGeom>
+                  </pic:spPr>
+                </pic:pic>
+              </a:graphicData>
+            </a:graphic>
+          </wp:inline>
+        </w:drawing>
+      </w:r>
+    </w:p>
+    <w:p>
+      <w:pPr>
+        <w:spacing w:after="60" w:line="230" w:lineRule="auto"/>
+        <w:ind w:right="1560"/>
+      </w:pPr>
+      <w:r>
+        <w:rPr>
+          <w:rFonts w:ascii="Arial" w:cs="Arial" w:eastAsia="Arial" w:hAnsi="Arial"/>
+          <w:b w:val="false"/>
+          <w:bCs w:val="false"/>
+          <w:i w:val="false"/>
+          <w:iCs w:val="false"/>
+          <w:color w:val="70788A"/>
+          <w:sz w:val="15"/>
+          <w:szCs w:val="15"/>
+        </w:rPr>
+        <w:t xml:space="preserve">Участок в двух шагах от метро «Полянка» и в пяти минутах от старой Третьяковки — эта близость, по словам авторов, и подсказала «сказочный образ» с отсылкой к русскому фольклору. Фасады — архитектурный бетон с изумрудной керамикой и моллированные витражи.</w:t>
+      </w:r>
+    </w:p>
+    <w:p>
+      <w:pPr>
+        <w:keepNext/>
+        <w:keepLines/>
+        <w:pageBreakBefore/>
+        <w:pBdr>
+          <w:bottom w:val="single" w:color="A9762F" w:sz="10" w:space="8"/>
+        </w:pBdr>
+        <w:spacing w:after="160"/>
+      </w:pPr>
+      <w:r>
+        <w:rPr>
+          <w:rFonts w:ascii="Georgia" w:cs="Georgia" w:eastAsia="Georgia" w:hAnsi="Georgia"/>
+          <w:b/>
+          <w:bCs/>
+          <w:i w:val="false"/>
+          <w:iCs w:val="false"/>
+          <w:color w:val="1F2A44"/>
+          <w:sz w:val="36"/>
+          <w:szCs w:val="36"/>
+        </w:rPr>
+        <w:t xml:space="preserve">Три площадки рядом</w:t>
       </w:r>
     </w:p>
     <w:p>
@@ -3603,7 +7165,7 @@
           <w:sz w:val="19"/>
           <w:szCs w:val="19"/>
         </w:rPr>
-        <w:t xml:space="preserve">Большая Ордынка, 25 — самая крупная и самая продвинутая по документам. </w:t>
+        <w:t xml:space="preserve">Экономика всех трёх держится на цене метра, потому что метража мало. </w:t>
       </w:r>
       <w:r>
         <w:rPr>
@@ -3616,7 +7178,7 @@
           <w:sz w:val="19"/>
           <w:szCs w:val="19"/>
         </w:rPr>
-        <w:t xml:space="preserve">17,3 тыс. м² общей площади, семь этажей плюс мансардный уровень с панорамным остеклением, класс делюкс, квартиры передаются в предчистовой отделке white box. Концепцию согласовала ГЗК Москвы в марте 2026 года. Архитектура — бюро Borisov Architects, концепция построена как композиция городских усадеб с отсылками к купеческому Замоскворечью XVII–XVIII веков; на фасадах планируются мозаики утраченных церквей района. Срок сдачи, который называют брокеры, — IV квартал 2031 года.</w:t>
+        <w:t xml:space="preserve">От 4,9 до 17,3 тыс. м² на проект. При таких размерах расходы на согласования, архитектуру и стройку размазываются на очень небольшой метраж, и вытянуть экономику можно только высокой ценой. Это не выбор позиционирования, а следствие размера площадки.</w:t>
       </w:r>
     </w:p>
     <w:p>
@@ -3648,7 +7210,7 @@
           <w:sz w:val="19"/>
           <w:szCs w:val="19"/>
         </w:rPr>
-        <w:t xml:space="preserve">На месте стоит здание Первой московской автоматической телефонной станции 1927 года. </w:t>
+        <w:t xml:space="preserve">Охранный статус здания АТС на Ордынке стоит проверить отдельно. </w:t>
       </w:r>
       <w:r>
         <w:rPr>
@@ -3661,7 +7223,7 @@
           <w:sz w:val="19"/>
           <w:szCs w:val="19"/>
         </w:rPr>
-        <w:t xml:space="preserve">В материалах проекта его называют памятником раннего конструктивизма, а работу архитекторов описывают как встраивание этого наследия в жилой формат. Формальный охранный статус здания по открытым источникам подтвердить не удалось, и это стоит проверять отдельно: от него зависит, идёт речь о реконструкции или о новом строительстве.</w:t>
+        <w:t xml:space="preserve">Это Первая московская автоматическая телефонная станция 1927 года; в описаниях проекта её называют памятником раннего конструктивизма, а работу архитекторов — встраиванием наследия в жилой формат. Формального статуса объекта культурного наследия по открытым источникам подтвердить не удалось. От него зависит, идёт речь о реконструкции или о новом строительстве, а значит и сроки, и себестоимость.</w:t>
       </w:r>
     </w:p>
     <w:p>
@@ -3693,7 +7255,7 @@
           <w:sz w:val="19"/>
           <w:szCs w:val="19"/>
         </w:rPr>
-        <w:t xml:space="preserve">Земледельческий, 15 — 77 квартир в 8 тыс. м² жилья. </w:t>
+        <w:t xml:space="preserve">Форматы квартир различаются вдвое. </w:t>
       </w:r>
       <w:r>
         <w:rPr>
@@ -3706,7 +7268,7 @@
           <w:sz w:val="19"/>
           <w:szCs w:val="19"/>
         </w:rPr>
-        <w:t xml:space="preserve">Это средняя квартира примерно 104 м² — самый «мелкий» формат из трёх и, по сути, не элитный, а верхний премиум. Участок 0,3 га в Хамовниках, дом монолитно-кирпичный, паркинг подземный, до метро «Смоленская» около километра. Показатели согласовали в мае 2026 года, и это само по себе достижение: вокруг плотная застройка, и проект мог не пройти по инсоляции.</w:t>
+        <w:t xml:space="preserve">«Земледельческий» — около 104 м² в среднем, «Полянка» — около 144 м². Это разные покупатели: первый ещё в пределах верхнего премиума, второй уже в элитном сегменте. По «Ордынке» число квартир не раскрыто, но при делюксовом позиционировании формат там будет ближе к «Полянке».</w:t>
       </w:r>
     </w:p>
     <w:p>
@@ -3738,7 +7300,7 @@
           <w:sz w:val="19"/>
           <w:szCs w:val="19"/>
         </w:rPr>
-        <w:t xml:space="preserve">Малая Полянка, 3 — самая маленькая и самая дорогая по чеку. </w:t>
+        <w:t xml:space="preserve">Степень раскрытия по трём площадкам очень разная, и это само по себе показательно. </w:t>
       </w:r>
       <w:r>
         <w:rPr>
@@ -3751,7 +7313,7 @@
           <w:sz w:val="19"/>
           <w:szCs w:val="19"/>
         </w:rPr>
-        <w:t xml:space="preserve">34 квартиры в 4,9 тыс. м², то есть средняя квартира около 144 м². Девять этажей, подземный паркинг на 36 мест — по полтора места на квартиру, для центра прилично. Архитектура заявлена как «неорусский модерн»: белые фасады из стеклофибробетона, скруглённые углы, эркеры, декоративная «зелёная чешуя» в цоколе, благоустройство по мотивам работ Врубеля. Проект вышел на согласование первым из трёх — в ноябре 2025 года.</w:t>
+        <w:t xml:space="preserve">По «Полянке» опубликованы и архитектурная концепция, и показатели. По «Ордынке» — концепция и общая площадь, но не число квартир. По «Земледельческому» — только показатели: ни архитектора, ни этажности, ни визуализаций на собственных ресурсах. Похоже на разную степень готовности: «Полянка» вышла на согласование первой, «Земледельческий» — последним.</w:t>
       </w:r>
     </w:p>
     <w:p>
@@ -3783,20 +7345,20 @@
           <w:sz w:val="19"/>
           <w:szCs w:val="19"/>
         </w:rPr>
-        <w:t xml:space="preserve">Общее у всех трёх — маленький объём. </w:t>
-      </w:r>
-      <w:r>
-        <w:rPr>
-          <w:rFonts w:ascii="Arial" w:cs="Arial" w:eastAsia="Arial" w:hAnsi="Arial"/>
-          <w:b/>
-          <w:bCs/>
+        <w:t xml:space="preserve">С транспортом у всех трёх по-разному. </w:t>
+      </w:r>
+      <w:r>
+        <w:rPr>
+          <w:rFonts w:ascii="Arial" w:cs="Arial" w:eastAsia="Arial" w:hAnsi="Arial"/>
+          <w:b w:val="false"/>
+          <w:bCs w:val="false"/>
           <w:i w:val="false"/>
           <w:iCs w:val="false"/>
           <w:color w:val="2A2E38"/>
           <w:sz w:val="19"/>
           <w:szCs w:val="19"/>
         </w:rPr>
-        <w:t xml:space="preserve">От 4,9 до 17,3 тыс. м² на проект. При таких размерах расходы на согласования, архитектуру и стройку размазываются на очень небольшой метраж, и вытянуть экономику можно только высокой ценой метра. Это не выбор позиционирования, а следствие размера площадки.</w:t>
+        <w:t xml:space="preserve">«Полянка» и «Ордынка» стоят в двух минутах от одноимённых станций метро. До «Смоленской» от «Земледельческого» около километра — минут пятнадцать пешком. Для элитного сегмента это не решающий фактор, но на «Земледельческом» он добавляется к и без того более скромному формату квартир.</w:t>
       </w:r>
     </w:p>
     <w:p>
@@ -3865,7 +7427,7 @@
                     </pic:cNvPicPr>
                   </pic:nvPicPr>
                   <pic:blipFill>
-                    <a:blip r:embed="rId9" cstate="none"/>
+                    <a:blip r:embed="rId21" cstate="none"/>
                     <a:srcRect/>
                     <a:stretch>
                       <a:fillRect/>
@@ -4047,13 +7609,13 @@
         </w:tblBorders>
       </w:tblPr>
       <w:tblGrid>
-        <w:gridCol w:w="2300"/>
-        <w:gridCol w:w="1300"/>
-        <w:gridCol w:w="900"/>
-        <w:gridCol w:w="1200"/>
-        <w:gridCol w:w="1400"/>
+        <w:gridCol w:w="2150"/>
+        <w:gridCol w:w="1750"/>
+        <w:gridCol w:w="1150"/>
         <w:gridCol w:w="1250"/>
-        <w:gridCol w:w="1288"/>
+        <w:gridCol w:w="1250"/>
+        <w:gridCol w:w="1250"/>
+        <w:gridCol w:w="838"/>
       </w:tblGrid>
       <w:tr>
         <w:trPr>
@@ -4061,7 +7623,7 @@
         </w:trPr>
         <w:tc>
           <w:tcPr>
-            <w:tcW w:type="dxa" w:w="2300"/>
+            <w:tcW w:type="dxa" w:w="2150"/>
             <w:tcBorders>
               <w:top w:val="single" w:color="1F2A44" w:sz="4"/>
               <w:left w:val="none" w:color="auto" w:sz="0"/>
@@ -4099,7 +7661,7 @@
         </w:tc>
         <w:tc>
           <w:tcPr>
-            <w:tcW w:type="dxa" w:w="1300"/>
+            <w:tcW w:type="dxa" w:w="1750"/>
             <w:tcBorders>
               <w:top w:val="single" w:color="1F2A44" w:sz="4"/>
               <w:left w:val="none" w:color="auto" w:sz="0"/>
@@ -4138,7 +7700,7 @@
         </w:tc>
         <w:tc>
           <w:tcPr>
-            <w:tcW w:type="dxa" w:w="900"/>
+            <w:tcW w:type="dxa" w:w="1150"/>
             <w:tcBorders>
               <w:top w:val="single" w:color="1F2A44" w:sz="4"/>
               <w:left w:val="none" w:color="auto" w:sz="0"/>
@@ -4176,7 +7738,7 @@
         </w:tc>
         <w:tc>
           <w:tcPr>
-            <w:tcW w:type="dxa" w:w="1200"/>
+            <w:tcW w:type="dxa" w:w="1250"/>
             <w:tcBorders>
               <w:top w:val="single" w:color="1F2A44" w:sz="4"/>
               <w:left w:val="none" w:color="auto" w:sz="0"/>
@@ -4215,7 +7777,7 @@
         </w:tc>
         <w:tc>
           <w:tcPr>
-            <w:tcW w:type="dxa" w:w="1400"/>
+            <w:tcW w:type="dxa" w:w="1250"/>
             <w:tcBorders>
               <w:top w:val="single" w:color="1F2A44" w:sz="4"/>
               <w:left w:val="none" w:color="auto" w:sz="0"/>
@@ -4293,7 +7855,7 @@
         </w:tc>
         <w:tc>
           <w:tcPr>
-            <w:tcW w:type="dxa" w:w="1288"/>
+            <w:tcW w:type="dxa" w:w="838"/>
             <w:tcBorders>
               <w:top w:val="single" w:color="1F2A44" w:sz="4"/>
               <w:left w:val="none" w:color="auto" w:sz="0"/>
@@ -4334,7 +7896,7 @@
       <w:tr>
         <w:tc>
           <w:tcPr>
-            <w:tcW w:type="dxa" w:w="2300"/>
+            <w:tcW w:type="dxa" w:w="2150"/>
             <w:tcBorders>
               <w:top w:val="single" w:color="D9D4CB" w:sz="4"/>
               <w:left w:val="none" w:color="auto" w:sz="0"/>
@@ -4371,7 +7933,7 @@
         </w:tc>
         <w:tc>
           <w:tcPr>
-            <w:tcW w:type="dxa" w:w="1300"/>
+            <w:tcW w:type="dxa" w:w="1750"/>
             <w:tcBorders>
               <w:top w:val="single" w:color="D9D4CB" w:sz="4"/>
               <w:left w:val="none" w:color="auto" w:sz="0"/>
@@ -4402,13 +7964,13 @@
                 <w:sz w:val="17"/>
                 <w:szCs w:val="17"/>
               </w:rPr>
-              <w:t xml:space="preserve">≈ 8 460</w:t>
-            </w:r>
-          </w:p>
-        </w:tc>
-        <w:tc>
-          <w:tcPr>
-            <w:tcW w:type="dxa" w:w="900"/>
+              <w:t xml:space="preserve">≈ 8 460 – 10 675</w:t>
+            </w:r>
+          </w:p>
+        </w:tc>
+        <w:tc>
+          <w:tcPr>
+            <w:tcW w:type="dxa" w:w="1150"/>
             <w:tcBorders>
               <w:top w:val="single" w:color="D9D4CB" w:sz="4"/>
               <w:left w:val="none" w:color="auto" w:sz="0"/>
@@ -4439,13 +8001,13 @@
                 <w:sz w:val="17"/>
                 <w:szCs w:val="17"/>
               </w:rPr>
-              <w:t xml:space="preserve">≈ 50 – 55</w:t>
-            </w:r>
-          </w:p>
-        </w:tc>
-        <w:tc>
-          <w:tcPr>
-            <w:tcW w:type="dxa" w:w="1200"/>
+              <w:t xml:space="preserve">не раскрыто</w:t>
+            </w:r>
+          </w:p>
+        </w:tc>
+        <w:tc>
+          <w:tcPr>
+            <w:tcW w:type="dxa" w:w="1250"/>
             <w:tcBorders>
               <w:top w:val="single" w:color="D9D4CB" w:sz="4"/>
               <w:left w:val="none" w:color="auto" w:sz="0"/>
@@ -4476,13 +8038,13 @@
                 <w:sz w:val="17"/>
                 <w:szCs w:val="17"/>
               </w:rPr>
-              <w:t xml:space="preserve">≈ 155</w:t>
-            </w:r>
-          </w:p>
-        </w:tc>
-        <w:tc>
-          <w:tcPr>
-            <w:tcW w:type="dxa" w:w="1400"/>
+              <w:t xml:space="preserve">не раскрыто</w:t>
+            </w:r>
+          </w:p>
+        </w:tc>
+        <w:tc>
+          <w:tcPr>
+            <w:tcW w:type="dxa" w:w="1250"/>
             <w:tcBorders>
               <w:top w:val="single" w:color="D9D4CB" w:sz="4"/>
               <w:left w:val="none" w:color="auto" w:sz="0"/>
@@ -4550,13 +8112,13 @@
                 <w:sz w:val="17"/>
                 <w:szCs w:val="17"/>
               </w:rPr>
-              <w:t xml:space="preserve">≈ 25,4</w:t>
-            </w:r>
-          </w:p>
-        </w:tc>
-        <w:tc>
-          <w:tcPr>
-            <w:tcW w:type="dxa" w:w="1288"/>
+              <w:t xml:space="preserve">≈ 25,4 – 32,0</w:t>
+            </w:r>
+          </w:p>
+        </w:tc>
+        <w:tc>
+          <w:tcPr>
+            <w:tcW w:type="dxa" w:w="838"/>
             <w:tcBorders>
               <w:top w:val="single" w:color="D9D4CB" w:sz="4"/>
               <w:left w:val="none" w:color="auto" w:sz="0"/>
@@ -4587,7 +8149,7 @@
                 <w:sz w:val="17"/>
                 <w:szCs w:val="17"/>
               </w:rPr>
-              <w:t xml:space="preserve">≈ 465</w:t>
+              <w:t xml:space="preserve">—</w:t>
             </w:r>
           </w:p>
         </w:tc>
@@ -4595,7 +8157,7 @@
       <w:tr>
         <w:tc>
           <w:tcPr>
-            <w:tcW w:type="dxa" w:w="2300"/>
+            <w:tcW w:type="dxa" w:w="2150"/>
             <w:tcBorders>
               <w:top w:val="single" w:color="D9D4CB" w:sz="4"/>
               <w:left w:val="none" w:color="auto" w:sz="0"/>
@@ -4633,7 +8195,7 @@
         </w:tc>
         <w:tc>
           <w:tcPr>
-            <w:tcW w:type="dxa" w:w="1300"/>
+            <w:tcW w:type="dxa" w:w="1750"/>
             <w:tcBorders>
               <w:top w:val="single" w:color="D9D4CB" w:sz="4"/>
               <w:left w:val="none" w:color="auto" w:sz="0"/>
@@ -4671,7 +8233,7 @@
         </w:tc>
         <w:tc>
           <w:tcPr>
-            <w:tcW w:type="dxa" w:w="900"/>
+            <w:tcW w:type="dxa" w:w="1150"/>
             <w:tcBorders>
               <w:top w:val="single" w:color="D9D4CB" w:sz="4"/>
               <w:left w:val="none" w:color="auto" w:sz="0"/>
@@ -4709,7 +8271,7 @@
         </w:tc>
         <w:tc>
           <w:tcPr>
-            <w:tcW w:type="dxa" w:w="1200"/>
+            <w:tcW w:type="dxa" w:w="1250"/>
             <w:tcBorders>
               <w:top w:val="single" w:color="D9D4CB" w:sz="4"/>
               <w:left w:val="none" w:color="auto" w:sz="0"/>
@@ -4747,7 +8309,7 @@
         </w:tc>
         <w:tc>
           <w:tcPr>
-            <w:tcW w:type="dxa" w:w="1400"/>
+            <w:tcW w:type="dxa" w:w="1250"/>
             <w:tcBorders>
               <w:top w:val="single" w:color="D9D4CB" w:sz="4"/>
               <w:left w:val="none" w:color="auto" w:sz="0"/>
@@ -4823,7 +8385,7 @@
         </w:tc>
         <w:tc>
           <w:tcPr>
-            <w:tcW w:type="dxa" w:w="1288"/>
+            <w:tcW w:type="dxa" w:w="838"/>
             <w:tcBorders>
               <w:top w:val="single" w:color="D9D4CB" w:sz="4"/>
               <w:left w:val="none" w:color="auto" w:sz="0"/>
@@ -4863,7 +8425,7 @@
       <w:tr>
         <w:tc>
           <w:tcPr>
-            <w:tcW w:type="dxa" w:w="2300"/>
+            <w:tcW w:type="dxa" w:w="2150"/>
             <w:tcBorders>
               <w:top w:val="single" w:color="D9D4CB" w:sz="4"/>
               <w:left w:val="none" w:color="auto" w:sz="0"/>
@@ -4900,7 +8462,7 @@
         </w:tc>
         <w:tc>
           <w:tcPr>
-            <w:tcW w:type="dxa" w:w="1300"/>
+            <w:tcW w:type="dxa" w:w="1750"/>
             <w:tcBorders>
               <w:top w:val="single" w:color="D9D4CB" w:sz="4"/>
               <w:left w:val="none" w:color="auto" w:sz="0"/>
@@ -4937,7 +8499,7 @@
         </w:tc>
         <w:tc>
           <w:tcPr>
-            <w:tcW w:type="dxa" w:w="900"/>
+            <w:tcW w:type="dxa" w:w="1150"/>
             <w:tcBorders>
               <w:top w:val="single" w:color="D9D4CB" w:sz="4"/>
               <w:left w:val="none" w:color="auto" w:sz="0"/>
@@ -4974,7 +8536,7 @@
         </w:tc>
         <w:tc>
           <w:tcPr>
-            <w:tcW w:type="dxa" w:w="1200"/>
+            <w:tcW w:type="dxa" w:w="1250"/>
             <w:tcBorders>
               <w:top w:val="single" w:color="D9D4CB" w:sz="4"/>
               <w:left w:val="none" w:color="auto" w:sz="0"/>
@@ -5011,7 +8573,7 @@
         </w:tc>
         <w:tc>
           <w:tcPr>
-            <w:tcW w:type="dxa" w:w="1400"/>
+            <w:tcW w:type="dxa" w:w="1250"/>
             <w:tcBorders>
               <w:top w:val="single" w:color="D9D4CB" w:sz="4"/>
               <w:left w:val="none" w:color="auto" w:sz="0"/>
@@ -5085,7 +8647,7 @@
         </w:tc>
         <w:tc>
           <w:tcPr>
-            <w:tcW w:type="dxa" w:w="1288"/>
+            <w:tcW w:type="dxa" w:w="838"/>
             <w:tcBorders>
               <w:top w:val="single" w:color="D9D4CB" w:sz="4"/>
               <w:left w:val="none" w:color="auto" w:sz="0"/>
@@ -5124,7 +8686,7 @@
       <w:tr>
         <w:tc>
           <w:tcPr>
-            <w:tcW w:type="dxa" w:w="2300"/>
+            <w:tcW w:type="dxa" w:w="2150"/>
             <w:tcBorders>
               <w:top w:val="single" w:color="D9D4CB" w:sz="4"/>
               <w:left w:val="none" w:color="auto" w:sz="0"/>
@@ -5162,7 +8724,7 @@
         </w:tc>
         <w:tc>
           <w:tcPr>
-            <w:tcW w:type="dxa" w:w="1300"/>
+            <w:tcW w:type="dxa" w:w="1750"/>
             <w:tcBorders>
               <w:top w:val="single" w:color="D9D4CB" w:sz="4"/>
               <w:left w:val="none" w:color="auto" w:sz="0"/>
@@ -5194,13 +8756,13 @@
                 <w:sz w:val="17"/>
                 <w:szCs w:val="17"/>
               </w:rPr>
-              <w:t xml:space="preserve">≈ 21 360</w:t>
-            </w:r>
-          </w:p>
-        </w:tc>
-        <w:tc>
-          <w:tcPr>
-            <w:tcW w:type="dxa" w:w="900"/>
+              <w:t xml:space="preserve">≈ 21 360 – 23 575</w:t>
+            </w:r>
+          </w:p>
+        </w:tc>
+        <w:tc>
+          <w:tcPr>
+            <w:tcW w:type="dxa" w:w="1150"/>
             <w:tcBorders>
               <w:top w:val="single" w:color="D9D4CB" w:sz="4"/>
               <w:left w:val="none" w:color="auto" w:sz="0"/>
@@ -5232,13 +8794,13 @@
                 <w:sz w:val="17"/>
                 <w:szCs w:val="17"/>
               </w:rPr>
-              <w:t xml:space="preserve">≈ 160 – 165</w:t>
-            </w:r>
-          </w:p>
-        </w:tc>
-        <w:tc>
-          <w:tcPr>
-            <w:tcW w:type="dxa" w:w="1200"/>
+              <w:t xml:space="preserve">—</w:t>
+            </w:r>
+          </w:p>
+        </w:tc>
+        <w:tc>
+          <w:tcPr>
+            <w:tcW w:type="dxa" w:w="1250"/>
             <w:tcBorders>
               <w:top w:val="single" w:color="D9D4CB" w:sz="4"/>
               <w:left w:val="none" w:color="auto" w:sz="0"/>
@@ -5276,7 +8838,7 @@
         </w:tc>
         <w:tc>
           <w:tcPr>
-            <w:tcW w:type="dxa" w:w="1400"/>
+            <w:tcW w:type="dxa" w:w="1250"/>
             <w:tcBorders>
               <w:top w:val="single" w:color="D9D4CB" w:sz="4"/>
               <w:left w:val="none" w:color="auto" w:sz="0"/>
@@ -5346,13 +8908,13 @@
                 <w:sz w:val="17"/>
                 <w:szCs w:val="17"/>
               </w:rPr>
-              <w:t xml:space="preserve">≈ 64,1</w:t>
-            </w:r>
-          </w:p>
-        </w:tc>
-        <w:tc>
-          <w:tcPr>
-            <w:tcW w:type="dxa" w:w="1288"/>
+              <w:t xml:space="preserve">≈ 64,1 – 70,7</w:t>
+            </w:r>
+          </w:p>
+        </w:tc>
+        <w:tc>
+          <w:tcPr>
+            <w:tcW w:type="dxa" w:w="838"/>
             <w:tcBorders>
               <w:top w:val="single" w:color="D9D4CB" w:sz="4"/>
               <w:left w:val="none" w:color="auto" w:sz="0"/>
@@ -5424,7 +8986,7 @@
           <w:sz w:val="15"/>
           <w:szCs w:val="15"/>
         </w:rPr>
-        <w:t xml:space="preserve">По «Земледельческому» и «Полянке» площадь квартир раскрыта прямо. По «Ордынке» известна только общая площадь комплекса — 17,3 тыс. м²; доля квартир в ней принята 49 % по единственному проекту AURIX, где опубликованы обе цифры («Резиденция Омега» — 8,9 тыс. м² жилья при 18,2 тыс. м² общей). Отсюда и число лотов по «Ордынке» — оценка.</w:t>
+        <w:t xml:space="preserve">По «Земледельческому» и «Полянке» площадь квартир раскрыта прямо. По «Ордынке» известна только общая площадь комплекса — 17,3 тыс. м². Доля квартир в ней у двух проектов AURIX, где опубликованы обе цифры, разная: 49 % у «Резиденции Омега» и 62 % у «Малой Полянки». Поэтому по «Ордынке» дана вилка, а не одно число.</w:t>
       </w:r>
     </w:p>
     <w:p>
@@ -8907,7 +12469,7 @@
         </w:rPr>
         <w:t xml:space="preserve">Сайт застройщика и статусы проектов — aurix-development.ru, проверено 26.08.2026 — </w:t>
       </w:r>
-      <w:hyperlink w:history="1" r:id="rIdgrcrvvlgbvfydzxycnzah">
+      <w:hyperlink w:history="1" r:id="rIdcj9hoilb8ghz91advcqhj">
         <w:r>
           <w:rPr>
             <w:rFonts w:ascii="Arial" w:cs="Arial" w:eastAsia="Arial" w:hAnsi="Arial"/>
@@ -8952,56 +12514,9 @@
           <w:sz w:val="16"/>
           <w:szCs w:val="16"/>
         </w:rPr>
-        <w:t xml:space="preserve">«Большая Ордынка, 25»: класс, этажность, отделка, общая площадь, срок сдачи — сайт проекта и карточка у брокера — </w:t>
-      </w:r>
-      <w:hyperlink w:history="1" r:id="rIdijfe1wtoz1dywkabzjr2j">
-        <w:r>
-          <w:rPr>
-            <w:rFonts w:ascii="Arial" w:cs="Arial" w:eastAsia="Arial" w:hAnsi="Arial"/>
-            <w:b w:val="false"/>
-            <w:bCs w:val="false"/>
-            <w:i w:val="false"/>
-            <w:iCs w:val="false"/>
-            <w:color w:val="2C5FA8"/>
-            <w:sz w:val="16"/>
-            <w:szCs w:val="16"/>
-          </w:rPr>
-          <w:t xml:space="preserve">https://bolshayaordynka25.ru/</w:t>
-        </w:r>
-      </w:hyperlink>
-    </w:p>
-    <w:p>
-      <w:pPr>
-        <w:spacing w:after="32" w:line="206" w:lineRule="auto"/>
-        <w:ind w:left="170" w:right="1560" w:hanging="170"/>
-      </w:pPr>
-      <w:r>
-        <w:rPr>
-          <w:rFonts w:ascii="Arial" w:cs="Arial" w:eastAsia="Arial" w:hAnsi="Arial"/>
-          <w:b/>
-          <w:bCs/>
-          <w:i w:val="false"/>
-          <w:iCs w:val="false"/>
-          <w:color w:val="A9762F"/>
-          <w:sz w:val="19"/>
-          <w:szCs w:val="19"/>
-        </w:rPr>
-        <w:t xml:space="preserve">—   </w:t>
-      </w:r>
-      <w:r>
-        <w:rPr>
-          <w:rFonts w:ascii="Arial" w:cs="Arial" w:eastAsia="Arial" w:hAnsi="Arial"/>
-          <w:b w:val="false"/>
-          <w:bCs w:val="false"/>
-          <w:i w:val="false"/>
-          <w:iCs w:val="false"/>
-          <w:color w:val="70788A"/>
-          <w:sz w:val="16"/>
-          <w:szCs w:val="16"/>
-        </w:rPr>
-        <w:t xml:space="preserve">«Большая Ордынка, 25»: 17 300 м², архитектурная концепция — бюро «Эталон Проект» — </w:t>
-      </w:r>
-      <w:hyperlink w:history="1" r:id="rIdbmrftoaji9-tm51dlo0d_">
+        <w:t xml:space="preserve">«Большая Ордынка, 25»: адрес, 17 300 м², концепция и визуализации — портфолио бюро «ЭталонПроект» — </w:t>
+      </w:r>
+      <w:hyperlink w:history="1" r:id="rIdrx-s67qwbehyuw5yoh8sj">
         <w:r>
           <w:rPr>
             <w:rFonts w:ascii="Arial" w:cs="Arial" w:eastAsia="Arial" w:hAnsi="Arial"/>
@@ -9046,9 +12561,56 @@
           <w:sz w:val="16"/>
           <w:szCs w:val="16"/>
         </w:rPr>
-        <w:t xml:space="preserve">«Малая Полянка, 3»: 34 квартиры, 36 машино-мест, 9 этажей, архитектура — сайт проекта — </w:t>
-      </w:r>
-      <w:hyperlink w:history="1" r:id="rIdbv0nz_rnhx4xb7vcfhevm">
+        <w:t xml:space="preserve">«Малая Полянка, 3»: 7 941 м², концепция и визуализации — портфолио бюро «ЭталонПроект» — </w:t>
+      </w:r>
+      <w:hyperlink w:history="1" r:id="rIdlwljuassechcejsmwlz4c">
+        <w:r>
+          <w:rPr>
+            <w:rFonts w:ascii="Arial" w:cs="Arial" w:eastAsia="Arial" w:hAnsi="Arial"/>
+            <w:b w:val="false"/>
+            <w:bCs w:val="false"/>
+            <w:i w:val="false"/>
+            <w:iCs w:val="false"/>
+            <w:color w:val="2C5FA8"/>
+            <w:sz w:val="16"/>
+            <w:szCs w:val="16"/>
+          </w:rPr>
+          <w:t xml:space="preserve">https://etalon-project.ru/projects/malaya-polyanka-3/</w:t>
+        </w:r>
+      </w:hyperlink>
+    </w:p>
+    <w:p>
+      <w:pPr>
+        <w:spacing w:after="32" w:line="206" w:lineRule="auto"/>
+        <w:ind w:left="170" w:right="1560" w:hanging="170"/>
+      </w:pPr>
+      <w:r>
+        <w:rPr>
+          <w:rFonts w:ascii="Arial" w:cs="Arial" w:eastAsia="Arial" w:hAnsi="Arial"/>
+          <w:b/>
+          <w:bCs/>
+          <w:i w:val="false"/>
+          <w:iCs w:val="false"/>
+          <w:color w:val="A9762F"/>
+          <w:sz w:val="19"/>
+          <w:szCs w:val="19"/>
+        </w:rPr>
+        <w:t xml:space="preserve">—   </w:t>
+      </w:r>
+      <w:r>
+        <w:rPr>
+          <w:rFonts w:ascii="Arial" w:cs="Arial" w:eastAsia="Arial" w:hAnsi="Arial"/>
+          <w:b w:val="false"/>
+          <w:bCs w:val="false"/>
+          <w:i w:val="false"/>
+          <w:iCs w:val="false"/>
+          <w:color w:val="70788A"/>
+          <w:sz w:val="16"/>
+          <w:szCs w:val="16"/>
+        </w:rPr>
+        <w:t xml:space="preserve">«Малая Полянка, 3»: 34 квартиры, 36 машино-мест, 9 этажей — карточка проекта — </w:t>
+      </w:r>
+      <w:hyperlink w:history="1" r:id="rIdnglsr0v4iwsgvygj_oqyk">
         <w:r>
           <w:rPr>
             <w:rFonts w:ascii="Arial" w:cs="Arial" w:eastAsia="Arial" w:hAnsi="Arial"/>
@@ -9093,9 +12655,56 @@
           <w:sz w:val="16"/>
           <w:szCs w:val="16"/>
         </w:rPr>
+        <w:t xml:space="preserve">Класс, отделка white box и срок сдачи по «Ордынке» — карточка у брокера Whitewill — </w:t>
+      </w:r>
+      <w:hyperlink w:history="1" r:id="rId30tmbyrngd8k0yodetxa6">
+        <w:r>
+          <w:rPr>
+            <w:rFonts w:ascii="Arial" w:cs="Arial" w:eastAsia="Arial" w:hAnsi="Arial"/>
+            <w:b w:val="false"/>
+            <w:bCs w:val="false"/>
+            <w:i w:val="false"/>
+            <w:iCs w:val="false"/>
+            <w:color w:val="2C5FA8"/>
+            <w:sz w:val="16"/>
+            <w:szCs w:val="16"/>
+          </w:rPr>
+          <w:t xml:space="preserve">https://whitewill.ru/developments/bolshaya-ordynka-25</w:t>
+        </w:r>
+      </w:hyperlink>
+    </w:p>
+    <w:p>
+      <w:pPr>
+        <w:spacing w:after="32" w:line="206" w:lineRule="auto"/>
+        <w:ind w:left="170" w:right="1560" w:hanging="170"/>
+      </w:pPr>
+      <w:r>
+        <w:rPr>
+          <w:rFonts w:ascii="Arial" w:cs="Arial" w:eastAsia="Arial" w:hAnsi="Arial"/>
+          <w:b/>
+          <w:bCs/>
+          <w:i w:val="false"/>
+          <w:iCs w:val="false"/>
+          <w:color w:val="A9762F"/>
+          <w:sz w:val="19"/>
+          <w:szCs w:val="19"/>
+        </w:rPr>
+        <w:t xml:space="preserve">—   </w:t>
+      </w:r>
+      <w:r>
+        <w:rPr>
+          <w:rFonts w:ascii="Arial" w:cs="Arial" w:eastAsia="Arial" w:hAnsi="Arial"/>
+          <w:b w:val="false"/>
+          <w:bCs w:val="false"/>
+          <w:i w:val="false"/>
+          <w:iCs w:val="false"/>
+          <w:color w:val="70788A"/>
+          <w:sz w:val="16"/>
+          <w:szCs w:val="16"/>
+        </w:rPr>
         <w:t xml:space="preserve">«Земледельческий, 15»: 77 квартир, 8 000 м², участок 0,3 га, монолитно-кирпичный — </w:t>
       </w:r>
-      <w:hyperlink w:history="1" r:id="rIdr91ap6tketdke2vcxri_y">
+      <w:hyperlink w:history="1" r:id="rIdwcfhrta543e47bzaahbik">
         <w:r>
           <w:rPr>
             <w:rFonts w:ascii="Arial" w:cs="Arial" w:eastAsia="Arial" w:hAnsi="Arial"/>
@@ -9142,7 +12751,7 @@
         </w:rPr>
         <w:t xml:space="preserve">Сделка с АО «Бизнес-Недвижимость»: 14,1 млрд ₽, 42 объекта, 18 проектов, 185 млрд ₽ выручки до 2032 года — Группа «Эталон», 28.08.2025 — </w:t>
       </w:r>
-      <w:hyperlink w:history="1" r:id="rIdozl7d_26p0ovgyd9kt-ie">
+      <w:hyperlink w:history="1" r:id="rIdzjx-wzzkespmzd_v8ki_c">
         <w:r>
           <w:rPr>
             <w:rFonts w:ascii="Arial" w:cs="Arial" w:eastAsia="Arial" w:hAnsi="Arial"/>
@@ -9189,7 +12798,7 @@
         </w:rPr>
         <w:t xml:space="preserve">Разрешение на строительство первого премиального дома AURIX в Москве, 11.12.2025 — РИА Недвижимость — </w:t>
       </w:r>
-      <w:hyperlink w:history="1" r:id="rIdaa1xxa2_gsln26icxxcip">
+      <w:hyperlink w:history="1" r:id="rIdac4xykhuefzhqdbd3kmcu">
         <w:r>
           <w:rPr>
             <w:rFonts w:ascii="Arial" w:cs="Arial" w:eastAsia="Arial" w:hAnsi="Arial"/>
@@ -9236,7 +12845,7 @@
         </w:rPr>
         <w:t xml:space="preserve">«Резиденция Омега»: 59 резиденций, 18,2 тыс. м² общей и 8,9 тыс. м² жилой площади — «Элитное.ру» — </w:t>
       </w:r>
-      <w:hyperlink w:history="1" r:id="rIdjdysd1alxtkmvlxhintq0">
+      <w:hyperlink w:history="1" r:id="rId7tqt5qkykj1yoyxfz1srh">
         <w:r>
           <w:rPr>
             <w:rFonts w:ascii="Arial" w:cs="Arial" w:eastAsia="Arial" w:hAnsi="Arial"/>
@@ -9283,7 +12892,7 @@
         </w:rPr>
         <w:t xml:space="preserve">«Арбат 2»: 23 квартиры и 2 пентхауса, паркинг 66 мест, 42 кладовые, здание 1965 года — сайт проекта — </w:t>
       </w:r>
-      <w:hyperlink w:history="1" r:id="rIdedqaau2cduov59dqtnpr2">
+      <w:hyperlink w:history="1" r:id="rIdjd-7oc5o1x6yoc-py62b6">
         <w:r>
           <w:rPr>
             <w:rFonts w:ascii="Arial" w:cs="Arial" w:eastAsia="Arial" w:hAnsi="Arial"/>
@@ -9330,7 +12939,7 @@
         </w:rPr>
         <w:t xml:space="preserve">«Русские сезоны»: площади, цены, сроки — «Новострой-М» — </w:t>
       </w:r>
-      <w:hyperlink w:history="1" r:id="rIdcbxjb_6co6w8b-vox_zan">
+      <w:hyperlink w:history="1" r:id="rIdu35cn-snp7ieq8nq8thq2">
         <w:r>
           <w:rPr>
             <w:rFonts w:ascii="Arial" w:cs="Arial" w:eastAsia="Arial" w:hAnsi="Arial"/>
@@ -9377,7 +12986,7 @@
         </w:rPr>
         <w:t xml:space="preserve">Цены предложения по элитным районам Москвы, I квартал 2026 — NF Group — </w:t>
       </w:r>
-      <w:hyperlink w:history="1" r:id="rIdywwnazp0r3wx-h2auj7bm">
+      <w:hyperlink w:history="1" r:id="rIdbwhuhgx3vw0ri-uxc-6od">
         <w:r>
           <w:rPr>
             <w:rFonts w:ascii="Arial" w:cs="Arial" w:eastAsia="Arial" w:hAnsi="Arial"/>
@@ -9424,7 +13033,7 @@
         </w:rPr>
         <w:t xml:space="preserve">Хроника согласований и ценовые ориентиры отрасли — Telegram-канал Property Insider, посты 31831, 33421, 34170, 35495 (ноябрь 2025 — август 2026) — </w:t>
       </w:r>
-      <w:hyperlink w:history="1" r:id="rIdgdugwp-q6hnxr8p45j7og">
+      <w:hyperlink w:history="1" r:id="rIdsl-wp2hqwpo7qw98wmu4j">
         <w:r>
           <w:rPr>
             <w:rFonts w:ascii="Arial" w:cs="Arial" w:eastAsia="Arial" w:hAnsi="Arial"/>
@@ -9471,7 +13080,7 @@
         </w:rPr>
         <w:t xml:space="preserve">Координаты для карты — OpenStreetMap по адресу. Картографическая основа — Яндекс Карты — </w:t>
       </w:r>
-      <w:hyperlink w:history="1" r:id="rIdktkk9_hhmfeojysdpoo91">
+      <w:hyperlink w:history="1" r:id="rIdlbf5t50lqlmj3bnw6y4bl">
         <w:r>
           <w:rPr>
             <w:rFonts w:ascii="Arial" w:cs="Arial" w:eastAsia="Arial" w:hAnsi="Arial"/>

--- a/aurix-brief/AURIX_три_площадки_справка.docx
+++ b/aurix-brief/AURIX_три_площадки_справка.docx
@@ -2439,13 +2439,13 @@
     </w:p>
     <w:p>
       <w:pPr>
-        <w:spacing w:after="34"/>
+        <w:spacing w:after="30"/>
         <w:jc w:val="center"/>
       </w:pPr>
       <w:r>
         <w:drawing>
           <wp:inline distT="0" distB="0" distL="0" distR="0">
-            <wp:extent cx="6124575" cy="2114550"/>
+            <wp:extent cx="6124575" cy="4000500"/>
             <wp:effectExtent t="0" r="0" b="0" l="0"/>
             <wp:docPr id="1" name="" descr="" title=""/>
             <wp:cNvGraphicFramePr>
@@ -2470,7 +2470,7 @@
                   <pic:spPr bwMode="auto">
                     <a:xfrm>
                       <a:off x="0" y="0"/>
-                      <a:ext cx="6124575" cy="2114550"/>
+                      <a:ext cx="6124575" cy="4000500"/>
                     </a:xfrm>
                     <a:prstGeom prst="rect">
                       <a:avLst/>
@@ -2499,7 +2499,7 @@
           <w:sz w:val="16"/>
           <w:szCs w:val="16"/>
         </w:rPr>
-        <w:t xml:space="preserve">Главный ракурс с улицы: семь этажей, светлый камень, скруглённые эркеры и мансардный уровень.</w:t>
+        <w:t xml:space="preserve">Общий вид с улицы: семь этажей, светлый камень, скруглённые эркеры, мансардный уровень.</w:t>
       </w:r>
     </w:p>
     <w:p>
@@ -2522,7 +2522,7 @@
     </w:p>
     <w:tbl>
       <w:tblPr>
-        <w:tblW w:type="dxa" w:w="9520"/>
+        <w:tblW w:type="dxa" w:w="9519"/>
         <w:tblBorders>
           <w:top w:val="single" w:color="auto" w:sz="4"/>
           <w:left w:val="single" w:color="auto" w:sz="4"/>
@@ -2533,13 +2533,14 @@
         </w:tblBorders>
       </w:tblPr>
       <w:tblGrid>
-        <w:gridCol w:w="4760"/>
-        <w:gridCol w:w="4760"/>
+        <w:gridCol w:w="3173"/>
+        <w:gridCol w:w="3173"/>
+        <w:gridCol w:w="3173"/>
       </w:tblGrid>
       <w:tr>
         <w:tc>
           <w:tcPr>
-            <w:tcW w:type="dxa" w:w="4760"/>
+            <w:tcW w:type="dxa" w:w="3173"/>
             <w:tcBorders>
               <w:top w:val="none" w:color="auto" w:sz="0"/>
               <w:left w:val="none" w:color="auto" w:sz="0"/>
@@ -2550,17 +2551,17 @@
               <w:top w:type="dxa" w:w="0"/>
               <w:left w:type="dxa" w:w="0"/>
               <w:bottom w:type="dxa" w:w="0"/>
-              <w:right w:type="dxa" w:w="110"/>
-            </w:tcMar>
-          </w:tcPr>
-          <w:p>
-            <w:pPr>
-              <w:spacing w:after="60"/>
+              <w:right w:type="dxa" w:w="70"/>
+            </w:tcMar>
+          </w:tcPr>
+          <w:p>
+            <w:pPr>
+              <w:spacing w:after="50"/>
             </w:pPr>
             <w:r>
               <w:drawing>
                 <wp:inline distT="0" distB="0" distL="0" distR="0">
-                  <wp:extent cx="2952750" cy="1657350"/>
+                  <wp:extent cx="1933575" cy="1085850"/>
                   <wp:effectExtent t="0" r="0" b="0" l="0"/>
                   <wp:docPr id="1" name="" descr="" title=""/>
                   <wp:cNvGraphicFramePr>
@@ -2585,7 +2586,7 @@
                         <pic:spPr bwMode="auto">
                           <a:xfrm>
                             <a:off x="0" y="0"/>
-                            <a:ext cx="2952750" cy="1657350"/>
+                            <a:ext cx="1933575" cy="1085850"/>
                           </a:xfrm>
                           <a:prstGeom prst="rect">
                             <a:avLst/>
@@ -2600,7 +2601,7 @@
           </w:p>
           <w:p>
             <w:pPr>
-              <w:spacing w:after="0" w:line="220" w:lineRule="auto"/>
+              <w:spacing w:after="0" w:line="210" w:lineRule="auto"/>
             </w:pPr>
             <w:r>
               <w:rPr>
@@ -2610,16 +2611,16 @@
                 <w:i/>
                 <w:iCs/>
                 <w:color w:val="70788A"/>
-                <w:sz w:val="15"/>
-                <w:szCs w:val="15"/>
-              </w:rPr>
-              <w:t xml:space="preserve">Фасад по улице: витражное остекление и первые этажи под коммерцию.</w:t>
-            </w:r>
-          </w:p>
-        </w:tc>
-        <w:tc>
-          <w:tcPr>
-            <w:tcW w:type="dxa" w:w="4760"/>
+                <w:sz w:val="14"/>
+                <w:szCs w:val="14"/>
+              </w:rPr>
+              <w:t xml:space="preserve">Фасад по улице зимой</w:t>
+            </w:r>
+          </w:p>
+        </w:tc>
+        <w:tc>
+          <w:tcPr>
+            <w:tcW w:type="dxa" w:w="3173"/>
             <w:tcBorders>
               <w:top w:val="none" w:color="auto" w:sz="0"/>
               <w:left w:val="none" w:color="auto" w:sz="0"/>
@@ -2628,19 +2629,19 @@
             </w:tcBorders>
             <w:tcMar>
               <w:top w:type="dxa" w:w="0"/>
-              <w:left w:type="dxa" w:w="110"/>
+              <w:left w:type="dxa" w:w="70"/>
               <w:bottom w:type="dxa" w:w="0"/>
-              <w:right w:type="dxa" w:w="0"/>
-            </w:tcMar>
-          </w:tcPr>
-          <w:p>
-            <w:pPr>
-              <w:spacing w:after="60"/>
+              <w:right w:type="dxa" w:w="70"/>
+            </w:tcMar>
+          </w:tcPr>
+          <w:p>
+            <w:pPr>
+              <w:spacing w:after="50"/>
             </w:pPr>
             <w:r>
               <w:drawing>
                 <wp:inline distT="0" distB="0" distL="0" distR="0">
-                  <wp:extent cx="2952750" cy="1657350"/>
+                  <wp:extent cx="1933575" cy="1085850"/>
                   <wp:effectExtent t="0" r="0" b="0" l="0"/>
                   <wp:docPr id="1" name="" descr="" title=""/>
                   <wp:cNvGraphicFramePr>
@@ -2665,7 +2666,7 @@
                         <pic:spPr bwMode="auto">
                           <a:xfrm>
                             <a:off x="0" y="0"/>
-                            <a:ext cx="2952750" cy="1657350"/>
+                            <a:ext cx="1933575" cy="1085850"/>
                           </a:xfrm>
                           <a:prstGeom prst="rect">
                             <a:avLst/>
@@ -2680,7 +2681,7 @@
           </w:p>
           <w:p>
             <w:pPr>
-              <w:spacing w:after="0" w:line="220" w:lineRule="auto"/>
+              <w:spacing w:after="0" w:line="210" w:lineRule="auto"/>
             </w:pPr>
             <w:r>
               <w:rPr>
@@ -2690,10 +2691,90 @@
                 <w:i/>
                 <w:iCs/>
                 <w:color w:val="70788A"/>
-                <w:sz w:val="15"/>
-                <w:szCs w:val="15"/>
-              </w:rPr>
-              <w:t xml:space="preserve">Внутренний двор — закрытый, с озеленением и вечерним светом.</w:t>
+                <w:sz w:val="14"/>
+                <w:szCs w:val="14"/>
+              </w:rPr>
+              <w:t xml:space="preserve">Угловой ракурс: дом держит красную линию</w:t>
+            </w:r>
+          </w:p>
+        </w:tc>
+        <w:tc>
+          <w:tcPr>
+            <w:tcW w:type="dxa" w:w="3173"/>
+            <w:tcBorders>
+              <w:top w:val="none" w:color="auto" w:sz="0"/>
+              <w:left w:val="none" w:color="auto" w:sz="0"/>
+              <w:bottom w:val="none" w:color="auto" w:sz="0"/>
+              <w:right w:val="none" w:color="auto" w:sz="0"/>
+            </w:tcBorders>
+            <w:tcMar>
+              <w:top w:type="dxa" w:w="0"/>
+              <w:left w:type="dxa" w:w="70"/>
+              <w:bottom w:type="dxa" w:w="0"/>
+              <w:right w:type="dxa" w:w="0"/>
+            </w:tcMar>
+          </w:tcPr>
+          <w:p>
+            <w:pPr>
+              <w:spacing w:after="50"/>
+            </w:pPr>
+            <w:r>
+              <w:drawing>
+                <wp:inline distT="0" distB="0" distL="0" distR="0">
+                  <wp:extent cx="1933575" cy="1085850"/>
+                  <wp:effectExtent t="0" r="0" b="0" l="0"/>
+                  <wp:docPr id="1" name="" descr="" title=""/>
+                  <wp:cNvGraphicFramePr>
+                    <a:graphicFrameLocks xmlns:a="http://schemas.openxmlformats.org/drawingml/2006/main" noChangeAspect="1"/>
+                  </wp:cNvGraphicFramePr>
+                  <a:graphic xmlns:a="http://schemas.openxmlformats.org/drawingml/2006/main">
+                    <a:graphicData uri="http://schemas.openxmlformats.org/drawingml/2006/picture">
+                      <pic:pic xmlns:pic="http://schemas.openxmlformats.org/drawingml/2006/picture">
+                        <pic:nvPicPr>
+                          <pic:cNvPr id="0" name="" descr=""/>
+                          <pic:cNvPicPr>
+                            <a:picLocks noChangeAspect="1" noChangeArrowheads="1"/>
+                          </pic:cNvPicPr>
+                        </pic:nvPicPr>
+                        <pic:blipFill>
+                          <a:blip r:embed="rId12" cstate="none"/>
+                          <a:srcRect/>
+                          <a:stretch>
+                            <a:fillRect/>
+                          </a:stretch>
+                        </pic:blipFill>
+                        <pic:spPr bwMode="auto">
+                          <a:xfrm>
+                            <a:off x="0" y="0"/>
+                            <a:ext cx="1933575" cy="1085850"/>
+                          </a:xfrm>
+                          <a:prstGeom prst="rect">
+                            <a:avLst/>
+                          </a:prstGeom>
+                        </pic:spPr>
+                      </pic:pic>
+                    </a:graphicData>
+                  </a:graphic>
+                </wp:inline>
+              </w:drawing>
+            </w:r>
+          </w:p>
+          <w:p>
+            <w:pPr>
+              <w:spacing w:after="0" w:line="210" w:lineRule="auto"/>
+            </w:pPr>
+            <w:r>
+              <w:rPr>
+                <w:rFonts w:ascii="Arial" w:cs="Arial" w:eastAsia="Arial" w:hAnsi="Arial"/>
+                <w:b w:val="false"/>
+                <w:bCs w:val="false"/>
+                <w:i/>
+                <w:iCs/>
+                <w:color w:val="70788A"/>
+                <w:sz w:val="14"/>
+                <w:szCs w:val="14"/>
+              </w:rPr>
+              <w:t xml:space="preserve">Внутренний двор с колоннадой</w:t>
             </w:r>
           </w:p>
         </w:tc>
@@ -2701,7 +2782,7 @@
     </w:tbl>
     <w:p>
       <w:pPr>
-        <w:spacing w:after="36"/>
+        <w:spacing w:after="34"/>
       </w:pPr>
       <w:r>
         <w:rPr>
@@ -2719,7 +2800,7 @@
     </w:p>
     <w:tbl>
       <w:tblPr>
-        <w:tblW w:type="dxa" w:w="9638"/>
+        <w:tblW w:type="dxa" w:w="9519"/>
         <w:tblBorders>
           <w:top w:val="single" w:color="auto" w:sz="4"/>
           <w:left w:val="single" w:color="auto" w:sz="4"/>
@@ -2730,1003 +2811,14 @@
         </w:tblBorders>
       </w:tblPr>
       <w:tblGrid>
-        <w:gridCol w:w="1900"/>
-        <w:gridCol w:w="2919"/>
-        <w:gridCol w:w="1900"/>
-        <w:gridCol w:w="2919"/>
+        <w:gridCol w:w="3173"/>
+        <w:gridCol w:w="3173"/>
+        <w:gridCol w:w="3173"/>
       </w:tblGrid>
       <w:tr>
         <w:tc>
           <w:tcPr>
-            <w:tcW w:type="dxa" w:w="1900"/>
-            <w:tcBorders>
-              <w:top w:val="none" w:color="auto" w:sz="0"/>
-              <w:left w:val="none" w:color="auto" w:sz="0"/>
-              <w:bottom w:val="none" w:color="auto" w:sz="0"/>
-              <w:right w:val="none" w:color="auto" w:sz="0"/>
-            </w:tcBorders>
-            <w:shd w:fill="FAF8F5" w:color="auto" w:val="clear"/>
-            <w:tcMar>
-              <w:top w:type="dxa" w:w="58"/>
-              <w:left w:type="dxa" w:w="170"/>
-              <w:bottom w:type="dxa" w:w="58"/>
-              <w:right w:type="dxa" w:w="60"/>
-            </w:tcMar>
-            <w:vAlign w:val="center"/>
-          </w:tcPr>
-          <w:p>
-            <w:pPr>
-              <w:spacing w:after="0" w:line="220" w:lineRule="auto"/>
-            </w:pPr>
-            <w:r>
-              <w:rPr>
-                <w:rFonts w:ascii="Arial" w:cs="Arial" w:eastAsia="Arial" w:hAnsi="Arial"/>
-                <w:b w:val="false"/>
-                <w:bCs w:val="false"/>
-                <w:i w:val="false"/>
-                <w:iCs w:val="false"/>
-                <w:caps/>
-                <w:color w:val="70788A"/>
-                <w:spacing w:val="16"/>
-                <w:sz w:val="14"/>
-                <w:szCs w:val="14"/>
-              </w:rPr>
-              <w:t xml:space="preserve">Адрес</w:t>
-            </w:r>
-          </w:p>
-        </w:tc>
-        <w:tc>
-          <w:tcPr>
-            <w:tcW w:type="dxa" w:w="2919"/>
-            <w:tcBorders>
-              <w:top w:val="none" w:color="auto" w:sz="0"/>
-              <w:left w:val="none" w:color="auto" w:sz="0"/>
-              <w:bottom w:val="none" w:color="auto" w:sz="0"/>
-              <w:right w:val="none" w:color="auto" w:sz="0"/>
-            </w:tcBorders>
-            <w:shd w:fill="FAF8F5" w:color="auto" w:val="clear"/>
-            <w:tcMar>
-              <w:top w:type="dxa" w:w="58"/>
-              <w:left w:type="dxa" w:w="60"/>
-              <w:bottom w:type="dxa" w:w="58"/>
-              <w:right w:type="dxa" w:w="60"/>
-            </w:tcMar>
-            <w:vAlign w:val="center"/>
-          </w:tcPr>
-          <w:p>
-            <w:pPr>
-              <w:spacing w:after="0" w:line="220" w:lineRule="auto"/>
-            </w:pPr>
-            <w:r>
-              <w:rPr>
-                <w:rFonts w:ascii="Arial" w:cs="Arial" w:eastAsia="Arial" w:hAnsi="Arial"/>
-                <w:b/>
-                <w:bCs/>
-                <w:i w:val="false"/>
-                <w:iCs w:val="false"/>
-                <w:color w:val="1F2A44"/>
-                <w:sz w:val="17"/>
-                <w:szCs w:val="17"/>
-              </w:rPr>
-              <w:t xml:space="preserve">ул. Большая Ордынка, 25, стр. 1 и 4</w:t>
-            </w:r>
-          </w:p>
-        </w:tc>
-        <w:tc>
-          <w:tcPr>
-            <w:tcW w:type="dxa" w:w="1900"/>
-            <w:tcBorders>
-              <w:top w:val="none" w:color="auto" w:sz="0"/>
-              <w:left w:val="none" w:color="auto" w:sz="0"/>
-              <w:bottom w:val="none" w:color="auto" w:sz="0"/>
-              <w:right w:val="none" w:color="auto" w:sz="0"/>
-            </w:tcBorders>
-            <w:shd w:fill="FAF8F5" w:color="auto" w:val="clear"/>
-            <w:tcMar>
-              <w:top w:type="dxa" w:w="58"/>
-              <w:left w:type="dxa" w:w="220"/>
-              <w:bottom w:type="dxa" w:w="58"/>
-              <w:right w:type="dxa" w:w="60"/>
-            </w:tcMar>
-            <w:vAlign w:val="center"/>
-          </w:tcPr>
-          <w:p>
-            <w:pPr>
-              <w:spacing w:after="0" w:line="220" w:lineRule="auto"/>
-            </w:pPr>
-            <w:r>
-              <w:rPr>
-                <w:rFonts w:ascii="Arial" w:cs="Arial" w:eastAsia="Arial" w:hAnsi="Arial"/>
-                <w:b w:val="false"/>
-                <w:bCs w:val="false"/>
-                <w:i w:val="false"/>
-                <w:iCs w:val="false"/>
-                <w:caps/>
-                <w:color w:val="70788A"/>
-                <w:spacing w:val="16"/>
-                <w:sz w:val="14"/>
-                <w:szCs w:val="14"/>
-              </w:rPr>
-              <w:t xml:space="preserve">Район</w:t>
-            </w:r>
-          </w:p>
-        </w:tc>
-        <w:tc>
-          <w:tcPr>
-            <w:tcW w:type="dxa" w:w="2919"/>
-            <w:tcBorders>
-              <w:top w:val="none" w:color="auto" w:sz="0"/>
-              <w:left w:val="none" w:color="auto" w:sz="0"/>
-              <w:bottom w:val="none" w:color="auto" w:sz="0"/>
-              <w:right w:val="none" w:color="auto" w:sz="0"/>
-            </w:tcBorders>
-            <w:shd w:fill="FAF8F5" w:color="auto" w:val="clear"/>
-            <w:tcMar>
-              <w:top w:type="dxa" w:w="58"/>
-              <w:left w:type="dxa" w:w="60"/>
-              <w:bottom w:type="dxa" w:w="58"/>
-              <w:right w:type="dxa" w:w="170"/>
-            </w:tcMar>
-            <w:vAlign w:val="center"/>
-          </w:tcPr>
-          <w:p>
-            <w:pPr>
-              <w:spacing w:after="0" w:line="220" w:lineRule="auto"/>
-            </w:pPr>
-            <w:r>
-              <w:rPr>
-                <w:rFonts w:ascii="Arial" w:cs="Arial" w:eastAsia="Arial" w:hAnsi="Arial"/>
-                <w:b/>
-                <w:bCs/>
-                <w:i w:val="false"/>
-                <w:iCs w:val="false"/>
-                <w:color w:val="1F2A44"/>
-                <w:sz w:val="17"/>
-                <w:szCs w:val="17"/>
-              </w:rPr>
-              <w:t xml:space="preserve">ЦАО, Замоскворечье · м. «Третьяковская»</w:t>
-            </w:r>
-          </w:p>
-        </w:tc>
-      </w:tr>
-      <w:tr>
-        <w:tc>
-          <w:tcPr>
-            <w:tcW w:type="dxa" w:w="1900"/>
-            <w:tcBorders>
-              <w:top w:val="none" w:color="auto" w:sz="0"/>
-              <w:left w:val="none" w:color="auto" w:sz="0"/>
-              <w:bottom w:val="none" w:color="auto" w:sz="0"/>
-              <w:right w:val="none" w:color="auto" w:sz="0"/>
-            </w:tcBorders>
-            <w:tcMar>
-              <w:top w:type="dxa" w:w="58"/>
-              <w:left w:type="dxa" w:w="170"/>
-              <w:bottom w:type="dxa" w:w="58"/>
-              <w:right w:type="dxa" w:w="60"/>
-            </w:tcMar>
-            <w:vAlign w:val="center"/>
-          </w:tcPr>
-          <w:p>
-            <w:pPr>
-              <w:spacing w:after="0" w:line="220" w:lineRule="auto"/>
-            </w:pPr>
-            <w:r>
-              <w:rPr>
-                <w:rFonts w:ascii="Arial" w:cs="Arial" w:eastAsia="Arial" w:hAnsi="Arial"/>
-                <w:b w:val="false"/>
-                <w:bCs w:val="false"/>
-                <w:i w:val="false"/>
-                <w:iCs w:val="false"/>
-                <w:caps/>
-                <w:color w:val="70788A"/>
-                <w:spacing w:val="16"/>
-                <w:sz w:val="14"/>
-                <w:szCs w:val="14"/>
-              </w:rPr>
-              <w:t xml:space="preserve">Что было</w:t>
-            </w:r>
-          </w:p>
-        </w:tc>
-        <w:tc>
-          <w:tcPr>
-            <w:tcW w:type="dxa" w:w="2919"/>
-            <w:tcBorders>
-              <w:top w:val="none" w:color="auto" w:sz="0"/>
-              <w:left w:val="none" w:color="auto" w:sz="0"/>
-              <w:bottom w:val="none" w:color="auto" w:sz="0"/>
-              <w:right w:val="none" w:color="auto" w:sz="0"/>
-            </w:tcBorders>
-            <w:tcMar>
-              <w:top w:type="dxa" w:w="58"/>
-              <w:left w:type="dxa" w:w="60"/>
-              <w:bottom w:type="dxa" w:w="58"/>
-              <w:right w:type="dxa" w:w="60"/>
-            </w:tcMar>
-            <w:vAlign w:val="center"/>
-          </w:tcPr>
-          <w:p>
-            <w:pPr>
-              <w:spacing w:after="0" w:line="220" w:lineRule="auto"/>
-            </w:pPr>
-            <w:r>
-              <w:rPr>
-                <w:rFonts w:ascii="Arial" w:cs="Arial" w:eastAsia="Arial" w:hAnsi="Arial"/>
-                <w:b/>
-                <w:bCs/>
-                <w:i w:val="false"/>
-                <w:iCs w:val="false"/>
-                <w:color w:val="1F2A44"/>
-                <w:sz w:val="17"/>
-                <w:szCs w:val="17"/>
-              </w:rPr>
-              <w:t xml:space="preserve">Первая московская АТС, 1927 год</w:t>
-            </w:r>
-          </w:p>
-        </w:tc>
-        <w:tc>
-          <w:tcPr>
-            <w:tcW w:type="dxa" w:w="1900"/>
-            <w:tcBorders>
-              <w:top w:val="none" w:color="auto" w:sz="0"/>
-              <w:left w:val="none" w:color="auto" w:sz="0"/>
-              <w:bottom w:val="none" w:color="auto" w:sz="0"/>
-              <w:right w:val="none" w:color="auto" w:sz="0"/>
-            </w:tcBorders>
-            <w:tcMar>
-              <w:top w:type="dxa" w:w="58"/>
-              <w:left w:type="dxa" w:w="220"/>
-              <w:bottom w:type="dxa" w:w="58"/>
-              <w:right w:type="dxa" w:w="60"/>
-            </w:tcMar>
-            <w:vAlign w:val="center"/>
-          </w:tcPr>
-          <w:p>
-            <w:pPr>
-              <w:spacing w:after="0" w:line="220" w:lineRule="auto"/>
-            </w:pPr>
-            <w:r>
-              <w:rPr>
-                <w:rFonts w:ascii="Arial" w:cs="Arial" w:eastAsia="Arial" w:hAnsi="Arial"/>
-                <w:b w:val="false"/>
-                <w:bCs w:val="false"/>
-                <w:i w:val="false"/>
-                <w:iCs w:val="false"/>
-                <w:caps/>
-                <w:color w:val="70788A"/>
-                <w:spacing w:val="16"/>
-                <w:sz w:val="14"/>
-                <w:szCs w:val="14"/>
-              </w:rPr>
-              <w:t xml:space="preserve">Площадь проекта</w:t>
-            </w:r>
-          </w:p>
-        </w:tc>
-        <w:tc>
-          <w:tcPr>
-            <w:tcW w:type="dxa" w:w="2919"/>
-            <w:tcBorders>
-              <w:top w:val="none" w:color="auto" w:sz="0"/>
-              <w:left w:val="none" w:color="auto" w:sz="0"/>
-              <w:bottom w:val="none" w:color="auto" w:sz="0"/>
-              <w:right w:val="none" w:color="auto" w:sz="0"/>
-            </w:tcBorders>
-            <w:tcMar>
-              <w:top w:type="dxa" w:w="58"/>
-              <w:left w:type="dxa" w:w="60"/>
-              <w:bottom w:type="dxa" w:w="58"/>
-              <w:right w:type="dxa" w:w="170"/>
-            </w:tcMar>
-            <w:vAlign w:val="center"/>
-          </w:tcPr>
-          <w:p>
-            <w:pPr>
-              <w:spacing w:after="0" w:line="220" w:lineRule="auto"/>
-            </w:pPr>
-            <w:r>
-              <w:rPr>
-                <w:rFonts w:ascii="Arial" w:cs="Arial" w:eastAsia="Arial" w:hAnsi="Arial"/>
-                <w:b/>
-                <w:bCs/>
-                <w:i w:val="false"/>
-                <w:iCs w:val="false"/>
-                <w:color w:val="1F2A44"/>
-                <w:sz w:val="17"/>
-                <w:szCs w:val="17"/>
-              </w:rPr>
-              <w:t xml:space="preserve">17 300 м²</w:t>
-            </w:r>
-          </w:p>
-        </w:tc>
-      </w:tr>
-      <w:tr>
-        <w:tc>
-          <w:tcPr>
-            <w:tcW w:type="dxa" w:w="1900"/>
-            <w:tcBorders>
-              <w:top w:val="none" w:color="auto" w:sz="0"/>
-              <w:left w:val="none" w:color="auto" w:sz="0"/>
-              <w:bottom w:val="none" w:color="auto" w:sz="0"/>
-              <w:right w:val="none" w:color="auto" w:sz="0"/>
-            </w:tcBorders>
-            <w:shd w:fill="FAF8F5" w:color="auto" w:val="clear"/>
-            <w:tcMar>
-              <w:top w:type="dxa" w:w="58"/>
-              <w:left w:type="dxa" w:w="170"/>
-              <w:bottom w:type="dxa" w:w="58"/>
-              <w:right w:type="dxa" w:w="60"/>
-            </w:tcMar>
-            <w:vAlign w:val="center"/>
-          </w:tcPr>
-          <w:p>
-            <w:pPr>
-              <w:spacing w:after="0" w:line="220" w:lineRule="auto"/>
-            </w:pPr>
-            <w:r>
-              <w:rPr>
-                <w:rFonts w:ascii="Arial" w:cs="Arial" w:eastAsia="Arial" w:hAnsi="Arial"/>
-                <w:b w:val="false"/>
-                <w:bCs w:val="false"/>
-                <w:i w:val="false"/>
-                <w:iCs w:val="false"/>
-                <w:caps/>
-                <w:color w:val="70788A"/>
-                <w:spacing w:val="16"/>
-                <w:sz w:val="14"/>
-                <w:szCs w:val="14"/>
-              </w:rPr>
-              <w:t xml:space="preserve">Этажность</w:t>
-            </w:r>
-          </w:p>
-        </w:tc>
-        <w:tc>
-          <w:tcPr>
-            <w:tcW w:type="dxa" w:w="2919"/>
-            <w:tcBorders>
-              <w:top w:val="none" w:color="auto" w:sz="0"/>
-              <w:left w:val="none" w:color="auto" w:sz="0"/>
-              <w:bottom w:val="none" w:color="auto" w:sz="0"/>
-              <w:right w:val="none" w:color="auto" w:sz="0"/>
-            </w:tcBorders>
-            <w:shd w:fill="FAF8F5" w:color="auto" w:val="clear"/>
-            <w:tcMar>
-              <w:top w:type="dxa" w:w="58"/>
-              <w:left w:type="dxa" w:w="60"/>
-              <w:bottom w:type="dxa" w:w="58"/>
-              <w:right w:type="dxa" w:w="60"/>
-            </w:tcMar>
-            <w:vAlign w:val="center"/>
-          </w:tcPr>
-          <w:p>
-            <w:pPr>
-              <w:spacing w:after="0" w:line="220" w:lineRule="auto"/>
-            </w:pPr>
-            <w:r>
-              <w:rPr>
-                <w:rFonts w:ascii="Arial" w:cs="Arial" w:eastAsia="Arial" w:hAnsi="Arial"/>
-                <w:b/>
-                <w:bCs/>
-                <w:i w:val="false"/>
-                <w:iCs w:val="false"/>
-                <w:color w:val="1F2A44"/>
-                <w:sz w:val="17"/>
-                <w:szCs w:val="17"/>
-              </w:rPr>
-              <w:t xml:space="preserve">7 этажей и мансардный уровень</w:t>
-            </w:r>
-          </w:p>
-        </w:tc>
-        <w:tc>
-          <w:tcPr>
-            <w:tcW w:type="dxa" w:w="1900"/>
-            <w:tcBorders>
-              <w:top w:val="none" w:color="auto" w:sz="0"/>
-              <w:left w:val="none" w:color="auto" w:sz="0"/>
-              <w:bottom w:val="none" w:color="auto" w:sz="0"/>
-              <w:right w:val="none" w:color="auto" w:sz="0"/>
-            </w:tcBorders>
-            <w:shd w:fill="FAF8F5" w:color="auto" w:val="clear"/>
-            <w:tcMar>
-              <w:top w:type="dxa" w:w="58"/>
-              <w:left w:type="dxa" w:w="220"/>
-              <w:bottom w:type="dxa" w:w="58"/>
-              <w:right w:type="dxa" w:w="60"/>
-            </w:tcMar>
-            <w:vAlign w:val="center"/>
-          </w:tcPr>
-          <w:p>
-            <w:pPr>
-              <w:spacing w:after="0" w:line="220" w:lineRule="auto"/>
-            </w:pPr>
-            <w:r>
-              <w:rPr>
-                <w:rFonts w:ascii="Arial" w:cs="Arial" w:eastAsia="Arial" w:hAnsi="Arial"/>
-                <w:b w:val="false"/>
-                <w:bCs w:val="false"/>
-                <w:i w:val="false"/>
-                <w:iCs w:val="false"/>
-                <w:caps/>
-                <w:color w:val="70788A"/>
-                <w:spacing w:val="16"/>
-                <w:sz w:val="14"/>
-                <w:szCs w:val="14"/>
-              </w:rPr>
-              <w:t xml:space="preserve">Квартир</w:t>
-            </w:r>
-          </w:p>
-        </w:tc>
-        <w:tc>
-          <w:tcPr>
-            <w:tcW w:type="dxa" w:w="2919"/>
-            <w:tcBorders>
-              <w:top w:val="none" w:color="auto" w:sz="0"/>
-              <w:left w:val="none" w:color="auto" w:sz="0"/>
-              <w:bottom w:val="none" w:color="auto" w:sz="0"/>
-              <w:right w:val="none" w:color="auto" w:sz="0"/>
-            </w:tcBorders>
-            <w:shd w:fill="FAF8F5" w:color="auto" w:val="clear"/>
-            <w:tcMar>
-              <w:top w:type="dxa" w:w="58"/>
-              <w:left w:type="dxa" w:w="60"/>
-              <w:bottom w:type="dxa" w:w="58"/>
-              <w:right w:type="dxa" w:w="170"/>
-            </w:tcMar>
-            <w:vAlign w:val="center"/>
-          </w:tcPr>
-          <w:p>
-            <w:pPr>
-              <w:spacing w:after="0" w:line="220" w:lineRule="auto"/>
-            </w:pPr>
-            <w:r>
-              <w:rPr>
-                <w:rFonts w:ascii="Arial" w:cs="Arial" w:eastAsia="Arial" w:hAnsi="Arial"/>
-                <w:b/>
-                <w:bCs/>
-                <w:i w:val="false"/>
-                <w:iCs w:val="false"/>
-                <w:color w:val="1F2A44"/>
-                <w:sz w:val="17"/>
-                <w:szCs w:val="17"/>
-              </w:rPr>
-              <w:t xml:space="preserve">Не раскрыто</w:t>
-            </w:r>
-          </w:p>
-        </w:tc>
-      </w:tr>
-      <w:tr>
-        <w:tc>
-          <w:tcPr>
-            <w:tcW w:type="dxa" w:w="1900"/>
-            <w:tcBorders>
-              <w:top w:val="none" w:color="auto" w:sz="0"/>
-              <w:left w:val="none" w:color="auto" w:sz="0"/>
-              <w:bottom w:val="none" w:color="auto" w:sz="0"/>
-              <w:right w:val="none" w:color="auto" w:sz="0"/>
-            </w:tcBorders>
-            <w:tcMar>
-              <w:top w:type="dxa" w:w="58"/>
-              <w:left w:type="dxa" w:w="170"/>
-              <w:bottom w:type="dxa" w:w="58"/>
-              <w:right w:type="dxa" w:w="60"/>
-            </w:tcMar>
-            <w:vAlign w:val="center"/>
-          </w:tcPr>
-          <w:p>
-            <w:pPr>
-              <w:spacing w:after="0" w:line="220" w:lineRule="auto"/>
-            </w:pPr>
-            <w:r>
-              <w:rPr>
-                <w:rFonts w:ascii="Arial" w:cs="Arial" w:eastAsia="Arial" w:hAnsi="Arial"/>
-                <w:b w:val="false"/>
-                <w:bCs w:val="false"/>
-                <w:i w:val="false"/>
-                <w:iCs w:val="false"/>
-                <w:caps/>
-                <w:color w:val="70788A"/>
-                <w:spacing w:val="16"/>
-                <w:sz w:val="14"/>
-                <w:szCs w:val="14"/>
-              </w:rPr>
-              <w:t xml:space="preserve">Класс и отделка</w:t>
-            </w:r>
-          </w:p>
-        </w:tc>
-        <w:tc>
-          <w:tcPr>
-            <w:tcW w:type="dxa" w:w="2919"/>
-            <w:tcBorders>
-              <w:top w:val="none" w:color="auto" w:sz="0"/>
-              <w:left w:val="none" w:color="auto" w:sz="0"/>
-              <w:bottom w:val="none" w:color="auto" w:sz="0"/>
-              <w:right w:val="none" w:color="auto" w:sz="0"/>
-            </w:tcBorders>
-            <w:tcMar>
-              <w:top w:type="dxa" w:w="58"/>
-              <w:left w:type="dxa" w:w="60"/>
-              <w:bottom w:type="dxa" w:w="58"/>
-              <w:right w:type="dxa" w:w="60"/>
-            </w:tcMar>
-            <w:vAlign w:val="center"/>
-          </w:tcPr>
-          <w:p>
-            <w:pPr>
-              <w:spacing w:after="0" w:line="220" w:lineRule="auto"/>
-            </w:pPr>
-            <w:r>
-              <w:rPr>
-                <w:rFonts w:ascii="Arial" w:cs="Arial" w:eastAsia="Arial" w:hAnsi="Arial"/>
-                <w:b/>
-                <w:bCs/>
-                <w:i w:val="false"/>
-                <w:iCs w:val="false"/>
-                <w:color w:val="1F2A44"/>
-                <w:sz w:val="17"/>
-                <w:szCs w:val="17"/>
-              </w:rPr>
-              <w:t xml:space="preserve">Делюкс · white box, опция полной отделки</w:t>
-            </w:r>
-          </w:p>
-        </w:tc>
-        <w:tc>
-          <w:tcPr>
-            <w:tcW w:type="dxa" w:w="1900"/>
-            <w:tcBorders>
-              <w:top w:val="none" w:color="auto" w:sz="0"/>
-              <w:left w:val="none" w:color="auto" w:sz="0"/>
-              <w:bottom w:val="none" w:color="auto" w:sz="0"/>
-              <w:right w:val="none" w:color="auto" w:sz="0"/>
-            </w:tcBorders>
-            <w:tcMar>
-              <w:top w:type="dxa" w:w="58"/>
-              <w:left w:type="dxa" w:w="220"/>
-              <w:bottom w:type="dxa" w:w="58"/>
-              <w:right w:type="dxa" w:w="60"/>
-            </w:tcMar>
-            <w:vAlign w:val="center"/>
-          </w:tcPr>
-          <w:p>
-            <w:pPr>
-              <w:spacing w:after="0" w:line="220" w:lineRule="auto"/>
-            </w:pPr>
-            <w:r>
-              <w:rPr>
-                <w:rFonts w:ascii="Arial" w:cs="Arial" w:eastAsia="Arial" w:hAnsi="Arial"/>
-                <w:b w:val="false"/>
-                <w:bCs w:val="false"/>
-                <w:i w:val="false"/>
-                <w:iCs w:val="false"/>
-                <w:caps/>
-                <w:color w:val="70788A"/>
-                <w:spacing w:val="16"/>
-                <w:sz w:val="14"/>
-                <w:szCs w:val="14"/>
-              </w:rPr>
-              <w:t xml:space="preserve">Архитектура</w:t>
-            </w:r>
-          </w:p>
-        </w:tc>
-        <w:tc>
-          <w:tcPr>
-            <w:tcW w:type="dxa" w:w="2919"/>
-            <w:tcBorders>
-              <w:top w:val="none" w:color="auto" w:sz="0"/>
-              <w:left w:val="none" w:color="auto" w:sz="0"/>
-              <w:bottom w:val="none" w:color="auto" w:sz="0"/>
-              <w:right w:val="none" w:color="auto" w:sz="0"/>
-            </w:tcBorders>
-            <w:tcMar>
-              <w:top w:type="dxa" w:w="58"/>
-              <w:left w:type="dxa" w:w="60"/>
-              <w:bottom w:type="dxa" w:w="58"/>
-              <w:right w:type="dxa" w:w="170"/>
-            </w:tcMar>
-            <w:vAlign w:val="center"/>
-          </w:tcPr>
-          <w:p>
-            <w:pPr>
-              <w:spacing w:after="0" w:line="220" w:lineRule="auto"/>
-            </w:pPr>
-            <w:r>
-              <w:rPr>
-                <w:rFonts w:ascii="Arial" w:cs="Arial" w:eastAsia="Arial" w:hAnsi="Arial"/>
-                <w:b/>
-                <w:bCs/>
-                <w:i w:val="false"/>
-                <w:iCs w:val="false"/>
-                <w:color w:val="1F2A44"/>
-                <w:sz w:val="17"/>
-                <w:szCs w:val="17"/>
-              </w:rPr>
-              <w:t xml:space="preserve">Бюро «ЭталонПроект», концепция 2025 года</w:t>
-            </w:r>
-          </w:p>
-        </w:tc>
-      </w:tr>
-      <w:tr>
-        <w:tc>
-          <w:tcPr>
-            <w:tcW w:type="dxa" w:w="1900"/>
-            <w:tcBorders>
-              <w:top w:val="none" w:color="auto" w:sz="0"/>
-              <w:left w:val="none" w:color="auto" w:sz="0"/>
-              <w:bottom w:val="none" w:color="auto" w:sz="0"/>
-              <w:right w:val="none" w:color="auto" w:sz="0"/>
-            </w:tcBorders>
-            <w:shd w:fill="FAF8F5" w:color="auto" w:val="clear"/>
-            <w:tcMar>
-              <w:top w:type="dxa" w:w="58"/>
-              <w:left w:type="dxa" w:w="170"/>
-              <w:bottom w:type="dxa" w:w="58"/>
-              <w:right w:type="dxa" w:w="60"/>
-            </w:tcMar>
-            <w:vAlign w:val="center"/>
-          </w:tcPr>
-          <w:p>
-            <w:pPr>
-              <w:spacing w:after="0" w:line="220" w:lineRule="auto"/>
-            </w:pPr>
-            <w:r>
-              <w:rPr>
-                <w:rFonts w:ascii="Arial" w:cs="Arial" w:eastAsia="Arial" w:hAnsi="Arial"/>
-                <w:b w:val="false"/>
-                <w:bCs w:val="false"/>
-                <w:i w:val="false"/>
-                <w:iCs w:val="false"/>
-                <w:caps/>
-                <w:color w:val="70788A"/>
-                <w:spacing w:val="16"/>
-                <w:sz w:val="14"/>
-                <w:szCs w:val="14"/>
-              </w:rPr>
-              <w:t xml:space="preserve">Статус</w:t>
-            </w:r>
-          </w:p>
-        </w:tc>
-        <w:tc>
-          <w:tcPr>
-            <w:tcW w:type="dxa" w:w="2919"/>
-            <w:tcBorders>
-              <w:top w:val="none" w:color="auto" w:sz="0"/>
-              <w:left w:val="none" w:color="auto" w:sz="0"/>
-              <w:bottom w:val="none" w:color="auto" w:sz="0"/>
-              <w:right w:val="none" w:color="auto" w:sz="0"/>
-            </w:tcBorders>
-            <w:shd w:fill="FAF8F5" w:color="auto" w:val="clear"/>
-            <w:tcMar>
-              <w:top w:type="dxa" w:w="58"/>
-              <w:left w:type="dxa" w:w="60"/>
-              <w:bottom w:type="dxa" w:w="58"/>
-              <w:right w:type="dxa" w:w="60"/>
-            </w:tcMar>
-            <w:vAlign w:val="center"/>
-          </w:tcPr>
-          <w:p>
-            <w:pPr>
-              <w:spacing w:after="0" w:line="220" w:lineRule="auto"/>
-            </w:pPr>
-            <w:r>
-              <w:rPr>
-                <w:rFonts w:ascii="Arial" w:cs="Arial" w:eastAsia="Arial" w:hAnsi="Arial"/>
-                <w:b/>
-                <w:bCs/>
-                <w:i w:val="false"/>
-                <w:iCs w:val="false"/>
-                <w:color w:val="1F2A44"/>
-                <w:sz w:val="17"/>
-                <w:szCs w:val="17"/>
-              </w:rPr>
-              <w:t xml:space="preserve">Концепцию согласовала ГЗК в марте 2026 года</w:t>
-            </w:r>
-          </w:p>
-        </w:tc>
-        <w:tc>
-          <w:tcPr>
-            <w:tcW w:type="dxa" w:w="1900"/>
-            <w:tcBorders>
-              <w:top w:val="none" w:color="auto" w:sz="0"/>
-              <w:left w:val="none" w:color="auto" w:sz="0"/>
-              <w:bottom w:val="none" w:color="auto" w:sz="0"/>
-              <w:right w:val="none" w:color="auto" w:sz="0"/>
-            </w:tcBorders>
-            <w:shd w:fill="FAF8F5" w:color="auto" w:val="clear"/>
-            <w:tcMar>
-              <w:top w:type="dxa" w:w="58"/>
-              <w:left w:type="dxa" w:w="220"/>
-              <w:bottom w:type="dxa" w:w="58"/>
-              <w:right w:type="dxa" w:w="60"/>
-            </w:tcMar>
-            <w:vAlign w:val="center"/>
-          </w:tcPr>
-          <w:p>
-            <w:pPr>
-              <w:spacing w:after="0" w:line="220" w:lineRule="auto"/>
-            </w:pPr>
-            <w:r>
-              <w:rPr>
-                <w:rFonts w:ascii="Arial" w:cs="Arial" w:eastAsia="Arial" w:hAnsi="Arial"/>
-                <w:b w:val="false"/>
-                <w:bCs w:val="false"/>
-                <w:i w:val="false"/>
-                <w:iCs w:val="false"/>
-                <w:caps/>
-                <w:color w:val="70788A"/>
-                <w:spacing w:val="16"/>
-                <w:sz w:val="14"/>
-                <w:szCs w:val="14"/>
-              </w:rPr>
-              <w:t xml:space="preserve">Сдача</w:t>
-            </w:r>
-          </w:p>
-        </w:tc>
-        <w:tc>
-          <w:tcPr>
-            <w:tcW w:type="dxa" w:w="2919"/>
-            <w:tcBorders>
-              <w:top w:val="none" w:color="auto" w:sz="0"/>
-              <w:left w:val="none" w:color="auto" w:sz="0"/>
-              <w:bottom w:val="none" w:color="auto" w:sz="0"/>
-              <w:right w:val="none" w:color="auto" w:sz="0"/>
-            </w:tcBorders>
-            <w:shd w:fill="FAF8F5" w:color="auto" w:val="clear"/>
-            <w:tcMar>
-              <w:top w:type="dxa" w:w="58"/>
-              <w:left w:type="dxa" w:w="60"/>
-              <w:bottom w:type="dxa" w:w="58"/>
-              <w:right w:type="dxa" w:w="170"/>
-            </w:tcMar>
-            <w:vAlign w:val="center"/>
-          </w:tcPr>
-          <w:p>
-            <w:pPr>
-              <w:spacing w:after="0" w:line="220" w:lineRule="auto"/>
-            </w:pPr>
-            <w:r>
-              <w:rPr>
-                <w:rFonts w:ascii="Arial" w:cs="Arial" w:eastAsia="Arial" w:hAnsi="Arial"/>
-                <w:b/>
-                <w:bCs/>
-                <w:i w:val="false"/>
-                <w:iCs w:val="false"/>
-                <w:color w:val="1F2A44"/>
-                <w:sz w:val="17"/>
-                <w:szCs w:val="17"/>
-              </w:rPr>
-              <w:t xml:space="preserve">IV квартал 2031 года — по данным брокера</w:t>
-            </w:r>
-          </w:p>
-        </w:tc>
-      </w:tr>
-    </w:tbl>
-    <w:p>
-      <w:pPr>
-        <w:spacing w:after="34"/>
-      </w:pPr>
-      <w:r>
-        <w:rPr>
-          <w:rFonts w:ascii="Arial" w:cs="Arial" w:eastAsia="Arial" w:hAnsi="Arial"/>
-          <w:b w:val="false"/>
-          <w:bCs w:val="false"/>
-          <w:i w:val="false"/>
-          <w:iCs w:val="false"/>
-          <w:color w:val="2A2E38"/>
-          <w:sz w:val="19"/>
-          <w:szCs w:val="19"/>
-        </w:rPr>
-        <w:t xml:space="preserve"/>
-      </w:r>
-    </w:p>
-    <w:p>
-      <w:pPr>
-        <w:spacing w:after="34"/>
-        <w:jc w:val="center"/>
-      </w:pPr>
-      <w:r>
-        <w:drawing>
-          <wp:inline distT="0" distB="0" distL="0" distR="0">
-            <wp:extent cx="6124575" cy="1790700"/>
-            <wp:effectExtent t="0" r="0" b="0" l="0"/>
-            <wp:docPr id="1" name="" descr="" title=""/>
-            <wp:cNvGraphicFramePr>
-              <a:graphicFrameLocks xmlns:a="http://schemas.openxmlformats.org/drawingml/2006/main" noChangeAspect="1"/>
-            </wp:cNvGraphicFramePr>
-            <a:graphic xmlns:a="http://schemas.openxmlformats.org/drawingml/2006/main">
-              <a:graphicData uri="http://schemas.openxmlformats.org/drawingml/2006/picture">
-                <pic:pic xmlns:pic="http://schemas.openxmlformats.org/drawingml/2006/picture">
-                  <pic:nvPicPr>
-                    <pic:cNvPr id="0" name="" descr=""/>
-                    <pic:cNvPicPr>
-                      <a:picLocks noChangeAspect="1" noChangeArrowheads="1"/>
-                    </pic:cNvPicPr>
-                  </pic:nvPicPr>
-                  <pic:blipFill>
-                    <a:blip r:embed="rId12" cstate="none"/>
-                    <a:srcRect/>
-                    <a:stretch>
-                      <a:fillRect/>
-                    </a:stretch>
-                  </pic:blipFill>
-                  <pic:spPr bwMode="auto">
-                    <a:xfrm>
-                      <a:off x="0" y="0"/>
-                      <a:ext cx="6124575" cy="1790700"/>
-                    </a:xfrm>
-                    <a:prstGeom prst="rect">
-                      <a:avLst/>
-                    </a:prstGeom>
-                  </pic:spPr>
-                </pic:pic>
-              </a:graphicData>
-            </a:graphic>
-          </wp:inline>
-        </w:drawing>
-      </w:r>
-    </w:p>
-    <w:p>
-      <w:pPr>
-        <w:spacing w:after="60" w:line="230" w:lineRule="auto"/>
-        <w:ind w:right="1560"/>
-      </w:pPr>
-      <w:r>
-        <w:rPr>
-          <w:rFonts w:ascii="Arial" w:cs="Arial" w:eastAsia="Arial" w:hAnsi="Arial"/>
-          <w:b w:val="false"/>
-          <w:bCs w:val="false"/>
-          <w:i w:val="false"/>
-          <w:iCs w:val="false"/>
-          <w:color w:val="70788A"/>
-          <w:sz w:val="15"/>
-          <w:szCs w:val="15"/>
-        </w:rPr>
-        <w:t xml:space="preserve">Участок — в трёхстах метрах от Третьяковской галереи и в двух минутах от метро. Концепция построена как композиция городских усадеб с отсылкой к купеческому Замоскворечью XVII–XVIII веков; на фасадах авторы предложили разместить двенадцать мозаик утраченных церквей района. Материалы — натуральный камень и металл.</w:t>
-      </w:r>
-    </w:p>
-    <w:p>
-      <w:pPr>
-        <w:keepNext/>
-        <w:keepLines/>
-        <w:pageBreakBefore/>
-        <w:pBdr>
-          <w:bottom w:val="single" w:color="A9762F" w:sz="10" w:space="8"/>
-        </w:pBdr>
-        <w:spacing w:after="160"/>
-      </w:pPr>
-      <w:r>
-        <w:rPr>
-          <w:rFonts w:ascii="Georgia" w:cs="Georgia" w:eastAsia="Georgia" w:hAnsi="Georgia"/>
-          <w:b/>
-          <w:bCs/>
-          <w:i w:val="false"/>
-          <w:iCs w:val="false"/>
-          <w:color w:val="1F2A44"/>
-          <w:sz w:val="36"/>
-          <w:szCs w:val="36"/>
-        </w:rPr>
-        <w:t xml:space="preserve">Земледельческий переулок, 15</w:t>
-      </w:r>
-    </w:p>
-    <w:p>
-      <w:pPr>
-        <w:spacing w:after="150" w:line="258" w:lineRule="auto"/>
-        <w:ind w:right="1560"/>
-      </w:pPr>
-      <w:r>
-        <w:rPr>
-          <w:rFonts w:ascii="Arial" w:cs="Arial" w:eastAsia="Arial" w:hAnsi="Arial"/>
-          <w:b w:val="false"/>
-          <w:bCs w:val="false"/>
-          <w:i w:val="false"/>
-          <w:iCs w:val="false"/>
-          <w:color w:val="2A2E38"/>
-          <w:sz w:val="19"/>
-          <w:szCs w:val="19"/>
-        </w:rPr>
-        <w:t xml:space="preserve">Самая «мелкая» по формату площадка: 77 квартир средней площадью около 104 м². По сути это верхний премиум, а не элитка.</w:t>
-      </w:r>
-    </w:p>
-    <w:p>
-      <w:pPr>
-        <w:spacing w:after="34"/>
-        <w:jc w:val="center"/>
-      </w:pPr>
-      <w:r>
-        <w:drawing>
-          <wp:inline distT="0" distB="0" distL="0" distR="0">
-            <wp:extent cx="6124575" cy="2114550"/>
-            <wp:effectExtent t="0" r="0" b="0" l="0"/>
-            <wp:docPr id="1" name="" descr="" title=""/>
-            <wp:cNvGraphicFramePr>
-              <a:graphicFrameLocks xmlns:a="http://schemas.openxmlformats.org/drawingml/2006/main" noChangeAspect="1"/>
-            </wp:cNvGraphicFramePr>
-            <a:graphic xmlns:a="http://schemas.openxmlformats.org/drawingml/2006/main">
-              <a:graphicData uri="http://schemas.openxmlformats.org/drawingml/2006/picture">
-                <pic:pic xmlns:pic="http://schemas.openxmlformats.org/drawingml/2006/picture">
-                  <pic:nvPicPr>
-                    <pic:cNvPr id="0" name="" descr=""/>
-                    <pic:cNvPicPr>
-                      <a:picLocks noChangeAspect="1" noChangeArrowheads="1"/>
-                    </pic:cNvPicPr>
-                  </pic:nvPicPr>
-                  <pic:blipFill>
-                    <a:blip r:embed="rId13" cstate="none"/>
-                    <a:srcRect/>
-                    <a:stretch>
-                      <a:fillRect/>
-                    </a:stretch>
-                  </pic:blipFill>
-                  <pic:spPr bwMode="auto">
-                    <a:xfrm>
-                      <a:off x="0" y="0"/>
-                      <a:ext cx="6124575" cy="2114550"/>
-                    </a:xfrm>
-                    <a:prstGeom prst="rect">
-                      <a:avLst/>
-                    </a:prstGeom>
-                  </pic:spPr>
-                </pic:pic>
-              </a:graphicData>
-            </a:graphic>
-          </wp:inline>
-        </w:drawing>
-      </w:r>
-    </w:p>
-    <w:p>
-      <w:pPr>
-        <w:spacing w:after="220"/>
-        <w:ind w:right="1560"/>
-      </w:pPr>
-      <w:r>
-        <w:rPr>
-          <w:rFonts w:ascii="Arial" w:cs="Arial" w:eastAsia="Arial" w:hAnsi="Arial"/>
-          <w:b w:val="false"/>
-          <w:bCs w:val="false"/>
-          <w:i/>
-          <w:iCs/>
-          <w:color w:val="70788A"/>
-          <w:sz w:val="16"/>
-          <w:szCs w:val="16"/>
-        </w:rPr>
-        <w:t xml:space="preserve">Входная группа со стороны двора: барельеф на глухой стене, скруглённый объём, тёмное благоустройство.</w:t>
-      </w:r>
-    </w:p>
-    <w:p>
-      <w:pPr>
-        <w:spacing w:after="34"/>
-      </w:pPr>
-      <w:r>
-        <w:rPr>
-          <w:rFonts w:ascii="Arial" w:cs="Arial" w:eastAsia="Arial" w:hAnsi="Arial"/>
-          <w:b w:val="false"/>
-          <w:bCs w:val="false"/>
-          <w:i w:val="false"/>
-          <w:iCs w:val="false"/>
-          <w:color w:val="2A2E38"/>
-          <w:sz w:val="19"/>
-          <w:szCs w:val="19"/>
-        </w:rPr>
-        <w:t xml:space="preserve"/>
-      </w:r>
-    </w:p>
-    <w:tbl>
-      <w:tblPr>
-        <w:tblW w:type="dxa" w:w="9520"/>
-        <w:tblBorders>
-          <w:top w:val="single" w:color="auto" w:sz="4"/>
-          <w:left w:val="single" w:color="auto" w:sz="4"/>
-          <w:bottom w:val="single" w:color="auto" w:sz="4"/>
-          <w:right w:val="single" w:color="auto" w:sz="4"/>
-          <w:insideH w:val="single" w:color="auto" w:sz="4"/>
-          <w:insideV w:val="single" w:color="auto" w:sz="4"/>
-        </w:tblBorders>
-      </w:tblPr>
-      <w:tblGrid>
-        <w:gridCol w:w="4760"/>
-        <w:gridCol w:w="4760"/>
-      </w:tblGrid>
-      <w:tr>
-        <w:tc>
-          <w:tcPr>
-            <w:tcW w:type="dxa" w:w="4760"/>
+            <w:tcW w:type="dxa" w:w="3173"/>
             <w:tcBorders>
               <w:top w:val="none" w:color="auto" w:sz="0"/>
               <w:left w:val="none" w:color="auto" w:sz="0"/>
@@ -3737,17 +2829,97 @@
               <w:top w:type="dxa" w:w="0"/>
               <w:left w:type="dxa" w:w="0"/>
               <w:bottom w:type="dxa" w:w="0"/>
-              <w:right w:type="dxa" w:w="110"/>
-            </w:tcMar>
-          </w:tcPr>
-          <w:p>
-            <w:pPr>
-              <w:spacing w:after="60"/>
+              <w:right w:type="dxa" w:w="70"/>
+            </w:tcMar>
+          </w:tcPr>
+          <w:p>
+            <w:pPr>
+              <w:spacing w:after="50"/>
             </w:pPr>
             <w:r>
               <w:drawing>
                 <wp:inline distT="0" distB="0" distL="0" distR="0">
-                  <wp:extent cx="2952750" cy="1657350"/>
+                  <wp:extent cx="1933575" cy="1085850"/>
+                  <wp:effectExtent t="0" r="0" b="0" l="0"/>
+                  <wp:docPr id="1" name="" descr="" title=""/>
+                  <wp:cNvGraphicFramePr>
+                    <a:graphicFrameLocks xmlns:a="http://schemas.openxmlformats.org/drawingml/2006/main" noChangeAspect="1"/>
+                  </wp:cNvGraphicFramePr>
+                  <a:graphic xmlns:a="http://schemas.openxmlformats.org/drawingml/2006/main">
+                    <a:graphicData uri="http://schemas.openxmlformats.org/drawingml/2006/picture">
+                      <pic:pic xmlns:pic="http://schemas.openxmlformats.org/drawingml/2006/picture">
+                        <pic:nvPicPr>
+                          <pic:cNvPr id="0" name="" descr=""/>
+                          <pic:cNvPicPr>
+                            <a:picLocks noChangeAspect="1" noChangeArrowheads="1"/>
+                          </pic:cNvPicPr>
+                        </pic:nvPicPr>
+                        <pic:blipFill>
+                          <a:blip r:embed="rId13" cstate="none"/>
+                          <a:srcRect/>
+                          <a:stretch>
+                            <a:fillRect/>
+                          </a:stretch>
+                        </pic:blipFill>
+                        <pic:spPr bwMode="auto">
+                          <a:xfrm>
+                            <a:off x="0" y="0"/>
+                            <a:ext cx="1933575" cy="1085850"/>
+                          </a:xfrm>
+                          <a:prstGeom prst="rect">
+                            <a:avLst/>
+                          </a:prstGeom>
+                        </pic:spPr>
+                      </pic:pic>
+                    </a:graphicData>
+                  </a:graphic>
+                </wp:inline>
+              </w:drawing>
+            </w:r>
+          </w:p>
+          <w:p>
+            <w:pPr>
+              <w:spacing w:after="0" w:line="210" w:lineRule="auto"/>
+            </w:pPr>
+            <w:r>
+              <w:rPr>
+                <w:rFonts w:ascii="Arial" w:cs="Arial" w:eastAsia="Arial" w:hAnsi="Arial"/>
+                <w:b w:val="false"/>
+                <w:bCs w:val="false"/>
+                <w:i/>
+                <w:iCs/>
+                <w:color w:val="70788A"/>
+                <w:sz w:val="14"/>
+                <w:szCs w:val="14"/>
+              </w:rPr>
+              <w:t xml:space="preserve">Двор со стороны въезда</w:t>
+            </w:r>
+          </w:p>
+        </w:tc>
+        <w:tc>
+          <w:tcPr>
+            <w:tcW w:type="dxa" w:w="3173"/>
+            <w:tcBorders>
+              <w:top w:val="none" w:color="auto" w:sz="0"/>
+              <w:left w:val="none" w:color="auto" w:sz="0"/>
+              <w:bottom w:val="none" w:color="auto" w:sz="0"/>
+              <w:right w:val="none" w:color="auto" w:sz="0"/>
+            </w:tcBorders>
+            <w:tcMar>
+              <w:top w:type="dxa" w:w="0"/>
+              <w:left w:type="dxa" w:w="70"/>
+              <w:bottom w:type="dxa" w:w="0"/>
+              <w:right w:type="dxa" w:w="70"/>
+            </w:tcMar>
+          </w:tcPr>
+          <w:p>
+            <w:pPr>
+              <w:spacing w:after="50"/>
+            </w:pPr>
+            <w:r>
+              <w:drawing>
+                <wp:inline distT="0" distB="0" distL="0" distR="0">
+                  <wp:extent cx="1933575" cy="1085850"/>
                   <wp:effectExtent t="0" r="0" b="0" l="0"/>
                   <wp:docPr id="1" name="" descr="" title=""/>
                   <wp:cNvGraphicFramePr>
@@ -3772,7 +2944,7 @@
                         <pic:spPr bwMode="auto">
                           <a:xfrm>
                             <a:off x="0" y="0"/>
-                            <a:ext cx="2952750" cy="1657350"/>
+                            <a:ext cx="1933575" cy="1085850"/>
                           </a:xfrm>
                           <a:prstGeom prst="rect">
                             <a:avLst/>
@@ -3787,7 +2959,7 @@
           </w:p>
           <w:p>
             <w:pPr>
-              <w:spacing w:after="0" w:line="220" w:lineRule="auto"/>
+              <w:spacing w:after="0" w:line="210" w:lineRule="auto"/>
             </w:pPr>
             <w:r>
               <w:rPr>
@@ -3797,16 +2969,16 @@
                 <w:i/>
                 <w:iCs/>
                 <w:color w:val="70788A"/>
-                <w:sz w:val="15"/>
-                <w:szCs w:val="15"/>
-              </w:rPr>
-              <w:t xml:space="preserve">Башня с ленточными балконами — единственный опубликованный ракурс с улицы.</w:t>
-            </w:r>
-          </w:p>
-        </w:tc>
-        <w:tc>
-          <w:tcPr>
-            <w:tcW w:type="dxa" w:w="4760"/>
+                <w:sz w:val="14"/>
+                <w:szCs w:val="14"/>
+              </w:rPr>
+              <w:t xml:space="preserve">Входная группа: портал в камне</w:t>
+            </w:r>
+          </w:p>
+        </w:tc>
+        <w:tc>
+          <w:tcPr>
+            <w:tcW w:type="dxa" w:w="3173"/>
             <w:tcBorders>
               <w:top w:val="none" w:color="auto" w:sz="0"/>
               <w:left w:val="none" w:color="auto" w:sz="0"/>
@@ -3815,19 +2987,19 @@
             </w:tcBorders>
             <w:tcMar>
               <w:top w:type="dxa" w:w="0"/>
-              <w:left w:type="dxa" w:w="110"/>
+              <w:left w:type="dxa" w:w="70"/>
               <w:bottom w:type="dxa" w:w="0"/>
               <w:right w:type="dxa" w:w="0"/>
             </w:tcMar>
           </w:tcPr>
           <w:p>
             <w:pPr>
-              <w:spacing w:after="60"/>
+              <w:spacing w:after="50"/>
             </w:pPr>
             <w:r>
               <w:drawing>
                 <wp:inline distT="0" distB="0" distL="0" distR="0">
-                  <wp:extent cx="2952750" cy="1657350"/>
+                  <wp:extent cx="1933575" cy="1085850"/>
                   <wp:effectExtent t="0" r="0" b="0" l="0"/>
                   <wp:docPr id="1" name="" descr="" title=""/>
                   <wp:cNvGraphicFramePr>
@@ -3852,7 +3024,7 @@
                         <pic:spPr bwMode="auto">
                           <a:xfrm>
                             <a:off x="0" y="0"/>
-                            <a:ext cx="2952750" cy="1657350"/>
+                            <a:ext cx="1933575" cy="1085850"/>
                           </a:xfrm>
                           <a:prstGeom prst="rect">
                             <a:avLst/>
@@ -3867,7 +3039,7 @@
           </w:p>
           <w:p>
             <w:pPr>
-              <w:spacing w:after="0" w:line="220" w:lineRule="auto"/>
+              <w:spacing w:after="0" w:line="210" w:lineRule="auto"/>
             </w:pPr>
             <w:r>
               <w:rPr>
@@ -3877,10 +3049,10 @@
                 <w:i/>
                 <w:iCs/>
                 <w:color w:val="70788A"/>
-                <w:sz w:val="15"/>
-                <w:szCs w:val="15"/>
-              </w:rPr>
-              <w:t xml:space="preserve">Венчание объёма: те же скруглённые линии, что и по всей высоте.</w:t>
+                <w:sz w:val="14"/>
+                <w:szCs w:val="14"/>
+              </w:rPr>
+              <w:t xml:space="preserve">Деталь фасада и лепной карниз</w:t>
             </w:r>
           </w:p>
         </w:tc>
@@ -3888,7 +3060,7 @@
     </w:tbl>
     <w:p>
       <w:pPr>
-        <w:spacing w:after="36"/>
+        <w:spacing w:after="30"/>
       </w:pPr>
       <w:r>
         <w:rPr>
@@ -3904,790 +3076,10 @@
         <w:t xml:space="preserve"/>
       </w:r>
     </w:p>
-    <w:tbl>
-      <w:tblPr>
-        <w:tblW w:type="dxa" w:w="9638"/>
-        <w:tblBorders>
-          <w:top w:val="single" w:color="auto" w:sz="4"/>
-          <w:left w:val="single" w:color="auto" w:sz="4"/>
-          <w:bottom w:val="single" w:color="auto" w:sz="4"/>
-          <w:right w:val="single" w:color="auto" w:sz="4"/>
-          <w:insideH w:val="single" w:color="auto" w:sz="4"/>
-          <w:insideV w:val="single" w:color="auto" w:sz="4"/>
-        </w:tblBorders>
-      </w:tblPr>
-      <w:tblGrid>
-        <w:gridCol w:w="1900"/>
-        <w:gridCol w:w="2919"/>
-        <w:gridCol w:w="1900"/>
-        <w:gridCol w:w="2919"/>
-      </w:tblGrid>
-      <w:tr>
-        <w:tc>
-          <w:tcPr>
-            <w:tcW w:type="dxa" w:w="1900"/>
-            <w:tcBorders>
-              <w:top w:val="none" w:color="auto" w:sz="0"/>
-              <w:left w:val="none" w:color="auto" w:sz="0"/>
-              <w:bottom w:val="none" w:color="auto" w:sz="0"/>
-              <w:right w:val="none" w:color="auto" w:sz="0"/>
-            </w:tcBorders>
-            <w:shd w:fill="FAF8F5" w:color="auto" w:val="clear"/>
-            <w:tcMar>
-              <w:top w:type="dxa" w:w="58"/>
-              <w:left w:type="dxa" w:w="170"/>
-              <w:bottom w:type="dxa" w:w="58"/>
-              <w:right w:type="dxa" w:w="60"/>
-            </w:tcMar>
-            <w:vAlign w:val="center"/>
-          </w:tcPr>
-          <w:p>
-            <w:pPr>
-              <w:spacing w:after="0" w:line="220" w:lineRule="auto"/>
-            </w:pPr>
-            <w:r>
-              <w:rPr>
-                <w:rFonts w:ascii="Arial" w:cs="Arial" w:eastAsia="Arial" w:hAnsi="Arial"/>
-                <w:b w:val="false"/>
-                <w:bCs w:val="false"/>
-                <w:i w:val="false"/>
-                <w:iCs w:val="false"/>
-                <w:caps/>
-                <w:color w:val="70788A"/>
-                <w:spacing w:val="16"/>
-                <w:sz w:val="14"/>
-                <w:szCs w:val="14"/>
-              </w:rPr>
-              <w:t xml:space="preserve">Адрес</w:t>
-            </w:r>
-          </w:p>
-        </w:tc>
-        <w:tc>
-          <w:tcPr>
-            <w:tcW w:type="dxa" w:w="2919"/>
-            <w:tcBorders>
-              <w:top w:val="none" w:color="auto" w:sz="0"/>
-              <w:left w:val="none" w:color="auto" w:sz="0"/>
-              <w:bottom w:val="none" w:color="auto" w:sz="0"/>
-              <w:right w:val="none" w:color="auto" w:sz="0"/>
-            </w:tcBorders>
-            <w:shd w:fill="FAF8F5" w:color="auto" w:val="clear"/>
-            <w:tcMar>
-              <w:top w:type="dxa" w:w="58"/>
-              <w:left w:type="dxa" w:w="60"/>
-              <w:bottom w:type="dxa" w:w="58"/>
-              <w:right w:type="dxa" w:w="60"/>
-            </w:tcMar>
-            <w:vAlign w:val="center"/>
-          </w:tcPr>
-          <w:p>
-            <w:pPr>
-              <w:spacing w:after="0" w:line="220" w:lineRule="auto"/>
-            </w:pPr>
-            <w:r>
-              <w:rPr>
-                <w:rFonts w:ascii="Arial" w:cs="Arial" w:eastAsia="Arial" w:hAnsi="Arial"/>
-                <w:b/>
-                <w:bCs/>
-                <w:i w:val="false"/>
-                <w:iCs w:val="false"/>
-                <w:color w:val="1F2A44"/>
-                <w:sz w:val="17"/>
-                <w:szCs w:val="17"/>
-              </w:rPr>
-              <w:t xml:space="preserve">Земледельческий переулок, 15</w:t>
-            </w:r>
-          </w:p>
-        </w:tc>
-        <w:tc>
-          <w:tcPr>
-            <w:tcW w:type="dxa" w:w="1900"/>
-            <w:tcBorders>
-              <w:top w:val="none" w:color="auto" w:sz="0"/>
-              <w:left w:val="none" w:color="auto" w:sz="0"/>
-              <w:bottom w:val="none" w:color="auto" w:sz="0"/>
-              <w:right w:val="none" w:color="auto" w:sz="0"/>
-            </w:tcBorders>
-            <w:shd w:fill="FAF8F5" w:color="auto" w:val="clear"/>
-            <w:tcMar>
-              <w:top w:type="dxa" w:w="58"/>
-              <w:left w:type="dxa" w:w="220"/>
-              <w:bottom w:type="dxa" w:w="58"/>
-              <w:right w:type="dxa" w:w="60"/>
-            </w:tcMar>
-            <w:vAlign w:val="center"/>
-          </w:tcPr>
-          <w:p>
-            <w:pPr>
-              <w:spacing w:after="0" w:line="220" w:lineRule="auto"/>
-            </w:pPr>
-            <w:r>
-              <w:rPr>
-                <w:rFonts w:ascii="Arial" w:cs="Arial" w:eastAsia="Arial" w:hAnsi="Arial"/>
-                <w:b w:val="false"/>
-                <w:bCs w:val="false"/>
-                <w:i w:val="false"/>
-                <w:iCs w:val="false"/>
-                <w:caps/>
-                <w:color w:val="70788A"/>
-                <w:spacing w:val="16"/>
-                <w:sz w:val="14"/>
-                <w:szCs w:val="14"/>
-              </w:rPr>
-              <w:t xml:space="preserve">Район</w:t>
-            </w:r>
-          </w:p>
-        </w:tc>
-        <w:tc>
-          <w:tcPr>
-            <w:tcW w:type="dxa" w:w="2919"/>
-            <w:tcBorders>
-              <w:top w:val="none" w:color="auto" w:sz="0"/>
-              <w:left w:val="none" w:color="auto" w:sz="0"/>
-              <w:bottom w:val="none" w:color="auto" w:sz="0"/>
-              <w:right w:val="none" w:color="auto" w:sz="0"/>
-            </w:tcBorders>
-            <w:shd w:fill="FAF8F5" w:color="auto" w:val="clear"/>
-            <w:tcMar>
-              <w:top w:type="dxa" w:w="58"/>
-              <w:left w:type="dxa" w:w="60"/>
-              <w:bottom w:type="dxa" w:w="58"/>
-              <w:right w:type="dxa" w:w="170"/>
-            </w:tcMar>
-            <w:vAlign w:val="center"/>
-          </w:tcPr>
-          <w:p>
-            <w:pPr>
-              <w:spacing w:after="0" w:line="220" w:lineRule="auto"/>
-            </w:pPr>
-            <w:r>
-              <w:rPr>
-                <w:rFonts w:ascii="Arial" w:cs="Arial" w:eastAsia="Arial" w:hAnsi="Arial"/>
-                <w:b/>
-                <w:bCs/>
-                <w:i w:val="false"/>
-                <w:iCs w:val="false"/>
-                <w:color w:val="1F2A44"/>
-                <w:sz w:val="17"/>
-                <w:szCs w:val="17"/>
-              </w:rPr>
-              <w:t xml:space="preserve">ЦАО, Хамовники · м. «Смоленская», 1 км</w:t>
-            </w:r>
-          </w:p>
-        </w:tc>
-      </w:tr>
-      <w:tr>
-        <w:tc>
-          <w:tcPr>
-            <w:tcW w:type="dxa" w:w="1900"/>
-            <w:tcBorders>
-              <w:top w:val="none" w:color="auto" w:sz="0"/>
-              <w:left w:val="none" w:color="auto" w:sz="0"/>
-              <w:bottom w:val="none" w:color="auto" w:sz="0"/>
-              <w:right w:val="none" w:color="auto" w:sz="0"/>
-            </w:tcBorders>
-            <w:tcMar>
-              <w:top w:type="dxa" w:w="58"/>
-              <w:left w:type="dxa" w:w="170"/>
-              <w:bottom w:type="dxa" w:w="58"/>
-              <w:right w:type="dxa" w:w="60"/>
-            </w:tcMar>
-            <w:vAlign w:val="center"/>
-          </w:tcPr>
-          <w:p>
-            <w:pPr>
-              <w:spacing w:after="0" w:line="220" w:lineRule="auto"/>
-            </w:pPr>
-            <w:r>
-              <w:rPr>
-                <w:rFonts w:ascii="Arial" w:cs="Arial" w:eastAsia="Arial" w:hAnsi="Arial"/>
-                <w:b w:val="false"/>
-                <w:bCs w:val="false"/>
-                <w:i w:val="false"/>
-                <w:iCs w:val="false"/>
-                <w:caps/>
-                <w:color w:val="70788A"/>
-                <w:spacing w:val="16"/>
-                <w:sz w:val="14"/>
-                <w:szCs w:val="14"/>
-              </w:rPr>
-              <w:t xml:space="preserve">Что было</w:t>
-            </w:r>
-          </w:p>
-        </w:tc>
-        <w:tc>
-          <w:tcPr>
-            <w:tcW w:type="dxa" w:w="2919"/>
-            <w:tcBorders>
-              <w:top w:val="none" w:color="auto" w:sz="0"/>
-              <w:left w:val="none" w:color="auto" w:sz="0"/>
-              <w:bottom w:val="none" w:color="auto" w:sz="0"/>
-              <w:right w:val="none" w:color="auto" w:sz="0"/>
-            </w:tcBorders>
-            <w:tcMar>
-              <w:top w:type="dxa" w:w="58"/>
-              <w:left w:type="dxa" w:w="60"/>
-              <w:bottom w:type="dxa" w:w="58"/>
-              <w:right w:type="dxa" w:w="60"/>
-            </w:tcMar>
-            <w:vAlign w:val="center"/>
-          </w:tcPr>
-          <w:p>
-            <w:pPr>
-              <w:spacing w:after="0" w:line="220" w:lineRule="auto"/>
-            </w:pPr>
-            <w:r>
-              <w:rPr>
-                <w:rFonts w:ascii="Arial" w:cs="Arial" w:eastAsia="Arial" w:hAnsi="Arial"/>
-                <w:b/>
-                <w:bCs/>
-                <w:i w:val="false"/>
-                <w:iCs w:val="false"/>
-                <w:color w:val="1F2A44"/>
-                <w:sz w:val="17"/>
-                <w:szCs w:val="17"/>
-              </w:rPr>
-              <w:t xml:space="preserve">АТС, затем административное здание 1975 года</w:t>
-            </w:r>
-          </w:p>
-        </w:tc>
-        <w:tc>
-          <w:tcPr>
-            <w:tcW w:type="dxa" w:w="1900"/>
-            <w:tcBorders>
-              <w:top w:val="none" w:color="auto" w:sz="0"/>
-              <w:left w:val="none" w:color="auto" w:sz="0"/>
-              <w:bottom w:val="none" w:color="auto" w:sz="0"/>
-              <w:right w:val="none" w:color="auto" w:sz="0"/>
-            </w:tcBorders>
-            <w:tcMar>
-              <w:top w:type="dxa" w:w="58"/>
-              <w:left w:type="dxa" w:w="220"/>
-              <w:bottom w:type="dxa" w:w="58"/>
-              <w:right w:type="dxa" w:w="60"/>
-            </w:tcMar>
-            <w:vAlign w:val="center"/>
-          </w:tcPr>
-          <w:p>
-            <w:pPr>
-              <w:spacing w:after="0" w:line="220" w:lineRule="auto"/>
-            </w:pPr>
-            <w:r>
-              <w:rPr>
-                <w:rFonts w:ascii="Arial" w:cs="Arial" w:eastAsia="Arial" w:hAnsi="Arial"/>
-                <w:b w:val="false"/>
-                <w:bCs w:val="false"/>
-                <w:i w:val="false"/>
-                <w:iCs w:val="false"/>
-                <w:caps/>
-                <w:color w:val="70788A"/>
-                <w:spacing w:val="16"/>
-                <w:sz w:val="14"/>
-                <w:szCs w:val="14"/>
-              </w:rPr>
-              <w:t xml:space="preserve">Жилая площадь</w:t>
-            </w:r>
-          </w:p>
-        </w:tc>
-        <w:tc>
-          <w:tcPr>
-            <w:tcW w:type="dxa" w:w="2919"/>
-            <w:tcBorders>
-              <w:top w:val="none" w:color="auto" w:sz="0"/>
-              <w:left w:val="none" w:color="auto" w:sz="0"/>
-              <w:bottom w:val="none" w:color="auto" w:sz="0"/>
-              <w:right w:val="none" w:color="auto" w:sz="0"/>
-            </w:tcBorders>
-            <w:tcMar>
-              <w:top w:type="dxa" w:w="58"/>
-              <w:left w:type="dxa" w:w="60"/>
-              <w:bottom w:type="dxa" w:w="58"/>
-              <w:right w:type="dxa" w:w="170"/>
-            </w:tcMar>
-            <w:vAlign w:val="center"/>
-          </w:tcPr>
-          <w:p>
-            <w:pPr>
-              <w:spacing w:after="0" w:line="220" w:lineRule="auto"/>
-            </w:pPr>
-            <w:r>
-              <w:rPr>
-                <w:rFonts w:ascii="Arial" w:cs="Arial" w:eastAsia="Arial" w:hAnsi="Arial"/>
-                <w:b/>
-                <w:bCs/>
-                <w:i w:val="false"/>
-                <w:iCs w:val="false"/>
-                <w:color w:val="1F2A44"/>
-                <w:sz w:val="17"/>
-                <w:szCs w:val="17"/>
-              </w:rPr>
-              <w:t xml:space="preserve">8 000 м² — согласовано в мае 2026 года</w:t>
-            </w:r>
-          </w:p>
-        </w:tc>
-      </w:tr>
-      <w:tr>
-        <w:tc>
-          <w:tcPr>
-            <w:tcW w:type="dxa" w:w="1900"/>
-            <w:tcBorders>
-              <w:top w:val="none" w:color="auto" w:sz="0"/>
-              <w:left w:val="none" w:color="auto" w:sz="0"/>
-              <w:bottom w:val="none" w:color="auto" w:sz="0"/>
-              <w:right w:val="none" w:color="auto" w:sz="0"/>
-            </w:tcBorders>
-            <w:shd w:fill="FAF8F5" w:color="auto" w:val="clear"/>
-            <w:tcMar>
-              <w:top w:type="dxa" w:w="58"/>
-              <w:left w:type="dxa" w:w="170"/>
-              <w:bottom w:type="dxa" w:w="58"/>
-              <w:right w:type="dxa" w:w="60"/>
-            </w:tcMar>
-            <w:vAlign w:val="center"/>
-          </w:tcPr>
-          <w:p>
-            <w:pPr>
-              <w:spacing w:after="0" w:line="220" w:lineRule="auto"/>
-            </w:pPr>
-            <w:r>
-              <w:rPr>
-                <w:rFonts w:ascii="Arial" w:cs="Arial" w:eastAsia="Arial" w:hAnsi="Arial"/>
-                <w:b w:val="false"/>
-                <w:bCs w:val="false"/>
-                <w:i w:val="false"/>
-                <w:iCs w:val="false"/>
-                <w:caps/>
-                <w:color w:val="70788A"/>
-                <w:spacing w:val="16"/>
-                <w:sz w:val="14"/>
-                <w:szCs w:val="14"/>
-              </w:rPr>
-              <w:t xml:space="preserve">Квартир</w:t>
-            </w:r>
-          </w:p>
-        </w:tc>
-        <w:tc>
-          <w:tcPr>
-            <w:tcW w:type="dxa" w:w="2919"/>
-            <w:tcBorders>
-              <w:top w:val="none" w:color="auto" w:sz="0"/>
-              <w:left w:val="none" w:color="auto" w:sz="0"/>
-              <w:bottom w:val="none" w:color="auto" w:sz="0"/>
-              <w:right w:val="none" w:color="auto" w:sz="0"/>
-            </w:tcBorders>
-            <w:shd w:fill="FAF8F5" w:color="auto" w:val="clear"/>
-            <w:tcMar>
-              <w:top w:type="dxa" w:w="58"/>
-              <w:left w:type="dxa" w:w="60"/>
-              <w:bottom w:type="dxa" w:w="58"/>
-              <w:right w:type="dxa" w:w="60"/>
-            </w:tcMar>
-            <w:vAlign w:val="center"/>
-          </w:tcPr>
-          <w:p>
-            <w:pPr>
-              <w:spacing w:after="0" w:line="220" w:lineRule="auto"/>
-            </w:pPr>
-            <w:r>
-              <w:rPr>
-                <w:rFonts w:ascii="Arial" w:cs="Arial" w:eastAsia="Arial" w:hAnsi="Arial"/>
-                <w:b/>
-                <w:bCs/>
-                <w:i w:val="false"/>
-                <w:iCs w:val="false"/>
-                <w:color w:val="1F2A44"/>
-                <w:sz w:val="17"/>
-                <w:szCs w:val="17"/>
-              </w:rPr>
-              <w:t xml:space="preserve">77</w:t>
-            </w:r>
-          </w:p>
-        </w:tc>
-        <w:tc>
-          <w:tcPr>
-            <w:tcW w:type="dxa" w:w="1900"/>
-            <w:tcBorders>
-              <w:top w:val="none" w:color="auto" w:sz="0"/>
-              <w:left w:val="none" w:color="auto" w:sz="0"/>
-              <w:bottom w:val="none" w:color="auto" w:sz="0"/>
-              <w:right w:val="none" w:color="auto" w:sz="0"/>
-            </w:tcBorders>
-            <w:shd w:fill="FAF8F5" w:color="auto" w:val="clear"/>
-            <w:tcMar>
-              <w:top w:type="dxa" w:w="58"/>
-              <w:left w:type="dxa" w:w="220"/>
-              <w:bottom w:type="dxa" w:w="58"/>
-              <w:right w:type="dxa" w:w="60"/>
-            </w:tcMar>
-            <w:vAlign w:val="center"/>
-          </w:tcPr>
-          <w:p>
-            <w:pPr>
-              <w:spacing w:after="0" w:line="220" w:lineRule="auto"/>
-            </w:pPr>
-            <w:r>
-              <w:rPr>
-                <w:rFonts w:ascii="Arial" w:cs="Arial" w:eastAsia="Arial" w:hAnsi="Arial"/>
-                <w:b w:val="false"/>
-                <w:bCs w:val="false"/>
-                <w:i w:val="false"/>
-                <w:iCs w:val="false"/>
-                <w:caps/>
-                <w:color w:val="70788A"/>
-                <w:spacing w:val="16"/>
-                <w:sz w:val="14"/>
-                <w:szCs w:val="14"/>
-              </w:rPr>
-              <w:t xml:space="preserve">Средняя квартира</w:t>
-            </w:r>
-          </w:p>
-        </w:tc>
-        <w:tc>
-          <w:tcPr>
-            <w:tcW w:type="dxa" w:w="2919"/>
-            <w:tcBorders>
-              <w:top w:val="none" w:color="auto" w:sz="0"/>
-              <w:left w:val="none" w:color="auto" w:sz="0"/>
-              <w:bottom w:val="none" w:color="auto" w:sz="0"/>
-              <w:right w:val="none" w:color="auto" w:sz="0"/>
-            </w:tcBorders>
-            <w:shd w:fill="FAF8F5" w:color="auto" w:val="clear"/>
-            <w:tcMar>
-              <w:top w:type="dxa" w:w="58"/>
-              <w:left w:type="dxa" w:w="60"/>
-              <w:bottom w:type="dxa" w:w="58"/>
-              <w:right w:type="dxa" w:w="170"/>
-            </w:tcMar>
-            <w:vAlign w:val="center"/>
-          </w:tcPr>
-          <w:p>
-            <w:pPr>
-              <w:spacing w:after="0" w:line="220" w:lineRule="auto"/>
-            </w:pPr>
-            <w:r>
-              <w:rPr>
-                <w:rFonts w:ascii="Arial" w:cs="Arial" w:eastAsia="Arial" w:hAnsi="Arial"/>
-                <w:b/>
-                <w:bCs/>
-                <w:i w:val="false"/>
-                <w:iCs w:val="false"/>
-                <w:color w:val="1F2A44"/>
-                <w:sz w:val="17"/>
-                <w:szCs w:val="17"/>
-              </w:rPr>
-              <w:t xml:space="preserve">≈ 104 м² — расчёт по двум цифрам выше</w:t>
-            </w:r>
-          </w:p>
-        </w:tc>
-      </w:tr>
-      <w:tr>
-        <w:tc>
-          <w:tcPr>
-            <w:tcW w:type="dxa" w:w="1900"/>
-            <w:tcBorders>
-              <w:top w:val="none" w:color="auto" w:sz="0"/>
-              <w:left w:val="none" w:color="auto" w:sz="0"/>
-              <w:bottom w:val="none" w:color="auto" w:sz="0"/>
-              <w:right w:val="none" w:color="auto" w:sz="0"/>
-            </w:tcBorders>
-            <w:tcMar>
-              <w:top w:type="dxa" w:w="58"/>
-              <w:left w:type="dxa" w:w="170"/>
-              <w:bottom w:type="dxa" w:w="58"/>
-              <w:right w:type="dxa" w:w="60"/>
-            </w:tcMar>
-            <w:vAlign w:val="center"/>
-          </w:tcPr>
-          <w:p>
-            <w:pPr>
-              <w:spacing w:after="0" w:line="220" w:lineRule="auto"/>
-            </w:pPr>
-            <w:r>
-              <w:rPr>
-                <w:rFonts w:ascii="Arial" w:cs="Arial" w:eastAsia="Arial" w:hAnsi="Arial"/>
-                <w:b w:val="false"/>
-                <w:bCs w:val="false"/>
-                <w:i w:val="false"/>
-                <w:iCs w:val="false"/>
-                <w:caps/>
-                <w:color w:val="70788A"/>
-                <w:spacing w:val="16"/>
-                <w:sz w:val="14"/>
-                <w:szCs w:val="14"/>
-              </w:rPr>
-              <w:t xml:space="preserve">Участок</w:t>
-            </w:r>
-          </w:p>
-        </w:tc>
-        <w:tc>
-          <w:tcPr>
-            <w:tcW w:type="dxa" w:w="2919"/>
-            <w:tcBorders>
-              <w:top w:val="none" w:color="auto" w:sz="0"/>
-              <w:left w:val="none" w:color="auto" w:sz="0"/>
-              <w:bottom w:val="none" w:color="auto" w:sz="0"/>
-              <w:right w:val="none" w:color="auto" w:sz="0"/>
-            </w:tcBorders>
-            <w:tcMar>
-              <w:top w:type="dxa" w:w="58"/>
-              <w:left w:type="dxa" w:w="60"/>
-              <w:bottom w:type="dxa" w:w="58"/>
-              <w:right w:type="dxa" w:w="60"/>
-            </w:tcMar>
-            <w:vAlign w:val="center"/>
-          </w:tcPr>
-          <w:p>
-            <w:pPr>
-              <w:spacing w:after="0" w:line="220" w:lineRule="auto"/>
-            </w:pPr>
-            <w:r>
-              <w:rPr>
-                <w:rFonts w:ascii="Arial" w:cs="Arial" w:eastAsia="Arial" w:hAnsi="Arial"/>
-                <w:b/>
-                <w:bCs/>
-                <w:i w:val="false"/>
-                <w:iCs w:val="false"/>
-                <w:color w:val="1F2A44"/>
-                <w:sz w:val="17"/>
-                <w:szCs w:val="17"/>
-              </w:rPr>
-              <w:t xml:space="preserve">0,3 га · монолитно-кирпичный дом</w:t>
-            </w:r>
-          </w:p>
-        </w:tc>
-        <w:tc>
-          <w:tcPr>
-            <w:tcW w:type="dxa" w:w="1900"/>
-            <w:tcBorders>
-              <w:top w:val="none" w:color="auto" w:sz="0"/>
-              <w:left w:val="none" w:color="auto" w:sz="0"/>
-              <w:bottom w:val="none" w:color="auto" w:sz="0"/>
-              <w:right w:val="none" w:color="auto" w:sz="0"/>
-            </w:tcBorders>
-            <w:tcMar>
-              <w:top w:type="dxa" w:w="58"/>
-              <w:left w:type="dxa" w:w="220"/>
-              <w:bottom w:type="dxa" w:w="58"/>
-              <w:right w:type="dxa" w:w="60"/>
-            </w:tcMar>
-            <w:vAlign w:val="center"/>
-          </w:tcPr>
-          <w:p>
-            <w:pPr>
-              <w:spacing w:after="0" w:line="220" w:lineRule="auto"/>
-            </w:pPr>
-            <w:r>
-              <w:rPr>
-                <w:rFonts w:ascii="Arial" w:cs="Arial" w:eastAsia="Arial" w:hAnsi="Arial"/>
-                <w:b w:val="false"/>
-                <w:bCs w:val="false"/>
-                <w:i w:val="false"/>
-                <w:iCs w:val="false"/>
-                <w:caps/>
-                <w:color w:val="70788A"/>
-                <w:spacing w:val="16"/>
-                <w:sz w:val="14"/>
-                <w:szCs w:val="14"/>
-              </w:rPr>
-              <w:t xml:space="preserve">Этажность</w:t>
-            </w:r>
-          </w:p>
-        </w:tc>
-        <w:tc>
-          <w:tcPr>
-            <w:tcW w:type="dxa" w:w="2919"/>
-            <w:tcBorders>
-              <w:top w:val="none" w:color="auto" w:sz="0"/>
-              <w:left w:val="none" w:color="auto" w:sz="0"/>
-              <w:bottom w:val="none" w:color="auto" w:sz="0"/>
-              <w:right w:val="none" w:color="auto" w:sz="0"/>
-            </w:tcBorders>
-            <w:tcMar>
-              <w:top w:type="dxa" w:w="58"/>
-              <w:left w:type="dxa" w:w="60"/>
-              <w:bottom w:type="dxa" w:w="58"/>
-              <w:right w:type="dxa" w:w="170"/>
-            </w:tcMar>
-            <w:vAlign w:val="center"/>
-          </w:tcPr>
-          <w:p>
-            <w:pPr>
-              <w:spacing w:after="0" w:line="220" w:lineRule="auto"/>
-            </w:pPr>
-            <w:r>
-              <w:rPr>
-                <w:rFonts w:ascii="Arial" w:cs="Arial" w:eastAsia="Arial" w:hAnsi="Arial"/>
-                <w:b/>
-                <w:bCs/>
-                <w:i w:val="false"/>
-                <w:iCs w:val="false"/>
-                <w:color w:val="1F2A44"/>
-                <w:sz w:val="17"/>
-                <w:szCs w:val="17"/>
-              </w:rPr>
-              <w:t xml:space="preserve">Не раскрыта</w:t>
-            </w:r>
-          </w:p>
-        </w:tc>
-      </w:tr>
-      <w:tr>
-        <w:tc>
-          <w:tcPr>
-            <w:tcW w:type="dxa" w:w="1900"/>
-            <w:tcBorders>
-              <w:top w:val="none" w:color="auto" w:sz="0"/>
-              <w:left w:val="none" w:color="auto" w:sz="0"/>
-              <w:bottom w:val="none" w:color="auto" w:sz="0"/>
-              <w:right w:val="none" w:color="auto" w:sz="0"/>
-            </w:tcBorders>
-            <w:shd w:fill="FAF8F5" w:color="auto" w:val="clear"/>
-            <w:tcMar>
-              <w:top w:type="dxa" w:w="58"/>
-              <w:left w:type="dxa" w:w="170"/>
-              <w:bottom w:type="dxa" w:w="58"/>
-              <w:right w:type="dxa" w:w="60"/>
-            </w:tcMar>
-            <w:vAlign w:val="center"/>
-          </w:tcPr>
-          <w:p>
-            <w:pPr>
-              <w:spacing w:after="0" w:line="220" w:lineRule="auto"/>
-            </w:pPr>
-            <w:r>
-              <w:rPr>
-                <w:rFonts w:ascii="Arial" w:cs="Arial" w:eastAsia="Arial" w:hAnsi="Arial"/>
-                <w:b w:val="false"/>
-                <w:bCs w:val="false"/>
-                <w:i w:val="false"/>
-                <w:iCs w:val="false"/>
-                <w:caps/>
-                <w:color w:val="70788A"/>
-                <w:spacing w:val="16"/>
-                <w:sz w:val="14"/>
-                <w:szCs w:val="14"/>
-              </w:rPr>
-              <w:t xml:space="preserve">Статус</w:t>
-            </w:r>
-          </w:p>
-        </w:tc>
-        <w:tc>
-          <w:tcPr>
-            <w:tcW w:type="dxa" w:w="2919"/>
-            <w:tcBorders>
-              <w:top w:val="none" w:color="auto" w:sz="0"/>
-              <w:left w:val="none" w:color="auto" w:sz="0"/>
-              <w:bottom w:val="none" w:color="auto" w:sz="0"/>
-              <w:right w:val="none" w:color="auto" w:sz="0"/>
-            </w:tcBorders>
-            <w:shd w:fill="FAF8F5" w:color="auto" w:val="clear"/>
-            <w:tcMar>
-              <w:top w:type="dxa" w:w="58"/>
-              <w:left w:type="dxa" w:w="60"/>
-              <w:bottom w:type="dxa" w:w="58"/>
-              <w:right w:type="dxa" w:w="60"/>
-            </w:tcMar>
-            <w:vAlign w:val="center"/>
-          </w:tcPr>
-          <w:p>
-            <w:pPr>
-              <w:spacing w:after="0" w:line="220" w:lineRule="auto"/>
-            </w:pPr>
-            <w:r>
-              <w:rPr>
-                <w:rFonts w:ascii="Arial" w:cs="Arial" w:eastAsia="Arial" w:hAnsi="Arial"/>
-                <w:b/>
-                <w:bCs/>
-                <w:i w:val="false"/>
-                <w:iCs w:val="false"/>
-                <w:color w:val="1F2A44"/>
-                <w:sz w:val="17"/>
-                <w:szCs w:val="17"/>
-              </w:rPr>
-              <w:t xml:space="preserve">Проектирование, показатели согласованы</w:t>
-            </w:r>
-          </w:p>
-        </w:tc>
-        <w:tc>
-          <w:tcPr>
-            <w:tcW w:type="dxa" w:w="1900"/>
-            <w:tcBorders>
-              <w:top w:val="none" w:color="auto" w:sz="0"/>
-              <w:left w:val="none" w:color="auto" w:sz="0"/>
-              <w:bottom w:val="none" w:color="auto" w:sz="0"/>
-              <w:right w:val="none" w:color="auto" w:sz="0"/>
-            </w:tcBorders>
-            <w:shd w:fill="FAF8F5" w:color="auto" w:val="clear"/>
-            <w:tcMar>
-              <w:top w:type="dxa" w:w="58"/>
-              <w:left w:type="dxa" w:w="220"/>
-              <w:bottom w:type="dxa" w:w="58"/>
-              <w:right w:type="dxa" w:w="60"/>
-            </w:tcMar>
-            <w:vAlign w:val="center"/>
-          </w:tcPr>
-          <w:p>
-            <w:pPr>
-              <w:spacing w:after="0" w:line="220" w:lineRule="auto"/>
-            </w:pPr>
-            <w:r>
-              <w:rPr>
-                <w:rFonts w:ascii="Arial" w:cs="Arial" w:eastAsia="Arial" w:hAnsi="Arial"/>
-                <w:b w:val="false"/>
-                <w:bCs w:val="false"/>
-                <w:i w:val="false"/>
-                <w:iCs w:val="false"/>
-                <w:caps/>
-                <w:color w:val="70788A"/>
-                <w:spacing w:val="16"/>
-                <w:sz w:val="14"/>
-                <w:szCs w:val="14"/>
-              </w:rPr>
-              <w:t xml:space="preserve">Сдача</w:t>
-            </w:r>
-          </w:p>
-        </w:tc>
-        <w:tc>
-          <w:tcPr>
-            <w:tcW w:type="dxa" w:w="2919"/>
-            <w:tcBorders>
-              <w:top w:val="none" w:color="auto" w:sz="0"/>
-              <w:left w:val="none" w:color="auto" w:sz="0"/>
-              <w:bottom w:val="none" w:color="auto" w:sz="0"/>
-              <w:right w:val="none" w:color="auto" w:sz="0"/>
-            </w:tcBorders>
-            <w:shd w:fill="FAF8F5" w:color="auto" w:val="clear"/>
-            <w:tcMar>
-              <w:top w:type="dxa" w:w="58"/>
-              <w:left w:type="dxa" w:w="60"/>
-              <w:bottom w:type="dxa" w:w="58"/>
-              <w:right w:type="dxa" w:w="170"/>
-            </w:tcMar>
-            <w:vAlign w:val="center"/>
-          </w:tcPr>
-          <w:p>
-            <w:pPr>
-              <w:spacing w:after="0" w:line="220" w:lineRule="auto"/>
-            </w:pPr>
-            <w:r>
-              <w:rPr>
-                <w:rFonts w:ascii="Arial" w:cs="Arial" w:eastAsia="Arial" w:hAnsi="Arial"/>
-                <w:b/>
-                <w:bCs/>
-                <w:i w:val="false"/>
-                <w:iCs w:val="false"/>
-                <w:color w:val="1F2A44"/>
-                <w:sz w:val="17"/>
-                <w:szCs w:val="17"/>
-              </w:rPr>
-              <w:t xml:space="preserve">Не объявлена</w:t>
-            </w:r>
-          </w:p>
-        </w:tc>
-      </w:tr>
-    </w:tbl>
     <w:p>
       <w:pPr>
-        <w:spacing w:after="34"/>
+        <w:spacing w:after="60" w:line="230" w:lineRule="auto"/>
+        <w:ind w:right="1560"/>
       </w:pPr>
       <w:r>
         <w:rPr>
@@ -4696,22 +3088,46 @@
           <w:bCs w:val="false"/>
           <w:i w:val="false"/>
           <w:iCs w:val="false"/>
-          <w:color w:val="2A2E38"/>
-          <w:sz w:val="19"/>
-          <w:szCs w:val="19"/>
-        </w:rPr>
-        <w:t xml:space="preserve"/>
+          <w:color w:val="70788A"/>
+          <w:sz w:val="15"/>
+          <w:szCs w:val="15"/>
+        </w:rPr>
+        <w:t xml:space="preserve">Визуализации — из портфолио бюро «ЭталонПроект», разработавшего архитектурную концепцию. Это проектные изображения, а не фотографии: дом не построен.</w:t>
       </w:r>
     </w:p>
     <w:p>
       <w:pPr>
-        <w:spacing w:after="34"/>
+        <w:keepNext/>
+        <w:keepLines/>
+        <w:pageBreakBefore/>
+        <w:pBdr>
+          <w:bottom w:val="single" w:color="A9762F" w:sz="10" w:space="8"/>
+        </w:pBdr>
+        <w:spacing w:after="160"/>
+      </w:pPr>
+      <w:r>
+        <w:rPr>
+          <w:rFonts w:ascii="Georgia" w:cs="Georgia" w:eastAsia="Georgia" w:hAnsi="Georgia"/>
+          <w:b/>
+          <w:bCs/>
+          <w:i w:val="false"/>
+          <w:iCs w:val="false"/>
+          <w:color w:val="1F2A44"/>
+          <w:sz w:val="36"/>
+          <w:szCs w:val="36"/>
+        </w:rPr>
+        <w:t xml:space="preserve">Большая Ордынка, 25 — расположение</w:t>
+      </w:r>
+    </w:p>
+    <w:p>
+      <w:pPr>
+        <w:spacing w:after="30"/>
         <w:jc w:val="center"/>
       </w:pPr>
       <w:r>
         <w:drawing>
           <wp:inline distT="0" distB="0" distL="0" distR="0">
-            <wp:extent cx="6124575" cy="1790700"/>
+            <wp:extent cx="6124575" cy="4095750"/>
             <wp:effectExtent t="0" r="0" b="0" l="0"/>
             <wp:docPr id="1" name="" descr="" title=""/>
             <wp:cNvGraphicFramePr>
@@ -4736,7 +3152,7 @@
                   <pic:spPr bwMode="auto">
                     <a:xfrm>
                       <a:off x="0" y="0"/>
-                      <a:ext cx="6124575" cy="1790700"/>
+                      <a:ext cx="6124575" cy="4095750"/>
                     </a:xfrm>
                     <a:prstGeom prst="rect">
                       <a:avLst/>
@@ -4751,7 +3167,7 @@
     </w:p>
     <w:p>
       <w:pPr>
-        <w:spacing w:after="60" w:line="230" w:lineRule="auto"/>
+        <w:spacing w:after="220"/>
         <w:ind w:right="1560"/>
       </w:pPr>
       <w:r>
@@ -4759,13 +3175,965 @@
           <w:rFonts w:ascii="Arial" w:cs="Arial" w:eastAsia="Arial" w:hAnsi="Arial"/>
           <w:b w:val="false"/>
           <w:bCs w:val="false"/>
-          <w:i w:val="false"/>
-          <w:iCs w:val="false"/>
+          <w:i/>
+          <w:iCs/>
           <w:color w:val="70788A"/>
-          <w:sz w:val="15"/>
-          <w:szCs w:val="15"/>
-        </w:rPr>
-        <w:t xml:space="preserve">Это единственные опубликованные визуализации проекта: собственной страницы у него нет ни у застройщика, ни в портфолио бюро. Кадры — из отраслевой публикации от 25.08.2026, где три проекта AURIX показаны вместе. Архитектор, этажность и срок сдачи не раскрыты.</w:t>
+          <w:sz w:val="16"/>
+          <w:szCs w:val="16"/>
+        </w:rPr>
+        <w:t xml:space="preserve">Красное — участок, тёмное — станции метро с расстоянием по прямой.</w:t>
+      </w:r>
+    </w:p>
+    <w:p>
+      <w:pPr>
+        <w:spacing w:after="34"/>
+      </w:pPr>
+      <w:r>
+        <w:rPr>
+          <w:rFonts w:ascii="Arial" w:cs="Arial" w:eastAsia="Arial" w:hAnsi="Arial"/>
+          <w:b w:val="false"/>
+          <w:bCs w:val="false"/>
+          <w:i w:val="false"/>
+          <w:iCs w:val="false"/>
+          <w:color w:val="2A2E38"/>
+          <w:sz w:val="19"/>
+          <w:szCs w:val="19"/>
+        </w:rPr>
+        <w:t xml:space="preserve"/>
+      </w:r>
+    </w:p>
+    <w:tbl>
+      <w:tblPr>
+        <w:tblW w:type="dxa" w:w="9638"/>
+        <w:tblBorders>
+          <w:top w:val="single" w:color="auto" w:sz="4"/>
+          <w:left w:val="single" w:color="auto" w:sz="4"/>
+          <w:bottom w:val="single" w:color="auto" w:sz="4"/>
+          <w:right w:val="single" w:color="auto" w:sz="4"/>
+          <w:insideH w:val="single" w:color="auto" w:sz="4"/>
+          <w:insideV w:val="single" w:color="auto" w:sz="4"/>
+        </w:tblBorders>
+      </w:tblPr>
+      <w:tblGrid>
+        <w:gridCol w:w="1900"/>
+        <w:gridCol w:w="2919"/>
+        <w:gridCol w:w="1900"/>
+        <w:gridCol w:w="2919"/>
+      </w:tblGrid>
+      <w:tr>
+        <w:tc>
+          <w:tcPr>
+            <w:tcW w:type="dxa" w:w="1900"/>
+            <w:tcBorders>
+              <w:top w:val="none" w:color="auto" w:sz="0"/>
+              <w:left w:val="none" w:color="auto" w:sz="0"/>
+              <w:bottom w:val="none" w:color="auto" w:sz="0"/>
+              <w:right w:val="none" w:color="auto" w:sz="0"/>
+            </w:tcBorders>
+            <w:shd w:fill="FAF8F5" w:color="auto" w:val="clear"/>
+            <w:tcMar>
+              <w:top w:type="dxa" w:w="58"/>
+              <w:left w:type="dxa" w:w="170"/>
+              <w:bottom w:type="dxa" w:w="58"/>
+              <w:right w:type="dxa" w:w="60"/>
+            </w:tcMar>
+            <w:vAlign w:val="center"/>
+          </w:tcPr>
+          <w:p>
+            <w:pPr>
+              <w:spacing w:after="0" w:line="220" w:lineRule="auto"/>
+            </w:pPr>
+            <w:r>
+              <w:rPr>
+                <w:rFonts w:ascii="Arial" w:cs="Arial" w:eastAsia="Arial" w:hAnsi="Arial"/>
+                <w:b w:val="false"/>
+                <w:bCs w:val="false"/>
+                <w:i w:val="false"/>
+                <w:iCs w:val="false"/>
+                <w:caps/>
+                <w:color w:val="70788A"/>
+                <w:spacing w:val="16"/>
+                <w:sz w:val="14"/>
+                <w:szCs w:val="14"/>
+              </w:rPr>
+              <w:t xml:space="preserve">Адрес</w:t>
+            </w:r>
+          </w:p>
+        </w:tc>
+        <w:tc>
+          <w:tcPr>
+            <w:tcW w:type="dxa" w:w="2919"/>
+            <w:tcBorders>
+              <w:top w:val="none" w:color="auto" w:sz="0"/>
+              <w:left w:val="none" w:color="auto" w:sz="0"/>
+              <w:bottom w:val="none" w:color="auto" w:sz="0"/>
+              <w:right w:val="none" w:color="auto" w:sz="0"/>
+            </w:tcBorders>
+            <w:shd w:fill="FAF8F5" w:color="auto" w:val="clear"/>
+            <w:tcMar>
+              <w:top w:type="dxa" w:w="58"/>
+              <w:left w:type="dxa" w:w="60"/>
+              <w:bottom w:type="dxa" w:w="58"/>
+              <w:right w:type="dxa" w:w="60"/>
+            </w:tcMar>
+            <w:vAlign w:val="center"/>
+          </w:tcPr>
+          <w:p>
+            <w:pPr>
+              <w:spacing w:after="0" w:line="220" w:lineRule="auto"/>
+            </w:pPr>
+            <w:r>
+              <w:rPr>
+                <w:rFonts w:ascii="Arial" w:cs="Arial" w:eastAsia="Arial" w:hAnsi="Arial"/>
+                <w:b/>
+                <w:bCs/>
+                <w:i w:val="false"/>
+                <w:iCs w:val="false"/>
+                <w:color w:val="1F2A44"/>
+                <w:sz w:val="17"/>
+                <w:szCs w:val="17"/>
+              </w:rPr>
+              <w:t xml:space="preserve">ул. Большая Ордынка, 25, стр. 1 и 4</w:t>
+            </w:r>
+          </w:p>
+        </w:tc>
+        <w:tc>
+          <w:tcPr>
+            <w:tcW w:type="dxa" w:w="1900"/>
+            <w:tcBorders>
+              <w:top w:val="none" w:color="auto" w:sz="0"/>
+              <w:left w:val="none" w:color="auto" w:sz="0"/>
+              <w:bottom w:val="none" w:color="auto" w:sz="0"/>
+              <w:right w:val="none" w:color="auto" w:sz="0"/>
+            </w:tcBorders>
+            <w:shd w:fill="FAF8F5" w:color="auto" w:val="clear"/>
+            <w:tcMar>
+              <w:top w:type="dxa" w:w="58"/>
+              <w:left w:type="dxa" w:w="220"/>
+              <w:bottom w:type="dxa" w:w="58"/>
+              <w:right w:type="dxa" w:w="60"/>
+            </w:tcMar>
+            <w:vAlign w:val="center"/>
+          </w:tcPr>
+          <w:p>
+            <w:pPr>
+              <w:spacing w:after="0" w:line="220" w:lineRule="auto"/>
+            </w:pPr>
+            <w:r>
+              <w:rPr>
+                <w:rFonts w:ascii="Arial" w:cs="Arial" w:eastAsia="Arial" w:hAnsi="Arial"/>
+                <w:b w:val="false"/>
+                <w:bCs w:val="false"/>
+                <w:i w:val="false"/>
+                <w:iCs w:val="false"/>
+                <w:caps/>
+                <w:color w:val="70788A"/>
+                <w:spacing w:val="16"/>
+                <w:sz w:val="14"/>
+                <w:szCs w:val="14"/>
+              </w:rPr>
+              <w:t xml:space="preserve">Район</w:t>
+            </w:r>
+          </w:p>
+        </w:tc>
+        <w:tc>
+          <w:tcPr>
+            <w:tcW w:type="dxa" w:w="2919"/>
+            <w:tcBorders>
+              <w:top w:val="none" w:color="auto" w:sz="0"/>
+              <w:left w:val="none" w:color="auto" w:sz="0"/>
+              <w:bottom w:val="none" w:color="auto" w:sz="0"/>
+              <w:right w:val="none" w:color="auto" w:sz="0"/>
+            </w:tcBorders>
+            <w:shd w:fill="FAF8F5" w:color="auto" w:val="clear"/>
+            <w:tcMar>
+              <w:top w:type="dxa" w:w="58"/>
+              <w:left w:type="dxa" w:w="60"/>
+              <w:bottom w:type="dxa" w:w="58"/>
+              <w:right w:type="dxa" w:w="170"/>
+            </w:tcMar>
+            <w:vAlign w:val="center"/>
+          </w:tcPr>
+          <w:p>
+            <w:pPr>
+              <w:spacing w:after="0" w:line="220" w:lineRule="auto"/>
+            </w:pPr>
+            <w:r>
+              <w:rPr>
+                <w:rFonts w:ascii="Arial" w:cs="Arial" w:eastAsia="Arial" w:hAnsi="Arial"/>
+                <w:b/>
+                <w:bCs/>
+                <w:i w:val="false"/>
+                <w:iCs w:val="false"/>
+                <w:color w:val="1F2A44"/>
+                <w:sz w:val="17"/>
+                <w:szCs w:val="17"/>
+              </w:rPr>
+              <w:t xml:space="preserve">ЦАО, Замоскворечье · м. «Третьяковская»</w:t>
+            </w:r>
+          </w:p>
+        </w:tc>
+      </w:tr>
+      <w:tr>
+        <w:tc>
+          <w:tcPr>
+            <w:tcW w:type="dxa" w:w="1900"/>
+            <w:tcBorders>
+              <w:top w:val="none" w:color="auto" w:sz="0"/>
+              <w:left w:val="none" w:color="auto" w:sz="0"/>
+              <w:bottom w:val="none" w:color="auto" w:sz="0"/>
+              <w:right w:val="none" w:color="auto" w:sz="0"/>
+            </w:tcBorders>
+            <w:tcMar>
+              <w:top w:type="dxa" w:w="58"/>
+              <w:left w:type="dxa" w:w="170"/>
+              <w:bottom w:type="dxa" w:w="58"/>
+              <w:right w:type="dxa" w:w="60"/>
+            </w:tcMar>
+            <w:vAlign w:val="center"/>
+          </w:tcPr>
+          <w:p>
+            <w:pPr>
+              <w:spacing w:after="0" w:line="220" w:lineRule="auto"/>
+            </w:pPr>
+            <w:r>
+              <w:rPr>
+                <w:rFonts w:ascii="Arial" w:cs="Arial" w:eastAsia="Arial" w:hAnsi="Arial"/>
+                <w:b w:val="false"/>
+                <w:bCs w:val="false"/>
+                <w:i w:val="false"/>
+                <w:iCs w:val="false"/>
+                <w:caps/>
+                <w:color w:val="70788A"/>
+                <w:spacing w:val="16"/>
+                <w:sz w:val="14"/>
+                <w:szCs w:val="14"/>
+              </w:rPr>
+              <w:t xml:space="preserve">Что было</w:t>
+            </w:r>
+          </w:p>
+        </w:tc>
+        <w:tc>
+          <w:tcPr>
+            <w:tcW w:type="dxa" w:w="2919"/>
+            <w:tcBorders>
+              <w:top w:val="none" w:color="auto" w:sz="0"/>
+              <w:left w:val="none" w:color="auto" w:sz="0"/>
+              <w:bottom w:val="none" w:color="auto" w:sz="0"/>
+              <w:right w:val="none" w:color="auto" w:sz="0"/>
+            </w:tcBorders>
+            <w:tcMar>
+              <w:top w:type="dxa" w:w="58"/>
+              <w:left w:type="dxa" w:w="60"/>
+              <w:bottom w:type="dxa" w:w="58"/>
+              <w:right w:type="dxa" w:w="60"/>
+            </w:tcMar>
+            <w:vAlign w:val="center"/>
+          </w:tcPr>
+          <w:p>
+            <w:pPr>
+              <w:spacing w:after="0" w:line="220" w:lineRule="auto"/>
+            </w:pPr>
+            <w:r>
+              <w:rPr>
+                <w:rFonts w:ascii="Arial" w:cs="Arial" w:eastAsia="Arial" w:hAnsi="Arial"/>
+                <w:b/>
+                <w:bCs/>
+                <w:i w:val="false"/>
+                <w:iCs w:val="false"/>
+                <w:color w:val="1F2A44"/>
+                <w:sz w:val="17"/>
+                <w:szCs w:val="17"/>
+              </w:rPr>
+              <w:t xml:space="preserve">Первая московская АТС, 1927 год</w:t>
+            </w:r>
+          </w:p>
+        </w:tc>
+        <w:tc>
+          <w:tcPr>
+            <w:tcW w:type="dxa" w:w="1900"/>
+            <w:tcBorders>
+              <w:top w:val="none" w:color="auto" w:sz="0"/>
+              <w:left w:val="none" w:color="auto" w:sz="0"/>
+              <w:bottom w:val="none" w:color="auto" w:sz="0"/>
+              <w:right w:val="none" w:color="auto" w:sz="0"/>
+            </w:tcBorders>
+            <w:tcMar>
+              <w:top w:type="dxa" w:w="58"/>
+              <w:left w:type="dxa" w:w="220"/>
+              <w:bottom w:type="dxa" w:w="58"/>
+              <w:right w:type="dxa" w:w="60"/>
+            </w:tcMar>
+            <w:vAlign w:val="center"/>
+          </w:tcPr>
+          <w:p>
+            <w:pPr>
+              <w:spacing w:after="0" w:line="220" w:lineRule="auto"/>
+            </w:pPr>
+            <w:r>
+              <w:rPr>
+                <w:rFonts w:ascii="Arial" w:cs="Arial" w:eastAsia="Arial" w:hAnsi="Arial"/>
+                <w:b w:val="false"/>
+                <w:bCs w:val="false"/>
+                <w:i w:val="false"/>
+                <w:iCs w:val="false"/>
+                <w:caps/>
+                <w:color w:val="70788A"/>
+                <w:spacing w:val="16"/>
+                <w:sz w:val="14"/>
+                <w:szCs w:val="14"/>
+              </w:rPr>
+              <w:t xml:space="preserve">Площадь проекта</w:t>
+            </w:r>
+          </w:p>
+        </w:tc>
+        <w:tc>
+          <w:tcPr>
+            <w:tcW w:type="dxa" w:w="2919"/>
+            <w:tcBorders>
+              <w:top w:val="none" w:color="auto" w:sz="0"/>
+              <w:left w:val="none" w:color="auto" w:sz="0"/>
+              <w:bottom w:val="none" w:color="auto" w:sz="0"/>
+              <w:right w:val="none" w:color="auto" w:sz="0"/>
+            </w:tcBorders>
+            <w:tcMar>
+              <w:top w:type="dxa" w:w="58"/>
+              <w:left w:type="dxa" w:w="60"/>
+              <w:bottom w:type="dxa" w:w="58"/>
+              <w:right w:type="dxa" w:w="170"/>
+            </w:tcMar>
+            <w:vAlign w:val="center"/>
+          </w:tcPr>
+          <w:p>
+            <w:pPr>
+              <w:spacing w:after="0" w:line="220" w:lineRule="auto"/>
+            </w:pPr>
+            <w:r>
+              <w:rPr>
+                <w:rFonts w:ascii="Arial" w:cs="Arial" w:eastAsia="Arial" w:hAnsi="Arial"/>
+                <w:b/>
+                <w:bCs/>
+                <w:i w:val="false"/>
+                <w:iCs w:val="false"/>
+                <w:color w:val="1F2A44"/>
+                <w:sz w:val="17"/>
+                <w:szCs w:val="17"/>
+              </w:rPr>
+              <w:t xml:space="preserve">17 300 м²</w:t>
+            </w:r>
+          </w:p>
+        </w:tc>
+      </w:tr>
+      <w:tr>
+        <w:tc>
+          <w:tcPr>
+            <w:tcW w:type="dxa" w:w="1900"/>
+            <w:tcBorders>
+              <w:top w:val="none" w:color="auto" w:sz="0"/>
+              <w:left w:val="none" w:color="auto" w:sz="0"/>
+              <w:bottom w:val="none" w:color="auto" w:sz="0"/>
+              <w:right w:val="none" w:color="auto" w:sz="0"/>
+            </w:tcBorders>
+            <w:shd w:fill="FAF8F5" w:color="auto" w:val="clear"/>
+            <w:tcMar>
+              <w:top w:type="dxa" w:w="58"/>
+              <w:left w:type="dxa" w:w="170"/>
+              <w:bottom w:type="dxa" w:w="58"/>
+              <w:right w:type="dxa" w:w="60"/>
+            </w:tcMar>
+            <w:vAlign w:val="center"/>
+          </w:tcPr>
+          <w:p>
+            <w:pPr>
+              <w:spacing w:after="0" w:line="220" w:lineRule="auto"/>
+            </w:pPr>
+            <w:r>
+              <w:rPr>
+                <w:rFonts w:ascii="Arial" w:cs="Arial" w:eastAsia="Arial" w:hAnsi="Arial"/>
+                <w:b w:val="false"/>
+                <w:bCs w:val="false"/>
+                <w:i w:val="false"/>
+                <w:iCs w:val="false"/>
+                <w:caps/>
+                <w:color w:val="70788A"/>
+                <w:spacing w:val="16"/>
+                <w:sz w:val="14"/>
+                <w:szCs w:val="14"/>
+              </w:rPr>
+              <w:t xml:space="preserve">Этажность</w:t>
+            </w:r>
+          </w:p>
+        </w:tc>
+        <w:tc>
+          <w:tcPr>
+            <w:tcW w:type="dxa" w:w="2919"/>
+            <w:tcBorders>
+              <w:top w:val="none" w:color="auto" w:sz="0"/>
+              <w:left w:val="none" w:color="auto" w:sz="0"/>
+              <w:bottom w:val="none" w:color="auto" w:sz="0"/>
+              <w:right w:val="none" w:color="auto" w:sz="0"/>
+            </w:tcBorders>
+            <w:shd w:fill="FAF8F5" w:color="auto" w:val="clear"/>
+            <w:tcMar>
+              <w:top w:type="dxa" w:w="58"/>
+              <w:left w:type="dxa" w:w="60"/>
+              <w:bottom w:type="dxa" w:w="58"/>
+              <w:right w:type="dxa" w:w="60"/>
+            </w:tcMar>
+            <w:vAlign w:val="center"/>
+          </w:tcPr>
+          <w:p>
+            <w:pPr>
+              <w:spacing w:after="0" w:line="220" w:lineRule="auto"/>
+            </w:pPr>
+            <w:r>
+              <w:rPr>
+                <w:rFonts w:ascii="Arial" w:cs="Arial" w:eastAsia="Arial" w:hAnsi="Arial"/>
+                <w:b/>
+                <w:bCs/>
+                <w:i w:val="false"/>
+                <w:iCs w:val="false"/>
+                <w:color w:val="1F2A44"/>
+                <w:sz w:val="17"/>
+                <w:szCs w:val="17"/>
+              </w:rPr>
+              <w:t xml:space="preserve">7 этажей и мансардный уровень</w:t>
+            </w:r>
+          </w:p>
+        </w:tc>
+        <w:tc>
+          <w:tcPr>
+            <w:tcW w:type="dxa" w:w="1900"/>
+            <w:tcBorders>
+              <w:top w:val="none" w:color="auto" w:sz="0"/>
+              <w:left w:val="none" w:color="auto" w:sz="0"/>
+              <w:bottom w:val="none" w:color="auto" w:sz="0"/>
+              <w:right w:val="none" w:color="auto" w:sz="0"/>
+            </w:tcBorders>
+            <w:shd w:fill="FAF8F5" w:color="auto" w:val="clear"/>
+            <w:tcMar>
+              <w:top w:type="dxa" w:w="58"/>
+              <w:left w:type="dxa" w:w="220"/>
+              <w:bottom w:type="dxa" w:w="58"/>
+              <w:right w:type="dxa" w:w="60"/>
+            </w:tcMar>
+            <w:vAlign w:val="center"/>
+          </w:tcPr>
+          <w:p>
+            <w:pPr>
+              <w:spacing w:after="0" w:line="220" w:lineRule="auto"/>
+            </w:pPr>
+            <w:r>
+              <w:rPr>
+                <w:rFonts w:ascii="Arial" w:cs="Arial" w:eastAsia="Arial" w:hAnsi="Arial"/>
+                <w:b w:val="false"/>
+                <w:bCs w:val="false"/>
+                <w:i w:val="false"/>
+                <w:iCs w:val="false"/>
+                <w:caps/>
+                <w:color w:val="70788A"/>
+                <w:spacing w:val="16"/>
+                <w:sz w:val="14"/>
+                <w:szCs w:val="14"/>
+              </w:rPr>
+              <w:t xml:space="preserve">Квартир</w:t>
+            </w:r>
+          </w:p>
+        </w:tc>
+        <w:tc>
+          <w:tcPr>
+            <w:tcW w:type="dxa" w:w="2919"/>
+            <w:tcBorders>
+              <w:top w:val="none" w:color="auto" w:sz="0"/>
+              <w:left w:val="none" w:color="auto" w:sz="0"/>
+              <w:bottom w:val="none" w:color="auto" w:sz="0"/>
+              <w:right w:val="none" w:color="auto" w:sz="0"/>
+            </w:tcBorders>
+            <w:shd w:fill="FAF8F5" w:color="auto" w:val="clear"/>
+            <w:tcMar>
+              <w:top w:type="dxa" w:w="58"/>
+              <w:left w:type="dxa" w:w="60"/>
+              <w:bottom w:type="dxa" w:w="58"/>
+              <w:right w:type="dxa" w:w="170"/>
+            </w:tcMar>
+            <w:vAlign w:val="center"/>
+          </w:tcPr>
+          <w:p>
+            <w:pPr>
+              <w:spacing w:after="0" w:line="220" w:lineRule="auto"/>
+            </w:pPr>
+            <w:r>
+              <w:rPr>
+                <w:rFonts w:ascii="Arial" w:cs="Arial" w:eastAsia="Arial" w:hAnsi="Arial"/>
+                <w:b/>
+                <w:bCs/>
+                <w:i w:val="false"/>
+                <w:iCs w:val="false"/>
+                <w:color w:val="1F2A44"/>
+                <w:sz w:val="17"/>
+                <w:szCs w:val="17"/>
+              </w:rPr>
+              <w:t xml:space="preserve">Не раскрыто</w:t>
+            </w:r>
+          </w:p>
+        </w:tc>
+      </w:tr>
+      <w:tr>
+        <w:tc>
+          <w:tcPr>
+            <w:tcW w:type="dxa" w:w="1900"/>
+            <w:tcBorders>
+              <w:top w:val="none" w:color="auto" w:sz="0"/>
+              <w:left w:val="none" w:color="auto" w:sz="0"/>
+              <w:bottom w:val="none" w:color="auto" w:sz="0"/>
+              <w:right w:val="none" w:color="auto" w:sz="0"/>
+            </w:tcBorders>
+            <w:tcMar>
+              <w:top w:type="dxa" w:w="58"/>
+              <w:left w:type="dxa" w:w="170"/>
+              <w:bottom w:type="dxa" w:w="58"/>
+              <w:right w:type="dxa" w:w="60"/>
+            </w:tcMar>
+            <w:vAlign w:val="center"/>
+          </w:tcPr>
+          <w:p>
+            <w:pPr>
+              <w:spacing w:after="0" w:line="220" w:lineRule="auto"/>
+            </w:pPr>
+            <w:r>
+              <w:rPr>
+                <w:rFonts w:ascii="Arial" w:cs="Arial" w:eastAsia="Arial" w:hAnsi="Arial"/>
+                <w:b w:val="false"/>
+                <w:bCs w:val="false"/>
+                <w:i w:val="false"/>
+                <w:iCs w:val="false"/>
+                <w:caps/>
+                <w:color w:val="70788A"/>
+                <w:spacing w:val="16"/>
+                <w:sz w:val="14"/>
+                <w:szCs w:val="14"/>
+              </w:rPr>
+              <w:t xml:space="preserve">Класс и отделка</w:t>
+            </w:r>
+          </w:p>
+        </w:tc>
+        <w:tc>
+          <w:tcPr>
+            <w:tcW w:type="dxa" w:w="2919"/>
+            <w:tcBorders>
+              <w:top w:val="none" w:color="auto" w:sz="0"/>
+              <w:left w:val="none" w:color="auto" w:sz="0"/>
+              <w:bottom w:val="none" w:color="auto" w:sz="0"/>
+              <w:right w:val="none" w:color="auto" w:sz="0"/>
+            </w:tcBorders>
+            <w:tcMar>
+              <w:top w:type="dxa" w:w="58"/>
+              <w:left w:type="dxa" w:w="60"/>
+              <w:bottom w:type="dxa" w:w="58"/>
+              <w:right w:type="dxa" w:w="60"/>
+            </w:tcMar>
+            <w:vAlign w:val="center"/>
+          </w:tcPr>
+          <w:p>
+            <w:pPr>
+              <w:spacing w:after="0" w:line="220" w:lineRule="auto"/>
+            </w:pPr>
+            <w:r>
+              <w:rPr>
+                <w:rFonts w:ascii="Arial" w:cs="Arial" w:eastAsia="Arial" w:hAnsi="Arial"/>
+                <w:b/>
+                <w:bCs/>
+                <w:i w:val="false"/>
+                <w:iCs w:val="false"/>
+                <w:color w:val="1F2A44"/>
+                <w:sz w:val="17"/>
+                <w:szCs w:val="17"/>
+              </w:rPr>
+              <w:t xml:space="preserve">Делюкс · white box, опция полной отделки</w:t>
+            </w:r>
+          </w:p>
+        </w:tc>
+        <w:tc>
+          <w:tcPr>
+            <w:tcW w:type="dxa" w:w="1900"/>
+            <w:tcBorders>
+              <w:top w:val="none" w:color="auto" w:sz="0"/>
+              <w:left w:val="none" w:color="auto" w:sz="0"/>
+              <w:bottom w:val="none" w:color="auto" w:sz="0"/>
+              <w:right w:val="none" w:color="auto" w:sz="0"/>
+            </w:tcBorders>
+            <w:tcMar>
+              <w:top w:type="dxa" w:w="58"/>
+              <w:left w:type="dxa" w:w="220"/>
+              <w:bottom w:type="dxa" w:w="58"/>
+              <w:right w:type="dxa" w:w="60"/>
+            </w:tcMar>
+            <w:vAlign w:val="center"/>
+          </w:tcPr>
+          <w:p>
+            <w:pPr>
+              <w:spacing w:after="0" w:line="220" w:lineRule="auto"/>
+            </w:pPr>
+            <w:r>
+              <w:rPr>
+                <w:rFonts w:ascii="Arial" w:cs="Arial" w:eastAsia="Arial" w:hAnsi="Arial"/>
+                <w:b w:val="false"/>
+                <w:bCs w:val="false"/>
+                <w:i w:val="false"/>
+                <w:iCs w:val="false"/>
+                <w:caps/>
+                <w:color w:val="70788A"/>
+                <w:spacing w:val="16"/>
+                <w:sz w:val="14"/>
+                <w:szCs w:val="14"/>
+              </w:rPr>
+              <w:t xml:space="preserve">Архитектура</w:t>
+            </w:r>
+          </w:p>
+        </w:tc>
+        <w:tc>
+          <w:tcPr>
+            <w:tcW w:type="dxa" w:w="2919"/>
+            <w:tcBorders>
+              <w:top w:val="none" w:color="auto" w:sz="0"/>
+              <w:left w:val="none" w:color="auto" w:sz="0"/>
+              <w:bottom w:val="none" w:color="auto" w:sz="0"/>
+              <w:right w:val="none" w:color="auto" w:sz="0"/>
+            </w:tcBorders>
+            <w:tcMar>
+              <w:top w:type="dxa" w:w="58"/>
+              <w:left w:type="dxa" w:w="60"/>
+              <w:bottom w:type="dxa" w:w="58"/>
+              <w:right w:type="dxa" w:w="170"/>
+            </w:tcMar>
+            <w:vAlign w:val="center"/>
+          </w:tcPr>
+          <w:p>
+            <w:pPr>
+              <w:spacing w:after="0" w:line="220" w:lineRule="auto"/>
+            </w:pPr>
+            <w:r>
+              <w:rPr>
+                <w:rFonts w:ascii="Arial" w:cs="Arial" w:eastAsia="Arial" w:hAnsi="Arial"/>
+                <w:b/>
+                <w:bCs/>
+                <w:i w:val="false"/>
+                <w:iCs w:val="false"/>
+                <w:color w:val="1F2A44"/>
+                <w:sz w:val="17"/>
+                <w:szCs w:val="17"/>
+              </w:rPr>
+              <w:t xml:space="preserve">Бюро «ЭталонПроект», концепция 2025 года</w:t>
+            </w:r>
+          </w:p>
+        </w:tc>
+      </w:tr>
+      <w:tr>
+        <w:tc>
+          <w:tcPr>
+            <w:tcW w:type="dxa" w:w="1900"/>
+            <w:tcBorders>
+              <w:top w:val="none" w:color="auto" w:sz="0"/>
+              <w:left w:val="none" w:color="auto" w:sz="0"/>
+              <w:bottom w:val="none" w:color="auto" w:sz="0"/>
+              <w:right w:val="none" w:color="auto" w:sz="0"/>
+            </w:tcBorders>
+            <w:shd w:fill="FAF8F5" w:color="auto" w:val="clear"/>
+            <w:tcMar>
+              <w:top w:type="dxa" w:w="58"/>
+              <w:left w:type="dxa" w:w="170"/>
+              <w:bottom w:type="dxa" w:w="58"/>
+              <w:right w:type="dxa" w:w="60"/>
+            </w:tcMar>
+            <w:vAlign w:val="center"/>
+          </w:tcPr>
+          <w:p>
+            <w:pPr>
+              <w:spacing w:after="0" w:line="220" w:lineRule="auto"/>
+            </w:pPr>
+            <w:r>
+              <w:rPr>
+                <w:rFonts w:ascii="Arial" w:cs="Arial" w:eastAsia="Arial" w:hAnsi="Arial"/>
+                <w:b w:val="false"/>
+                <w:bCs w:val="false"/>
+                <w:i w:val="false"/>
+                <w:iCs w:val="false"/>
+                <w:caps/>
+                <w:color w:val="70788A"/>
+                <w:spacing w:val="16"/>
+                <w:sz w:val="14"/>
+                <w:szCs w:val="14"/>
+              </w:rPr>
+              <w:t xml:space="preserve">Статус</w:t>
+            </w:r>
+          </w:p>
+        </w:tc>
+        <w:tc>
+          <w:tcPr>
+            <w:tcW w:type="dxa" w:w="2919"/>
+            <w:tcBorders>
+              <w:top w:val="none" w:color="auto" w:sz="0"/>
+              <w:left w:val="none" w:color="auto" w:sz="0"/>
+              <w:bottom w:val="none" w:color="auto" w:sz="0"/>
+              <w:right w:val="none" w:color="auto" w:sz="0"/>
+            </w:tcBorders>
+            <w:shd w:fill="FAF8F5" w:color="auto" w:val="clear"/>
+            <w:tcMar>
+              <w:top w:type="dxa" w:w="58"/>
+              <w:left w:type="dxa" w:w="60"/>
+              <w:bottom w:type="dxa" w:w="58"/>
+              <w:right w:type="dxa" w:w="60"/>
+            </w:tcMar>
+            <w:vAlign w:val="center"/>
+          </w:tcPr>
+          <w:p>
+            <w:pPr>
+              <w:spacing w:after="0" w:line="220" w:lineRule="auto"/>
+            </w:pPr>
+            <w:r>
+              <w:rPr>
+                <w:rFonts w:ascii="Arial" w:cs="Arial" w:eastAsia="Arial" w:hAnsi="Arial"/>
+                <w:b/>
+                <w:bCs/>
+                <w:i w:val="false"/>
+                <w:iCs w:val="false"/>
+                <w:color w:val="1F2A44"/>
+                <w:sz w:val="17"/>
+                <w:szCs w:val="17"/>
+              </w:rPr>
+              <w:t xml:space="preserve">Концепцию согласовала ГЗК в марте 2026 года</w:t>
+            </w:r>
+          </w:p>
+        </w:tc>
+        <w:tc>
+          <w:tcPr>
+            <w:tcW w:type="dxa" w:w="1900"/>
+            <w:tcBorders>
+              <w:top w:val="none" w:color="auto" w:sz="0"/>
+              <w:left w:val="none" w:color="auto" w:sz="0"/>
+              <w:bottom w:val="none" w:color="auto" w:sz="0"/>
+              <w:right w:val="none" w:color="auto" w:sz="0"/>
+            </w:tcBorders>
+            <w:shd w:fill="FAF8F5" w:color="auto" w:val="clear"/>
+            <w:tcMar>
+              <w:top w:type="dxa" w:w="58"/>
+              <w:left w:type="dxa" w:w="220"/>
+              <w:bottom w:type="dxa" w:w="58"/>
+              <w:right w:type="dxa" w:w="60"/>
+            </w:tcMar>
+            <w:vAlign w:val="center"/>
+          </w:tcPr>
+          <w:p>
+            <w:pPr>
+              <w:spacing w:after="0" w:line="220" w:lineRule="auto"/>
+            </w:pPr>
+            <w:r>
+              <w:rPr>
+                <w:rFonts w:ascii="Arial" w:cs="Arial" w:eastAsia="Arial" w:hAnsi="Arial"/>
+                <w:b w:val="false"/>
+                <w:bCs w:val="false"/>
+                <w:i w:val="false"/>
+                <w:iCs w:val="false"/>
+                <w:caps/>
+                <w:color w:val="70788A"/>
+                <w:spacing w:val="16"/>
+                <w:sz w:val="14"/>
+                <w:szCs w:val="14"/>
+              </w:rPr>
+              <w:t xml:space="preserve">Сдача</w:t>
+            </w:r>
+          </w:p>
+        </w:tc>
+        <w:tc>
+          <w:tcPr>
+            <w:tcW w:type="dxa" w:w="2919"/>
+            <w:tcBorders>
+              <w:top w:val="none" w:color="auto" w:sz="0"/>
+              <w:left w:val="none" w:color="auto" w:sz="0"/>
+              <w:bottom w:val="none" w:color="auto" w:sz="0"/>
+              <w:right w:val="none" w:color="auto" w:sz="0"/>
+            </w:tcBorders>
+            <w:shd w:fill="FAF8F5" w:color="auto" w:val="clear"/>
+            <w:tcMar>
+              <w:top w:type="dxa" w:w="58"/>
+              <w:left w:type="dxa" w:w="60"/>
+              <w:bottom w:type="dxa" w:w="58"/>
+              <w:right w:type="dxa" w:w="170"/>
+            </w:tcMar>
+            <w:vAlign w:val="center"/>
+          </w:tcPr>
+          <w:p>
+            <w:pPr>
+              <w:spacing w:after="0" w:line="220" w:lineRule="auto"/>
+            </w:pPr>
+            <w:r>
+              <w:rPr>
+                <w:rFonts w:ascii="Arial" w:cs="Arial" w:eastAsia="Arial" w:hAnsi="Arial"/>
+                <w:b/>
+                <w:bCs/>
+                <w:i w:val="false"/>
+                <w:iCs w:val="false"/>
+                <w:color w:val="1F2A44"/>
+                <w:sz w:val="17"/>
+                <w:szCs w:val="17"/>
+              </w:rPr>
+              <w:t xml:space="preserve">IV квартал 2031 года — по данным брокера</w:t>
+            </w:r>
+          </w:p>
+        </w:tc>
+      </w:tr>
+    </w:tbl>
+    <w:p>
+      <w:pPr>
+        <w:spacing w:after="36"/>
+      </w:pPr>
+      <w:r>
+        <w:rPr>
+          <w:rFonts w:ascii="Arial" w:cs="Arial" w:eastAsia="Arial" w:hAnsi="Arial"/>
+          <w:b w:val="false"/>
+          <w:bCs w:val="false"/>
+          <w:i w:val="false"/>
+          <w:iCs w:val="false"/>
+          <w:color w:val="2A2E38"/>
+          <w:sz w:val="19"/>
+          <w:szCs w:val="19"/>
+        </w:rPr>
+        <w:t xml:space="preserve"/>
+      </w:r>
+    </w:p>
+    <w:p>
+      <w:pPr>
+        <w:spacing w:after="58" w:line="252" w:lineRule="auto"/>
+        <w:ind w:left="170" w:right="1560" w:hanging="170"/>
+      </w:pPr>
+      <w:r>
+        <w:rPr>
+          <w:rFonts w:ascii="Arial" w:cs="Arial" w:eastAsia="Arial" w:hAnsi="Arial"/>
+          <w:b/>
+          <w:bCs/>
+          <w:i w:val="false"/>
+          <w:iCs w:val="false"/>
+          <w:color w:val="A9762F"/>
+          <w:sz w:val="19"/>
+          <w:szCs w:val="19"/>
+        </w:rPr>
+        <w:t xml:space="preserve">—   </w:t>
+      </w:r>
+      <w:r>
+        <w:rPr>
+          <w:rFonts w:ascii="Arial" w:cs="Arial" w:eastAsia="Arial" w:hAnsi="Arial"/>
+          <w:b w:val="false"/>
+          <w:bCs w:val="false"/>
+          <w:i w:val="false"/>
+          <w:iCs w:val="false"/>
+          <w:color w:val="2A2E38"/>
+          <w:sz w:val="19"/>
+          <w:szCs w:val="19"/>
+        </w:rPr>
+        <w:t xml:space="preserve">Адрес почти невозможно улучшить. </w:t>
+      </w:r>
+      <w:r>
+        <w:rPr>
+          <w:rFonts w:ascii="Arial" w:cs="Arial" w:eastAsia="Arial" w:hAnsi="Arial"/>
+          <w:b/>
+          <w:bCs/>
+          <w:i w:val="false"/>
+          <w:iCs w:val="false"/>
+          <w:color w:val="2A2E38"/>
+          <w:sz w:val="19"/>
+          <w:szCs w:val="19"/>
+        </w:rPr>
+        <w:t xml:space="preserve">До «Третьяковской» 170 метров, до «Новокузнецкой» — 300. В трёхстах метрах Третьяковская галерея, вокруг — Марфо-Мариинская обитель, Покровская и Никольская церкви, музей Островского. Это не «центр» вообще, а конкретно та его часть, которую покупают за атмосферу малоэтажного Замоскворечья.</w:t>
+      </w:r>
+    </w:p>
+    <w:p>
+      <w:pPr>
+        <w:spacing w:after="58" w:line="252" w:lineRule="auto"/>
+        <w:ind w:left="170" w:right="1560" w:hanging="170"/>
+      </w:pPr>
+      <w:r>
+        <w:rPr>
+          <w:rFonts w:ascii="Arial" w:cs="Arial" w:eastAsia="Arial" w:hAnsi="Arial"/>
+          <w:b/>
+          <w:bCs/>
+          <w:i w:val="false"/>
+          <w:iCs w:val="false"/>
+          <w:color w:val="A9762F"/>
+          <w:sz w:val="19"/>
+          <w:szCs w:val="19"/>
+        </w:rPr>
+        <w:t xml:space="preserve">—   </w:t>
+      </w:r>
+      <w:r>
+        <w:rPr>
+          <w:rFonts w:ascii="Arial" w:cs="Arial" w:eastAsia="Arial" w:hAnsi="Arial"/>
+          <w:b w:val="false"/>
+          <w:bCs w:val="false"/>
+          <w:i w:val="false"/>
+          <w:iCs w:val="false"/>
+          <w:color w:val="2A2E38"/>
+          <w:sz w:val="19"/>
+          <w:szCs w:val="19"/>
+        </w:rPr>
+        <w:t xml:space="preserve">Концепция отвечает месту, а не рынку. </w:t>
+      </w:r>
+      <w:r>
+        <w:rPr>
+          <w:rFonts w:ascii="Arial" w:cs="Arial" w:eastAsia="Arial" w:hAnsi="Arial"/>
+          <w:b/>
+          <w:bCs/>
+          <w:i w:val="false"/>
+          <w:iCs w:val="false"/>
+          <w:color w:val="2A2E38"/>
+          <w:sz w:val="19"/>
+          <w:szCs w:val="19"/>
+        </w:rPr>
+        <w:t xml:space="preserve">Авторы построили её как композицию городских усадеб с отсылкой к купеческой Москве XVII–XVIII веков; на фасадах предложено разместить двенадцать мозаик утраченных церквей Замоскворечья, сохранённых компанией. Материалы — натуральный камень и металл. Для делюкса это работающий аргумент: такую историю нельзя воспроизвести на другой площадке.</w:t>
+      </w:r>
+    </w:p>
+    <w:p>
+      <w:pPr>
+        <w:spacing w:after="58" w:line="252" w:lineRule="auto"/>
+        <w:ind w:left="170" w:right="1560" w:hanging="170"/>
+      </w:pPr>
+      <w:r>
+        <w:rPr>
+          <w:rFonts w:ascii="Arial" w:cs="Arial" w:eastAsia="Arial" w:hAnsi="Arial"/>
+          <w:b/>
+          <w:bCs/>
+          <w:i w:val="false"/>
+          <w:iCs w:val="false"/>
+          <w:color w:val="A9762F"/>
+          <w:sz w:val="19"/>
+          <w:szCs w:val="19"/>
+        </w:rPr>
+        <w:t xml:space="preserve">—   </w:t>
+      </w:r>
+      <w:r>
+        <w:rPr>
+          <w:rFonts w:ascii="Arial" w:cs="Arial" w:eastAsia="Arial" w:hAnsi="Arial"/>
+          <w:b w:val="false"/>
+          <w:bCs w:val="false"/>
+          <w:i w:val="false"/>
+          <w:iCs w:val="false"/>
+          <w:color w:val="2A2E38"/>
+          <w:sz w:val="19"/>
+          <w:szCs w:val="19"/>
+        </w:rPr>
+        <w:t xml:space="preserve">Охранный статус здания АТС стоит проверить отдельно. </w:t>
+      </w:r>
+      <w:r>
+        <w:rPr>
+          <w:rFonts w:ascii="Arial" w:cs="Arial" w:eastAsia="Arial" w:hAnsi="Arial"/>
+          <w:b/>
+          <w:bCs/>
+          <w:i w:val="false"/>
+          <w:iCs w:val="false"/>
+          <w:color w:val="2A2E38"/>
+          <w:sz w:val="19"/>
+          <w:szCs w:val="19"/>
+        </w:rPr>
+        <w:t xml:space="preserve">Это Первая московская автоматическая телефонная станция 1927 года; в описаниях проекта её называют памятником раннего конструктивизма. Формального статуса объекта культурного наследия по открытым источникам подтвердить не удалось. От него зависит, идёт речь о реконструкции или о новом строительстве, а значит и сроки, и себестоимость.</w:t>
       </w:r>
     </w:p>
     <w:p>
@@ -4789,7 +4157,7 @@
           <w:sz w:val="36"/>
           <w:szCs w:val="36"/>
         </w:rPr>
-        <w:t xml:space="preserve">Малая Полянка, 3</w:t>
+        <w:t xml:space="preserve">Земледельческий переулок, 15</w:t>
       </w:r>
     </w:p>
     <w:p>
@@ -4808,18 +4176,18 @@
           <w:sz w:val="19"/>
           <w:szCs w:val="19"/>
         </w:rPr>
-        <w:t xml:space="preserve">Самая маленькая площадка и самый крупный формат квартиры: 34 резиденции средней площадью около 144 м².</w:t>
+        <w:t xml:space="preserve">Самая «мелкая» по формату площадка: 77 квартир средней площадью около 104 м². По сути это верхний премиум, а не элитка.</w:t>
       </w:r>
     </w:p>
     <w:p>
       <w:pPr>
-        <w:spacing w:after="34"/>
+        <w:spacing w:after="30"/>
         <w:jc w:val="center"/>
       </w:pPr>
       <w:r>
         <w:drawing>
           <wp:inline distT="0" distB="0" distL="0" distR="0">
-            <wp:extent cx="6124575" cy="2114550"/>
+            <wp:extent cx="6124575" cy="3952875"/>
             <wp:effectExtent t="0" r="0" b="0" l="0"/>
             <wp:docPr id="1" name="" descr="" title=""/>
             <wp:cNvGraphicFramePr>
@@ -4844,7 +4212,7 @@
                   <pic:spPr bwMode="auto">
                     <a:xfrm>
                       <a:off x="0" y="0"/>
-                      <a:ext cx="6124575" cy="2114550"/>
+                      <a:ext cx="6124575" cy="3952875"/>
                     </a:xfrm>
                     <a:prstGeom prst="rect">
                       <a:avLst/>
@@ -4873,209 +4241,221 @@
           <w:sz w:val="16"/>
           <w:szCs w:val="16"/>
         </w:rPr>
-        <w:t xml:space="preserve">Уличный ракурс: девять этажей, белые фасады, скруглённые углы и аркада по первому этажу.</w:t>
+        <w:t xml:space="preserve">Единственный опубликованный ракурс с улицы: ленточные балконы, скруглённые углы, венчающий объём.</w:t>
+      </w:r>
+    </w:p>
+    <w:p>
+      <w:pPr>
+        <w:spacing w:after="32"/>
+      </w:pPr>
+      <w:r>
+        <w:rPr>
+          <w:rFonts w:ascii="Arial" w:cs="Arial" w:eastAsia="Arial" w:hAnsi="Arial"/>
+          <w:b w:val="false"/>
+          <w:bCs w:val="false"/>
+          <w:i w:val="false"/>
+          <w:iCs w:val="false"/>
+          <w:color w:val="2A2E38"/>
+          <w:sz w:val="19"/>
+          <w:szCs w:val="19"/>
+        </w:rPr>
+        <w:t xml:space="preserve"/>
+      </w:r>
+    </w:p>
+    <w:p>
+      <w:pPr>
+        <w:spacing w:after="30"/>
+        <w:jc w:val="center"/>
+      </w:pPr>
+      <w:r>
+        <w:drawing>
+          <wp:inline distT="0" distB="0" distL="0" distR="0">
+            <wp:extent cx="6124575" cy="2667000"/>
+            <wp:effectExtent t="0" r="0" b="0" l="0"/>
+            <wp:docPr id="1" name="" descr="" title=""/>
+            <wp:cNvGraphicFramePr>
+              <a:graphicFrameLocks xmlns:a="http://schemas.openxmlformats.org/drawingml/2006/main" noChangeAspect="1"/>
+            </wp:cNvGraphicFramePr>
+            <a:graphic xmlns:a="http://schemas.openxmlformats.org/drawingml/2006/main">
+              <a:graphicData uri="http://schemas.openxmlformats.org/drawingml/2006/picture">
+                <pic:pic xmlns:pic="http://schemas.openxmlformats.org/drawingml/2006/picture">
+                  <pic:nvPicPr>
+                    <pic:cNvPr id="0" name="" descr=""/>
+                    <pic:cNvPicPr>
+                      <a:picLocks noChangeAspect="1" noChangeArrowheads="1"/>
+                    </pic:cNvPicPr>
+                  </pic:nvPicPr>
+                  <pic:blipFill>
+                    <a:blip r:embed="rId18" cstate="none"/>
+                    <a:srcRect/>
+                    <a:stretch>
+                      <a:fillRect/>
+                    </a:stretch>
+                  </pic:blipFill>
+                  <pic:spPr bwMode="auto">
+                    <a:xfrm>
+                      <a:off x="0" y="0"/>
+                      <a:ext cx="6124575" cy="2667000"/>
+                    </a:xfrm>
+                    <a:prstGeom prst="rect">
+                      <a:avLst/>
+                    </a:prstGeom>
+                  </pic:spPr>
+                </pic:pic>
+              </a:graphicData>
+            </a:graphic>
+          </wp:inline>
+        </w:drawing>
+      </w:r>
+    </w:p>
+    <w:p>
+      <w:pPr>
+        <w:spacing w:after="220"/>
+        <w:ind w:right="1560"/>
+      </w:pPr>
+      <w:r>
+        <w:rPr>
+          <w:rFonts w:ascii="Arial" w:cs="Arial" w:eastAsia="Arial" w:hAnsi="Arial"/>
+          <w:b w:val="false"/>
+          <w:bCs w:val="false"/>
+          <w:i/>
+          <w:iCs/>
+          <w:color w:val="70788A"/>
+          <w:sz w:val="16"/>
+          <w:szCs w:val="16"/>
+        </w:rPr>
+        <w:t xml:space="preserve">Входная группа со стороны двора: барельеф на глухой стене, тёмное благоустройство.</w:t>
+      </w:r>
+    </w:p>
+    <w:p>
+      <w:pPr>
+        <w:spacing w:after="28"/>
+      </w:pPr>
+      <w:r>
+        <w:rPr>
+          <w:rFonts w:ascii="Arial" w:cs="Arial" w:eastAsia="Arial" w:hAnsi="Arial"/>
+          <w:b w:val="false"/>
+          <w:bCs w:val="false"/>
+          <w:i w:val="false"/>
+          <w:iCs w:val="false"/>
+          <w:color w:val="2A2E38"/>
+          <w:sz w:val="19"/>
+          <w:szCs w:val="19"/>
+        </w:rPr>
+        <w:t xml:space="preserve"/>
+      </w:r>
+    </w:p>
+    <w:p>
+      <w:pPr>
+        <w:spacing w:after="60" w:line="230" w:lineRule="auto"/>
+        <w:ind w:right="1560"/>
+      </w:pPr>
+      <w:r>
+        <w:rPr>
+          <w:rFonts w:ascii="Arial" w:cs="Arial" w:eastAsia="Arial" w:hAnsi="Arial"/>
+          <w:b w:val="false"/>
+          <w:bCs w:val="false"/>
+          <w:i w:val="false"/>
+          <w:iCs w:val="false"/>
+          <w:color w:val="70788A"/>
+          <w:sz w:val="15"/>
+          <w:szCs w:val="15"/>
+        </w:rPr>
+        <w:t xml:space="preserve">Это все опубликованные визуализации проекта. Собственной страницы у него нет ни на сайте застройщика, ни в портфолио архитектурного бюро; кадры взяты из отраслевой публикации от 25.08.2026, где три проекта AURIX показаны вместе. Архитектор, этажность и срок сдачи не раскрыты.</w:t>
+      </w:r>
+    </w:p>
+    <w:p>
+      <w:pPr>
+        <w:keepNext/>
+        <w:keepLines/>
+        <w:pageBreakBefore/>
+        <w:pBdr>
+          <w:bottom w:val="single" w:color="A9762F" w:sz="10" w:space="8"/>
+        </w:pBdr>
+        <w:spacing w:after="160"/>
+      </w:pPr>
+      <w:r>
+        <w:rPr>
+          <w:rFonts w:ascii="Georgia" w:cs="Georgia" w:eastAsia="Georgia" w:hAnsi="Georgia"/>
+          <w:b/>
+          <w:bCs/>
+          <w:i w:val="false"/>
+          <w:iCs w:val="false"/>
+          <w:color w:val="1F2A44"/>
+          <w:sz w:val="36"/>
+          <w:szCs w:val="36"/>
+        </w:rPr>
+        <w:t xml:space="preserve">Земледельческий, 15 — расположение</w:t>
+      </w:r>
+    </w:p>
+    <w:p>
+      <w:pPr>
+        <w:spacing w:after="30"/>
+        <w:jc w:val="center"/>
+      </w:pPr>
+      <w:r>
+        <w:drawing>
+          <wp:inline distT="0" distB="0" distL="0" distR="0">
+            <wp:extent cx="6124575" cy="4095750"/>
+            <wp:effectExtent t="0" r="0" b="0" l="0"/>
+            <wp:docPr id="1" name="" descr="" title=""/>
+            <wp:cNvGraphicFramePr>
+              <a:graphicFrameLocks xmlns:a="http://schemas.openxmlformats.org/drawingml/2006/main" noChangeAspect="1"/>
+            </wp:cNvGraphicFramePr>
+            <a:graphic xmlns:a="http://schemas.openxmlformats.org/drawingml/2006/main">
+              <a:graphicData uri="http://schemas.openxmlformats.org/drawingml/2006/picture">
+                <pic:pic xmlns:pic="http://schemas.openxmlformats.org/drawingml/2006/picture">
+                  <pic:nvPicPr>
+                    <pic:cNvPr id="0" name="" descr=""/>
+                    <pic:cNvPicPr>
+                      <a:picLocks noChangeAspect="1" noChangeArrowheads="1"/>
+                    </pic:cNvPicPr>
+                  </pic:nvPicPr>
+                  <pic:blipFill>
+                    <a:blip r:embed="rId19" cstate="none"/>
+                    <a:srcRect/>
+                    <a:stretch>
+                      <a:fillRect/>
+                    </a:stretch>
+                  </pic:blipFill>
+                  <pic:spPr bwMode="auto">
+                    <a:xfrm>
+                      <a:off x="0" y="0"/>
+                      <a:ext cx="6124575" cy="4095750"/>
+                    </a:xfrm>
+                    <a:prstGeom prst="rect">
+                      <a:avLst/>
+                    </a:prstGeom>
+                  </pic:spPr>
+                </pic:pic>
+              </a:graphicData>
+            </a:graphic>
+          </wp:inline>
+        </w:drawing>
+      </w:r>
+    </w:p>
+    <w:p>
+      <w:pPr>
+        <w:spacing w:after="220"/>
+        <w:ind w:right="1560"/>
+      </w:pPr>
+      <w:r>
+        <w:rPr>
+          <w:rFonts w:ascii="Arial" w:cs="Arial" w:eastAsia="Arial" w:hAnsi="Arial"/>
+          <w:b w:val="false"/>
+          <w:bCs w:val="false"/>
+          <w:i/>
+          <w:iCs/>
+          <w:color w:val="70788A"/>
+          <w:sz w:val="16"/>
+          <w:szCs w:val="16"/>
+        </w:rPr>
+        <w:t xml:space="preserve">Красное — участок, тёмное — станция метро с расстоянием по прямой.</w:t>
       </w:r>
     </w:p>
     <w:p>
       <w:pPr>
         <w:spacing w:after="34"/>
-      </w:pPr>
-      <w:r>
-        <w:rPr>
-          <w:rFonts w:ascii="Arial" w:cs="Arial" w:eastAsia="Arial" w:hAnsi="Arial"/>
-          <w:b w:val="false"/>
-          <w:bCs w:val="false"/>
-          <w:i w:val="false"/>
-          <w:iCs w:val="false"/>
-          <w:color w:val="2A2E38"/>
-          <w:sz w:val="19"/>
-          <w:szCs w:val="19"/>
-        </w:rPr>
-        <w:t xml:space="preserve"/>
-      </w:r>
-    </w:p>
-    <w:tbl>
-      <w:tblPr>
-        <w:tblW w:type="dxa" w:w="9520"/>
-        <w:tblBorders>
-          <w:top w:val="single" w:color="auto" w:sz="4"/>
-          <w:left w:val="single" w:color="auto" w:sz="4"/>
-          <w:bottom w:val="single" w:color="auto" w:sz="4"/>
-          <w:right w:val="single" w:color="auto" w:sz="4"/>
-          <w:insideH w:val="single" w:color="auto" w:sz="4"/>
-          <w:insideV w:val="single" w:color="auto" w:sz="4"/>
-        </w:tblBorders>
-      </w:tblPr>
-      <w:tblGrid>
-        <w:gridCol w:w="4760"/>
-        <w:gridCol w:w="4760"/>
-      </w:tblGrid>
-      <w:tr>
-        <w:tc>
-          <w:tcPr>
-            <w:tcW w:type="dxa" w:w="4760"/>
-            <w:tcBorders>
-              <w:top w:val="none" w:color="auto" w:sz="0"/>
-              <w:left w:val="none" w:color="auto" w:sz="0"/>
-              <w:bottom w:val="none" w:color="auto" w:sz="0"/>
-              <w:right w:val="none" w:color="auto" w:sz="0"/>
-            </w:tcBorders>
-            <w:tcMar>
-              <w:top w:type="dxa" w:w="0"/>
-              <w:left w:type="dxa" w:w="0"/>
-              <w:bottom w:type="dxa" w:w="0"/>
-              <w:right w:type="dxa" w:w="110"/>
-            </w:tcMar>
-          </w:tcPr>
-          <w:p>
-            <w:pPr>
-              <w:spacing w:after="60"/>
-            </w:pPr>
-            <w:r>
-              <w:drawing>
-                <wp:inline distT="0" distB="0" distL="0" distR="0">
-                  <wp:extent cx="2952750" cy="1657350"/>
-                  <wp:effectExtent t="0" r="0" b="0" l="0"/>
-                  <wp:docPr id="1" name="" descr="" title=""/>
-                  <wp:cNvGraphicFramePr>
-                    <a:graphicFrameLocks xmlns:a="http://schemas.openxmlformats.org/drawingml/2006/main" noChangeAspect="1"/>
-                  </wp:cNvGraphicFramePr>
-                  <a:graphic xmlns:a="http://schemas.openxmlformats.org/drawingml/2006/main">
-                    <a:graphicData uri="http://schemas.openxmlformats.org/drawingml/2006/picture">
-                      <pic:pic xmlns:pic="http://schemas.openxmlformats.org/drawingml/2006/picture">
-                        <pic:nvPicPr>
-                          <pic:cNvPr id="0" name="" descr=""/>
-                          <pic:cNvPicPr>
-                            <a:picLocks noChangeAspect="1" noChangeArrowheads="1"/>
-                          </pic:cNvPicPr>
-                        </pic:nvPicPr>
-                        <pic:blipFill>
-                          <a:blip r:embed="rId18" cstate="none"/>
-                          <a:srcRect/>
-                          <a:stretch>
-                            <a:fillRect/>
-                          </a:stretch>
-                        </pic:blipFill>
-                        <pic:spPr bwMode="auto">
-                          <a:xfrm>
-                            <a:off x="0" y="0"/>
-                            <a:ext cx="2952750" cy="1657350"/>
-                          </a:xfrm>
-                          <a:prstGeom prst="rect">
-                            <a:avLst/>
-                          </a:prstGeom>
-                        </pic:spPr>
-                      </pic:pic>
-                    </a:graphicData>
-                  </a:graphic>
-                </wp:inline>
-              </w:drawing>
-            </w:r>
-          </w:p>
-          <w:p>
-            <w:pPr>
-              <w:spacing w:after="0" w:line="220" w:lineRule="auto"/>
-            </w:pPr>
-            <w:r>
-              <w:rPr>
-                <w:rFonts w:ascii="Arial" w:cs="Arial" w:eastAsia="Arial" w:hAnsi="Arial"/>
-                <w:b w:val="false"/>
-                <w:bCs w:val="false"/>
-                <w:i/>
-                <w:iCs/>
-                <w:color w:val="70788A"/>
-                <w:sz w:val="15"/>
-                <w:szCs w:val="15"/>
-              </w:rPr>
-              <w:t xml:space="preserve">Аркада первого этажа: изумрудная керамика в цоколе и узор на фасаде.</w:t>
-            </w:r>
-          </w:p>
-        </w:tc>
-        <w:tc>
-          <w:tcPr>
-            <w:tcW w:type="dxa" w:w="4760"/>
-            <w:tcBorders>
-              <w:top w:val="none" w:color="auto" w:sz="0"/>
-              <w:left w:val="none" w:color="auto" w:sz="0"/>
-              <w:bottom w:val="none" w:color="auto" w:sz="0"/>
-              <w:right w:val="none" w:color="auto" w:sz="0"/>
-            </w:tcBorders>
-            <w:tcMar>
-              <w:top w:type="dxa" w:w="0"/>
-              <w:left w:type="dxa" w:w="110"/>
-              <w:bottom w:type="dxa" w:w="0"/>
-              <w:right w:type="dxa" w:w="0"/>
-            </w:tcMar>
-          </w:tcPr>
-          <w:p>
-            <w:pPr>
-              <w:spacing w:after="60"/>
-            </w:pPr>
-            <w:r>
-              <w:drawing>
-                <wp:inline distT="0" distB="0" distL="0" distR="0">
-                  <wp:extent cx="2952750" cy="1657350"/>
-                  <wp:effectExtent t="0" r="0" b="0" l="0"/>
-                  <wp:docPr id="1" name="" descr="" title=""/>
-                  <wp:cNvGraphicFramePr>
-                    <a:graphicFrameLocks xmlns:a="http://schemas.openxmlformats.org/drawingml/2006/main" noChangeAspect="1"/>
-                  </wp:cNvGraphicFramePr>
-                  <a:graphic xmlns:a="http://schemas.openxmlformats.org/drawingml/2006/main">
-                    <a:graphicData uri="http://schemas.openxmlformats.org/drawingml/2006/picture">
-                      <pic:pic xmlns:pic="http://schemas.openxmlformats.org/drawingml/2006/picture">
-                        <pic:nvPicPr>
-                          <pic:cNvPr id="0" name="" descr=""/>
-                          <pic:cNvPicPr>
-                            <a:picLocks noChangeAspect="1" noChangeArrowheads="1"/>
-                          </pic:cNvPicPr>
-                        </pic:nvPicPr>
-                        <pic:blipFill>
-                          <a:blip r:embed="rId19" cstate="none"/>
-                          <a:srcRect/>
-                          <a:stretch>
-                            <a:fillRect/>
-                          </a:stretch>
-                        </pic:blipFill>
-                        <pic:spPr bwMode="auto">
-                          <a:xfrm>
-                            <a:off x="0" y="0"/>
-                            <a:ext cx="2952750" cy="1657350"/>
-                          </a:xfrm>
-                          <a:prstGeom prst="rect">
-                            <a:avLst/>
-                          </a:prstGeom>
-                        </pic:spPr>
-                      </pic:pic>
-                    </a:graphicData>
-                  </a:graphic>
-                </wp:inline>
-              </w:drawing>
-            </w:r>
-          </w:p>
-          <w:p>
-            <w:pPr>
-              <w:spacing w:after="0" w:line="220" w:lineRule="auto"/>
-            </w:pPr>
-            <w:r>
-              <w:rPr>
-                <w:rFonts w:ascii="Arial" w:cs="Arial" w:eastAsia="Arial" w:hAnsi="Arial"/>
-                <w:b w:val="false"/>
-                <w:bCs w:val="false"/>
-                <w:i/>
-                <w:iCs/>
-                <w:color w:val="70788A"/>
-                <w:sz w:val="15"/>
-                <w:szCs w:val="15"/>
-              </w:rPr>
-              <w:t xml:space="preserve">Двор: «зелёная чешуя», тёмное мощение и подсветка по мотивам Врубеля.</w:t>
-            </w:r>
-          </w:p>
-        </w:tc>
-      </w:tr>
-    </w:tbl>
-    <w:p>
-      <w:pPr>
-        <w:spacing w:after="36"/>
       </w:pPr>
       <w:r>
         <w:rPr>
@@ -5182,7 +4562,7 @@
                 <w:sz w:val="17"/>
                 <w:szCs w:val="17"/>
               </w:rPr>
-              <w:t xml:space="preserve">улица Малая Полянка, владение 3</w:t>
+              <w:t xml:space="preserve">Земледельческий переулок, 15</w:t>
             </w:r>
           </w:p>
         </w:tc>
@@ -5258,7 +4638,7 @@
                 <w:sz w:val="17"/>
                 <w:szCs w:val="17"/>
               </w:rPr>
-              <w:t xml:space="preserve">ЦАО, Якиманка · м. «Полянка»</w:t>
+              <w:t xml:space="preserve">ЦАО, Хамовники · м. «Смоленская», 1 км</w:t>
             </w:r>
           </w:p>
         </w:tc>
@@ -5334,7 +4714,7 @@
                 <w:sz w:val="17"/>
                 <w:szCs w:val="17"/>
               </w:rPr>
-              <w:t xml:space="preserve">АТС</w:t>
+              <w:t xml:space="preserve">АТС, затем административное здание 1975 года</w:t>
             </w:r>
           </w:p>
         </w:tc>
@@ -5372,7 +4752,7 @@
                 <w:sz w:val="14"/>
                 <w:szCs w:val="14"/>
               </w:rPr>
-              <w:t xml:space="preserve">Площадь проекта</w:t>
+              <w:t xml:space="preserve">Жилая площадь</w:t>
             </w:r>
           </w:p>
         </w:tc>
@@ -5408,7 +4788,7 @@
                 <w:sz w:val="17"/>
                 <w:szCs w:val="17"/>
               </w:rPr>
-              <w:t xml:space="preserve">7 941 м², из них квартир ≈ 4 900 м²</w:t>
+              <w:t xml:space="preserve">8 000 м² — согласовано в мае 2026 года</w:t>
             </w:r>
           </w:p>
         </w:tc>
@@ -5486,7 +4866,7 @@
                 <w:sz w:val="17"/>
                 <w:szCs w:val="17"/>
               </w:rPr>
-              <w:t xml:space="preserve">34</w:t>
+              <w:t xml:space="preserve">77</w:t>
             </w:r>
           </w:p>
         </w:tc>
@@ -5562,7 +4942,7 @@
                 <w:sz w:val="17"/>
                 <w:szCs w:val="17"/>
               </w:rPr>
-              <w:t xml:space="preserve">≈ 144 м²</w:t>
+              <w:t xml:space="preserve">≈ 104 м² — расчёт по двум цифрам выше</w:t>
             </w:r>
           </w:p>
         </w:tc>
@@ -5602,7 +4982,7 @@
                 <w:sz w:val="14"/>
                 <w:szCs w:val="14"/>
               </w:rPr>
-              <w:t xml:space="preserve">Этажность</w:t>
+              <w:t xml:space="preserve">Участок</w:t>
             </w:r>
           </w:p>
         </w:tc>
@@ -5638,7 +5018,7 @@
                 <w:sz w:val="17"/>
                 <w:szCs w:val="17"/>
               </w:rPr>
-              <w:t xml:space="preserve">9 этажей</w:t>
+              <w:t xml:space="preserve">0,3 га · монолитно-кирпичный дом</w:t>
             </w:r>
           </w:p>
         </w:tc>
@@ -5676,7 +5056,7 @@
                 <w:sz w:val="14"/>
                 <w:szCs w:val="14"/>
               </w:rPr>
-              <w:t xml:space="preserve">Паркинг</w:t>
+              <w:t xml:space="preserve">Этажность</w:t>
             </w:r>
           </w:p>
         </w:tc>
@@ -5712,7 +5092,7 @@
                 <w:sz w:val="17"/>
                 <w:szCs w:val="17"/>
               </w:rPr>
-              <w:t xml:space="preserve">36 машино-мест — 1,06 на квартиру</w:t>
+              <w:t xml:space="preserve">Не раскрыта</w:t>
             </w:r>
           </w:p>
         </w:tc>
@@ -5753,7 +5133,7 @@
                 <w:sz w:val="14"/>
                 <w:szCs w:val="14"/>
               </w:rPr>
-              <w:t xml:space="preserve">Архитектура</w:t>
+              <w:t xml:space="preserve">Статус</w:t>
             </w:r>
           </w:p>
         </w:tc>
@@ -5790,7 +5170,7 @@
                 <w:sz w:val="17"/>
                 <w:szCs w:val="17"/>
               </w:rPr>
-              <w:t xml:space="preserve">Бюро «ЭталонПроект», концепция 2025 года</w:t>
+              <w:t xml:space="preserve">Проектирование, показатели согласованы</w:t>
             </w:r>
           </w:p>
         </w:tc>
@@ -5829,7 +5209,7 @@
                 <w:sz w:val="14"/>
                 <w:szCs w:val="14"/>
               </w:rPr>
-              <w:t xml:space="preserve">Статус</w:t>
+              <w:t xml:space="preserve">Сдача</w:t>
             </w:r>
           </w:p>
         </w:tc>
@@ -5866,7 +5246,7 @@
                 <w:sz w:val="17"/>
                 <w:szCs w:val="17"/>
               </w:rPr>
-              <w:t xml:space="preserve">Концепция, на согласование вышла в ноябре 2025</w:t>
+              <w:t xml:space="preserve">Не объявлена</w:t>
             </w:r>
           </w:p>
         </w:tc>
@@ -5874,7 +5254,7 @@
     </w:tbl>
     <w:p>
       <w:pPr>
-        <w:spacing w:after="34"/>
+        <w:spacing w:after="36"/>
       </w:pPr>
       <w:r>
         <w:rPr>
@@ -5892,13 +5272,191 @@
     </w:p>
     <w:p>
       <w:pPr>
-        <w:spacing w:after="34"/>
+        <w:spacing w:after="58" w:line="252" w:lineRule="auto"/>
+        <w:ind w:left="170" w:right="1560" w:hanging="170"/>
+      </w:pPr>
+      <w:r>
+        <w:rPr>
+          <w:rFonts w:ascii="Arial" w:cs="Arial" w:eastAsia="Arial" w:hAnsi="Arial"/>
+          <w:b/>
+          <w:bCs/>
+          <w:i w:val="false"/>
+          <w:iCs w:val="false"/>
+          <w:color w:val="A9762F"/>
+          <w:sz w:val="19"/>
+          <w:szCs w:val="19"/>
+        </w:rPr>
+        <w:t xml:space="preserve">—   </w:t>
+      </w:r>
+      <w:r>
+        <w:rPr>
+          <w:rFonts w:ascii="Arial" w:cs="Arial" w:eastAsia="Arial" w:hAnsi="Arial"/>
+          <w:b w:val="false"/>
+          <w:bCs w:val="false"/>
+          <w:i w:val="false"/>
+          <w:iCs w:val="false"/>
+          <w:color w:val="2A2E38"/>
+          <w:sz w:val="19"/>
+          <w:szCs w:val="19"/>
+        </w:rPr>
+        <w:t xml:space="preserve">Единственная из трёх площадок не у метро. </w:t>
+      </w:r>
+      <w:r>
+        <w:rPr>
+          <w:rFonts w:ascii="Arial" w:cs="Arial" w:eastAsia="Arial" w:hAnsi="Arial"/>
+          <w:b/>
+          <w:bCs/>
+          <w:i w:val="false"/>
+          <w:iCs w:val="false"/>
+          <w:color w:val="2A2E38"/>
+          <w:sz w:val="19"/>
+          <w:szCs w:val="19"/>
+        </w:rPr>
+        <w:t xml:space="preserve">До «Смоленской» 650 метров по прямой — минут восемь пешком. По меркам сегмента это не приговор, покупатели здесь ездят на машине, но в связке с самым скромным форматом квартир получается объект, у которого меньше всего аргументов сверх адреса.</w:t>
+      </w:r>
+    </w:p>
+    <w:p>
+      <w:pPr>
+        <w:spacing w:after="58" w:line="252" w:lineRule="auto"/>
+        <w:ind w:left="170" w:right="1560" w:hanging="170"/>
+      </w:pPr>
+      <w:r>
+        <w:rPr>
+          <w:rFonts w:ascii="Arial" w:cs="Arial" w:eastAsia="Arial" w:hAnsi="Arial"/>
+          <w:b/>
+          <w:bCs/>
+          <w:i w:val="false"/>
+          <w:iCs w:val="false"/>
+          <w:color w:val="A9762F"/>
+          <w:sz w:val="19"/>
+          <w:szCs w:val="19"/>
+        </w:rPr>
+        <w:t xml:space="preserve">—   </w:t>
+      </w:r>
+      <w:r>
+        <w:rPr>
+          <w:rFonts w:ascii="Arial" w:cs="Arial" w:eastAsia="Arial" w:hAnsi="Arial"/>
+          <w:b w:val="false"/>
+          <w:bCs w:val="false"/>
+          <w:i w:val="false"/>
+          <w:iCs w:val="false"/>
+          <w:color w:val="2A2E38"/>
+          <w:sz w:val="19"/>
+          <w:szCs w:val="19"/>
+        </w:rPr>
+        <w:t xml:space="preserve">Зато сам адрес — тихая часть Хамовников. </w:t>
+      </w:r>
+      <w:r>
+        <w:rPr>
+          <w:rFonts w:ascii="Arial" w:cs="Arial" w:eastAsia="Arial" w:hAnsi="Arial"/>
+          <w:b/>
+          <w:bCs/>
+          <w:i w:val="false"/>
+          <w:iCs w:val="false"/>
+          <w:color w:val="2A2E38"/>
+          <w:sz w:val="19"/>
+          <w:szCs w:val="19"/>
+        </w:rPr>
+        <w:t xml:space="preserve">Переулки между Плющихой и Смоленской набережной, малоэтажная застройка, до Москвы-реки триста метров. Рядом Ансамбль имени Александрова, «Пироговка» и посольский квартал вокруг Смоленского бульвара.</w:t>
+      </w:r>
+    </w:p>
+    <w:p>
+      <w:pPr>
+        <w:spacing w:after="58" w:line="252" w:lineRule="auto"/>
+        <w:ind w:left="170" w:right="1560" w:hanging="170"/>
+      </w:pPr>
+      <w:r>
+        <w:rPr>
+          <w:rFonts w:ascii="Arial" w:cs="Arial" w:eastAsia="Arial" w:hAnsi="Arial"/>
+          <w:b/>
+          <w:bCs/>
+          <w:i w:val="false"/>
+          <w:iCs w:val="false"/>
+          <w:color w:val="A9762F"/>
+          <w:sz w:val="19"/>
+          <w:szCs w:val="19"/>
+        </w:rPr>
+        <w:t xml:space="preserve">—   </w:t>
+      </w:r>
+      <w:r>
+        <w:rPr>
+          <w:rFonts w:ascii="Arial" w:cs="Arial" w:eastAsia="Arial" w:hAnsi="Arial"/>
+          <w:b w:val="false"/>
+          <w:bCs w:val="false"/>
+          <w:i w:val="false"/>
+          <w:iCs w:val="false"/>
+          <w:color w:val="2A2E38"/>
+          <w:sz w:val="19"/>
+          <w:szCs w:val="19"/>
+        </w:rPr>
+        <w:t xml:space="preserve">И это самая плотно зажатая площадка. </w:t>
+      </w:r>
+      <w:r>
+        <w:rPr>
+          <w:rFonts w:ascii="Arial" w:cs="Arial" w:eastAsia="Arial" w:hAnsi="Arial"/>
+          <w:b/>
+          <w:bCs/>
+          <w:i w:val="false"/>
+          <w:iCs w:val="false"/>
+          <w:color w:val="2A2E38"/>
+          <w:sz w:val="19"/>
+          <w:szCs w:val="19"/>
+        </w:rPr>
+        <w:t xml:space="preserve">Участок всего 0,3 га, вокруг сплошная застройка. В отраслевых публикациях прямо отмечали, что 8 тыс. м² жилья на таком пятне могли не пройти по инсоляции — то, что показатели согласовали в мае 2026 года, само по себе результат.</w:t>
+      </w:r>
+    </w:p>
+    <w:p>
+      <w:pPr>
+        <w:keepNext/>
+        <w:keepLines/>
+        <w:pageBreakBefore/>
+        <w:pBdr>
+          <w:bottom w:val="single" w:color="A9762F" w:sz="10" w:space="8"/>
+        </w:pBdr>
+        <w:spacing w:after="160"/>
+      </w:pPr>
+      <w:r>
+        <w:rPr>
+          <w:rFonts w:ascii="Georgia" w:cs="Georgia" w:eastAsia="Georgia" w:hAnsi="Georgia"/>
+          <w:b/>
+          <w:bCs/>
+          <w:i w:val="false"/>
+          <w:iCs w:val="false"/>
+          <w:color w:val="1F2A44"/>
+          <w:sz w:val="36"/>
+          <w:szCs w:val="36"/>
+        </w:rPr>
+        <w:t xml:space="preserve">Малая Полянка, 3</w:t>
+      </w:r>
+    </w:p>
+    <w:p>
+      <w:pPr>
+        <w:spacing w:after="150" w:line="258" w:lineRule="auto"/>
+        <w:ind w:right="1560"/>
+      </w:pPr>
+      <w:r>
+        <w:rPr>
+          <w:rFonts w:ascii="Arial" w:cs="Arial" w:eastAsia="Arial" w:hAnsi="Arial"/>
+          <w:b w:val="false"/>
+          <w:bCs w:val="false"/>
+          <w:i w:val="false"/>
+          <w:iCs w:val="false"/>
+          <w:color w:val="2A2E38"/>
+          <w:sz w:val="19"/>
+          <w:szCs w:val="19"/>
+        </w:rPr>
+        <w:t xml:space="preserve">Самая маленькая площадка и самый крупный формат квартиры: 34 резиденции средней площадью около 144 м².</w:t>
+      </w:r>
+    </w:p>
+    <w:p>
+      <w:pPr>
+        <w:spacing w:after="30"/>
         <w:jc w:val="center"/>
       </w:pPr>
       <w:r>
         <w:drawing>
           <wp:inline distT="0" distB="0" distL="0" distR="0">
-            <wp:extent cx="6124575" cy="1790700"/>
+            <wp:extent cx="6124575" cy="4000500"/>
             <wp:effectExtent t="0" r="0" b="0" l="0"/>
             <wp:docPr id="1" name="" descr="" title=""/>
             <wp:cNvGraphicFramePr>
@@ -5923,7 +5481,7 @@
                   <pic:spPr bwMode="auto">
                     <a:xfrm>
                       <a:off x="0" y="0"/>
-                      <a:ext cx="6124575" cy="1790700"/>
+                      <a:ext cx="6124575" cy="4000500"/>
                     </a:xfrm>
                     <a:prstGeom prst="rect">
                       <a:avLst/>
@@ -5938,6 +5496,599 @@
     </w:p>
     <w:p>
       <w:pPr>
+        <w:spacing w:after="220"/>
+        <w:ind w:right="1560"/>
+      </w:pPr>
+      <w:r>
+        <w:rPr>
+          <w:rFonts w:ascii="Arial" w:cs="Arial" w:eastAsia="Arial" w:hAnsi="Arial"/>
+          <w:b w:val="false"/>
+          <w:bCs w:val="false"/>
+          <w:i/>
+          <w:iCs/>
+          <w:color w:val="70788A"/>
+          <w:sz w:val="16"/>
+          <w:szCs w:val="16"/>
+        </w:rPr>
+        <w:t xml:space="preserve">Общий вид: девять этажей, белые фасады, скруглённые углы, аркада по первому этажу.</w:t>
+      </w:r>
+    </w:p>
+    <w:p>
+      <w:pPr>
+        <w:spacing w:after="34"/>
+      </w:pPr>
+      <w:r>
+        <w:rPr>
+          <w:rFonts w:ascii="Arial" w:cs="Arial" w:eastAsia="Arial" w:hAnsi="Arial"/>
+          <w:b w:val="false"/>
+          <w:bCs w:val="false"/>
+          <w:i w:val="false"/>
+          <w:iCs w:val="false"/>
+          <w:color w:val="2A2E38"/>
+          <w:sz w:val="19"/>
+          <w:szCs w:val="19"/>
+        </w:rPr>
+        <w:t xml:space="preserve"/>
+      </w:r>
+    </w:p>
+    <w:tbl>
+      <w:tblPr>
+        <w:tblW w:type="dxa" w:w="9519"/>
+        <w:tblBorders>
+          <w:top w:val="single" w:color="auto" w:sz="4"/>
+          <w:left w:val="single" w:color="auto" w:sz="4"/>
+          <w:bottom w:val="single" w:color="auto" w:sz="4"/>
+          <w:right w:val="single" w:color="auto" w:sz="4"/>
+          <w:insideH w:val="single" w:color="auto" w:sz="4"/>
+          <w:insideV w:val="single" w:color="auto" w:sz="4"/>
+        </w:tblBorders>
+      </w:tblPr>
+      <w:tblGrid>
+        <w:gridCol w:w="3173"/>
+        <w:gridCol w:w="3173"/>
+        <w:gridCol w:w="3173"/>
+      </w:tblGrid>
+      <w:tr>
+        <w:tc>
+          <w:tcPr>
+            <w:tcW w:type="dxa" w:w="3173"/>
+            <w:tcBorders>
+              <w:top w:val="none" w:color="auto" w:sz="0"/>
+              <w:left w:val="none" w:color="auto" w:sz="0"/>
+              <w:bottom w:val="none" w:color="auto" w:sz="0"/>
+              <w:right w:val="none" w:color="auto" w:sz="0"/>
+            </w:tcBorders>
+            <w:tcMar>
+              <w:top w:type="dxa" w:w="0"/>
+              <w:left w:type="dxa" w:w="0"/>
+              <w:bottom w:type="dxa" w:w="0"/>
+              <w:right w:type="dxa" w:w="70"/>
+            </w:tcMar>
+          </w:tcPr>
+          <w:p>
+            <w:pPr>
+              <w:spacing w:after="50"/>
+            </w:pPr>
+            <w:r>
+              <w:drawing>
+                <wp:inline distT="0" distB="0" distL="0" distR="0">
+                  <wp:extent cx="1933575" cy="1085850"/>
+                  <wp:effectExtent t="0" r="0" b="0" l="0"/>
+                  <wp:docPr id="1" name="" descr="" title=""/>
+                  <wp:cNvGraphicFramePr>
+                    <a:graphicFrameLocks xmlns:a="http://schemas.openxmlformats.org/drawingml/2006/main" noChangeAspect="1"/>
+                  </wp:cNvGraphicFramePr>
+                  <a:graphic xmlns:a="http://schemas.openxmlformats.org/drawingml/2006/main">
+                    <a:graphicData uri="http://schemas.openxmlformats.org/drawingml/2006/picture">
+                      <pic:pic xmlns:pic="http://schemas.openxmlformats.org/drawingml/2006/picture">
+                        <pic:nvPicPr>
+                          <pic:cNvPr id="0" name="" descr=""/>
+                          <pic:cNvPicPr>
+                            <a:picLocks noChangeAspect="1" noChangeArrowheads="1"/>
+                          </pic:cNvPicPr>
+                        </pic:nvPicPr>
+                        <pic:blipFill>
+                          <a:blip r:embed="rId21" cstate="none"/>
+                          <a:srcRect/>
+                          <a:stretch>
+                            <a:fillRect/>
+                          </a:stretch>
+                        </pic:blipFill>
+                        <pic:spPr bwMode="auto">
+                          <a:xfrm>
+                            <a:off x="0" y="0"/>
+                            <a:ext cx="1933575" cy="1085850"/>
+                          </a:xfrm>
+                          <a:prstGeom prst="rect">
+                            <a:avLst/>
+                          </a:prstGeom>
+                        </pic:spPr>
+                      </pic:pic>
+                    </a:graphicData>
+                  </a:graphic>
+                </wp:inline>
+              </w:drawing>
+            </w:r>
+          </w:p>
+          <w:p>
+            <w:pPr>
+              <w:spacing w:after="0" w:line="210" w:lineRule="auto"/>
+            </w:pPr>
+            <w:r>
+              <w:rPr>
+                <w:rFonts w:ascii="Arial" w:cs="Arial" w:eastAsia="Arial" w:hAnsi="Arial"/>
+                <w:b w:val="false"/>
+                <w:bCs w:val="false"/>
+                <w:i/>
+                <w:iCs/>
+                <w:color w:val="70788A"/>
+                <w:sz w:val="14"/>
+                <w:szCs w:val="14"/>
+              </w:rPr>
+              <w:t xml:space="preserve">Вид вдоль переулка</w:t>
+            </w:r>
+          </w:p>
+        </w:tc>
+        <w:tc>
+          <w:tcPr>
+            <w:tcW w:type="dxa" w:w="3173"/>
+            <w:tcBorders>
+              <w:top w:val="none" w:color="auto" w:sz="0"/>
+              <w:left w:val="none" w:color="auto" w:sz="0"/>
+              <w:bottom w:val="none" w:color="auto" w:sz="0"/>
+              <w:right w:val="none" w:color="auto" w:sz="0"/>
+            </w:tcBorders>
+            <w:tcMar>
+              <w:top w:type="dxa" w:w="0"/>
+              <w:left w:type="dxa" w:w="70"/>
+              <w:bottom w:type="dxa" w:w="0"/>
+              <w:right w:type="dxa" w:w="70"/>
+            </w:tcMar>
+          </w:tcPr>
+          <w:p>
+            <w:pPr>
+              <w:spacing w:after="50"/>
+            </w:pPr>
+            <w:r>
+              <w:drawing>
+                <wp:inline distT="0" distB="0" distL="0" distR="0">
+                  <wp:extent cx="1933575" cy="1085850"/>
+                  <wp:effectExtent t="0" r="0" b="0" l="0"/>
+                  <wp:docPr id="1" name="" descr="" title=""/>
+                  <wp:cNvGraphicFramePr>
+                    <a:graphicFrameLocks xmlns:a="http://schemas.openxmlformats.org/drawingml/2006/main" noChangeAspect="1"/>
+                  </wp:cNvGraphicFramePr>
+                  <a:graphic xmlns:a="http://schemas.openxmlformats.org/drawingml/2006/main">
+                    <a:graphicData uri="http://schemas.openxmlformats.org/drawingml/2006/picture">
+                      <pic:pic xmlns:pic="http://schemas.openxmlformats.org/drawingml/2006/picture">
+                        <pic:nvPicPr>
+                          <pic:cNvPr id="0" name="" descr=""/>
+                          <pic:cNvPicPr>
+                            <a:picLocks noChangeAspect="1" noChangeArrowheads="1"/>
+                          </pic:cNvPicPr>
+                        </pic:nvPicPr>
+                        <pic:blipFill>
+                          <a:blip r:embed="rId22" cstate="none"/>
+                          <a:srcRect/>
+                          <a:stretch>
+                            <a:fillRect/>
+                          </a:stretch>
+                        </pic:blipFill>
+                        <pic:spPr bwMode="auto">
+                          <a:xfrm>
+                            <a:off x="0" y="0"/>
+                            <a:ext cx="1933575" cy="1085850"/>
+                          </a:xfrm>
+                          <a:prstGeom prst="rect">
+                            <a:avLst/>
+                          </a:prstGeom>
+                        </pic:spPr>
+                      </pic:pic>
+                    </a:graphicData>
+                  </a:graphic>
+                </wp:inline>
+              </w:drawing>
+            </w:r>
+          </w:p>
+          <w:p>
+            <w:pPr>
+              <w:spacing w:after="0" w:line="210" w:lineRule="auto"/>
+            </w:pPr>
+            <w:r>
+              <w:rPr>
+                <w:rFonts w:ascii="Arial" w:cs="Arial" w:eastAsia="Arial" w:hAnsi="Arial"/>
+                <w:b w:val="false"/>
+                <w:bCs w:val="false"/>
+                <w:i/>
+                <w:iCs/>
+                <w:color w:val="70788A"/>
+                <w:sz w:val="14"/>
+                <w:szCs w:val="14"/>
+              </w:rPr>
+              <w:t xml:space="preserve">Аркада и керамика в цоколе</w:t>
+            </w:r>
+          </w:p>
+        </w:tc>
+        <w:tc>
+          <w:tcPr>
+            <w:tcW w:type="dxa" w:w="3173"/>
+            <w:tcBorders>
+              <w:top w:val="none" w:color="auto" w:sz="0"/>
+              <w:left w:val="none" w:color="auto" w:sz="0"/>
+              <w:bottom w:val="none" w:color="auto" w:sz="0"/>
+              <w:right w:val="none" w:color="auto" w:sz="0"/>
+            </w:tcBorders>
+            <w:tcMar>
+              <w:top w:type="dxa" w:w="0"/>
+              <w:left w:type="dxa" w:w="70"/>
+              <w:bottom w:type="dxa" w:w="0"/>
+              <w:right w:type="dxa" w:w="0"/>
+            </w:tcMar>
+          </w:tcPr>
+          <w:p>
+            <w:pPr>
+              <w:spacing w:after="50"/>
+            </w:pPr>
+            <w:r>
+              <w:drawing>
+                <wp:inline distT="0" distB="0" distL="0" distR="0">
+                  <wp:extent cx="1933575" cy="1085850"/>
+                  <wp:effectExtent t="0" r="0" b="0" l="0"/>
+                  <wp:docPr id="1" name="" descr="" title=""/>
+                  <wp:cNvGraphicFramePr>
+                    <a:graphicFrameLocks xmlns:a="http://schemas.openxmlformats.org/drawingml/2006/main" noChangeAspect="1"/>
+                  </wp:cNvGraphicFramePr>
+                  <a:graphic xmlns:a="http://schemas.openxmlformats.org/drawingml/2006/main">
+                    <a:graphicData uri="http://schemas.openxmlformats.org/drawingml/2006/picture">
+                      <pic:pic xmlns:pic="http://schemas.openxmlformats.org/drawingml/2006/picture">
+                        <pic:nvPicPr>
+                          <pic:cNvPr id="0" name="" descr=""/>
+                          <pic:cNvPicPr>
+                            <a:picLocks noChangeAspect="1" noChangeArrowheads="1"/>
+                          </pic:cNvPicPr>
+                        </pic:nvPicPr>
+                        <pic:blipFill>
+                          <a:blip r:embed="rId23" cstate="none"/>
+                          <a:srcRect/>
+                          <a:stretch>
+                            <a:fillRect/>
+                          </a:stretch>
+                        </pic:blipFill>
+                        <pic:spPr bwMode="auto">
+                          <a:xfrm>
+                            <a:off x="0" y="0"/>
+                            <a:ext cx="1933575" cy="1085850"/>
+                          </a:xfrm>
+                          <a:prstGeom prst="rect">
+                            <a:avLst/>
+                          </a:prstGeom>
+                        </pic:spPr>
+                      </pic:pic>
+                    </a:graphicData>
+                  </a:graphic>
+                </wp:inline>
+              </w:drawing>
+            </w:r>
+          </w:p>
+          <w:p>
+            <w:pPr>
+              <w:spacing w:after="0" w:line="210" w:lineRule="auto"/>
+            </w:pPr>
+            <w:r>
+              <w:rPr>
+                <w:rFonts w:ascii="Arial" w:cs="Arial" w:eastAsia="Arial" w:hAnsi="Arial"/>
+                <w:b w:val="false"/>
+                <w:bCs w:val="false"/>
+                <w:i/>
+                <w:iCs/>
+                <w:color w:val="70788A"/>
+                <w:sz w:val="14"/>
+                <w:szCs w:val="14"/>
+              </w:rPr>
+              <w:t xml:space="preserve">Двор: «зелёная чешуя»</w:t>
+            </w:r>
+          </w:p>
+        </w:tc>
+      </w:tr>
+    </w:tbl>
+    <w:p>
+      <w:pPr>
+        <w:spacing w:after="34"/>
+      </w:pPr>
+      <w:r>
+        <w:rPr>
+          <w:rFonts w:ascii="Arial" w:cs="Arial" w:eastAsia="Arial" w:hAnsi="Arial"/>
+          <w:b w:val="false"/>
+          <w:bCs w:val="false"/>
+          <w:i w:val="false"/>
+          <w:iCs w:val="false"/>
+          <w:color w:val="2A2E38"/>
+          <w:sz w:val="19"/>
+          <w:szCs w:val="19"/>
+        </w:rPr>
+        <w:t xml:space="preserve"/>
+      </w:r>
+    </w:p>
+    <w:tbl>
+      <w:tblPr>
+        <w:tblW w:type="dxa" w:w="9519"/>
+        <w:tblBorders>
+          <w:top w:val="single" w:color="auto" w:sz="4"/>
+          <w:left w:val="single" w:color="auto" w:sz="4"/>
+          <w:bottom w:val="single" w:color="auto" w:sz="4"/>
+          <w:right w:val="single" w:color="auto" w:sz="4"/>
+          <w:insideH w:val="single" w:color="auto" w:sz="4"/>
+          <w:insideV w:val="single" w:color="auto" w:sz="4"/>
+        </w:tblBorders>
+      </w:tblPr>
+      <w:tblGrid>
+        <w:gridCol w:w="3173"/>
+        <w:gridCol w:w="3173"/>
+        <w:gridCol w:w="3173"/>
+      </w:tblGrid>
+      <w:tr>
+        <w:tc>
+          <w:tcPr>
+            <w:tcW w:type="dxa" w:w="3173"/>
+            <w:tcBorders>
+              <w:top w:val="none" w:color="auto" w:sz="0"/>
+              <w:left w:val="none" w:color="auto" w:sz="0"/>
+              <w:bottom w:val="none" w:color="auto" w:sz="0"/>
+              <w:right w:val="none" w:color="auto" w:sz="0"/>
+            </w:tcBorders>
+            <w:tcMar>
+              <w:top w:type="dxa" w:w="0"/>
+              <w:left w:type="dxa" w:w="0"/>
+              <w:bottom w:type="dxa" w:w="0"/>
+              <w:right w:type="dxa" w:w="70"/>
+            </w:tcMar>
+          </w:tcPr>
+          <w:p>
+            <w:pPr>
+              <w:spacing w:after="50"/>
+            </w:pPr>
+            <w:r>
+              <w:drawing>
+                <wp:inline distT="0" distB="0" distL="0" distR="0">
+                  <wp:extent cx="1933575" cy="1085850"/>
+                  <wp:effectExtent t="0" r="0" b="0" l="0"/>
+                  <wp:docPr id="1" name="" descr="" title=""/>
+                  <wp:cNvGraphicFramePr>
+                    <a:graphicFrameLocks xmlns:a="http://schemas.openxmlformats.org/drawingml/2006/main" noChangeAspect="1"/>
+                  </wp:cNvGraphicFramePr>
+                  <a:graphic xmlns:a="http://schemas.openxmlformats.org/drawingml/2006/main">
+                    <a:graphicData uri="http://schemas.openxmlformats.org/drawingml/2006/picture">
+                      <pic:pic xmlns:pic="http://schemas.openxmlformats.org/drawingml/2006/picture">
+                        <pic:nvPicPr>
+                          <pic:cNvPr id="0" name="" descr=""/>
+                          <pic:cNvPicPr>
+                            <a:picLocks noChangeAspect="1" noChangeArrowheads="1"/>
+                          </pic:cNvPicPr>
+                        </pic:nvPicPr>
+                        <pic:blipFill>
+                          <a:blip r:embed="rId24" cstate="none"/>
+                          <a:srcRect/>
+                          <a:stretch>
+                            <a:fillRect/>
+                          </a:stretch>
+                        </pic:blipFill>
+                        <pic:spPr bwMode="auto">
+                          <a:xfrm>
+                            <a:off x="0" y="0"/>
+                            <a:ext cx="1933575" cy="1085850"/>
+                          </a:xfrm>
+                          <a:prstGeom prst="rect">
+                            <a:avLst/>
+                          </a:prstGeom>
+                        </pic:spPr>
+                      </pic:pic>
+                    </a:graphicData>
+                  </a:graphic>
+                </wp:inline>
+              </w:drawing>
+            </w:r>
+          </w:p>
+          <w:p>
+            <w:pPr>
+              <w:spacing w:after="0" w:line="210" w:lineRule="auto"/>
+            </w:pPr>
+            <w:r>
+              <w:rPr>
+                <w:rFonts w:ascii="Arial" w:cs="Arial" w:eastAsia="Arial" w:hAnsi="Arial"/>
+                <w:b w:val="false"/>
+                <w:bCs w:val="false"/>
+                <w:i/>
+                <w:iCs/>
+                <w:color w:val="70788A"/>
+                <w:sz w:val="14"/>
+                <w:szCs w:val="14"/>
+              </w:rPr>
+              <w:t xml:space="preserve">Благоустройство по мотивам Врубеля</w:t>
+            </w:r>
+          </w:p>
+        </w:tc>
+        <w:tc>
+          <w:tcPr>
+            <w:tcW w:type="dxa" w:w="3173"/>
+            <w:tcBorders>
+              <w:top w:val="none" w:color="auto" w:sz="0"/>
+              <w:left w:val="none" w:color="auto" w:sz="0"/>
+              <w:bottom w:val="none" w:color="auto" w:sz="0"/>
+              <w:right w:val="none" w:color="auto" w:sz="0"/>
+            </w:tcBorders>
+            <w:tcMar>
+              <w:top w:type="dxa" w:w="0"/>
+              <w:left w:type="dxa" w:w="70"/>
+              <w:bottom w:type="dxa" w:w="0"/>
+              <w:right w:type="dxa" w:w="70"/>
+            </w:tcMar>
+          </w:tcPr>
+          <w:p>
+            <w:pPr>
+              <w:spacing w:after="50"/>
+            </w:pPr>
+            <w:r>
+              <w:drawing>
+                <wp:inline distT="0" distB="0" distL="0" distR="0">
+                  <wp:extent cx="1933575" cy="1085850"/>
+                  <wp:effectExtent t="0" r="0" b="0" l="0"/>
+                  <wp:docPr id="1" name="" descr="" title=""/>
+                  <wp:cNvGraphicFramePr>
+                    <a:graphicFrameLocks xmlns:a="http://schemas.openxmlformats.org/drawingml/2006/main" noChangeAspect="1"/>
+                  </wp:cNvGraphicFramePr>
+                  <a:graphic xmlns:a="http://schemas.openxmlformats.org/drawingml/2006/main">
+                    <a:graphicData uri="http://schemas.openxmlformats.org/drawingml/2006/picture">
+                      <pic:pic xmlns:pic="http://schemas.openxmlformats.org/drawingml/2006/picture">
+                        <pic:nvPicPr>
+                          <pic:cNvPr id="0" name="" descr=""/>
+                          <pic:cNvPicPr>
+                            <a:picLocks noChangeAspect="1" noChangeArrowheads="1"/>
+                          </pic:cNvPicPr>
+                        </pic:nvPicPr>
+                        <pic:blipFill>
+                          <a:blip r:embed="rId25" cstate="none"/>
+                          <a:srcRect/>
+                          <a:stretch>
+                            <a:fillRect/>
+                          </a:stretch>
+                        </pic:blipFill>
+                        <pic:spPr bwMode="auto">
+                          <a:xfrm>
+                            <a:off x="0" y="0"/>
+                            <a:ext cx="1933575" cy="1085850"/>
+                          </a:xfrm>
+                          <a:prstGeom prst="rect">
+                            <a:avLst/>
+                          </a:prstGeom>
+                        </pic:spPr>
+                      </pic:pic>
+                    </a:graphicData>
+                  </a:graphic>
+                </wp:inline>
+              </w:drawing>
+            </w:r>
+          </w:p>
+          <w:p>
+            <w:pPr>
+              <w:spacing w:after="0" w:line="210" w:lineRule="auto"/>
+            </w:pPr>
+            <w:r>
+              <w:rPr>
+                <w:rFonts w:ascii="Arial" w:cs="Arial" w:eastAsia="Arial" w:hAnsi="Arial"/>
+                <w:b w:val="false"/>
+                <w:bCs w:val="false"/>
+                <w:i/>
+                <w:iCs/>
+                <w:color w:val="70788A"/>
+                <w:sz w:val="14"/>
+                <w:szCs w:val="14"/>
+              </w:rPr>
+              <w:t xml:space="preserve">Входная группа со двора</w:t>
+            </w:r>
+          </w:p>
+        </w:tc>
+        <w:tc>
+          <w:tcPr>
+            <w:tcW w:type="dxa" w:w="3173"/>
+            <w:tcBorders>
+              <w:top w:val="none" w:color="auto" w:sz="0"/>
+              <w:left w:val="none" w:color="auto" w:sz="0"/>
+              <w:bottom w:val="none" w:color="auto" w:sz="0"/>
+              <w:right w:val="none" w:color="auto" w:sz="0"/>
+            </w:tcBorders>
+            <w:tcMar>
+              <w:top w:type="dxa" w:w="0"/>
+              <w:left w:type="dxa" w:w="70"/>
+              <w:bottom w:type="dxa" w:w="0"/>
+              <w:right w:type="dxa" w:w="0"/>
+            </w:tcMar>
+          </w:tcPr>
+          <w:p>
+            <w:pPr>
+              <w:spacing w:after="50"/>
+            </w:pPr>
+            <w:r>
+              <w:drawing>
+                <wp:inline distT="0" distB="0" distL="0" distR="0">
+                  <wp:extent cx="1933575" cy="1085850"/>
+                  <wp:effectExtent t="0" r="0" b="0" l="0"/>
+                  <wp:docPr id="1" name="" descr="" title=""/>
+                  <wp:cNvGraphicFramePr>
+                    <a:graphicFrameLocks xmlns:a="http://schemas.openxmlformats.org/drawingml/2006/main" noChangeAspect="1"/>
+                  </wp:cNvGraphicFramePr>
+                  <a:graphic xmlns:a="http://schemas.openxmlformats.org/drawingml/2006/main">
+                    <a:graphicData uri="http://schemas.openxmlformats.org/drawingml/2006/picture">
+                      <pic:pic xmlns:pic="http://schemas.openxmlformats.org/drawingml/2006/picture">
+                        <pic:nvPicPr>
+                          <pic:cNvPr id="0" name="" descr=""/>
+                          <pic:cNvPicPr>
+                            <a:picLocks noChangeAspect="1" noChangeArrowheads="1"/>
+                          </pic:cNvPicPr>
+                        </pic:nvPicPr>
+                        <pic:blipFill>
+                          <a:blip r:embed="rId26" cstate="none"/>
+                          <a:srcRect/>
+                          <a:stretch>
+                            <a:fillRect/>
+                          </a:stretch>
+                        </pic:blipFill>
+                        <pic:spPr bwMode="auto">
+                          <a:xfrm>
+                            <a:off x="0" y="0"/>
+                            <a:ext cx="1933575" cy="1085850"/>
+                          </a:xfrm>
+                          <a:prstGeom prst="rect">
+                            <a:avLst/>
+                          </a:prstGeom>
+                        </pic:spPr>
+                      </pic:pic>
+                    </a:graphicData>
+                  </a:graphic>
+                </wp:inline>
+              </w:drawing>
+            </w:r>
+          </w:p>
+          <w:p>
+            <w:pPr>
+              <w:spacing w:after="0" w:line="210" w:lineRule="auto"/>
+            </w:pPr>
+            <w:r>
+              <w:rPr>
+                <w:rFonts w:ascii="Arial" w:cs="Arial" w:eastAsia="Arial" w:hAnsi="Arial"/>
+                <w:b w:val="false"/>
+                <w:bCs w:val="false"/>
+                <w:i/>
+                <w:iCs/>
+                <w:color w:val="70788A"/>
+                <w:sz w:val="14"/>
+                <w:szCs w:val="14"/>
+              </w:rPr>
+              <w:t xml:space="preserve">Фасадный узор и витражи</w:t>
+            </w:r>
+          </w:p>
+        </w:tc>
+      </w:tr>
+    </w:tbl>
+    <w:p>
+      <w:pPr>
+        <w:spacing w:after="30"/>
+      </w:pPr>
+      <w:r>
+        <w:rPr>
+          <w:rFonts w:ascii="Arial" w:cs="Arial" w:eastAsia="Arial" w:hAnsi="Arial"/>
+          <w:b w:val="false"/>
+          <w:bCs w:val="false"/>
+          <w:i w:val="false"/>
+          <w:iCs w:val="false"/>
+          <w:color w:val="2A2E38"/>
+          <w:sz w:val="19"/>
+          <w:szCs w:val="19"/>
+        </w:rPr>
+        <w:t xml:space="preserve"/>
+      </w:r>
+    </w:p>
+    <w:p>
+      <w:pPr>
         <w:spacing w:after="60" w:line="230" w:lineRule="auto"/>
         <w:ind w:right="1560"/>
       </w:pPr>
@@ -5952,7 +6103,1048 @@
           <w:sz w:val="15"/>
           <w:szCs w:val="15"/>
         </w:rPr>
-        <w:t xml:space="preserve">Участок в двух шагах от метро «Полянка» и в пяти минутах от старой Третьяковки — эта близость, по словам авторов, и подсказала «сказочный образ» с отсылкой к русскому фольклору. Фасады — архитектурный бетон с изумрудной керамикой и моллированные витражи.</w:t>
+        <w:t xml:space="preserve">Визуализации — из портфолио бюро «ЭталонПроект». Это проектные изображения, а не фотографии: дом не построен.</w:t>
+      </w:r>
+    </w:p>
+    <w:p>
+      <w:pPr>
+        <w:keepNext/>
+        <w:keepLines/>
+        <w:pageBreakBefore/>
+        <w:pBdr>
+          <w:bottom w:val="single" w:color="A9762F" w:sz="10" w:space="8"/>
+        </w:pBdr>
+        <w:spacing w:after="160"/>
+      </w:pPr>
+      <w:r>
+        <w:rPr>
+          <w:rFonts w:ascii="Georgia" w:cs="Georgia" w:eastAsia="Georgia" w:hAnsi="Georgia"/>
+          <w:b/>
+          <w:bCs/>
+          <w:i w:val="false"/>
+          <w:iCs w:val="false"/>
+          <w:color w:val="1F2A44"/>
+          <w:sz w:val="36"/>
+          <w:szCs w:val="36"/>
+        </w:rPr>
+        <w:t xml:space="preserve">Малая Полянка, 3 — расположение</w:t>
+      </w:r>
+    </w:p>
+    <w:p>
+      <w:pPr>
+        <w:spacing w:after="30"/>
+        <w:jc w:val="center"/>
+      </w:pPr>
+      <w:r>
+        <w:drawing>
+          <wp:inline distT="0" distB="0" distL="0" distR="0">
+            <wp:extent cx="6124575" cy="4095750"/>
+            <wp:effectExtent t="0" r="0" b="0" l="0"/>
+            <wp:docPr id="1" name="" descr="" title=""/>
+            <wp:cNvGraphicFramePr>
+              <a:graphicFrameLocks xmlns:a="http://schemas.openxmlformats.org/drawingml/2006/main" noChangeAspect="1"/>
+            </wp:cNvGraphicFramePr>
+            <a:graphic xmlns:a="http://schemas.openxmlformats.org/drawingml/2006/main">
+              <a:graphicData uri="http://schemas.openxmlformats.org/drawingml/2006/picture">
+                <pic:pic xmlns:pic="http://schemas.openxmlformats.org/drawingml/2006/picture">
+                  <pic:nvPicPr>
+                    <pic:cNvPr id="0" name="" descr=""/>
+                    <pic:cNvPicPr>
+                      <a:picLocks noChangeAspect="1" noChangeArrowheads="1"/>
+                    </pic:cNvPicPr>
+                  </pic:nvPicPr>
+                  <pic:blipFill>
+                    <a:blip r:embed="rId27" cstate="none"/>
+                    <a:srcRect/>
+                    <a:stretch>
+                      <a:fillRect/>
+                    </a:stretch>
+                  </pic:blipFill>
+                  <pic:spPr bwMode="auto">
+                    <a:xfrm>
+                      <a:off x="0" y="0"/>
+                      <a:ext cx="6124575" cy="4095750"/>
+                    </a:xfrm>
+                    <a:prstGeom prst="rect">
+                      <a:avLst/>
+                    </a:prstGeom>
+                  </pic:spPr>
+                </pic:pic>
+              </a:graphicData>
+            </a:graphic>
+          </wp:inline>
+        </w:drawing>
+      </w:r>
+    </w:p>
+    <w:p>
+      <w:pPr>
+        <w:spacing w:after="220"/>
+        <w:ind w:right="1560"/>
+      </w:pPr>
+      <w:r>
+        <w:rPr>
+          <w:rFonts w:ascii="Arial" w:cs="Arial" w:eastAsia="Arial" w:hAnsi="Arial"/>
+          <w:b w:val="false"/>
+          <w:bCs w:val="false"/>
+          <w:i/>
+          <w:iCs/>
+          <w:color w:val="70788A"/>
+          <w:sz w:val="16"/>
+          <w:szCs w:val="16"/>
+        </w:rPr>
+        <w:t xml:space="preserve">Красное — участок, тёмное — станция метро с расстоянием по прямой.</w:t>
+      </w:r>
+    </w:p>
+    <w:p>
+      <w:pPr>
+        <w:spacing w:after="34"/>
+      </w:pPr>
+      <w:r>
+        <w:rPr>
+          <w:rFonts w:ascii="Arial" w:cs="Arial" w:eastAsia="Arial" w:hAnsi="Arial"/>
+          <w:b w:val="false"/>
+          <w:bCs w:val="false"/>
+          <w:i w:val="false"/>
+          <w:iCs w:val="false"/>
+          <w:color w:val="2A2E38"/>
+          <w:sz w:val="19"/>
+          <w:szCs w:val="19"/>
+        </w:rPr>
+        <w:t xml:space="preserve"/>
+      </w:r>
+    </w:p>
+    <w:tbl>
+      <w:tblPr>
+        <w:tblW w:type="dxa" w:w="9638"/>
+        <w:tblBorders>
+          <w:top w:val="single" w:color="auto" w:sz="4"/>
+          <w:left w:val="single" w:color="auto" w:sz="4"/>
+          <w:bottom w:val="single" w:color="auto" w:sz="4"/>
+          <w:right w:val="single" w:color="auto" w:sz="4"/>
+          <w:insideH w:val="single" w:color="auto" w:sz="4"/>
+          <w:insideV w:val="single" w:color="auto" w:sz="4"/>
+        </w:tblBorders>
+      </w:tblPr>
+      <w:tblGrid>
+        <w:gridCol w:w="1900"/>
+        <w:gridCol w:w="2919"/>
+        <w:gridCol w:w="1900"/>
+        <w:gridCol w:w="2919"/>
+      </w:tblGrid>
+      <w:tr>
+        <w:tc>
+          <w:tcPr>
+            <w:tcW w:type="dxa" w:w="1900"/>
+            <w:tcBorders>
+              <w:top w:val="none" w:color="auto" w:sz="0"/>
+              <w:left w:val="none" w:color="auto" w:sz="0"/>
+              <w:bottom w:val="none" w:color="auto" w:sz="0"/>
+              <w:right w:val="none" w:color="auto" w:sz="0"/>
+            </w:tcBorders>
+            <w:shd w:fill="FAF8F5" w:color="auto" w:val="clear"/>
+            <w:tcMar>
+              <w:top w:type="dxa" w:w="58"/>
+              <w:left w:type="dxa" w:w="170"/>
+              <w:bottom w:type="dxa" w:w="58"/>
+              <w:right w:type="dxa" w:w="60"/>
+            </w:tcMar>
+            <w:vAlign w:val="center"/>
+          </w:tcPr>
+          <w:p>
+            <w:pPr>
+              <w:spacing w:after="0" w:line="220" w:lineRule="auto"/>
+            </w:pPr>
+            <w:r>
+              <w:rPr>
+                <w:rFonts w:ascii="Arial" w:cs="Arial" w:eastAsia="Arial" w:hAnsi="Arial"/>
+                <w:b w:val="false"/>
+                <w:bCs w:val="false"/>
+                <w:i w:val="false"/>
+                <w:iCs w:val="false"/>
+                <w:caps/>
+                <w:color w:val="70788A"/>
+                <w:spacing w:val="16"/>
+                <w:sz w:val="14"/>
+                <w:szCs w:val="14"/>
+              </w:rPr>
+              <w:t xml:space="preserve">Адрес</w:t>
+            </w:r>
+          </w:p>
+        </w:tc>
+        <w:tc>
+          <w:tcPr>
+            <w:tcW w:type="dxa" w:w="2919"/>
+            <w:tcBorders>
+              <w:top w:val="none" w:color="auto" w:sz="0"/>
+              <w:left w:val="none" w:color="auto" w:sz="0"/>
+              <w:bottom w:val="none" w:color="auto" w:sz="0"/>
+              <w:right w:val="none" w:color="auto" w:sz="0"/>
+            </w:tcBorders>
+            <w:shd w:fill="FAF8F5" w:color="auto" w:val="clear"/>
+            <w:tcMar>
+              <w:top w:type="dxa" w:w="58"/>
+              <w:left w:type="dxa" w:w="60"/>
+              <w:bottom w:type="dxa" w:w="58"/>
+              <w:right w:type="dxa" w:w="60"/>
+            </w:tcMar>
+            <w:vAlign w:val="center"/>
+          </w:tcPr>
+          <w:p>
+            <w:pPr>
+              <w:spacing w:after="0" w:line="220" w:lineRule="auto"/>
+            </w:pPr>
+            <w:r>
+              <w:rPr>
+                <w:rFonts w:ascii="Arial" w:cs="Arial" w:eastAsia="Arial" w:hAnsi="Arial"/>
+                <w:b/>
+                <w:bCs/>
+                <w:i w:val="false"/>
+                <w:iCs w:val="false"/>
+                <w:color w:val="1F2A44"/>
+                <w:sz w:val="17"/>
+                <w:szCs w:val="17"/>
+              </w:rPr>
+              <w:t xml:space="preserve">улица Малая Полянка, владение 3</w:t>
+            </w:r>
+          </w:p>
+        </w:tc>
+        <w:tc>
+          <w:tcPr>
+            <w:tcW w:type="dxa" w:w="1900"/>
+            <w:tcBorders>
+              <w:top w:val="none" w:color="auto" w:sz="0"/>
+              <w:left w:val="none" w:color="auto" w:sz="0"/>
+              <w:bottom w:val="none" w:color="auto" w:sz="0"/>
+              <w:right w:val="none" w:color="auto" w:sz="0"/>
+            </w:tcBorders>
+            <w:shd w:fill="FAF8F5" w:color="auto" w:val="clear"/>
+            <w:tcMar>
+              <w:top w:type="dxa" w:w="58"/>
+              <w:left w:type="dxa" w:w="220"/>
+              <w:bottom w:type="dxa" w:w="58"/>
+              <w:right w:type="dxa" w:w="60"/>
+            </w:tcMar>
+            <w:vAlign w:val="center"/>
+          </w:tcPr>
+          <w:p>
+            <w:pPr>
+              <w:spacing w:after="0" w:line="220" w:lineRule="auto"/>
+            </w:pPr>
+            <w:r>
+              <w:rPr>
+                <w:rFonts w:ascii="Arial" w:cs="Arial" w:eastAsia="Arial" w:hAnsi="Arial"/>
+                <w:b w:val="false"/>
+                <w:bCs w:val="false"/>
+                <w:i w:val="false"/>
+                <w:iCs w:val="false"/>
+                <w:caps/>
+                <w:color w:val="70788A"/>
+                <w:spacing w:val="16"/>
+                <w:sz w:val="14"/>
+                <w:szCs w:val="14"/>
+              </w:rPr>
+              <w:t xml:space="preserve">Район</w:t>
+            </w:r>
+          </w:p>
+        </w:tc>
+        <w:tc>
+          <w:tcPr>
+            <w:tcW w:type="dxa" w:w="2919"/>
+            <w:tcBorders>
+              <w:top w:val="none" w:color="auto" w:sz="0"/>
+              <w:left w:val="none" w:color="auto" w:sz="0"/>
+              <w:bottom w:val="none" w:color="auto" w:sz="0"/>
+              <w:right w:val="none" w:color="auto" w:sz="0"/>
+            </w:tcBorders>
+            <w:shd w:fill="FAF8F5" w:color="auto" w:val="clear"/>
+            <w:tcMar>
+              <w:top w:type="dxa" w:w="58"/>
+              <w:left w:type="dxa" w:w="60"/>
+              <w:bottom w:type="dxa" w:w="58"/>
+              <w:right w:type="dxa" w:w="170"/>
+            </w:tcMar>
+            <w:vAlign w:val="center"/>
+          </w:tcPr>
+          <w:p>
+            <w:pPr>
+              <w:spacing w:after="0" w:line="220" w:lineRule="auto"/>
+            </w:pPr>
+            <w:r>
+              <w:rPr>
+                <w:rFonts w:ascii="Arial" w:cs="Arial" w:eastAsia="Arial" w:hAnsi="Arial"/>
+                <w:b/>
+                <w:bCs/>
+                <w:i w:val="false"/>
+                <w:iCs w:val="false"/>
+                <w:color w:val="1F2A44"/>
+                <w:sz w:val="17"/>
+                <w:szCs w:val="17"/>
+              </w:rPr>
+              <w:t xml:space="preserve">ЦАО, Якиманка · м. «Полянка»</w:t>
+            </w:r>
+          </w:p>
+        </w:tc>
+      </w:tr>
+      <w:tr>
+        <w:tc>
+          <w:tcPr>
+            <w:tcW w:type="dxa" w:w="1900"/>
+            <w:tcBorders>
+              <w:top w:val="none" w:color="auto" w:sz="0"/>
+              <w:left w:val="none" w:color="auto" w:sz="0"/>
+              <w:bottom w:val="none" w:color="auto" w:sz="0"/>
+              <w:right w:val="none" w:color="auto" w:sz="0"/>
+            </w:tcBorders>
+            <w:tcMar>
+              <w:top w:type="dxa" w:w="58"/>
+              <w:left w:type="dxa" w:w="170"/>
+              <w:bottom w:type="dxa" w:w="58"/>
+              <w:right w:type="dxa" w:w="60"/>
+            </w:tcMar>
+            <w:vAlign w:val="center"/>
+          </w:tcPr>
+          <w:p>
+            <w:pPr>
+              <w:spacing w:after="0" w:line="220" w:lineRule="auto"/>
+            </w:pPr>
+            <w:r>
+              <w:rPr>
+                <w:rFonts w:ascii="Arial" w:cs="Arial" w:eastAsia="Arial" w:hAnsi="Arial"/>
+                <w:b w:val="false"/>
+                <w:bCs w:val="false"/>
+                <w:i w:val="false"/>
+                <w:iCs w:val="false"/>
+                <w:caps/>
+                <w:color w:val="70788A"/>
+                <w:spacing w:val="16"/>
+                <w:sz w:val="14"/>
+                <w:szCs w:val="14"/>
+              </w:rPr>
+              <w:t xml:space="preserve">Что было</w:t>
+            </w:r>
+          </w:p>
+        </w:tc>
+        <w:tc>
+          <w:tcPr>
+            <w:tcW w:type="dxa" w:w="2919"/>
+            <w:tcBorders>
+              <w:top w:val="none" w:color="auto" w:sz="0"/>
+              <w:left w:val="none" w:color="auto" w:sz="0"/>
+              <w:bottom w:val="none" w:color="auto" w:sz="0"/>
+              <w:right w:val="none" w:color="auto" w:sz="0"/>
+            </w:tcBorders>
+            <w:tcMar>
+              <w:top w:type="dxa" w:w="58"/>
+              <w:left w:type="dxa" w:w="60"/>
+              <w:bottom w:type="dxa" w:w="58"/>
+              <w:right w:type="dxa" w:w="60"/>
+            </w:tcMar>
+            <w:vAlign w:val="center"/>
+          </w:tcPr>
+          <w:p>
+            <w:pPr>
+              <w:spacing w:after="0" w:line="220" w:lineRule="auto"/>
+            </w:pPr>
+            <w:r>
+              <w:rPr>
+                <w:rFonts w:ascii="Arial" w:cs="Arial" w:eastAsia="Arial" w:hAnsi="Arial"/>
+                <w:b/>
+                <w:bCs/>
+                <w:i w:val="false"/>
+                <w:iCs w:val="false"/>
+                <w:color w:val="1F2A44"/>
+                <w:sz w:val="17"/>
+                <w:szCs w:val="17"/>
+              </w:rPr>
+              <w:t xml:space="preserve">АТС</w:t>
+            </w:r>
+          </w:p>
+        </w:tc>
+        <w:tc>
+          <w:tcPr>
+            <w:tcW w:type="dxa" w:w="1900"/>
+            <w:tcBorders>
+              <w:top w:val="none" w:color="auto" w:sz="0"/>
+              <w:left w:val="none" w:color="auto" w:sz="0"/>
+              <w:bottom w:val="none" w:color="auto" w:sz="0"/>
+              <w:right w:val="none" w:color="auto" w:sz="0"/>
+            </w:tcBorders>
+            <w:tcMar>
+              <w:top w:type="dxa" w:w="58"/>
+              <w:left w:type="dxa" w:w="220"/>
+              <w:bottom w:type="dxa" w:w="58"/>
+              <w:right w:type="dxa" w:w="60"/>
+            </w:tcMar>
+            <w:vAlign w:val="center"/>
+          </w:tcPr>
+          <w:p>
+            <w:pPr>
+              <w:spacing w:after="0" w:line="220" w:lineRule="auto"/>
+            </w:pPr>
+            <w:r>
+              <w:rPr>
+                <w:rFonts w:ascii="Arial" w:cs="Arial" w:eastAsia="Arial" w:hAnsi="Arial"/>
+                <w:b w:val="false"/>
+                <w:bCs w:val="false"/>
+                <w:i w:val="false"/>
+                <w:iCs w:val="false"/>
+                <w:caps/>
+                <w:color w:val="70788A"/>
+                <w:spacing w:val="16"/>
+                <w:sz w:val="14"/>
+                <w:szCs w:val="14"/>
+              </w:rPr>
+              <w:t xml:space="preserve">Площадь проекта</w:t>
+            </w:r>
+          </w:p>
+        </w:tc>
+        <w:tc>
+          <w:tcPr>
+            <w:tcW w:type="dxa" w:w="2919"/>
+            <w:tcBorders>
+              <w:top w:val="none" w:color="auto" w:sz="0"/>
+              <w:left w:val="none" w:color="auto" w:sz="0"/>
+              <w:bottom w:val="none" w:color="auto" w:sz="0"/>
+              <w:right w:val="none" w:color="auto" w:sz="0"/>
+            </w:tcBorders>
+            <w:tcMar>
+              <w:top w:type="dxa" w:w="58"/>
+              <w:left w:type="dxa" w:w="60"/>
+              <w:bottom w:type="dxa" w:w="58"/>
+              <w:right w:type="dxa" w:w="170"/>
+            </w:tcMar>
+            <w:vAlign w:val="center"/>
+          </w:tcPr>
+          <w:p>
+            <w:pPr>
+              <w:spacing w:after="0" w:line="220" w:lineRule="auto"/>
+            </w:pPr>
+            <w:r>
+              <w:rPr>
+                <w:rFonts w:ascii="Arial" w:cs="Arial" w:eastAsia="Arial" w:hAnsi="Arial"/>
+                <w:b/>
+                <w:bCs/>
+                <w:i w:val="false"/>
+                <w:iCs w:val="false"/>
+                <w:color w:val="1F2A44"/>
+                <w:sz w:val="17"/>
+                <w:szCs w:val="17"/>
+              </w:rPr>
+              <w:t xml:space="preserve">7 941 м², из них квартир ≈ 4 900 м²</w:t>
+            </w:r>
+          </w:p>
+        </w:tc>
+      </w:tr>
+      <w:tr>
+        <w:tc>
+          <w:tcPr>
+            <w:tcW w:type="dxa" w:w="1900"/>
+            <w:tcBorders>
+              <w:top w:val="none" w:color="auto" w:sz="0"/>
+              <w:left w:val="none" w:color="auto" w:sz="0"/>
+              <w:bottom w:val="none" w:color="auto" w:sz="0"/>
+              <w:right w:val="none" w:color="auto" w:sz="0"/>
+            </w:tcBorders>
+            <w:shd w:fill="FAF8F5" w:color="auto" w:val="clear"/>
+            <w:tcMar>
+              <w:top w:type="dxa" w:w="58"/>
+              <w:left w:type="dxa" w:w="170"/>
+              <w:bottom w:type="dxa" w:w="58"/>
+              <w:right w:type="dxa" w:w="60"/>
+            </w:tcMar>
+            <w:vAlign w:val="center"/>
+          </w:tcPr>
+          <w:p>
+            <w:pPr>
+              <w:spacing w:after="0" w:line="220" w:lineRule="auto"/>
+            </w:pPr>
+            <w:r>
+              <w:rPr>
+                <w:rFonts w:ascii="Arial" w:cs="Arial" w:eastAsia="Arial" w:hAnsi="Arial"/>
+                <w:b w:val="false"/>
+                <w:bCs w:val="false"/>
+                <w:i w:val="false"/>
+                <w:iCs w:val="false"/>
+                <w:caps/>
+                <w:color w:val="70788A"/>
+                <w:spacing w:val="16"/>
+                <w:sz w:val="14"/>
+                <w:szCs w:val="14"/>
+              </w:rPr>
+              <w:t xml:space="preserve">Квартир</w:t>
+            </w:r>
+          </w:p>
+        </w:tc>
+        <w:tc>
+          <w:tcPr>
+            <w:tcW w:type="dxa" w:w="2919"/>
+            <w:tcBorders>
+              <w:top w:val="none" w:color="auto" w:sz="0"/>
+              <w:left w:val="none" w:color="auto" w:sz="0"/>
+              <w:bottom w:val="none" w:color="auto" w:sz="0"/>
+              <w:right w:val="none" w:color="auto" w:sz="0"/>
+            </w:tcBorders>
+            <w:shd w:fill="FAF8F5" w:color="auto" w:val="clear"/>
+            <w:tcMar>
+              <w:top w:type="dxa" w:w="58"/>
+              <w:left w:type="dxa" w:w="60"/>
+              <w:bottom w:type="dxa" w:w="58"/>
+              <w:right w:type="dxa" w:w="60"/>
+            </w:tcMar>
+            <w:vAlign w:val="center"/>
+          </w:tcPr>
+          <w:p>
+            <w:pPr>
+              <w:spacing w:after="0" w:line="220" w:lineRule="auto"/>
+            </w:pPr>
+            <w:r>
+              <w:rPr>
+                <w:rFonts w:ascii="Arial" w:cs="Arial" w:eastAsia="Arial" w:hAnsi="Arial"/>
+                <w:b/>
+                <w:bCs/>
+                <w:i w:val="false"/>
+                <w:iCs w:val="false"/>
+                <w:color w:val="1F2A44"/>
+                <w:sz w:val="17"/>
+                <w:szCs w:val="17"/>
+              </w:rPr>
+              <w:t xml:space="preserve">34</w:t>
+            </w:r>
+          </w:p>
+        </w:tc>
+        <w:tc>
+          <w:tcPr>
+            <w:tcW w:type="dxa" w:w="1900"/>
+            <w:tcBorders>
+              <w:top w:val="none" w:color="auto" w:sz="0"/>
+              <w:left w:val="none" w:color="auto" w:sz="0"/>
+              <w:bottom w:val="none" w:color="auto" w:sz="0"/>
+              <w:right w:val="none" w:color="auto" w:sz="0"/>
+            </w:tcBorders>
+            <w:shd w:fill="FAF8F5" w:color="auto" w:val="clear"/>
+            <w:tcMar>
+              <w:top w:type="dxa" w:w="58"/>
+              <w:left w:type="dxa" w:w="220"/>
+              <w:bottom w:type="dxa" w:w="58"/>
+              <w:right w:type="dxa" w:w="60"/>
+            </w:tcMar>
+            <w:vAlign w:val="center"/>
+          </w:tcPr>
+          <w:p>
+            <w:pPr>
+              <w:spacing w:after="0" w:line="220" w:lineRule="auto"/>
+            </w:pPr>
+            <w:r>
+              <w:rPr>
+                <w:rFonts w:ascii="Arial" w:cs="Arial" w:eastAsia="Arial" w:hAnsi="Arial"/>
+                <w:b w:val="false"/>
+                <w:bCs w:val="false"/>
+                <w:i w:val="false"/>
+                <w:iCs w:val="false"/>
+                <w:caps/>
+                <w:color w:val="70788A"/>
+                <w:spacing w:val="16"/>
+                <w:sz w:val="14"/>
+                <w:szCs w:val="14"/>
+              </w:rPr>
+              <w:t xml:space="preserve">Средняя квартира</w:t>
+            </w:r>
+          </w:p>
+        </w:tc>
+        <w:tc>
+          <w:tcPr>
+            <w:tcW w:type="dxa" w:w="2919"/>
+            <w:tcBorders>
+              <w:top w:val="none" w:color="auto" w:sz="0"/>
+              <w:left w:val="none" w:color="auto" w:sz="0"/>
+              <w:bottom w:val="none" w:color="auto" w:sz="0"/>
+              <w:right w:val="none" w:color="auto" w:sz="0"/>
+            </w:tcBorders>
+            <w:shd w:fill="FAF8F5" w:color="auto" w:val="clear"/>
+            <w:tcMar>
+              <w:top w:type="dxa" w:w="58"/>
+              <w:left w:type="dxa" w:w="60"/>
+              <w:bottom w:type="dxa" w:w="58"/>
+              <w:right w:type="dxa" w:w="170"/>
+            </w:tcMar>
+            <w:vAlign w:val="center"/>
+          </w:tcPr>
+          <w:p>
+            <w:pPr>
+              <w:spacing w:after="0" w:line="220" w:lineRule="auto"/>
+            </w:pPr>
+            <w:r>
+              <w:rPr>
+                <w:rFonts w:ascii="Arial" w:cs="Arial" w:eastAsia="Arial" w:hAnsi="Arial"/>
+                <w:b/>
+                <w:bCs/>
+                <w:i w:val="false"/>
+                <w:iCs w:val="false"/>
+                <w:color w:val="1F2A44"/>
+                <w:sz w:val="17"/>
+                <w:szCs w:val="17"/>
+              </w:rPr>
+              <w:t xml:space="preserve">≈ 144 м²</w:t>
+            </w:r>
+          </w:p>
+        </w:tc>
+      </w:tr>
+      <w:tr>
+        <w:tc>
+          <w:tcPr>
+            <w:tcW w:type="dxa" w:w="1900"/>
+            <w:tcBorders>
+              <w:top w:val="none" w:color="auto" w:sz="0"/>
+              <w:left w:val="none" w:color="auto" w:sz="0"/>
+              <w:bottom w:val="none" w:color="auto" w:sz="0"/>
+              <w:right w:val="none" w:color="auto" w:sz="0"/>
+            </w:tcBorders>
+            <w:tcMar>
+              <w:top w:type="dxa" w:w="58"/>
+              <w:left w:type="dxa" w:w="170"/>
+              <w:bottom w:type="dxa" w:w="58"/>
+              <w:right w:type="dxa" w:w="60"/>
+            </w:tcMar>
+            <w:vAlign w:val="center"/>
+          </w:tcPr>
+          <w:p>
+            <w:pPr>
+              <w:spacing w:after="0" w:line="220" w:lineRule="auto"/>
+            </w:pPr>
+            <w:r>
+              <w:rPr>
+                <w:rFonts w:ascii="Arial" w:cs="Arial" w:eastAsia="Arial" w:hAnsi="Arial"/>
+                <w:b w:val="false"/>
+                <w:bCs w:val="false"/>
+                <w:i w:val="false"/>
+                <w:iCs w:val="false"/>
+                <w:caps/>
+                <w:color w:val="70788A"/>
+                <w:spacing w:val="16"/>
+                <w:sz w:val="14"/>
+                <w:szCs w:val="14"/>
+              </w:rPr>
+              <w:t xml:space="preserve">Этажность</w:t>
+            </w:r>
+          </w:p>
+        </w:tc>
+        <w:tc>
+          <w:tcPr>
+            <w:tcW w:type="dxa" w:w="2919"/>
+            <w:tcBorders>
+              <w:top w:val="none" w:color="auto" w:sz="0"/>
+              <w:left w:val="none" w:color="auto" w:sz="0"/>
+              <w:bottom w:val="none" w:color="auto" w:sz="0"/>
+              <w:right w:val="none" w:color="auto" w:sz="0"/>
+            </w:tcBorders>
+            <w:tcMar>
+              <w:top w:type="dxa" w:w="58"/>
+              <w:left w:type="dxa" w:w="60"/>
+              <w:bottom w:type="dxa" w:w="58"/>
+              <w:right w:type="dxa" w:w="60"/>
+            </w:tcMar>
+            <w:vAlign w:val="center"/>
+          </w:tcPr>
+          <w:p>
+            <w:pPr>
+              <w:spacing w:after="0" w:line="220" w:lineRule="auto"/>
+            </w:pPr>
+            <w:r>
+              <w:rPr>
+                <w:rFonts w:ascii="Arial" w:cs="Arial" w:eastAsia="Arial" w:hAnsi="Arial"/>
+                <w:b/>
+                <w:bCs/>
+                <w:i w:val="false"/>
+                <w:iCs w:val="false"/>
+                <w:color w:val="1F2A44"/>
+                <w:sz w:val="17"/>
+                <w:szCs w:val="17"/>
+              </w:rPr>
+              <w:t xml:space="preserve">9 этажей</w:t>
+            </w:r>
+          </w:p>
+        </w:tc>
+        <w:tc>
+          <w:tcPr>
+            <w:tcW w:type="dxa" w:w="1900"/>
+            <w:tcBorders>
+              <w:top w:val="none" w:color="auto" w:sz="0"/>
+              <w:left w:val="none" w:color="auto" w:sz="0"/>
+              <w:bottom w:val="none" w:color="auto" w:sz="0"/>
+              <w:right w:val="none" w:color="auto" w:sz="0"/>
+            </w:tcBorders>
+            <w:tcMar>
+              <w:top w:type="dxa" w:w="58"/>
+              <w:left w:type="dxa" w:w="220"/>
+              <w:bottom w:type="dxa" w:w="58"/>
+              <w:right w:type="dxa" w:w="60"/>
+            </w:tcMar>
+            <w:vAlign w:val="center"/>
+          </w:tcPr>
+          <w:p>
+            <w:pPr>
+              <w:spacing w:after="0" w:line="220" w:lineRule="auto"/>
+            </w:pPr>
+            <w:r>
+              <w:rPr>
+                <w:rFonts w:ascii="Arial" w:cs="Arial" w:eastAsia="Arial" w:hAnsi="Arial"/>
+                <w:b w:val="false"/>
+                <w:bCs w:val="false"/>
+                <w:i w:val="false"/>
+                <w:iCs w:val="false"/>
+                <w:caps/>
+                <w:color w:val="70788A"/>
+                <w:spacing w:val="16"/>
+                <w:sz w:val="14"/>
+                <w:szCs w:val="14"/>
+              </w:rPr>
+              <w:t xml:space="preserve">Паркинг</w:t>
+            </w:r>
+          </w:p>
+        </w:tc>
+        <w:tc>
+          <w:tcPr>
+            <w:tcW w:type="dxa" w:w="2919"/>
+            <w:tcBorders>
+              <w:top w:val="none" w:color="auto" w:sz="0"/>
+              <w:left w:val="none" w:color="auto" w:sz="0"/>
+              <w:bottom w:val="none" w:color="auto" w:sz="0"/>
+              <w:right w:val="none" w:color="auto" w:sz="0"/>
+            </w:tcBorders>
+            <w:tcMar>
+              <w:top w:type="dxa" w:w="58"/>
+              <w:left w:type="dxa" w:w="60"/>
+              <w:bottom w:type="dxa" w:w="58"/>
+              <w:right w:type="dxa" w:w="170"/>
+            </w:tcMar>
+            <w:vAlign w:val="center"/>
+          </w:tcPr>
+          <w:p>
+            <w:pPr>
+              <w:spacing w:after="0" w:line="220" w:lineRule="auto"/>
+            </w:pPr>
+            <w:r>
+              <w:rPr>
+                <w:rFonts w:ascii="Arial" w:cs="Arial" w:eastAsia="Arial" w:hAnsi="Arial"/>
+                <w:b/>
+                <w:bCs/>
+                <w:i w:val="false"/>
+                <w:iCs w:val="false"/>
+                <w:color w:val="1F2A44"/>
+                <w:sz w:val="17"/>
+                <w:szCs w:val="17"/>
+              </w:rPr>
+              <w:t xml:space="preserve">36 машино-мест — 1,06 на квартиру</w:t>
+            </w:r>
+          </w:p>
+        </w:tc>
+      </w:tr>
+      <w:tr>
+        <w:tc>
+          <w:tcPr>
+            <w:tcW w:type="dxa" w:w="1900"/>
+            <w:tcBorders>
+              <w:top w:val="none" w:color="auto" w:sz="0"/>
+              <w:left w:val="none" w:color="auto" w:sz="0"/>
+              <w:bottom w:val="none" w:color="auto" w:sz="0"/>
+              <w:right w:val="none" w:color="auto" w:sz="0"/>
+            </w:tcBorders>
+            <w:shd w:fill="FAF8F5" w:color="auto" w:val="clear"/>
+            <w:tcMar>
+              <w:top w:type="dxa" w:w="58"/>
+              <w:left w:type="dxa" w:w="170"/>
+              <w:bottom w:type="dxa" w:w="58"/>
+              <w:right w:type="dxa" w:w="60"/>
+            </w:tcMar>
+            <w:vAlign w:val="center"/>
+          </w:tcPr>
+          <w:p>
+            <w:pPr>
+              <w:spacing w:after="0" w:line="220" w:lineRule="auto"/>
+            </w:pPr>
+            <w:r>
+              <w:rPr>
+                <w:rFonts w:ascii="Arial" w:cs="Arial" w:eastAsia="Arial" w:hAnsi="Arial"/>
+                <w:b w:val="false"/>
+                <w:bCs w:val="false"/>
+                <w:i w:val="false"/>
+                <w:iCs w:val="false"/>
+                <w:caps/>
+                <w:color w:val="70788A"/>
+                <w:spacing w:val="16"/>
+                <w:sz w:val="14"/>
+                <w:szCs w:val="14"/>
+              </w:rPr>
+              <w:t xml:space="preserve">Архитектура</w:t>
+            </w:r>
+          </w:p>
+        </w:tc>
+        <w:tc>
+          <w:tcPr>
+            <w:tcW w:type="dxa" w:w="2919"/>
+            <w:tcBorders>
+              <w:top w:val="none" w:color="auto" w:sz="0"/>
+              <w:left w:val="none" w:color="auto" w:sz="0"/>
+              <w:bottom w:val="none" w:color="auto" w:sz="0"/>
+              <w:right w:val="none" w:color="auto" w:sz="0"/>
+            </w:tcBorders>
+            <w:shd w:fill="FAF8F5" w:color="auto" w:val="clear"/>
+            <w:tcMar>
+              <w:top w:type="dxa" w:w="58"/>
+              <w:left w:type="dxa" w:w="60"/>
+              <w:bottom w:type="dxa" w:w="58"/>
+              <w:right w:type="dxa" w:w="60"/>
+            </w:tcMar>
+            <w:vAlign w:val="center"/>
+          </w:tcPr>
+          <w:p>
+            <w:pPr>
+              <w:spacing w:after="0" w:line="220" w:lineRule="auto"/>
+            </w:pPr>
+            <w:r>
+              <w:rPr>
+                <w:rFonts w:ascii="Arial" w:cs="Arial" w:eastAsia="Arial" w:hAnsi="Arial"/>
+                <w:b/>
+                <w:bCs/>
+                <w:i w:val="false"/>
+                <w:iCs w:val="false"/>
+                <w:color w:val="1F2A44"/>
+                <w:sz w:val="17"/>
+                <w:szCs w:val="17"/>
+              </w:rPr>
+              <w:t xml:space="preserve">Бюро «ЭталонПроект», концепция 2025 года</w:t>
+            </w:r>
+          </w:p>
+        </w:tc>
+        <w:tc>
+          <w:tcPr>
+            <w:tcW w:type="dxa" w:w="1900"/>
+            <w:tcBorders>
+              <w:top w:val="none" w:color="auto" w:sz="0"/>
+              <w:left w:val="none" w:color="auto" w:sz="0"/>
+              <w:bottom w:val="none" w:color="auto" w:sz="0"/>
+              <w:right w:val="none" w:color="auto" w:sz="0"/>
+            </w:tcBorders>
+            <w:shd w:fill="FAF8F5" w:color="auto" w:val="clear"/>
+            <w:tcMar>
+              <w:top w:type="dxa" w:w="58"/>
+              <w:left w:type="dxa" w:w="220"/>
+              <w:bottom w:type="dxa" w:w="58"/>
+              <w:right w:type="dxa" w:w="60"/>
+            </w:tcMar>
+            <w:vAlign w:val="center"/>
+          </w:tcPr>
+          <w:p>
+            <w:pPr>
+              <w:spacing w:after="0" w:line="220" w:lineRule="auto"/>
+            </w:pPr>
+            <w:r>
+              <w:rPr>
+                <w:rFonts w:ascii="Arial" w:cs="Arial" w:eastAsia="Arial" w:hAnsi="Arial"/>
+                <w:b w:val="false"/>
+                <w:bCs w:val="false"/>
+                <w:i w:val="false"/>
+                <w:iCs w:val="false"/>
+                <w:caps/>
+                <w:color w:val="70788A"/>
+                <w:spacing w:val="16"/>
+                <w:sz w:val="14"/>
+                <w:szCs w:val="14"/>
+              </w:rPr>
+              <w:t xml:space="preserve">Статус</w:t>
+            </w:r>
+          </w:p>
+        </w:tc>
+        <w:tc>
+          <w:tcPr>
+            <w:tcW w:type="dxa" w:w="2919"/>
+            <w:tcBorders>
+              <w:top w:val="none" w:color="auto" w:sz="0"/>
+              <w:left w:val="none" w:color="auto" w:sz="0"/>
+              <w:bottom w:val="none" w:color="auto" w:sz="0"/>
+              <w:right w:val="none" w:color="auto" w:sz="0"/>
+            </w:tcBorders>
+            <w:shd w:fill="FAF8F5" w:color="auto" w:val="clear"/>
+            <w:tcMar>
+              <w:top w:type="dxa" w:w="58"/>
+              <w:left w:type="dxa" w:w="60"/>
+              <w:bottom w:type="dxa" w:w="58"/>
+              <w:right w:type="dxa" w:w="170"/>
+            </w:tcMar>
+            <w:vAlign w:val="center"/>
+          </w:tcPr>
+          <w:p>
+            <w:pPr>
+              <w:spacing w:after="0" w:line="220" w:lineRule="auto"/>
+            </w:pPr>
+            <w:r>
+              <w:rPr>
+                <w:rFonts w:ascii="Arial" w:cs="Arial" w:eastAsia="Arial" w:hAnsi="Arial"/>
+                <w:b/>
+                <w:bCs/>
+                <w:i w:val="false"/>
+                <w:iCs w:val="false"/>
+                <w:color w:val="1F2A44"/>
+                <w:sz w:val="17"/>
+                <w:szCs w:val="17"/>
+              </w:rPr>
+              <w:t xml:space="preserve">Концепция, на согласование вышла в ноябре 2025</w:t>
+            </w:r>
+          </w:p>
+        </w:tc>
+      </w:tr>
+    </w:tbl>
+    <w:p>
+      <w:pPr>
+        <w:spacing w:after="36"/>
+      </w:pPr>
+      <w:r>
+        <w:rPr>
+          <w:rFonts w:ascii="Arial" w:cs="Arial" w:eastAsia="Arial" w:hAnsi="Arial"/>
+          <w:b w:val="false"/>
+          <w:bCs w:val="false"/>
+          <w:i w:val="false"/>
+          <w:iCs w:val="false"/>
+          <w:color w:val="2A2E38"/>
+          <w:sz w:val="19"/>
+          <w:szCs w:val="19"/>
+        </w:rPr>
+        <w:t xml:space="preserve"/>
+      </w:r>
+    </w:p>
+    <w:p>
+      <w:pPr>
+        <w:spacing w:after="58" w:line="252" w:lineRule="auto"/>
+        <w:ind w:left="170" w:right="1560" w:hanging="170"/>
+      </w:pPr>
+      <w:r>
+        <w:rPr>
+          <w:rFonts w:ascii="Arial" w:cs="Arial" w:eastAsia="Arial" w:hAnsi="Arial"/>
+          <w:b/>
+          <w:bCs/>
+          <w:i w:val="false"/>
+          <w:iCs w:val="false"/>
+          <w:color w:val="A9762F"/>
+          <w:sz w:val="19"/>
+          <w:szCs w:val="19"/>
+        </w:rPr>
+        <w:t xml:space="preserve">—   </w:t>
+      </w:r>
+      <w:r>
+        <w:rPr>
+          <w:rFonts w:ascii="Arial" w:cs="Arial" w:eastAsia="Arial" w:hAnsi="Arial"/>
+          <w:b w:val="false"/>
+          <w:bCs w:val="false"/>
+          <w:i w:val="false"/>
+          <w:iCs w:val="false"/>
+          <w:color w:val="2A2E38"/>
+          <w:sz w:val="19"/>
+          <w:szCs w:val="19"/>
+        </w:rPr>
+        <w:t xml:space="preserve">До метро «Полянка» 250 метров, до старой Третьяковки — пять минут пешком. </w:t>
+      </w:r>
+      <w:r>
+        <w:rPr>
+          <w:rFonts w:ascii="Arial" w:cs="Arial" w:eastAsia="Arial" w:hAnsi="Arial"/>
+          <w:b/>
+          <w:bCs/>
+          <w:i w:val="false"/>
+          <w:iCs w:val="false"/>
+          <w:color w:val="2A2E38"/>
+          <w:sz w:val="19"/>
+          <w:szCs w:val="19"/>
+        </w:rPr>
+        <w:t xml:space="preserve">Именно эта близость к галерее, по словам авторов концепции, и подсказала «сказочный образ» с отсылкой к русскому фольклору: белоснежный объём с мягким силуэтом, а благоустройство, наоборот, тёмное и глубокое — по мотивам Врубеля.</w:t>
+      </w:r>
+    </w:p>
+    <w:p>
+      <w:pPr>
+        <w:spacing w:after="58" w:line="252" w:lineRule="auto"/>
+        <w:ind w:left="170" w:right="1560" w:hanging="170"/>
+      </w:pPr>
+      <w:r>
+        <w:rPr>
+          <w:rFonts w:ascii="Arial" w:cs="Arial" w:eastAsia="Arial" w:hAnsi="Arial"/>
+          <w:b/>
+          <w:bCs/>
+          <w:i w:val="false"/>
+          <w:iCs w:val="false"/>
+          <w:color w:val="A9762F"/>
+          <w:sz w:val="19"/>
+          <w:szCs w:val="19"/>
+        </w:rPr>
+        <w:t xml:space="preserve">—   </w:t>
+      </w:r>
+      <w:r>
+        <w:rPr>
+          <w:rFonts w:ascii="Arial" w:cs="Arial" w:eastAsia="Arial" w:hAnsi="Arial"/>
+          <w:b w:val="false"/>
+          <w:bCs w:val="false"/>
+          <w:i w:val="false"/>
+          <w:iCs w:val="false"/>
+          <w:color w:val="2A2E38"/>
+          <w:sz w:val="19"/>
+          <w:szCs w:val="19"/>
+        </w:rPr>
+        <w:t xml:space="preserve">Материалы заявлены дорогие. </w:t>
+      </w:r>
+      <w:r>
+        <w:rPr>
+          <w:rFonts w:ascii="Arial" w:cs="Arial" w:eastAsia="Arial" w:hAnsi="Arial"/>
+          <w:b/>
+          <w:bCs/>
+          <w:i w:val="false"/>
+          <w:iCs w:val="false"/>
+          <w:color w:val="2A2E38"/>
+          <w:sz w:val="19"/>
+          <w:szCs w:val="19"/>
+        </w:rPr>
+        <w:t xml:space="preserve">Архитектурный бетон с вкраплениями изумрудной керамики и моллированные витражи — то есть гнутое стекло. Для дома на 34 квартиры это заметная часть себестоимости и одновременно главный визуальный аргумент проекта.</w:t>
+      </w:r>
+    </w:p>
+    <w:p>
+      <w:pPr>
+        <w:spacing w:after="58" w:line="252" w:lineRule="auto"/>
+        <w:ind w:left="170" w:right="1560" w:hanging="170"/>
+      </w:pPr>
+      <w:r>
+        <w:rPr>
+          <w:rFonts w:ascii="Arial" w:cs="Arial" w:eastAsia="Arial" w:hAnsi="Arial"/>
+          <w:b/>
+          <w:bCs/>
+          <w:i w:val="false"/>
+          <w:iCs w:val="false"/>
+          <w:color w:val="A9762F"/>
+          <w:sz w:val="19"/>
+          <w:szCs w:val="19"/>
+        </w:rPr>
+        <w:t xml:space="preserve">—   </w:t>
+      </w:r>
+      <w:r>
+        <w:rPr>
+          <w:rFonts w:ascii="Arial" w:cs="Arial" w:eastAsia="Arial" w:hAnsi="Arial"/>
+          <w:b w:val="false"/>
+          <w:bCs w:val="false"/>
+          <w:i w:val="false"/>
+          <w:iCs w:val="false"/>
+          <w:color w:val="2A2E38"/>
+          <w:sz w:val="19"/>
+          <w:szCs w:val="19"/>
+        </w:rPr>
+        <w:t xml:space="preserve">Паркинга ровно по норме и не больше. </w:t>
+      </w:r>
+      <w:r>
+        <w:rPr>
+          <w:rFonts w:ascii="Arial" w:cs="Arial" w:eastAsia="Arial" w:hAnsi="Arial"/>
+          <w:b/>
+          <w:bCs/>
+          <w:i w:val="false"/>
+          <w:iCs w:val="false"/>
+          <w:color w:val="2A2E38"/>
+          <w:sz w:val="19"/>
+          <w:szCs w:val="19"/>
+        </w:rPr>
+        <w:t xml:space="preserve">36 машино-мест на 34 квартиры — 1,06 на резиденцию. Для формата со средней квартирой 144 м² это скромно: в этом сегменте на семью обычно приходится две машины, а Якиманка — зона платной парковки.</w:t>
       </w:r>
     </w:p>
     <w:p>
@@ -7427,7 +8619,7 @@
                     </pic:cNvPicPr>
                   </pic:nvPicPr>
                   <pic:blipFill>
-                    <a:blip r:embed="rId21" cstate="none"/>
+                    <a:blip r:embed="rId28" cstate="none"/>
                     <a:srcRect/>
                     <a:stretch>
                       <a:fillRect/>
@@ -12469,7 +13661,7 @@
         </w:rPr>
         <w:t xml:space="preserve">Сайт застройщика и статусы проектов — aurix-development.ru, проверено 26.08.2026 — </w:t>
       </w:r>
-      <w:hyperlink w:history="1" r:id="rIdcj9hoilb8ghz91advcqhj">
+      <w:hyperlink w:history="1" r:id="rIdlllzejqvvi48x_69cktku">
         <w:r>
           <w:rPr>
             <w:rFonts w:ascii="Arial" w:cs="Arial" w:eastAsia="Arial" w:hAnsi="Arial"/>
@@ -12516,7 +13708,7 @@
         </w:rPr>
         <w:t xml:space="preserve">«Большая Ордынка, 25»: адрес, 17 300 м², концепция и визуализации — портфолио бюро «ЭталонПроект» — </w:t>
       </w:r>
-      <w:hyperlink w:history="1" r:id="rIdrx-s67qwbehyuw5yoh8sj">
+      <w:hyperlink w:history="1" r:id="rIdsnnju12j7ff_rsbstvohk">
         <w:r>
           <w:rPr>
             <w:rFonts w:ascii="Arial" w:cs="Arial" w:eastAsia="Arial" w:hAnsi="Arial"/>
@@ -12563,7 +13755,7 @@
         </w:rPr>
         <w:t xml:space="preserve">«Малая Полянка, 3»: 7 941 м², концепция и визуализации — портфолио бюро «ЭталонПроект» — </w:t>
       </w:r>
-      <w:hyperlink w:history="1" r:id="rIdlwljuassechcejsmwlz4c">
+      <w:hyperlink w:history="1" r:id="rIdev_poqe9qlqmt-8jewaqo">
         <w:r>
           <w:rPr>
             <w:rFonts w:ascii="Arial" w:cs="Arial" w:eastAsia="Arial" w:hAnsi="Arial"/>
@@ -12610,7 +13802,7 @@
         </w:rPr>
         <w:t xml:space="preserve">«Малая Полянка, 3»: 34 квартиры, 36 машино-мест, 9 этажей — карточка проекта — </w:t>
       </w:r>
-      <w:hyperlink w:history="1" r:id="rIdnglsr0v4iwsgvygj_oqyk">
+      <w:hyperlink w:history="1" r:id="rIdotqdcgk1gfymecqfea6s1">
         <w:r>
           <w:rPr>
             <w:rFonts w:ascii="Arial" w:cs="Arial" w:eastAsia="Arial" w:hAnsi="Arial"/>
@@ -12657,7 +13849,7 @@
         </w:rPr>
         <w:t xml:space="preserve">Класс, отделка white box и срок сдачи по «Ордынке» — карточка у брокера Whitewill — </w:t>
       </w:r>
-      <w:hyperlink w:history="1" r:id="rId30tmbyrngd8k0yodetxa6">
+      <w:hyperlink w:history="1" r:id="rId590jvrxzlar-on_vszphm">
         <w:r>
           <w:rPr>
             <w:rFonts w:ascii="Arial" w:cs="Arial" w:eastAsia="Arial" w:hAnsi="Arial"/>
@@ -12704,7 +13896,7 @@
         </w:rPr>
         <w:t xml:space="preserve">«Земледельческий, 15»: 77 квартир, 8 000 м², участок 0,3 га, монолитно-кирпичный — </w:t>
       </w:r>
-      <w:hyperlink w:history="1" r:id="rIdwcfhrta543e47bzaahbik">
+      <w:hyperlink w:history="1" r:id="rIdkpt5yd09pwwdhayhljent">
         <w:r>
           <w:rPr>
             <w:rFonts w:ascii="Arial" w:cs="Arial" w:eastAsia="Arial" w:hAnsi="Arial"/>
@@ -12751,7 +13943,7 @@
         </w:rPr>
         <w:t xml:space="preserve">Сделка с АО «Бизнес-Недвижимость»: 14,1 млрд ₽, 42 объекта, 18 проектов, 185 млрд ₽ выручки до 2032 года — Группа «Эталон», 28.08.2025 — </w:t>
       </w:r>
-      <w:hyperlink w:history="1" r:id="rIdzjx-wzzkespmzd_v8ki_c">
+      <w:hyperlink w:history="1" r:id="rIdol45y4i1uacip5rj4fxlr">
         <w:r>
           <w:rPr>
             <w:rFonts w:ascii="Arial" w:cs="Arial" w:eastAsia="Arial" w:hAnsi="Arial"/>
@@ -12798,7 +13990,7 @@
         </w:rPr>
         <w:t xml:space="preserve">Разрешение на строительство первого премиального дома AURIX в Москве, 11.12.2025 — РИА Недвижимость — </w:t>
       </w:r>
-      <w:hyperlink w:history="1" r:id="rIdac4xykhuefzhqdbd3kmcu">
+      <w:hyperlink w:history="1" r:id="rIdlmvsc_hzduzbd8ahar6mx">
         <w:r>
           <w:rPr>
             <w:rFonts w:ascii="Arial" w:cs="Arial" w:eastAsia="Arial" w:hAnsi="Arial"/>
@@ -12845,7 +14037,7 @@
         </w:rPr>
         <w:t xml:space="preserve">«Резиденция Омега»: 59 резиденций, 18,2 тыс. м² общей и 8,9 тыс. м² жилой площади — «Элитное.ру» — </w:t>
       </w:r>
-      <w:hyperlink w:history="1" r:id="rId7tqt5qkykj1yoyxfz1srh">
+      <w:hyperlink w:history="1" r:id="rIdbb2i2dlriq9it6tqkxhck">
         <w:r>
           <w:rPr>
             <w:rFonts w:ascii="Arial" w:cs="Arial" w:eastAsia="Arial" w:hAnsi="Arial"/>
@@ -12892,7 +14084,7 @@
         </w:rPr>
         <w:t xml:space="preserve">«Арбат 2»: 23 квартиры и 2 пентхауса, паркинг 66 мест, 42 кладовые, здание 1965 года — сайт проекта — </w:t>
       </w:r>
-      <w:hyperlink w:history="1" r:id="rIdjd-7oc5o1x6yoc-py62b6">
+      <w:hyperlink w:history="1" r:id="rIdguwqvhv_piilzg5bvfzdf">
         <w:r>
           <w:rPr>
             <w:rFonts w:ascii="Arial" w:cs="Arial" w:eastAsia="Arial" w:hAnsi="Arial"/>
@@ -12939,7 +14131,7 @@
         </w:rPr>
         <w:t xml:space="preserve">«Русские сезоны»: площади, цены, сроки — «Новострой-М» — </w:t>
       </w:r>
-      <w:hyperlink w:history="1" r:id="rIdu35cn-snp7ieq8nq8thq2">
+      <w:hyperlink w:history="1" r:id="rIdzqkqikmsvgej_q2iltcoy">
         <w:r>
           <w:rPr>
             <w:rFonts w:ascii="Arial" w:cs="Arial" w:eastAsia="Arial" w:hAnsi="Arial"/>
@@ -12986,7 +14178,7 @@
         </w:rPr>
         <w:t xml:space="preserve">Цены предложения по элитным районам Москвы, I квартал 2026 — NF Group — </w:t>
       </w:r>
-      <w:hyperlink w:history="1" r:id="rIdbwhuhgx3vw0ri-uxc-6od">
+      <w:hyperlink w:history="1" r:id="rIdjgmgfjxu6ol4hw-rvczok">
         <w:r>
           <w:rPr>
             <w:rFonts w:ascii="Arial" w:cs="Arial" w:eastAsia="Arial" w:hAnsi="Arial"/>
@@ -13033,7 +14225,7 @@
         </w:rPr>
         <w:t xml:space="preserve">Хроника согласований и ценовые ориентиры отрасли — Telegram-канал Property Insider, посты 31831, 33421, 34170, 35495 (ноябрь 2025 — август 2026) — </w:t>
       </w:r>
-      <w:hyperlink w:history="1" r:id="rIdsl-wp2hqwpo7qw98wmu4j">
+      <w:hyperlink w:history="1" r:id="rIdmbpd31djmar-m5c1aohg-">
         <w:r>
           <w:rPr>
             <w:rFonts w:ascii="Arial" w:cs="Arial" w:eastAsia="Arial" w:hAnsi="Arial"/>
@@ -13080,7 +14272,7 @@
         </w:rPr>
         <w:t xml:space="preserve">Координаты для карты — OpenStreetMap по адресу. Картографическая основа — Яндекс Карты — </w:t>
       </w:r>
-      <w:hyperlink w:history="1" r:id="rIdlbf5t50lqlmj3bnw6y4bl">
+      <w:hyperlink w:history="1" r:id="rIddso82dvm3cgwjuke7dp3b">
         <w:r>
           <w:rPr>
             <w:rFonts w:ascii="Arial" w:cs="Arial" w:eastAsia="Arial" w:hAnsi="Arial"/>

--- a/aurix-brief/AURIX_три_площадки_справка.docx
+++ b/aurix-brief/AURIX_три_площадки_справка.docx
@@ -1455,7 +1455,7 @@
           <w:sz w:val="15"/>
           <w:szCs w:val="15"/>
         </w:rPr>
-        <w:t xml:space="preserve">Три площадки разнесены по трём разным элитным районам: Замоскворечье, Хамовники и Якиманка. Между крайними — «Земледельческим» и «Ордынкой» — около трёх километров. Общего у них не расположение, а происхождение: все три достались «Эталону» одной сделкой.</w:t>
+        <w:t xml:space="preserve">Три площадки разнесены по трём разным элитным районам: Замоскворечье, Хамовники и Якиманка. Между крайними — «Земледельческим» и «Ордынкой» — около трёх километров. Все три достались «Эталону» одной сделкой — общим у них оказалось происхождение, а не соседство.</w:t>
       </w:r>
     </w:p>
     <w:p>
@@ -1530,7 +1530,7 @@
           <w:sz w:val="19"/>
           <w:szCs w:val="19"/>
         </w:rPr>
-        <w:t xml:space="preserve">Ценность этих зданий — не в них самих, а в адресах. </w:t>
+        <w:t xml:space="preserve">Телефонные станции строили в центре: от них шли медные линии к абонентам, и чем ближе станция к жилому кварталу, тем дешевле обходилась сеть. </w:t>
       </w:r>
       <w:r>
         <w:rPr>
@@ -1543,7 +1543,7 @@
           <w:sz w:val="19"/>
           <w:szCs w:val="19"/>
         </w:rPr>
-        <w:t xml:space="preserve">Телефонные станции строили в центре, потому что от них шли медные линии к абонентам. Через сто лет это оказалось портфелем участков в местах, где свободной земли под застройку просто нет. Все три площадки в этой справке — бывшие АТС, и первый премиальный дом AURIX в Москве, «Резиденция Омега», тоже строится на месте станции.</w:t>
+        <w:t xml:space="preserve">Через сто лет линии не нужны, а участки остались — в местах, где свободной земли под застройку нет. Все три площадки в этой справке — бывшие АТС; первый премиальный дом AURIX в Москве, «Резиденция Омега», тоже строится на месте станции.</w:t>
       </w:r>
     </w:p>
     <w:p>
@@ -1620,7 +1620,7 @@
           <w:sz w:val="19"/>
           <w:szCs w:val="19"/>
         </w:rPr>
-        <w:t xml:space="preserve">Бренд AURIX Группа «Эталон» запустила в апреле 2025 года, отдельно от основного бизнеса. Причина понятная: «Эталон» тридцать лет ассоциируется с массовым и комфорт-классом, и выводить дом за миллиард под этой маркой было бы странно. К августу 2026 года под AURIX уже четыре проекта в продаже — два в Москве и два в Петербурге — и три площадки в статусе «Скоро». Это уже похоже на отдельную платформу, а не на разовый эксперимент.</w:t>
+        <w:t xml:space="preserve">Бренд AURIX Группа «Эталон» запустила в апреле 2025 года, отдельно от основного бизнеса. Группа тридцать лет работает в массовом и комфорт-классе, и продавать дом за миллиард под той же маркой было бы трудно. К августу 2026 года под AURIX четыре проекта в продаже — два в Москве и два в Петербурге — и три площадки в статусе «Скоро». Заявлено ещё восемнадцать.</w:t>
       </w:r>
     </w:p>
     <w:p>
@@ -4030,7 +4030,7 @@
           <w:sz w:val="19"/>
           <w:szCs w:val="19"/>
         </w:rPr>
-        <w:t xml:space="preserve">Адрес почти невозможно улучшить. </w:t>
+        <w:t xml:space="preserve">До «Третьяковской» 170 метров, до «Новокузнецкой» — 300, до Третьяковской галереи — 300. </w:t>
       </w:r>
       <w:r>
         <w:rPr>
@@ -4043,7 +4043,7 @@
           <w:sz w:val="19"/>
           <w:szCs w:val="19"/>
         </w:rPr>
-        <w:t xml:space="preserve">До «Третьяковской» 170 метров, до «Новокузнецкой» — 300. В трёхстах метрах Третьяковская галерея, вокруг — Марфо-Мариинская обитель, Покровская и Никольская церкви, музей Островского. Это не «центр» вообще, а конкретно та его часть, которую покупают за атмосферу малоэтажного Замоскворечья.</w:t>
+        <w:t xml:space="preserve">Вокруг участка Марфо-Мариинская обитель, Покровская и Никольская церкви, музей Островского. Застройка малоэтажная: доминант, которые перекрыли бы виды, в квартале нет.</w:t>
       </w:r>
     </w:p>
     <w:p>
@@ -4075,7 +4075,7 @@
           <w:sz w:val="19"/>
           <w:szCs w:val="19"/>
         </w:rPr>
-        <w:t xml:space="preserve">Концепция отвечает месту, а не рынку. </w:t>
+        <w:t xml:space="preserve">Концепция построена как композиция городских усадеб с отсылкой к купеческой Москве XVII–XVIII веков. </w:t>
       </w:r>
       <w:r>
         <w:rPr>
@@ -4088,7 +4088,7 @@
           <w:sz w:val="19"/>
           <w:szCs w:val="19"/>
         </w:rPr>
-        <w:t xml:space="preserve">Авторы построили её как композицию городских усадеб с отсылкой к купеческой Москве XVII–XVIII веков; на фасадах предложено разместить двенадцать мозаик утраченных церквей Замоскворечья, сохранённых компанией. Материалы — натуральный камень и металл. Для делюкса это работающий аргумент: такую историю нельзя воспроизвести на другой площадке.</w:t>
+        <w:t xml:space="preserve">На фасадах предложено разместить двенадцать мозаик утраченных церквей Замоскворечья, сохранённых компанией; материалы — натуральный камень и металл. Двенадцать мозаик привязывают дом к конкретному кварталу: на другой площадке такой набор не соберётся.</w:t>
       </w:r>
     </w:p>
     <w:p>
@@ -5344,7 +5344,7 @@
           <w:sz w:val="19"/>
           <w:szCs w:val="19"/>
         </w:rPr>
-        <w:t xml:space="preserve">Зато сам адрес — тихая часть Хамовников. </w:t>
+        <w:t xml:space="preserve">До Москвы-реки триста метров, вокруг переулки между Плющихой и Смоленской набережной. </w:t>
       </w:r>
       <w:r>
         <w:rPr>
@@ -5357,7 +5357,7 @@
           <w:sz w:val="19"/>
           <w:szCs w:val="19"/>
         </w:rPr>
-        <w:t xml:space="preserve">Переулки между Плющихой и Смоленской набережной, малоэтажная застройка, до Москвы-реки триста метров. Рядом Ансамбль имени Александрова, «Пироговка» и посольский квартал вокруг Смоленского бульвара.</w:t>
+        <w:t xml:space="preserve">Застройка малоэтажная, транзитного движения нет. По соседству Ансамбль имени Александрова, «Пироговка» и посольский квартал вдоль Смоленского бульвара.</w:t>
       </w:r>
     </w:p>
     <w:p>
@@ -5389,7 +5389,7 @@
           <w:sz w:val="19"/>
           <w:szCs w:val="19"/>
         </w:rPr>
-        <w:t xml:space="preserve">И это самая плотно зажатая площадка. </w:t>
+        <w:t xml:space="preserve">Участок 0,3 га — вдвое меньше, чем нужно для 8 тыс. м² жилья при обычной для центра плотности. </w:t>
       </w:r>
       <w:r>
         <w:rPr>
@@ -5402,7 +5402,7 @@
           <w:sz w:val="19"/>
           <w:szCs w:val="19"/>
         </w:rPr>
-        <w:t xml:space="preserve">Участок всего 0,3 га, вокруг сплошная застройка. В отраслевых публикациях прямо отмечали, что 8 тыс. м² жилья на таком пятне могли не пройти по инсоляции — то, что показатели согласовали в мае 2026 года, само по себе результат.</w:t>
+        <w:t xml:space="preserve">Вокруг сплошная застройка, и в отраслевых публикациях отмечали, что проект мог не пройти по инсоляции. Показатели согласовали в мае 2026 года — значит, вопрос сняли, но запаса по плотности у площадки не осталось.</w:t>
       </w:r>
     </w:p>
     <w:p>
@@ -7086,7 +7086,7 @@
           <w:sz w:val="19"/>
           <w:szCs w:val="19"/>
         </w:rPr>
-        <w:t xml:space="preserve">Материалы заявлены дорогие. </w:t>
+        <w:t xml:space="preserve">Фасады заявлены из архитектурного бетона с вкраплениями изумрудной керамики и моллированных витражей — то есть гнутого стекла. </w:t>
       </w:r>
       <w:r>
         <w:rPr>
@@ -7099,7 +7099,7 @@
           <w:sz w:val="19"/>
           <w:szCs w:val="19"/>
         </w:rPr>
-        <w:t xml:space="preserve">Архитектурный бетон с вкраплениями изумрудной керамики и моллированные витражи — то есть гнутое стекло. Для дома на 34 квартиры это заметная часть себестоимости и одновременно главный визуальный аргумент проекта.</w:t>
+        <w:t xml:space="preserve">Гнутое стекло дороже плоского в несколько раз, а на 34 квартиры распределять эти затраты не на что. Отсюда и цена метра: облик проекта оплачивается из неё напрямую.</w:t>
       </w:r>
     </w:p>
     <w:p>
@@ -7131,7 +7131,7 @@
           <w:sz w:val="19"/>
           <w:szCs w:val="19"/>
         </w:rPr>
-        <w:t xml:space="preserve">Паркинга ровно по норме и не больше. </w:t>
+        <w:t xml:space="preserve">36 машино-мест на 34 квартиры — 1,06 на резиденцию. </w:t>
       </w:r>
       <w:r>
         <w:rPr>
@@ -7144,7 +7144,7 @@
           <w:sz w:val="19"/>
           <w:szCs w:val="19"/>
         </w:rPr>
-        <w:t xml:space="preserve">36 машино-мест на 34 квартиры — 1,06 на резиденцию. Для формата со средней квартирой 144 м² это скромно: в этом сегменте на семью обычно приходится две машины, а Якиманка — зона платной парковки.</w:t>
+        <w:t xml:space="preserve">Для формата со средней квартирой 144 м² этого мало: в сегменте на семью обычно приходится две машины, а Якиманка — зона платной парковки.</w:t>
       </w:r>
     </w:p>
     <w:p>
@@ -8370,7 +8370,7 @@
           <w:sz w:val="19"/>
           <w:szCs w:val="19"/>
         </w:rPr>
-        <w:t xml:space="preserve">От 4,9 до 17,3 тыс. м² на проект. При таких размерах расходы на согласования, архитектуру и стройку размазываются на очень небольшой метраж, и вытянуть экономику можно только высокой ценой. Это не выбор позиционирования, а следствие размера площадки.</w:t>
+        <w:t xml:space="preserve">От 4,9 до 17,3 тыс. м² на проект. При таких размерах расходы на согласования, архитектуру и стройку ложатся на очень небольшой метраж. Даже если бы застройщик хотел выйти в премиум подешевле, площадки такого размера этого не позволяют.</w:t>
       </w:r>
     </w:p>
     <w:p>
@@ -8492,7 +8492,7 @@
           <w:sz w:val="19"/>
           <w:szCs w:val="19"/>
         </w:rPr>
-        <w:t xml:space="preserve">Степень раскрытия по трём площадкам очень разная, и это само по себе показательно. </w:t>
+        <w:t xml:space="preserve">По «Полянке» опубликованы и концепция, и показатели; по «Ордынке» — концепция и общая площадь, но не число квартир; по «Земледельческому» — только показатели. </w:t>
       </w:r>
       <w:r>
         <w:rPr>
@@ -8505,7 +8505,7 @@
           <w:sz w:val="19"/>
           <w:szCs w:val="19"/>
         </w:rPr>
-        <w:t xml:space="preserve">По «Полянке» опубликованы и архитектурная концепция, и показатели. По «Ордынке» — концепция и общая площадь, но не число квартир. По «Земледельческому» — только показатели: ни архитектора, ни этажности, ни визуализаций на собственных ресурсах. Похоже на разную степень готовности: «Полянка» вышла на согласование первой, «Земледельческий» — последним.</w:t>
+        <w:t xml:space="preserve">Порядок раскрытия совпадает с порядком согласований: «Полянка» вышла на ГЗК в ноябре 2025 года, «Ордынка» в марте 2026-го, «Земледельческий» в мае. Чем позже площадка вошла в работу, тем меньше про неё известно.</w:t>
       </w:r>
     </w:p>
     <w:p>
@@ -8537,7 +8537,7 @@
           <w:sz w:val="19"/>
           <w:szCs w:val="19"/>
         </w:rPr>
-        <w:t xml:space="preserve">С транспортом у всех трёх по-разному. </w:t>
+        <w:t xml:space="preserve">До метро: 170 метров от «Ордынки», 250 от «Полянки» и 650 от «Земледельческого». </w:t>
       </w:r>
       <w:r>
         <w:rPr>
@@ -8550,7 +8550,7 @@
           <w:sz w:val="19"/>
           <w:szCs w:val="19"/>
         </w:rPr>
-        <w:t xml:space="preserve">«Полянка» и «Ордынка» стоят в двух минутах от одноимённых станций метро. До «Смоленской» от «Земледельческого» около километра — минут пятнадцать пешком. Для элитного сегмента это не решающий фактор, но на «Земледельческом» он добавляется к и без того более скромному формату квартир.</w:t>
+        <w:t xml:space="preserve">Разрыв вчетверо. Для элитного сегмента пешая доступность метро не решающий фактор, но у «Земледельческого» она складывается с самым скромным форматом квартир — это единственная площадка, где два минуса совпали.</w:t>
       </w:r>
     </w:p>
     <w:p>
@@ -10273,7 +10273,7 @@
           <w:sz w:val="19"/>
           <w:szCs w:val="19"/>
         </w:rPr>
-        <w:t xml:space="preserve">И ещё нагляднее — доля в программе. </w:t>
+        <w:t xml:space="preserve">21,4–23,6 тыс. м² квартир — это 11–12 % от заявленных 200 тыс. м² потенциала застройки, а 64–71 млрд ₽ — 35–38 % от заявленных 185 млрд ₽ выручки. </w:t>
       </w:r>
       <w:r>
         <w:rPr>
@@ -10286,7 +10286,7 @@
           <w:sz w:val="19"/>
           <w:szCs w:val="19"/>
         </w:rPr>
-        <w:t xml:space="preserve">21,4 тыс. м² квартир на этих трёх участках — это около 11 % от заявленных 200 тыс. м² потенциала застройки. А 64 млрд ₽ — это около 35 % от заявленных 185 млрд ₽ выручки до 2032 года. То есть примерно треть денег всей программы приходится на одну девятую её метража. Центральные адреса и есть та часть портфеля, ради которой всё затевалось.</w:t>
+        <w:t xml:space="preserve">То есть треть денег всей программы приходится на одну девятую её метража. Метр на этих трёх участках втрое дороже среднего метра программы: 3 млн против 925 тыс. ₽.</w:t>
       </w:r>
     </w:p>
     <w:p>
@@ -11811,7 +11811,7 @@
           <w:sz w:val="19"/>
           <w:szCs w:val="19"/>
         </w:rPr>
-        <w:t xml:space="preserve">«Русские сезоны» — главный ориентир по Ордынке. </w:t>
+        <w:t xml:space="preserve">«Русские сезоны» стоят на той же улице и уже продаются: 117–268 м² по 492–917 млн ₽, метр 3,4–4,2 млн ₽, отделка включена, сдача в IV квартале 2026 года. </w:t>
       </w:r>
       <w:r>
         <w:rPr>
@@ -11824,7 +11824,7 @@
           <w:sz w:val="19"/>
           <w:szCs w:val="19"/>
         </w:rPr>
-        <w:t xml:space="preserve">Делюкс, квартиры 117–268 м² по 492–917 млн ₽, чистовая отделка включена, сдача в IV квартале 2026 года. Метр там 3,4–4,2 млн ₽. Это то, с чем «Большая Ордынка, 25» будет конкурировать напрямую — с той разницей, что «Сезоны» сдаются через несколько месяцев, а «Ордынка» через пять лет.</w:t>
+        <w:t xml:space="preserve">С ними «Большая Ордынка, 25» и будет конкурировать напрямую. Разница в сроке — пять лет против нескольких месяцев, и покупателю придётся оценить эти пять лет в деньгах.</w:t>
       </w:r>
     </w:p>
     <w:p>
@@ -11869,7 +11869,7 @@
           <w:sz w:val="19"/>
           <w:szCs w:val="19"/>
         </w:rPr>
-        <w:t xml:space="preserve">Ни «Резиденция Омега», ни «Арбат 2» прайс не публикуют — на площадках стоит «цена по запросу». Так что даже откалибровать ориентир по уже работающим домам того же застройщика не получается. Это осознанная политика бренда, а не пробел в данных.</w:t>
+        <w:t xml:space="preserve">Ни «Резиденция Омега», ни «Арбат 2» прайс не публикуют — на площадках стоит «цена по запросу». Откалибровать ориентир по уже работающим домам того же застройщика поэтому не получается: цены закрыты по всему портфелю, включая проекты, которые продаются больше года.</w:t>
       </w:r>
     </w:p>
     <w:p>
@@ -13375,7 +13375,7 @@
           <w:sz w:val="19"/>
           <w:szCs w:val="19"/>
         </w:rPr>
-        <w:t xml:space="preserve">Три площадки — это один актив, а не три сделки. </w:t>
+        <w:t xml:space="preserve">Все три площадки пришли одним пакетом — при покупке «Бизнес-Недвижимости» за 14,1 млрд ₽ вместе с ещё 39 объектами. </w:t>
       </w:r>
       <w:r>
         <w:rPr>
@@ -13388,7 +13388,7 @@
           <w:sz w:val="19"/>
           <w:szCs w:val="19"/>
         </w:rPr>
-        <w:t xml:space="preserve">Все они пришли одним пакетом, у всех одинаковое происхождение и один девелопер. Смотреть на них по отдельности — значит не увидеть главного: «Эталон» купил портфель центральных адресов оптом и теперь распаковывает его по одному.</w:t>
+        <w:t xml:space="preserve">У них общее происхождение, один девелопер и одна очередь согласований, поэтому и сроки, и ценовая политика по ним будут связаны: задержка или неудачный старт на одной площадке отразится на остальных.</w:t>
       </w:r>
     </w:p>
     <w:p>
@@ -13661,7 +13661,7 @@
         </w:rPr>
         <w:t xml:space="preserve">Сайт застройщика и статусы проектов — aurix-development.ru, проверено 26.08.2026 — </w:t>
       </w:r>
-      <w:hyperlink w:history="1" r:id="rIdlllzejqvvi48x_69cktku">
+      <w:hyperlink w:history="1" r:id="rIdoybmm_zdfetmqgnapaqxs">
         <w:r>
           <w:rPr>
             <w:rFonts w:ascii="Arial" w:cs="Arial" w:eastAsia="Arial" w:hAnsi="Arial"/>
@@ -13708,7 +13708,7 @@
         </w:rPr>
         <w:t xml:space="preserve">«Большая Ордынка, 25»: адрес, 17 300 м², концепция и визуализации — портфолио бюро «ЭталонПроект» — </w:t>
       </w:r>
-      <w:hyperlink w:history="1" r:id="rIdsnnju12j7ff_rsbstvohk">
+      <w:hyperlink w:history="1" r:id="rIdgt3nax-oymzlrhh_ofsug">
         <w:r>
           <w:rPr>
             <w:rFonts w:ascii="Arial" w:cs="Arial" w:eastAsia="Arial" w:hAnsi="Arial"/>
@@ -13755,7 +13755,7 @@
         </w:rPr>
         <w:t xml:space="preserve">«Малая Полянка, 3»: 7 941 м², концепция и визуализации — портфолио бюро «ЭталонПроект» — </w:t>
       </w:r>
-      <w:hyperlink w:history="1" r:id="rIdev_poqe9qlqmt-8jewaqo">
+      <w:hyperlink w:history="1" r:id="rIdyoljikhvgyh67dar9_n_8">
         <w:r>
           <w:rPr>
             <w:rFonts w:ascii="Arial" w:cs="Arial" w:eastAsia="Arial" w:hAnsi="Arial"/>
@@ -13802,7 +13802,7 @@
         </w:rPr>
         <w:t xml:space="preserve">«Малая Полянка, 3»: 34 квартиры, 36 машино-мест, 9 этажей — карточка проекта — </w:t>
       </w:r>
-      <w:hyperlink w:history="1" r:id="rIdotqdcgk1gfymecqfea6s1">
+      <w:hyperlink w:history="1" r:id="rIdrgaaz2gziopopk6rgnydm">
         <w:r>
           <w:rPr>
             <w:rFonts w:ascii="Arial" w:cs="Arial" w:eastAsia="Arial" w:hAnsi="Arial"/>
@@ -13849,7 +13849,7 @@
         </w:rPr>
         <w:t xml:space="preserve">Класс, отделка white box и срок сдачи по «Ордынке» — карточка у брокера Whitewill — </w:t>
       </w:r>
-      <w:hyperlink w:history="1" r:id="rId590jvrxzlar-on_vszphm">
+      <w:hyperlink w:history="1" r:id="rIdpqwuiwm4mbfsmjiatfejx">
         <w:r>
           <w:rPr>
             <w:rFonts w:ascii="Arial" w:cs="Arial" w:eastAsia="Arial" w:hAnsi="Arial"/>
@@ -13896,7 +13896,7 @@
         </w:rPr>
         <w:t xml:space="preserve">«Земледельческий, 15»: 77 квартир, 8 000 м², участок 0,3 га, монолитно-кирпичный — </w:t>
       </w:r>
-      <w:hyperlink w:history="1" r:id="rIdkpt5yd09pwwdhayhljent">
+      <w:hyperlink w:history="1" r:id="rIds9sykkozclk2af-k-fhz0">
         <w:r>
           <w:rPr>
             <w:rFonts w:ascii="Arial" w:cs="Arial" w:eastAsia="Arial" w:hAnsi="Arial"/>
@@ -13943,7 +13943,7 @@
         </w:rPr>
         <w:t xml:space="preserve">Сделка с АО «Бизнес-Недвижимость»: 14,1 млрд ₽, 42 объекта, 18 проектов, 185 млрд ₽ выручки до 2032 года — Группа «Эталон», 28.08.2025 — </w:t>
       </w:r>
-      <w:hyperlink w:history="1" r:id="rIdol45y4i1uacip5rj4fxlr">
+      <w:hyperlink w:history="1" r:id="rIdcqhubfwabhmudomdcao7i">
         <w:r>
           <w:rPr>
             <w:rFonts w:ascii="Arial" w:cs="Arial" w:eastAsia="Arial" w:hAnsi="Arial"/>
@@ -13990,7 +13990,7 @@
         </w:rPr>
         <w:t xml:space="preserve">Разрешение на строительство первого премиального дома AURIX в Москве, 11.12.2025 — РИА Недвижимость — </w:t>
       </w:r>
-      <w:hyperlink w:history="1" r:id="rIdlmvsc_hzduzbd8ahar6mx">
+      <w:hyperlink w:history="1" r:id="rIdiiqxp5dy4vf8t2j7kr5ct">
         <w:r>
           <w:rPr>
             <w:rFonts w:ascii="Arial" w:cs="Arial" w:eastAsia="Arial" w:hAnsi="Arial"/>
@@ -14037,7 +14037,7 @@
         </w:rPr>
         <w:t xml:space="preserve">«Резиденция Омега»: 59 резиденций, 18,2 тыс. м² общей и 8,9 тыс. м² жилой площади — «Элитное.ру» — </w:t>
       </w:r>
-      <w:hyperlink w:history="1" r:id="rIdbb2i2dlriq9it6tqkxhck">
+      <w:hyperlink w:history="1" r:id="rIdeo7niodamz22s4xqcxwxz">
         <w:r>
           <w:rPr>
             <w:rFonts w:ascii="Arial" w:cs="Arial" w:eastAsia="Arial" w:hAnsi="Arial"/>
@@ -14084,7 +14084,7 @@
         </w:rPr>
         <w:t xml:space="preserve">«Арбат 2»: 23 квартиры и 2 пентхауса, паркинг 66 мест, 42 кладовые, здание 1965 года — сайт проекта — </w:t>
       </w:r>
-      <w:hyperlink w:history="1" r:id="rIdguwqvhv_piilzg5bvfzdf">
+      <w:hyperlink w:history="1" r:id="rIdwt9eodxd1oepjqlhzvf1p">
         <w:r>
           <w:rPr>
             <w:rFonts w:ascii="Arial" w:cs="Arial" w:eastAsia="Arial" w:hAnsi="Arial"/>
@@ -14131,7 +14131,7 @@
         </w:rPr>
         <w:t xml:space="preserve">«Русские сезоны»: площади, цены, сроки — «Новострой-М» — </w:t>
       </w:r>
-      <w:hyperlink w:history="1" r:id="rIdzqkqikmsvgej_q2iltcoy">
+      <w:hyperlink w:history="1" r:id="rId-6j0ypbbzq8m95ykzv-sm">
         <w:r>
           <w:rPr>
             <w:rFonts w:ascii="Arial" w:cs="Arial" w:eastAsia="Arial" w:hAnsi="Arial"/>
@@ -14178,7 +14178,7 @@
         </w:rPr>
         <w:t xml:space="preserve">Цены предложения по элитным районам Москвы, I квартал 2026 — NF Group — </w:t>
       </w:r>
-      <w:hyperlink w:history="1" r:id="rIdjgmgfjxu6ol4hw-rvczok">
+      <w:hyperlink w:history="1" r:id="rId-0r8tcv4ofovln3smpzei">
         <w:r>
           <w:rPr>
             <w:rFonts w:ascii="Arial" w:cs="Arial" w:eastAsia="Arial" w:hAnsi="Arial"/>
@@ -14225,7 +14225,7 @@
         </w:rPr>
         <w:t xml:space="preserve">Хроника согласований и ценовые ориентиры отрасли — Telegram-канал Property Insider, посты 31831, 33421, 34170, 35495 (ноябрь 2025 — август 2026) — </w:t>
       </w:r>
-      <w:hyperlink w:history="1" r:id="rIdmbpd31djmar-m5c1aohg-">
+      <w:hyperlink w:history="1" r:id="rIdfiacbobdurj3xp0rf5jb4">
         <w:r>
           <w:rPr>
             <w:rFonts w:ascii="Arial" w:cs="Arial" w:eastAsia="Arial" w:hAnsi="Arial"/>
@@ -14272,7 +14272,7 @@
         </w:rPr>
         <w:t xml:space="preserve">Координаты для карты — OpenStreetMap по адресу. Картографическая основа — Яндекс Карты — </w:t>
       </w:r>
-      <w:hyperlink w:history="1" r:id="rIddso82dvm3cgwjuke7dp3b">
+      <w:hyperlink w:history="1" r:id="rIdu8fziqqgxjhqeffzr0xab">
         <w:r>
           <w:rPr>
             <w:rFonts w:ascii="Arial" w:cs="Arial" w:eastAsia="Arial" w:hAnsi="Arial"/>
